--- a/lab2/СПО_2_ОТЧЕТ.docx
+++ b/lab2/СПО_2_ОТЧЕТ.docx
@@ -1,6 +1,6 @@
 
 <file path=word/document.xml><?xml version="1.0" encoding="utf-8"?>
-<w:document xmlns:wpc="http://schemas.microsoft.com/office/word/2010/wordprocessingCanvas" xmlns:cx="http://schemas.microsoft.com/office/drawing/2014/chartex" xmlns:cx1="http://schemas.microsoft.com/office/drawing/2015/9/8/chartex" xmlns:cx2="http://schemas.microsoft.com/office/drawing/2015/10/21/chartex" xmlns:cx3="http://schemas.microsoft.com/office/drawing/2016/5/9/chartex" xmlns:cx4="http://schemas.microsoft.com/office/drawing/2016/5/10/chartex" xmlns:cx5="http://schemas.microsoft.com/office/drawing/2016/5/11/chartex" xmlns:cx6="http://schemas.microsoft.com/office/drawing/2016/5/12/chartex" xmlns:cx7="http://schemas.microsoft.com/office/drawing/2016/5/13/chartex" xmlns:cx8="http://schemas.microsoft.com/office/drawing/2016/5/14/chartex" xmlns:mc="http://schemas.openxmlformats.org/markup-compatibility/2006" xmlns:aink="http://schemas.microsoft.com/office/drawing/2016/ink" xmlns:am3d="http://schemas.microsoft.com/office/drawing/2017/model3d" xmlns:o="urn:schemas-microsoft-com:office:office" xmlns:oel="http://schemas.microsoft.com/office/2019/extlst" xmlns:r="http://schemas.openxmlformats.org/officeDocument/2006/relationships" xmlns:m="http://schemas.openxmlformats.org/officeDocument/2006/math" xmlns:v="urn:schemas-microsoft-com:vml" xmlns:wp14="http://schemas.microsoft.com/office/word/2010/wordprocessingDrawing" xmlns:wp="http://schemas.openxmlformats.org/drawingml/2006/wordprocessingDrawing" xmlns:w10="urn:schemas-microsoft-com:office:word" xmlns:w="http://schemas.openxmlformats.org/wordprocessingml/2006/main" xmlns:w14="http://schemas.microsoft.com/office/word/2010/wordml" xmlns:w15="http://schemas.microsoft.com/office/word/2012/wordml" xmlns:w16cex="http://schemas.microsoft.com/office/word/2018/wordml/cex" xmlns:w16cid="http://schemas.microsoft.com/office/word/2016/wordml/cid" xmlns:w16="http://schemas.microsoft.com/office/word/2018/wordml" xmlns:w16sdtdh="http://schemas.microsoft.com/office/word/2020/wordml/sdtdatahash" xmlns:w16se="http://schemas.microsoft.com/office/word/2015/wordml/symex" xmlns:wpg="http://schemas.microsoft.com/office/word/2010/wordprocessingGroup" xmlns:wpi="http://schemas.microsoft.com/office/word/2010/wordprocessingInk" xmlns:wne="http://schemas.microsoft.com/office/word/2006/wordml" xmlns:wps="http://schemas.microsoft.com/office/word/2010/wordprocessingShape" mc:Ignorable="w14 w15 w16se w16cid w16 w16cex w16sdtdh wp14">
+<w:document xmlns:wpc="http://schemas.microsoft.com/office/word/2010/wordprocessingCanvas" xmlns:cx="http://schemas.microsoft.com/office/drawing/2014/chartex" xmlns:cx1="http://schemas.microsoft.com/office/drawing/2015/9/8/chartex" xmlns:cx2="http://schemas.microsoft.com/office/drawing/2015/10/21/chartex" xmlns:cx3="http://schemas.microsoft.com/office/drawing/2016/5/9/chartex" xmlns:cx4="http://schemas.microsoft.com/office/drawing/2016/5/10/chartex" xmlns:cx5="http://schemas.microsoft.com/office/drawing/2016/5/11/chartex" xmlns:cx6="http://schemas.microsoft.com/office/drawing/2016/5/12/chartex" xmlns:cx7="http://schemas.microsoft.com/office/drawing/2016/5/13/chartex" xmlns:cx8="http://schemas.microsoft.com/office/drawing/2016/5/14/chartex" xmlns:mc="http://schemas.openxmlformats.org/markup-compatibility/2006" xmlns:aink="http://schemas.microsoft.com/office/drawing/2016/ink" xmlns:am3d="http://schemas.microsoft.com/office/drawing/2017/model3d" xmlns:o="urn:schemas-microsoft-com:office:office" xmlns:oel="http://schemas.microsoft.com/office/2019/extlst" xmlns:r="http://schemas.openxmlformats.org/officeDocument/2006/relationships" xmlns:m="http://schemas.openxmlformats.org/officeDocument/2006/math" xmlns:v="urn:schemas-microsoft-com:vml" xmlns:wp14="http://schemas.microsoft.com/office/word/2010/wordprocessingDrawing" xmlns:wp="http://schemas.openxmlformats.org/drawingml/2006/wordprocessingDrawing" xmlns:w10="urn:schemas-microsoft-com:office:word" xmlns:w="http://schemas.openxmlformats.org/wordprocessingml/2006/main" xmlns:w14="http://schemas.microsoft.com/office/word/2010/wordml" xmlns:w15="http://schemas.microsoft.com/office/word/2012/wordml" xmlns:w16cex="http://schemas.microsoft.com/office/word/2018/wordml/cex" xmlns:w16cid="http://schemas.microsoft.com/office/word/2016/wordml/cid" xmlns:w16="http://schemas.microsoft.com/office/word/2018/wordml" xmlns:w16du="http://schemas.microsoft.com/office/word/2023/wordml/word16du" xmlns:w16sdtdh="http://schemas.microsoft.com/office/word/2020/wordml/sdtdatahash" xmlns:w16sdtfl="http://schemas.microsoft.com/office/word/2024/wordml/sdtformatlock" xmlns:w16se="http://schemas.microsoft.com/office/word/2015/wordml/symex" xmlns:wpg="http://schemas.microsoft.com/office/word/2010/wordprocessingGroup" xmlns:wpi="http://schemas.microsoft.com/office/word/2010/wordprocessingInk" xmlns:wne="http://schemas.microsoft.com/office/word/2006/wordml" xmlns:wps="http://schemas.microsoft.com/office/word/2010/wordprocessingShape" mc:Ignorable="w14 w15 w16se w16cid w16 w16cex w16sdtdh w16sdtfl w16du wp14">
   <w:body>
     <w:p>
       <w:pPr>
@@ -75,7 +75,6 @@
           <w:rFonts w:ascii="Times New Roman" w:hAnsi="Times New Roman" w:cs="Times New Roman"/>
           <w:sz w:val="28"/>
           <w:szCs w:val="28"/>
-          <w:lang w:val="en-US"/>
         </w:rPr>
       </w:pPr>
       <w:r>
@@ -107,7 +106,6 @@
           <w:rFonts w:ascii="Times New Roman" w:hAnsi="Times New Roman" w:cs="Times New Roman"/>
           <w:sz w:val="28"/>
           <w:szCs w:val="28"/>
-          <w:lang w:val="en-US"/>
         </w:rPr>
         <w:t>2</w:t>
       </w:r>
@@ -250,6 +248,7 @@
           <w:szCs w:val="28"/>
         </w:rPr>
       </w:pPr>
+      <w:proofErr w:type="gramStart"/>
       <w:r>
         <w:rPr>
           <w:rFonts w:ascii="Times New Roman" w:hAnsi="Times New Roman" w:cs="Times New Roman"/>
@@ -298,6 +297,7 @@
         </w:rPr>
         <w:t>.</w:t>
       </w:r>
+      <w:proofErr w:type="gramEnd"/>
     </w:p>
     <w:p>
       <w:pPr>
@@ -493,7 +493,7 @@
     </w:p>
     <w:p>
       <w:pPr>
-        <w:pStyle w:val="a3"/>
+        <w:pStyle w:val="ListParagraph"/>
         <w:numPr>
           <w:ilvl w:val="0"/>
           <w:numId w:val="7"/>
@@ -542,7 +542,7 @@
     </w:p>
     <w:p>
       <w:pPr>
-        <w:pStyle w:val="aa"/>
+        <w:pStyle w:val="NoSpacing"/>
         <w:rPr>
           <w:rFonts w:ascii="JetBrains Mono" w:eastAsia="Times New Roman" w:hAnsi="JetBrains Mono" w:cs="JetBrains Mono"/>
           <w:sz w:val="20"/>
@@ -568,19 +568,19 @@
           <w:szCs w:val="20"/>
           <w:lang w:val="en-US" w:eastAsia="ru-RU"/>
         </w:rPr>
-        <w:t xml:space="preserve"> main() {</w:t>
-      </w:r>
-    </w:p>
-    <w:p>
-      <w:pPr>
-        <w:pStyle w:val="aa"/>
+        <w:t xml:space="preserve"> </w:t>
+      </w:r>
+      <w:proofErr w:type="gramStart"/>
+      <w:r>
         <w:rPr>
           <w:rFonts w:ascii="JetBrains Mono" w:eastAsia="Times New Roman" w:hAnsi="JetBrains Mono" w:cs="JetBrains Mono"/>
           <w:sz w:val="20"/>
           <w:szCs w:val="20"/>
           <w:lang w:val="en-US" w:eastAsia="ru-RU"/>
         </w:rPr>
-      </w:pPr>
+        <w:t>main(</w:t>
+      </w:r>
+      <w:proofErr w:type="gramEnd"/>
       <w:r>
         <w:rPr>
           <w:rFonts w:ascii="JetBrains Mono" w:eastAsia="Times New Roman" w:hAnsi="JetBrains Mono" w:cs="JetBrains Mono"/>
@@ -588,12 +588,12 @@
           <w:szCs w:val="20"/>
           <w:lang w:val="en-US" w:eastAsia="ru-RU"/>
         </w:rPr>
-        <w:t xml:space="preserve">    let mut total = 0;</w:t>
-      </w:r>
-    </w:p>
-    <w:p>
-      <w:pPr>
-        <w:pStyle w:val="aa"/>
+        <w:t>) {</w:t>
+      </w:r>
+    </w:p>
+    <w:p>
+      <w:pPr>
+        <w:pStyle w:val="NoSpacing"/>
         <w:rPr>
           <w:rFonts w:ascii="JetBrains Mono" w:eastAsia="Times New Roman" w:hAnsi="JetBrains Mono" w:cs="JetBrains Mono"/>
           <w:sz w:val="20"/>
@@ -601,37 +601,37 @@
           <w:lang w:val="en-US" w:eastAsia="ru-RU"/>
         </w:rPr>
       </w:pPr>
-    </w:p>
-    <w:p>
-      <w:pPr>
-        <w:pStyle w:val="aa"/>
+      <w:r>
         <w:rPr>
           <w:rFonts w:ascii="JetBrains Mono" w:eastAsia="Times New Roman" w:hAnsi="JetBrains Mono" w:cs="JetBrains Mono"/>
           <w:sz w:val="20"/>
           <w:szCs w:val="20"/>
           <w:lang w:val="en-US" w:eastAsia="ru-RU"/>
         </w:rPr>
-      </w:pPr>
-      <w:r>
+        <w:t xml:space="preserve">    let mut total = 0;</w:t>
+      </w:r>
+    </w:p>
+    <w:p>
+      <w:pPr>
+        <w:pStyle w:val="NoSpacing"/>
         <w:rPr>
           <w:rFonts w:ascii="JetBrains Mono" w:eastAsia="Times New Roman" w:hAnsi="JetBrains Mono" w:cs="JetBrains Mono"/>
           <w:sz w:val="20"/>
           <w:szCs w:val="20"/>
           <w:lang w:val="en-US" w:eastAsia="ru-RU"/>
         </w:rPr>
-        <w:t xml:space="preserve">    for </w:t>
-      </w:r>
-      <w:proofErr w:type="spellStart"/>
-      <w:r>
+      </w:pPr>
+    </w:p>
+    <w:p>
+      <w:pPr>
+        <w:pStyle w:val="NoSpacing"/>
         <w:rPr>
           <w:rFonts w:ascii="JetBrains Mono" w:eastAsia="Times New Roman" w:hAnsi="JetBrains Mono" w:cs="JetBrains Mono"/>
           <w:sz w:val="20"/>
           <w:szCs w:val="20"/>
           <w:lang w:val="en-US" w:eastAsia="ru-RU"/>
         </w:rPr>
-        <w:t>i</w:t>
-      </w:r>
-      <w:proofErr w:type="spellEnd"/>
+      </w:pPr>
       <w:r>
         <w:rPr>
           <w:rFonts w:ascii="JetBrains Mono" w:eastAsia="Times New Roman" w:hAnsi="JetBrains Mono" w:cs="JetBrains Mono"/>
@@ -639,19 +639,19 @@
           <w:szCs w:val="20"/>
           <w:lang w:val="en-US" w:eastAsia="ru-RU"/>
         </w:rPr>
-        <w:t xml:space="preserve"> in 0..10 {</w:t>
-      </w:r>
-    </w:p>
-    <w:p>
-      <w:pPr>
-        <w:pStyle w:val="aa"/>
+        <w:t xml:space="preserve">    for </w:t>
+      </w:r>
+      <w:proofErr w:type="spellStart"/>
+      <w:r>
         <w:rPr>
           <w:rFonts w:ascii="JetBrains Mono" w:eastAsia="Times New Roman" w:hAnsi="JetBrains Mono" w:cs="JetBrains Mono"/>
           <w:sz w:val="20"/>
           <w:szCs w:val="20"/>
           <w:lang w:val="en-US" w:eastAsia="ru-RU"/>
         </w:rPr>
-      </w:pPr>
+        <w:t>i</w:t>
+      </w:r>
+      <w:proofErr w:type="spellEnd"/>
       <w:r>
         <w:rPr>
           <w:rFonts w:ascii="JetBrains Mono" w:eastAsia="Times New Roman" w:hAnsi="JetBrains Mono" w:cs="JetBrains Mono"/>
@@ -659,9 +659,9 @@
           <w:szCs w:val="20"/>
           <w:lang w:val="en-US" w:eastAsia="ru-RU"/>
         </w:rPr>
-        <w:t xml:space="preserve">        if </w:t>
-      </w:r>
-      <w:proofErr w:type="spellStart"/>
+        <w:t xml:space="preserve"> in </w:t>
+      </w:r>
+      <w:proofErr w:type="gramStart"/>
       <w:r>
         <w:rPr>
           <w:rFonts w:ascii="JetBrains Mono" w:eastAsia="Times New Roman" w:hAnsi="JetBrains Mono" w:cs="JetBrains Mono"/>
@@ -669,9 +669,9 @@
           <w:szCs w:val="20"/>
           <w:lang w:val="en-US" w:eastAsia="ru-RU"/>
         </w:rPr>
-        <w:t>i</w:t>
-      </w:r>
-      <w:proofErr w:type="spellEnd"/>
+        <w:t>0..</w:t>
+      </w:r>
+      <w:proofErr w:type="gramEnd"/>
       <w:r>
         <w:rPr>
           <w:rFonts w:ascii="JetBrains Mono" w:eastAsia="Times New Roman" w:hAnsi="JetBrains Mono" w:cs="JetBrains Mono"/>
@@ -679,12 +679,12 @@
           <w:szCs w:val="20"/>
           <w:lang w:val="en-US" w:eastAsia="ru-RU"/>
         </w:rPr>
-        <w:t xml:space="preserve"> % 2 == 0 {</w:t>
-      </w:r>
-    </w:p>
-    <w:p>
-      <w:pPr>
-        <w:pStyle w:val="aa"/>
+        <w:t>10 {</w:t>
+      </w:r>
+    </w:p>
+    <w:p>
+      <w:pPr>
+        <w:pStyle w:val="NoSpacing"/>
         <w:rPr>
           <w:rFonts w:ascii="JetBrains Mono" w:eastAsia="Times New Roman" w:hAnsi="JetBrains Mono" w:cs="JetBrains Mono"/>
           <w:sz w:val="20"/>
@@ -699,7 +699,7 @@
           <w:szCs w:val="20"/>
           <w:lang w:val="en-US" w:eastAsia="ru-RU"/>
         </w:rPr>
-        <w:t xml:space="preserve">            total += </w:t>
+        <w:t xml:space="preserve">        if </w:t>
       </w:r>
       <w:proofErr w:type="spellStart"/>
       <w:r>
@@ -719,12 +719,12 @@
           <w:szCs w:val="20"/>
           <w:lang w:val="en-US" w:eastAsia="ru-RU"/>
         </w:rPr>
-        <w:t>;</w:t>
-      </w:r>
-    </w:p>
-    <w:p>
-      <w:pPr>
-        <w:pStyle w:val="aa"/>
+        <w:t xml:space="preserve"> % 2 == 0 {</w:t>
+      </w:r>
+    </w:p>
+    <w:p>
+      <w:pPr>
+        <w:pStyle w:val="NoSpacing"/>
         <w:rPr>
           <w:rFonts w:ascii="JetBrains Mono" w:eastAsia="Times New Roman" w:hAnsi="JetBrains Mono" w:cs="JetBrains Mono"/>
           <w:sz w:val="20"/>
@@ -739,19 +739,19 @@
           <w:szCs w:val="20"/>
           <w:lang w:val="en-US" w:eastAsia="ru-RU"/>
         </w:rPr>
-        <w:t xml:space="preserve">        } else {</w:t>
-      </w:r>
-    </w:p>
-    <w:p>
-      <w:pPr>
-        <w:pStyle w:val="aa"/>
+        <w:t xml:space="preserve">            total += </w:t>
+      </w:r>
+      <w:proofErr w:type="spellStart"/>
+      <w:r>
         <w:rPr>
           <w:rFonts w:ascii="JetBrains Mono" w:eastAsia="Times New Roman" w:hAnsi="JetBrains Mono" w:cs="JetBrains Mono"/>
           <w:sz w:val="20"/>
           <w:szCs w:val="20"/>
           <w:lang w:val="en-US" w:eastAsia="ru-RU"/>
         </w:rPr>
-      </w:pPr>
+        <w:t>i</w:t>
+      </w:r>
+      <w:proofErr w:type="spellEnd"/>
       <w:r>
         <w:rPr>
           <w:rFonts w:ascii="JetBrains Mono" w:eastAsia="Times New Roman" w:hAnsi="JetBrains Mono" w:cs="JetBrains Mono"/>
@@ -759,12 +759,12 @@
           <w:szCs w:val="20"/>
           <w:lang w:val="en-US" w:eastAsia="ru-RU"/>
         </w:rPr>
-        <w:t xml:space="preserve">            while total &lt; 20 {</w:t>
-      </w:r>
-    </w:p>
-    <w:p>
-      <w:pPr>
-        <w:pStyle w:val="aa"/>
+        <w:t>;</w:t>
+      </w:r>
+    </w:p>
+    <w:p>
+      <w:pPr>
+        <w:pStyle w:val="NoSpacing"/>
         <w:rPr>
           <w:rFonts w:ascii="JetBrains Mono" w:eastAsia="Times New Roman" w:hAnsi="JetBrains Mono" w:cs="JetBrains Mono"/>
           <w:sz w:val="20"/>
@@ -779,12 +779,12 @@
           <w:szCs w:val="20"/>
           <w:lang w:val="en-US" w:eastAsia="ru-RU"/>
         </w:rPr>
-        <w:t xml:space="preserve">                total += 1;</w:t>
-      </w:r>
-    </w:p>
-    <w:p>
-      <w:pPr>
-        <w:pStyle w:val="aa"/>
+        <w:t xml:space="preserve">        } else {</w:t>
+      </w:r>
+    </w:p>
+    <w:p>
+      <w:pPr>
+        <w:pStyle w:val="NoSpacing"/>
         <w:rPr>
           <w:rFonts w:ascii="JetBrains Mono" w:eastAsia="Times New Roman" w:hAnsi="JetBrains Mono" w:cs="JetBrains Mono"/>
           <w:sz w:val="20"/>
@@ -792,50 +792,50 @@
           <w:lang w:val="en-US" w:eastAsia="ru-RU"/>
         </w:rPr>
       </w:pPr>
-    </w:p>
-    <w:p>
-      <w:pPr>
-        <w:pStyle w:val="aa"/>
+      <w:r>
         <w:rPr>
           <w:rFonts w:ascii="JetBrains Mono" w:eastAsia="Times New Roman" w:hAnsi="JetBrains Mono" w:cs="JetBrains Mono"/>
           <w:sz w:val="20"/>
           <w:szCs w:val="20"/>
           <w:lang w:val="en-US" w:eastAsia="ru-RU"/>
         </w:rPr>
-      </w:pPr>
-      <w:r>
+        <w:t xml:space="preserve">            while total &lt; 20 {</w:t>
+      </w:r>
+    </w:p>
+    <w:p>
+      <w:pPr>
+        <w:pStyle w:val="NoSpacing"/>
         <w:rPr>
           <w:rFonts w:ascii="JetBrains Mono" w:eastAsia="Times New Roman" w:hAnsi="JetBrains Mono" w:cs="JetBrains Mono"/>
           <w:sz w:val="20"/>
           <w:szCs w:val="20"/>
           <w:lang w:val="en-US" w:eastAsia="ru-RU"/>
         </w:rPr>
-        <w:t xml:space="preserve">                if total == 15 {</w:t>
-      </w:r>
-    </w:p>
-    <w:p>
-      <w:pPr>
-        <w:pStyle w:val="aa"/>
+      </w:pPr>
+      <w:r>
         <w:rPr>
           <w:rFonts w:ascii="JetBrains Mono" w:eastAsia="Times New Roman" w:hAnsi="JetBrains Mono" w:cs="JetBrains Mono"/>
           <w:sz w:val="20"/>
           <w:szCs w:val="20"/>
           <w:lang w:val="en-US" w:eastAsia="ru-RU"/>
         </w:rPr>
-      </w:pPr>
-      <w:r>
+        <w:t xml:space="preserve">                total += 1;</w:t>
+      </w:r>
+    </w:p>
+    <w:p>
+      <w:pPr>
+        <w:pStyle w:val="NoSpacing"/>
         <w:rPr>
           <w:rFonts w:ascii="JetBrains Mono" w:eastAsia="Times New Roman" w:hAnsi="JetBrains Mono" w:cs="JetBrains Mono"/>
           <w:sz w:val="20"/>
           <w:szCs w:val="20"/>
           <w:lang w:val="en-US" w:eastAsia="ru-RU"/>
         </w:rPr>
-        <w:t xml:space="preserve">                    break;</w:t>
-      </w:r>
-    </w:p>
-    <w:p>
-      <w:pPr>
-        <w:pStyle w:val="aa"/>
+      </w:pPr>
+    </w:p>
+    <w:p>
+      <w:pPr>
+        <w:pStyle w:val="NoSpacing"/>
         <w:rPr>
           <w:rFonts w:ascii="JetBrains Mono" w:eastAsia="Times New Roman" w:hAnsi="JetBrains Mono" w:cs="JetBrains Mono"/>
           <w:sz w:val="20"/>
@@ -850,12 +850,12 @@
           <w:szCs w:val="20"/>
           <w:lang w:val="en-US" w:eastAsia="ru-RU"/>
         </w:rPr>
-        <w:t xml:space="preserve">                }</w:t>
-      </w:r>
-    </w:p>
-    <w:p>
-      <w:pPr>
-        <w:pStyle w:val="aa"/>
+        <w:t xml:space="preserve">                if total == 15 {</w:t>
+      </w:r>
+    </w:p>
+    <w:p>
+      <w:pPr>
+        <w:pStyle w:val="NoSpacing"/>
         <w:rPr>
           <w:rFonts w:ascii="JetBrains Mono" w:eastAsia="Times New Roman" w:hAnsi="JetBrains Mono" w:cs="JetBrains Mono"/>
           <w:sz w:val="20"/>
@@ -870,12 +870,12 @@
           <w:szCs w:val="20"/>
           <w:lang w:val="en-US" w:eastAsia="ru-RU"/>
         </w:rPr>
-        <w:t xml:space="preserve">            }</w:t>
-      </w:r>
-    </w:p>
-    <w:p>
-      <w:pPr>
-        <w:pStyle w:val="aa"/>
+        <w:t xml:space="preserve">                    break;</w:t>
+      </w:r>
+    </w:p>
+    <w:p>
+      <w:pPr>
+        <w:pStyle w:val="NoSpacing"/>
         <w:rPr>
           <w:rFonts w:ascii="JetBrains Mono" w:eastAsia="Times New Roman" w:hAnsi="JetBrains Mono" w:cs="JetBrains Mono"/>
           <w:sz w:val="20"/>
@@ -890,12 +890,12 @@
           <w:szCs w:val="20"/>
           <w:lang w:val="en-US" w:eastAsia="ru-RU"/>
         </w:rPr>
-        <w:t xml:space="preserve">        }</w:t>
-      </w:r>
-    </w:p>
-    <w:p>
-      <w:pPr>
-        <w:pStyle w:val="aa"/>
+        <w:t xml:space="preserve">                }</w:t>
+      </w:r>
+    </w:p>
+    <w:p>
+      <w:pPr>
+        <w:pStyle w:val="NoSpacing"/>
         <w:rPr>
           <w:rFonts w:ascii="JetBrains Mono" w:eastAsia="Times New Roman" w:hAnsi="JetBrains Mono" w:cs="JetBrains Mono"/>
           <w:sz w:val="20"/>
@@ -903,27 +903,26 @@
           <w:lang w:val="en-US" w:eastAsia="ru-RU"/>
         </w:rPr>
       </w:pPr>
-    </w:p>
-    <w:p>
-      <w:pPr>
-        <w:pStyle w:val="aa"/>
+      <w:r>
         <w:rPr>
           <w:rFonts w:ascii="JetBrains Mono" w:eastAsia="Times New Roman" w:hAnsi="JetBrains Mono" w:cs="JetBrains Mono"/>
           <w:sz w:val="20"/>
           <w:szCs w:val="20"/>
           <w:lang w:val="en-US" w:eastAsia="ru-RU"/>
         </w:rPr>
-      </w:pPr>
-      <w:r>
+        <w:t xml:space="preserve">            }</w:t>
+      </w:r>
+    </w:p>
+    <w:p>
+      <w:pPr>
+        <w:pStyle w:val="NoSpacing"/>
         <w:rPr>
           <w:rFonts w:ascii="JetBrains Mono" w:eastAsia="Times New Roman" w:hAnsi="JetBrains Mono" w:cs="JetBrains Mono"/>
           <w:sz w:val="20"/>
           <w:szCs w:val="20"/>
           <w:lang w:val="en-US" w:eastAsia="ru-RU"/>
         </w:rPr>
-        <w:t xml:space="preserve">        match </w:t>
-      </w:r>
-      <w:proofErr w:type="spellStart"/>
+      </w:pPr>
       <w:r>
         <w:rPr>
           <w:rFonts w:ascii="JetBrains Mono" w:eastAsia="Times New Roman" w:hAnsi="JetBrains Mono" w:cs="JetBrains Mono"/>
@@ -931,22 +930,23 @@
           <w:szCs w:val="20"/>
           <w:lang w:val="en-US" w:eastAsia="ru-RU"/>
         </w:rPr>
-        <w:t>i</w:t>
-      </w:r>
-      <w:proofErr w:type="spellEnd"/>
-      <w:r>
+        <w:t xml:space="preserve">        }</w:t>
+      </w:r>
+    </w:p>
+    <w:p>
+      <w:pPr>
+        <w:pStyle w:val="NoSpacing"/>
         <w:rPr>
           <w:rFonts w:ascii="JetBrains Mono" w:eastAsia="Times New Roman" w:hAnsi="JetBrains Mono" w:cs="JetBrains Mono"/>
           <w:sz w:val="20"/>
           <w:szCs w:val="20"/>
           <w:lang w:val="en-US" w:eastAsia="ru-RU"/>
         </w:rPr>
-        <w:t xml:space="preserve"> {</w:t>
-      </w:r>
-    </w:p>
-    <w:p>
-      <w:pPr>
-        <w:pStyle w:val="aa"/>
+      </w:pPr>
+    </w:p>
+    <w:p>
+      <w:pPr>
+        <w:pStyle w:val="NoSpacing"/>
         <w:rPr>
           <w:rFonts w:ascii="JetBrains Mono" w:eastAsia="Times New Roman" w:hAnsi="JetBrains Mono" w:cs="JetBrains Mono"/>
           <w:sz w:val="20"/>
@@ -961,19 +961,19 @@
           <w:szCs w:val="20"/>
           <w:lang w:val="en-US" w:eastAsia="ru-RU"/>
         </w:rPr>
-        <w:t xml:space="preserve">            0 =&gt; total += 1,</w:t>
-      </w:r>
-    </w:p>
-    <w:p>
-      <w:pPr>
-        <w:pStyle w:val="aa"/>
+        <w:t xml:space="preserve">        match </w:t>
+      </w:r>
+      <w:proofErr w:type="spellStart"/>
+      <w:r>
         <w:rPr>
           <w:rFonts w:ascii="JetBrains Mono" w:eastAsia="Times New Roman" w:hAnsi="JetBrains Mono" w:cs="JetBrains Mono"/>
           <w:sz w:val="20"/>
           <w:szCs w:val="20"/>
           <w:lang w:val="en-US" w:eastAsia="ru-RU"/>
         </w:rPr>
-      </w:pPr>
+        <w:t>i</w:t>
+      </w:r>
+      <w:proofErr w:type="spellEnd"/>
       <w:r>
         <w:rPr>
           <w:rFonts w:ascii="JetBrains Mono" w:eastAsia="Times New Roman" w:hAnsi="JetBrains Mono" w:cs="JetBrains Mono"/>
@@ -981,12 +981,12 @@
           <w:szCs w:val="20"/>
           <w:lang w:val="en-US" w:eastAsia="ru-RU"/>
         </w:rPr>
-        <w:t xml:space="preserve">            1 =&gt; total += 2,</w:t>
-      </w:r>
-    </w:p>
-    <w:p>
-      <w:pPr>
-        <w:pStyle w:val="aa"/>
+        <w:t xml:space="preserve"> {</w:t>
+      </w:r>
+    </w:p>
+    <w:p>
+      <w:pPr>
+        <w:pStyle w:val="NoSpacing"/>
         <w:rPr>
           <w:rFonts w:ascii="JetBrains Mono" w:eastAsia="Times New Roman" w:hAnsi="JetBrains Mono" w:cs="JetBrains Mono"/>
           <w:sz w:val="20"/>
@@ -1001,12 +1001,12 @@
           <w:szCs w:val="20"/>
           <w:lang w:val="en-US" w:eastAsia="ru-RU"/>
         </w:rPr>
-        <w:t xml:space="preserve">            2 =&gt; total += 3,</w:t>
-      </w:r>
-    </w:p>
-    <w:p>
-      <w:pPr>
-        <w:pStyle w:val="aa"/>
+        <w:t xml:space="preserve">            0 =&gt; total += 1,</w:t>
+      </w:r>
+    </w:p>
+    <w:p>
+      <w:pPr>
+        <w:pStyle w:val="NoSpacing"/>
         <w:rPr>
           <w:rFonts w:ascii="JetBrains Mono" w:eastAsia="Times New Roman" w:hAnsi="JetBrains Mono" w:cs="JetBrains Mono"/>
           <w:sz w:val="20"/>
@@ -1021,12 +1021,12 @@
           <w:szCs w:val="20"/>
           <w:lang w:val="en-US" w:eastAsia="ru-RU"/>
         </w:rPr>
-        <w:t xml:space="preserve">            _ =&gt; total += 0,</w:t>
-      </w:r>
-    </w:p>
-    <w:p>
-      <w:pPr>
-        <w:pStyle w:val="aa"/>
+        <w:t xml:space="preserve">            1 =&gt; total += 2,</w:t>
+      </w:r>
+    </w:p>
+    <w:p>
+      <w:pPr>
+        <w:pStyle w:val="NoSpacing"/>
         <w:rPr>
           <w:rFonts w:ascii="JetBrains Mono" w:eastAsia="Times New Roman" w:hAnsi="JetBrains Mono" w:cs="JetBrains Mono"/>
           <w:sz w:val="20"/>
@@ -1041,12 +1041,12 @@
           <w:szCs w:val="20"/>
           <w:lang w:val="en-US" w:eastAsia="ru-RU"/>
         </w:rPr>
-        <w:t xml:space="preserve">        }</w:t>
-      </w:r>
-    </w:p>
-    <w:p>
-      <w:pPr>
-        <w:pStyle w:val="aa"/>
+        <w:t xml:space="preserve">            2 =&gt; total += 3,</w:t>
+      </w:r>
+    </w:p>
+    <w:p>
+      <w:pPr>
+        <w:pStyle w:val="NoSpacing"/>
         <w:rPr>
           <w:rFonts w:ascii="JetBrains Mono" w:eastAsia="Times New Roman" w:hAnsi="JetBrains Mono" w:cs="JetBrains Mono"/>
           <w:sz w:val="20"/>
@@ -1061,12 +1061,12 @@
           <w:szCs w:val="20"/>
           <w:lang w:val="en-US" w:eastAsia="ru-RU"/>
         </w:rPr>
-        <w:t xml:space="preserve">    }</w:t>
-      </w:r>
-    </w:p>
-    <w:p>
-      <w:pPr>
-        <w:pStyle w:val="aa"/>
+        <w:t xml:space="preserve">            _ =&gt; total += 0,</w:t>
+      </w:r>
+    </w:p>
+    <w:p>
+      <w:pPr>
+        <w:pStyle w:val="NoSpacing"/>
         <w:rPr>
           <w:rFonts w:ascii="JetBrains Mono" w:eastAsia="Times New Roman" w:hAnsi="JetBrains Mono" w:cs="JetBrains Mono"/>
           <w:sz w:val="20"/>
@@ -1074,50 +1074,50 @@
           <w:lang w:val="en-US" w:eastAsia="ru-RU"/>
         </w:rPr>
       </w:pPr>
-    </w:p>
-    <w:p>
-      <w:pPr>
-        <w:pStyle w:val="aa"/>
+      <w:r>
         <w:rPr>
           <w:rFonts w:ascii="JetBrains Mono" w:eastAsia="Times New Roman" w:hAnsi="JetBrains Mono" w:cs="JetBrains Mono"/>
           <w:sz w:val="20"/>
           <w:szCs w:val="20"/>
           <w:lang w:val="en-US" w:eastAsia="ru-RU"/>
         </w:rPr>
-      </w:pPr>
-      <w:r>
+        <w:t xml:space="preserve">        }</w:t>
+      </w:r>
+    </w:p>
+    <w:p>
+      <w:pPr>
+        <w:pStyle w:val="NoSpacing"/>
         <w:rPr>
           <w:rFonts w:ascii="JetBrains Mono" w:eastAsia="Times New Roman" w:hAnsi="JetBrains Mono" w:cs="JetBrains Mono"/>
           <w:sz w:val="20"/>
           <w:szCs w:val="20"/>
           <w:lang w:val="en-US" w:eastAsia="ru-RU"/>
         </w:rPr>
-        <w:t xml:space="preserve">    loop {</w:t>
-      </w:r>
-    </w:p>
-    <w:p>
-      <w:pPr>
-        <w:pStyle w:val="aa"/>
+      </w:pPr>
+      <w:r>
         <w:rPr>
           <w:rFonts w:ascii="JetBrains Mono" w:eastAsia="Times New Roman" w:hAnsi="JetBrains Mono" w:cs="JetBrains Mono"/>
           <w:sz w:val="20"/>
           <w:szCs w:val="20"/>
           <w:lang w:val="en-US" w:eastAsia="ru-RU"/>
         </w:rPr>
-      </w:pPr>
-      <w:r>
+        <w:t xml:space="preserve">    }</w:t>
+      </w:r>
+    </w:p>
+    <w:p>
+      <w:pPr>
+        <w:pStyle w:val="NoSpacing"/>
         <w:rPr>
           <w:rFonts w:ascii="JetBrains Mono" w:eastAsia="Times New Roman" w:hAnsi="JetBrains Mono" w:cs="JetBrains Mono"/>
           <w:sz w:val="20"/>
           <w:szCs w:val="20"/>
           <w:lang w:val="en-US" w:eastAsia="ru-RU"/>
         </w:rPr>
-        <w:t xml:space="preserve">        if total &gt; 25 {</w:t>
-      </w:r>
-    </w:p>
-    <w:p>
-      <w:pPr>
-        <w:pStyle w:val="aa"/>
+      </w:pPr>
+    </w:p>
+    <w:p>
+      <w:pPr>
+        <w:pStyle w:val="NoSpacing"/>
         <w:rPr>
           <w:rFonts w:ascii="JetBrains Mono" w:eastAsia="Times New Roman" w:hAnsi="JetBrains Mono" w:cs="JetBrains Mono"/>
           <w:sz w:val="20"/>
@@ -1132,12 +1132,12 @@
           <w:szCs w:val="20"/>
           <w:lang w:val="en-US" w:eastAsia="ru-RU"/>
         </w:rPr>
-        <w:t xml:space="preserve">            break;</w:t>
-      </w:r>
-    </w:p>
-    <w:p>
-      <w:pPr>
-        <w:pStyle w:val="aa"/>
+        <w:t xml:space="preserve">    loop {</w:t>
+      </w:r>
+    </w:p>
+    <w:p>
+      <w:pPr>
+        <w:pStyle w:val="NoSpacing"/>
         <w:rPr>
           <w:rFonts w:ascii="JetBrains Mono" w:eastAsia="Times New Roman" w:hAnsi="JetBrains Mono" w:cs="JetBrains Mono"/>
           <w:sz w:val="20"/>
@@ -1152,12 +1152,12 @@
           <w:szCs w:val="20"/>
           <w:lang w:val="en-US" w:eastAsia="ru-RU"/>
         </w:rPr>
-        <w:t xml:space="preserve">        }</w:t>
-      </w:r>
-    </w:p>
-    <w:p>
-      <w:pPr>
-        <w:pStyle w:val="aa"/>
+        <w:t xml:space="preserve">        if total &gt; 25 {</w:t>
+      </w:r>
+    </w:p>
+    <w:p>
+      <w:pPr>
+        <w:pStyle w:val="NoSpacing"/>
         <w:rPr>
           <w:rFonts w:ascii="JetBrains Mono" w:eastAsia="Times New Roman" w:hAnsi="JetBrains Mono" w:cs="JetBrains Mono"/>
           <w:sz w:val="20"/>
@@ -1172,12 +1172,12 @@
           <w:szCs w:val="20"/>
           <w:lang w:val="en-US" w:eastAsia="ru-RU"/>
         </w:rPr>
-        <w:t xml:space="preserve">        total += 1;</w:t>
-      </w:r>
-    </w:p>
-    <w:p>
-      <w:pPr>
-        <w:pStyle w:val="aa"/>
+        <w:t xml:space="preserve">            break;</w:t>
+      </w:r>
+    </w:p>
+    <w:p>
+      <w:pPr>
+        <w:pStyle w:val="NoSpacing"/>
         <w:rPr>
           <w:rFonts w:ascii="JetBrains Mono" w:eastAsia="Times New Roman" w:hAnsi="JetBrains Mono" w:cs="JetBrains Mono"/>
           <w:sz w:val="20"/>
@@ -1192,12 +1192,12 @@
           <w:szCs w:val="20"/>
           <w:lang w:val="en-US" w:eastAsia="ru-RU"/>
         </w:rPr>
-        <w:t xml:space="preserve">    }</w:t>
-      </w:r>
-    </w:p>
-    <w:p>
-      <w:pPr>
-        <w:pStyle w:val="aa"/>
+        <w:t xml:space="preserve">        }</w:t>
+      </w:r>
+    </w:p>
+    <w:p>
+      <w:pPr>
+        <w:pStyle w:val="NoSpacing"/>
         <w:rPr>
           <w:rFonts w:ascii="JetBrains Mono" w:eastAsia="Times New Roman" w:hAnsi="JetBrains Mono" w:cs="JetBrains Mono"/>
           <w:sz w:val="20"/>
@@ -1212,12 +1212,12 @@
           <w:szCs w:val="20"/>
           <w:lang w:val="en-US" w:eastAsia="ru-RU"/>
         </w:rPr>
-        <w:t>}</w:t>
-      </w:r>
-    </w:p>
-    <w:p>
-      <w:pPr>
-        <w:pStyle w:val="aa"/>
+        <w:t xml:space="preserve">        total += 1;</w:t>
+      </w:r>
+    </w:p>
+    <w:p>
+      <w:pPr>
+        <w:pStyle w:val="NoSpacing"/>
         <w:rPr>
           <w:rFonts w:ascii="JetBrains Mono" w:eastAsia="Times New Roman" w:hAnsi="JetBrains Mono" w:cs="JetBrains Mono"/>
           <w:sz w:val="20"/>
@@ -1225,10 +1225,88 @@
           <w:lang w:val="en-US" w:eastAsia="ru-RU"/>
         </w:rPr>
       </w:pPr>
-    </w:p>
-    <w:p>
-      <w:pPr>
-        <w:pStyle w:val="aa"/>
+      <w:r>
+        <w:rPr>
+          <w:rFonts w:ascii="JetBrains Mono" w:eastAsia="Times New Roman" w:hAnsi="JetBrains Mono" w:cs="JetBrains Mono"/>
+          <w:sz w:val="20"/>
+          <w:szCs w:val="20"/>
+          <w:lang w:val="en-US" w:eastAsia="ru-RU"/>
+        </w:rPr>
+        <w:t xml:space="preserve">    }</w:t>
+      </w:r>
+    </w:p>
+    <w:p>
+      <w:pPr>
+        <w:pStyle w:val="NoSpacing"/>
+        <w:rPr>
+          <w:rFonts w:ascii="JetBrains Mono" w:eastAsia="Times New Roman" w:hAnsi="JetBrains Mono" w:cs="JetBrains Mono"/>
+          <w:sz w:val="20"/>
+          <w:szCs w:val="20"/>
+          <w:lang w:val="en-US" w:eastAsia="ru-RU"/>
+        </w:rPr>
+      </w:pPr>
+      <w:r>
+        <w:rPr>
+          <w:rFonts w:ascii="JetBrains Mono" w:eastAsia="Times New Roman" w:hAnsi="JetBrains Mono" w:cs="JetBrains Mono"/>
+          <w:sz w:val="20"/>
+          <w:szCs w:val="20"/>
+          <w:lang w:val="en-US" w:eastAsia="ru-RU"/>
+        </w:rPr>
+        <w:t>}</w:t>
+      </w:r>
+    </w:p>
+    <w:p>
+      <w:pPr>
+        <w:pStyle w:val="NoSpacing"/>
+        <w:rPr>
+          <w:rFonts w:ascii="JetBrains Mono" w:eastAsia="Times New Roman" w:hAnsi="JetBrains Mono" w:cs="JetBrains Mono"/>
+          <w:sz w:val="20"/>
+          <w:szCs w:val="20"/>
+          <w:lang w:val="en-US" w:eastAsia="ru-RU"/>
+        </w:rPr>
+      </w:pPr>
+    </w:p>
+    <w:p>
+      <w:pPr>
+        <w:pStyle w:val="NoSpacing"/>
+        <w:ind w:left="720"/>
+        <w:rPr>
+          <w:rFonts w:eastAsia="Times New Roman"/>
+          <w:b/>
+          <w:bCs/>
+          <w:szCs w:val="28"/>
+          <w:lang w:val="en-US" w:eastAsia="ru-RU"/>
+        </w:rPr>
+      </w:pPr>
+    </w:p>
+    <w:p>
+      <w:pPr>
+        <w:spacing w:line="259" w:lineRule="auto"/>
+        <w:rPr>
+          <w:rFonts w:ascii="Times New Roman" w:eastAsia="Times New Roman" w:hAnsi="Times New Roman" w:cs="Times New Roman"/>
+          <w:b/>
+          <w:bCs/>
+          <w:kern w:val="0"/>
+          <w:sz w:val="28"/>
+          <w:szCs w:val="28"/>
+          <w:lang w:val="en-US" w:eastAsia="ru-RU"/>
+          <w14:ligatures w14:val="none"/>
+        </w:rPr>
+      </w:pPr>
+      <w:r>
+        <w:rPr>
+          <w:rFonts w:eastAsia="Times New Roman"/>
+          <w:b/>
+          <w:bCs/>
+          <w:szCs w:val="28"/>
+          <w:lang w:val="en-US" w:eastAsia="ru-RU"/>
+        </w:rPr>
+        <w:br w:type="page"/>
+      </w:r>
+    </w:p>
+    <w:p>
+      <w:pPr>
+        <w:pStyle w:val="NoSpacing"/>
         <w:numPr>
           <w:ilvl w:val="0"/>
           <w:numId w:val="7"/>
@@ -1249,6 +1327,7 @@
           <w:szCs w:val="28"/>
           <w:lang w:eastAsia="ru-RU"/>
         </w:rPr>
+        <w:lastRenderedPageBreak/>
         <w:t>Блок-схема</w:t>
       </w:r>
       <w:r>
@@ -1264,7 +1343,47 @@
     </w:p>
     <w:p>
       <w:pPr>
-        <w:pStyle w:val="aa"/>
+        <w:pStyle w:val="NoSpacing"/>
+        <w:ind w:left="720"/>
+        <w:rPr>
+          <w:rFonts w:eastAsia="Times New Roman"/>
+          <w:b/>
+          <w:bCs/>
+          <w:szCs w:val="28"/>
+          <w:lang w:val="en-US" w:eastAsia="ru-RU"/>
+        </w:rPr>
+      </w:pPr>
+      <w:r>
+        <w:object w:dxaOrig="11566" w:dyaOrig="23131" w14:anchorId="22582505">
+          <v:shapetype id="_x0000_t75" coordsize="21600,21600" o:spt="75" o:preferrelative="t" path="m@4@5l@4@11@9@11@9@5xe" filled="f" stroked="f">
+            <v:stroke joinstyle="miter"/>
+            <v:formulas>
+              <v:f eqn="if lineDrawn pixelLineWidth 0"/>
+              <v:f eqn="sum @0 1 0"/>
+              <v:f eqn="sum 0 0 @1"/>
+              <v:f eqn="prod @2 1 2"/>
+              <v:f eqn="prod @3 21600 pixelWidth"/>
+              <v:f eqn="prod @3 21600 pixelHeight"/>
+              <v:f eqn="sum @0 0 1"/>
+              <v:f eqn="prod @6 1 2"/>
+              <v:f eqn="prod @7 21600 pixelWidth"/>
+              <v:f eqn="sum @8 21600 0"/>
+              <v:f eqn="prod @7 21600 pixelHeight"/>
+              <v:f eqn="sum @10 21600 0"/>
+            </v:formulas>
+            <v:path o:extrusionok="f" gradientshapeok="t" o:connecttype="rect"/>
+            <o:lock v:ext="edit" aspectratio="t"/>
+          </v:shapetype>
+          <v:shape id="_x0000_i1025" type="#_x0000_t75" style="width:363pt;height:726.4pt" o:ole="">
+            <v:imagedata r:id="rId6" o:title=""/>
+          </v:shape>
+          <o:OLEObject Type="Embed" ProgID="Visio.Drawing.15" ShapeID="_x0000_i1025" DrawAspect="Content" ObjectID="_1852038847" r:id="rId7"/>
+        </w:object>
+      </w:r>
+    </w:p>
+    <w:p>
+      <w:pPr>
+        <w:pStyle w:val="NoSpacing"/>
         <w:numPr>
           <w:ilvl w:val="0"/>
           <w:numId w:val="7"/>
@@ -1285,6 +1404,7 @@
           <w:szCs w:val="28"/>
           <w:lang w:eastAsia="ru-RU"/>
         </w:rPr>
+        <w:lastRenderedPageBreak/>
         <w:t>Результаты подсчета метрики Джилба вручную</w:t>
       </w:r>
       <w:r>
@@ -1310,7 +1430,7 @@
     </w:p>
     <w:p>
       <w:pPr>
-        <w:pStyle w:val="aa"/>
+        <w:pStyle w:val="NoSpacing"/>
         <w:numPr>
           <w:ilvl w:val="0"/>
           <w:numId w:val="11"/>
@@ -1466,7 +1586,6 @@
               <w:bottom w:val="single" w:sz="4" w:space="0" w:color="auto"/>
               <w:right w:val="single" w:sz="4" w:space="0" w:color="auto"/>
             </w:tcBorders>
-            <w:shd w:val="clear" w:color="auto" w:fill="auto"/>
             <w:noWrap/>
             <w:vAlign w:val="bottom"/>
             <w:hideMark/>
@@ -1505,7 +1624,6 @@
               <w:bottom w:val="single" w:sz="4" w:space="0" w:color="auto"/>
               <w:right w:val="single" w:sz="4" w:space="0" w:color="auto"/>
             </w:tcBorders>
-            <w:shd w:val="clear" w:color="auto" w:fill="auto"/>
             <w:noWrap/>
             <w:vAlign w:val="bottom"/>
             <w:hideMark/>
@@ -1549,7 +1667,6 @@
               <w:bottom w:val="single" w:sz="4" w:space="0" w:color="auto"/>
               <w:right w:val="single" w:sz="4" w:space="0" w:color="auto"/>
             </w:tcBorders>
-            <w:shd w:val="clear" w:color="auto" w:fill="auto"/>
             <w:noWrap/>
             <w:vAlign w:val="bottom"/>
             <w:hideMark/>
@@ -1588,7 +1705,6 @@
               <w:bottom w:val="single" w:sz="4" w:space="0" w:color="auto"/>
               <w:right w:val="single" w:sz="4" w:space="0" w:color="auto"/>
             </w:tcBorders>
-            <w:shd w:val="clear" w:color="auto" w:fill="auto"/>
             <w:noWrap/>
             <w:vAlign w:val="bottom"/>
             <w:hideMark/>
@@ -1632,7 +1748,6 @@
               <w:bottom w:val="single" w:sz="4" w:space="0" w:color="auto"/>
               <w:right w:val="single" w:sz="4" w:space="0" w:color="auto"/>
             </w:tcBorders>
-            <w:shd w:val="clear" w:color="auto" w:fill="auto"/>
             <w:noWrap/>
             <w:vAlign w:val="bottom"/>
             <w:hideMark/>
@@ -1671,7 +1786,6 @@
               <w:bottom w:val="single" w:sz="4" w:space="0" w:color="auto"/>
               <w:right w:val="single" w:sz="4" w:space="0" w:color="auto"/>
             </w:tcBorders>
-            <w:shd w:val="clear" w:color="auto" w:fill="auto"/>
             <w:noWrap/>
             <w:vAlign w:val="bottom"/>
             <w:hideMark/>
@@ -1715,7 +1829,6 @@
               <w:bottom w:val="single" w:sz="4" w:space="0" w:color="auto"/>
               <w:right w:val="single" w:sz="4" w:space="0" w:color="auto"/>
             </w:tcBorders>
-            <w:shd w:val="clear" w:color="auto" w:fill="auto"/>
             <w:noWrap/>
             <w:vAlign w:val="bottom"/>
             <w:hideMark/>
@@ -1732,6 +1845,7 @@
               </w:rPr>
             </w:pPr>
             <w:proofErr w:type="spellStart"/>
+            <w:proofErr w:type="gramStart"/>
             <w:r>
               <w:rPr>
                 <w:rFonts w:ascii="Calibri" w:eastAsia="Times New Roman" w:hAnsi="Calibri" w:cs="Calibri"/>
@@ -1751,7 +1865,40 @@
                 <w:lang w:val="ru-BY" w:eastAsia="ru-BY"/>
                 <w14:ligatures w14:val="none"/>
               </w:rPr>
-              <w:t>(3 ветви, 3 - 1 = 2)</w:t>
+              <w:t>(</w:t>
+            </w:r>
+            <w:proofErr w:type="gramEnd"/>
+            <w:r>
+              <w:rPr>
+                <w:rFonts w:ascii="Calibri" w:eastAsia="Times New Roman" w:hAnsi="Calibri" w:cs="Calibri"/>
+                <w:color w:val="000000"/>
+                <w:kern w:val="0"/>
+                <w:lang w:val="ru-BY" w:eastAsia="ru-BY"/>
+                <w14:ligatures w14:val="none"/>
+              </w:rPr>
+              <w:t xml:space="preserve">3 ветви, </w:t>
+            </w:r>
+            <w:proofErr w:type="gramStart"/>
+            <w:r>
+              <w:rPr>
+                <w:rFonts w:ascii="Calibri" w:eastAsia="Times New Roman" w:hAnsi="Calibri" w:cs="Calibri"/>
+                <w:color w:val="000000"/>
+                <w:kern w:val="0"/>
+                <w:lang w:val="ru-BY" w:eastAsia="ru-BY"/>
+                <w14:ligatures w14:val="none"/>
+              </w:rPr>
+              <w:t>3 - 1</w:t>
+            </w:r>
+            <w:proofErr w:type="gramEnd"/>
+            <w:r>
+              <w:rPr>
+                <w:rFonts w:ascii="Calibri" w:eastAsia="Times New Roman" w:hAnsi="Calibri" w:cs="Calibri"/>
+                <w:color w:val="000000"/>
+                <w:kern w:val="0"/>
+                <w:lang w:val="ru-BY" w:eastAsia="ru-BY"/>
+                <w14:ligatures w14:val="none"/>
+              </w:rPr>
+              <w:t xml:space="preserve"> = 2)</w:t>
             </w:r>
           </w:p>
         </w:tc>
@@ -1764,7 +1911,6 @@
               <w:bottom w:val="single" w:sz="4" w:space="0" w:color="auto"/>
               <w:right w:val="single" w:sz="4" w:space="0" w:color="auto"/>
             </w:tcBorders>
-            <w:shd w:val="clear" w:color="auto" w:fill="auto"/>
             <w:noWrap/>
             <w:vAlign w:val="bottom"/>
             <w:hideMark/>
@@ -1826,6 +1972,7 @@
                 <w14:ligatures w14:val="none"/>
               </w:rPr>
             </w:pPr>
+            <w:proofErr w:type="gramStart"/>
             <w:r>
               <w:rPr>
                 <w:rFonts w:ascii="Calibri" w:eastAsia="Times New Roman" w:hAnsi="Calibri" w:cs="Calibri"/>
@@ -1836,7 +1983,20 @@
                 <w:lang w:val="ru-BY" w:eastAsia="ru-BY"/>
                 <w14:ligatures w14:val="none"/>
               </w:rPr>
-              <w:t>Итого(CL):</w:t>
+              <w:t>Итого(</w:t>
+            </w:r>
+            <w:proofErr w:type="gramEnd"/>
+            <w:r>
+              <w:rPr>
+                <w:rFonts w:ascii="Calibri" w:eastAsia="Times New Roman" w:hAnsi="Calibri" w:cs="Calibri"/>
+                <w:b/>
+                <w:bCs/>
+                <w:color w:val="000000"/>
+                <w:kern w:val="0"/>
+                <w:lang w:val="ru-BY" w:eastAsia="ru-BY"/>
+                <w14:ligatures w14:val="none"/>
+              </w:rPr>
+              <w:t>CL):</w:t>
             </w:r>
           </w:p>
         </w:tc>
@@ -1886,7 +2046,7 @@
     </w:tbl>
     <w:p>
       <w:pPr>
-        <w:pStyle w:val="aa"/>
+        <w:pStyle w:val="NoSpacing"/>
         <w:ind w:left="720"/>
         <w:rPr>
           <w:rFonts w:eastAsia="Times New Roman"/>
@@ -1899,7 +2059,7 @@
     </w:p>
     <w:p>
       <w:pPr>
-        <w:pStyle w:val="aa"/>
+        <w:pStyle w:val="NoSpacing"/>
         <w:numPr>
           <w:ilvl w:val="0"/>
           <w:numId w:val="11"/>
@@ -1935,7 +2095,7 @@
     </w:p>
     <w:p>
       <w:pPr>
-        <w:pStyle w:val="aa"/>
+        <w:pStyle w:val="NoSpacing"/>
         <w:ind w:left="720"/>
         <w:rPr>
           <w:rFonts w:eastAsia="Times New Roman"/>
@@ -2058,7 +2218,6 @@
               <w:bottom w:val="single" w:sz="4" w:space="0" w:color="auto"/>
               <w:right w:val="single" w:sz="4" w:space="0" w:color="auto"/>
             </w:tcBorders>
-            <w:shd w:val="clear" w:color="auto" w:fill="auto"/>
             <w:noWrap/>
             <w:vAlign w:val="center"/>
             <w:hideMark/>
@@ -2129,7 +2288,6 @@
               <w:bottom w:val="single" w:sz="4" w:space="0" w:color="auto"/>
               <w:right w:val="single" w:sz="4" w:space="0" w:color="auto"/>
             </w:tcBorders>
-            <w:shd w:val="clear" w:color="auto" w:fill="auto"/>
             <w:noWrap/>
             <w:vAlign w:val="center"/>
             <w:hideMark/>
@@ -2173,7 +2331,6 @@
               <w:bottom w:val="single" w:sz="4" w:space="0" w:color="auto"/>
               <w:right w:val="single" w:sz="4" w:space="0" w:color="auto"/>
             </w:tcBorders>
-            <w:shd w:val="clear" w:color="auto" w:fill="auto"/>
             <w:noWrap/>
             <w:vAlign w:val="center"/>
             <w:hideMark/>
@@ -2212,7 +2369,6 @@
               <w:bottom w:val="single" w:sz="4" w:space="0" w:color="auto"/>
               <w:right w:val="single" w:sz="4" w:space="0" w:color="auto"/>
             </w:tcBorders>
-            <w:shd w:val="clear" w:color="auto" w:fill="auto"/>
             <w:noWrap/>
             <w:vAlign w:val="center"/>
             <w:hideMark/>
@@ -2256,7 +2412,6 @@
               <w:bottom w:val="single" w:sz="4" w:space="0" w:color="auto"/>
               <w:right w:val="single" w:sz="4" w:space="0" w:color="auto"/>
             </w:tcBorders>
-            <w:shd w:val="clear" w:color="auto" w:fill="auto"/>
             <w:noWrap/>
             <w:vAlign w:val="center"/>
             <w:hideMark/>
@@ -2295,7 +2450,6 @@
               <w:bottom w:val="single" w:sz="4" w:space="0" w:color="auto"/>
               <w:right w:val="single" w:sz="4" w:space="0" w:color="auto"/>
             </w:tcBorders>
-            <w:shd w:val="clear" w:color="auto" w:fill="auto"/>
             <w:noWrap/>
             <w:vAlign w:val="center"/>
             <w:hideMark/>
@@ -2339,7 +2493,6 @@
               <w:bottom w:val="single" w:sz="4" w:space="0" w:color="auto"/>
               <w:right w:val="single" w:sz="4" w:space="0" w:color="auto"/>
             </w:tcBorders>
-            <w:shd w:val="clear" w:color="auto" w:fill="auto"/>
             <w:noWrap/>
             <w:vAlign w:val="center"/>
             <w:hideMark/>
@@ -2378,7 +2531,6 @@
               <w:bottom w:val="single" w:sz="4" w:space="0" w:color="auto"/>
               <w:right w:val="single" w:sz="4" w:space="0" w:color="auto"/>
             </w:tcBorders>
-            <w:shd w:val="clear" w:color="auto" w:fill="auto"/>
             <w:noWrap/>
             <w:vAlign w:val="center"/>
             <w:hideMark/>
@@ -2422,7 +2574,6 @@
               <w:bottom w:val="single" w:sz="4" w:space="0" w:color="auto"/>
               <w:right w:val="single" w:sz="4" w:space="0" w:color="auto"/>
             </w:tcBorders>
-            <w:shd w:val="clear" w:color="auto" w:fill="auto"/>
             <w:noWrap/>
             <w:vAlign w:val="center"/>
             <w:hideMark/>
@@ -2447,7 +2598,6 @@
                 <w:lang w:val="ru-BY" w:eastAsia="ru-BY"/>
                 <w14:ligatures w14:val="none"/>
               </w:rPr>
-              <w:lastRenderedPageBreak/>
               <w:t>if</w:t>
             </w:r>
             <w:proofErr w:type="spellEnd"/>
@@ -2472,7 +2622,6 @@
               <w:bottom w:val="single" w:sz="4" w:space="0" w:color="auto"/>
               <w:right w:val="single" w:sz="4" w:space="0" w:color="auto"/>
             </w:tcBorders>
-            <w:shd w:val="clear" w:color="auto" w:fill="auto"/>
             <w:noWrap/>
             <w:vAlign w:val="center"/>
             <w:hideMark/>
@@ -2516,7 +2665,6 @@
               <w:bottom w:val="single" w:sz="4" w:space="0" w:color="auto"/>
               <w:right w:val="single" w:sz="4" w:space="0" w:color="auto"/>
             </w:tcBorders>
-            <w:shd w:val="clear" w:color="auto" w:fill="auto"/>
             <w:noWrap/>
             <w:vAlign w:val="center"/>
             <w:hideMark/>
@@ -2555,7 +2703,6 @@
               <w:bottom w:val="single" w:sz="4" w:space="0" w:color="auto"/>
               <w:right w:val="single" w:sz="4" w:space="0" w:color="auto"/>
             </w:tcBorders>
-            <w:shd w:val="clear" w:color="auto" w:fill="auto"/>
             <w:noWrap/>
             <w:vAlign w:val="center"/>
             <w:hideMark/>
@@ -2599,7 +2746,6 @@
               <w:bottom w:val="single" w:sz="4" w:space="0" w:color="auto"/>
               <w:right w:val="single" w:sz="4" w:space="0" w:color="auto"/>
             </w:tcBorders>
-            <w:shd w:val="clear" w:color="auto" w:fill="auto"/>
             <w:noWrap/>
             <w:vAlign w:val="center"/>
             <w:hideMark/>
@@ -2636,7 +2782,6 @@
               <w:bottom w:val="single" w:sz="4" w:space="0" w:color="auto"/>
               <w:right w:val="single" w:sz="4" w:space="0" w:color="auto"/>
             </w:tcBorders>
-            <w:shd w:val="clear" w:color="auto" w:fill="auto"/>
             <w:noWrap/>
             <w:vAlign w:val="center"/>
             <w:hideMark/>
@@ -2680,7 +2825,6 @@
               <w:bottom w:val="single" w:sz="4" w:space="0" w:color="auto"/>
               <w:right w:val="single" w:sz="4" w:space="0" w:color="auto"/>
             </w:tcBorders>
-            <w:shd w:val="clear" w:color="auto" w:fill="auto"/>
             <w:noWrap/>
             <w:vAlign w:val="center"/>
             <w:hideMark/>
@@ -2719,7 +2863,6 @@
               <w:bottom w:val="single" w:sz="4" w:space="0" w:color="auto"/>
               <w:right w:val="single" w:sz="4" w:space="0" w:color="auto"/>
             </w:tcBorders>
-            <w:shd w:val="clear" w:color="auto" w:fill="auto"/>
             <w:noWrap/>
             <w:vAlign w:val="center"/>
             <w:hideMark/>
@@ -2841,7 +2984,7 @@
     </w:tbl>
     <w:p>
       <w:pPr>
-        <w:pStyle w:val="aa"/>
+        <w:pStyle w:val="NoSpacing"/>
         <w:ind w:left="720"/>
         <w:rPr>
           <w:rFonts w:eastAsia="Times New Roman"/>
@@ -2870,7 +3013,7 @@
     </w:p>
     <w:p>
       <w:pPr>
-        <w:pStyle w:val="aa"/>
+        <w:pStyle w:val="NoSpacing"/>
         <w:ind w:left="720"/>
         <w:rPr>
           <w:rFonts w:eastAsia="Times New Roman"/>
@@ -2881,7 +3024,7 @@
     </w:p>
     <w:p>
       <w:pPr>
-        <w:pStyle w:val="aa"/>
+        <w:pStyle w:val="NoSpacing"/>
         <w:numPr>
           <w:ilvl w:val="0"/>
           <w:numId w:val="11"/>
@@ -3037,7 +3180,6 @@
               <w:bottom w:val="single" w:sz="4" w:space="0" w:color="auto"/>
               <w:right w:val="single" w:sz="4" w:space="0" w:color="auto"/>
             </w:tcBorders>
-            <w:shd w:val="clear" w:color="auto" w:fill="auto"/>
             <w:noWrap/>
             <w:vAlign w:val="bottom"/>
             <w:hideMark/>
@@ -3075,7 +3217,6 @@
               <w:bottom w:val="single" w:sz="4" w:space="0" w:color="auto"/>
               <w:right w:val="single" w:sz="4" w:space="0" w:color="auto"/>
             </w:tcBorders>
-            <w:shd w:val="clear" w:color="auto" w:fill="auto"/>
             <w:noWrap/>
             <w:vAlign w:val="bottom"/>
             <w:hideMark/>
@@ -3114,6 +3255,7 @@
               <w:t xml:space="preserve"> </w:t>
             </w:r>
             <w:proofErr w:type="spellStart"/>
+            <w:proofErr w:type="gramStart"/>
             <w:r>
               <w:rPr>
                 <w:rFonts w:ascii="Calibri" w:eastAsia="Times New Roman" w:hAnsi="Calibri" w:cs="Calibri"/>
@@ -3133,7 +3275,18 @@
                 <w:lang w:val="ru-BY" w:eastAsia="ru-BY"/>
                 <w14:ligatures w14:val="none"/>
               </w:rPr>
-              <w:t>()  {}</w:t>
+              <w:t>()  {</w:t>
+            </w:r>
+            <w:proofErr w:type="gramEnd"/>
+            <w:r>
+              <w:rPr>
+                <w:rFonts w:ascii="Calibri" w:eastAsia="Times New Roman" w:hAnsi="Calibri" w:cs="Calibri"/>
+                <w:color w:val="000000"/>
+                <w:kern w:val="0"/>
+                <w:lang w:val="ru-BY" w:eastAsia="ru-BY"/>
+                <w14:ligatures w14:val="none"/>
+              </w:rPr>
+              <w:t>}</w:t>
             </w:r>
           </w:p>
         </w:tc>
@@ -3152,7 +3305,6 @@
               <w:bottom w:val="single" w:sz="4" w:space="0" w:color="auto"/>
               <w:right w:val="single" w:sz="4" w:space="0" w:color="auto"/>
             </w:tcBorders>
-            <w:shd w:val="clear" w:color="auto" w:fill="auto"/>
             <w:noWrap/>
             <w:vAlign w:val="bottom"/>
             <w:hideMark/>
@@ -3190,7 +3342,6 @@
               <w:bottom w:val="single" w:sz="4" w:space="0" w:color="auto"/>
               <w:right w:val="single" w:sz="4" w:space="0" w:color="auto"/>
             </w:tcBorders>
-            <w:shd w:val="clear" w:color="auto" w:fill="auto"/>
             <w:noWrap/>
             <w:vAlign w:val="bottom"/>
             <w:hideMark/>
@@ -3248,7 +3399,29 @@
                 <w:lang w:val="ru-BY" w:eastAsia="ru-BY"/>
                 <w14:ligatures w14:val="none"/>
               </w:rPr>
-              <w:t xml:space="preserve"> 0..10 {}</w:t>
+              <w:t xml:space="preserve"> </w:t>
+            </w:r>
+            <w:proofErr w:type="gramStart"/>
+            <w:r>
+              <w:rPr>
+                <w:rFonts w:ascii="Calibri" w:eastAsia="Times New Roman" w:hAnsi="Calibri" w:cs="Calibri"/>
+                <w:color w:val="000000"/>
+                <w:kern w:val="0"/>
+                <w:lang w:val="ru-BY" w:eastAsia="ru-BY"/>
+                <w14:ligatures w14:val="none"/>
+              </w:rPr>
+              <w:t>0..</w:t>
+            </w:r>
+            <w:proofErr w:type="gramEnd"/>
+            <w:r>
+              <w:rPr>
+                <w:rFonts w:ascii="Calibri" w:eastAsia="Times New Roman" w:hAnsi="Calibri" w:cs="Calibri"/>
+                <w:color w:val="000000"/>
+                <w:kern w:val="0"/>
+                <w:lang w:val="ru-BY" w:eastAsia="ru-BY"/>
+                <w14:ligatures w14:val="none"/>
+              </w:rPr>
+              <w:t>10 {}</w:t>
             </w:r>
           </w:p>
         </w:tc>
@@ -3267,7 +3440,6 @@
               <w:bottom w:val="single" w:sz="4" w:space="0" w:color="auto"/>
               <w:right w:val="single" w:sz="4" w:space="0" w:color="auto"/>
             </w:tcBorders>
-            <w:shd w:val="clear" w:color="auto" w:fill="auto"/>
             <w:noWrap/>
             <w:vAlign w:val="bottom"/>
             <w:hideMark/>
@@ -3305,7 +3477,6 @@
               <w:bottom w:val="single" w:sz="4" w:space="0" w:color="auto"/>
               <w:right w:val="single" w:sz="4" w:space="0" w:color="auto"/>
             </w:tcBorders>
-            <w:shd w:val="clear" w:color="auto" w:fill="auto"/>
             <w:noWrap/>
             <w:vAlign w:val="bottom"/>
             <w:hideMark/>
@@ -3360,7 +3531,6 @@
               <w:bottom w:val="single" w:sz="4" w:space="0" w:color="auto"/>
               <w:right w:val="single" w:sz="4" w:space="0" w:color="auto"/>
             </w:tcBorders>
-            <w:shd w:val="clear" w:color="auto" w:fill="auto"/>
             <w:noWrap/>
             <w:vAlign w:val="bottom"/>
             <w:hideMark/>
@@ -3398,7 +3568,6 @@
               <w:bottom w:val="single" w:sz="4" w:space="0" w:color="auto"/>
               <w:right w:val="single" w:sz="4" w:space="0" w:color="auto"/>
             </w:tcBorders>
-            <w:shd w:val="clear" w:color="auto" w:fill="auto"/>
             <w:noWrap/>
             <w:vAlign w:val="bottom"/>
             <w:hideMark/>
@@ -3456,7 +3625,29 @@
                 <w:lang w:val="ru-BY" w:eastAsia="ru-BY"/>
                 <w14:ligatures w14:val="none"/>
               </w:rPr>
-              <w:t xml:space="preserve"> &lt; 20 {}</w:t>
+              <w:t xml:space="preserve"> </w:t>
+            </w:r>
+            <w:proofErr w:type="gramStart"/>
+            <w:r>
+              <w:rPr>
+                <w:rFonts w:ascii="Calibri" w:eastAsia="Times New Roman" w:hAnsi="Calibri" w:cs="Calibri"/>
+                <w:color w:val="000000"/>
+                <w:kern w:val="0"/>
+                <w:lang w:val="ru-BY" w:eastAsia="ru-BY"/>
+                <w14:ligatures w14:val="none"/>
+              </w:rPr>
+              <w:t>&lt; 20</w:t>
+            </w:r>
+            <w:proofErr w:type="gramEnd"/>
+            <w:r>
+              <w:rPr>
+                <w:rFonts w:ascii="Calibri" w:eastAsia="Times New Roman" w:hAnsi="Calibri" w:cs="Calibri"/>
+                <w:color w:val="000000"/>
+                <w:kern w:val="0"/>
+                <w:lang w:val="ru-BY" w:eastAsia="ru-BY"/>
+                <w14:ligatures w14:val="none"/>
+              </w:rPr>
+              <w:t xml:space="preserve"> {}</w:t>
             </w:r>
           </w:p>
         </w:tc>
@@ -3475,7 +3666,6 @@
               <w:bottom w:val="single" w:sz="4" w:space="0" w:color="auto"/>
               <w:right w:val="single" w:sz="4" w:space="0" w:color="auto"/>
             </w:tcBorders>
-            <w:shd w:val="clear" w:color="auto" w:fill="auto"/>
             <w:noWrap/>
             <w:vAlign w:val="bottom"/>
             <w:hideMark/>
@@ -3513,7 +3703,6 @@
               <w:bottom w:val="single" w:sz="4" w:space="0" w:color="auto"/>
               <w:right w:val="single" w:sz="4" w:space="0" w:color="auto"/>
             </w:tcBorders>
-            <w:shd w:val="clear" w:color="auto" w:fill="auto"/>
             <w:noWrap/>
             <w:vAlign w:val="bottom"/>
             <w:hideMark/>
@@ -3768,7 +3957,6 @@
               <w:bottom w:val="single" w:sz="4" w:space="0" w:color="auto"/>
               <w:right w:val="single" w:sz="4" w:space="0" w:color="auto"/>
             </w:tcBorders>
-            <w:shd w:val="clear" w:color="auto" w:fill="auto"/>
             <w:noWrap/>
             <w:vAlign w:val="bottom"/>
             <w:hideMark/>
@@ -3806,7 +3994,6 @@
               <w:bottom w:val="single" w:sz="4" w:space="0" w:color="auto"/>
               <w:right w:val="single" w:sz="4" w:space="0" w:color="auto"/>
             </w:tcBorders>
-            <w:shd w:val="clear" w:color="auto" w:fill="auto"/>
             <w:noWrap/>
             <w:vAlign w:val="bottom"/>
             <w:hideMark/>
@@ -3845,6 +4032,7 @@
               <w:t xml:space="preserve"> </w:t>
             </w:r>
             <w:proofErr w:type="spellStart"/>
+            <w:proofErr w:type="gramStart"/>
             <w:r>
               <w:rPr>
                 <w:rFonts w:ascii="Calibri" w:eastAsia="Times New Roman" w:hAnsi="Calibri" w:cs="Calibri"/>
@@ -3864,7 +4052,18 @@
                 <w:lang w:val="ru-BY" w:eastAsia="ru-BY"/>
                 <w14:ligatures w14:val="none"/>
               </w:rPr>
-              <w:t>()  {}</w:t>
+              <w:t>()  {</w:t>
+            </w:r>
+            <w:proofErr w:type="gramEnd"/>
+            <w:r>
+              <w:rPr>
+                <w:rFonts w:ascii="Calibri" w:eastAsia="Times New Roman" w:hAnsi="Calibri" w:cs="Calibri"/>
+                <w:color w:val="000000"/>
+                <w:kern w:val="0"/>
+                <w:lang w:val="ru-BY" w:eastAsia="ru-BY"/>
+                <w14:ligatures w14:val="none"/>
+              </w:rPr>
+              <w:t>}</w:t>
             </w:r>
           </w:p>
         </w:tc>
@@ -3883,7 +4082,6 @@
               <w:bottom w:val="single" w:sz="4" w:space="0" w:color="auto"/>
               <w:right w:val="single" w:sz="4" w:space="0" w:color="auto"/>
             </w:tcBorders>
-            <w:shd w:val="clear" w:color="auto" w:fill="auto"/>
             <w:noWrap/>
             <w:vAlign w:val="bottom"/>
             <w:hideMark/>
@@ -3921,7 +4119,6 @@
               <w:bottom w:val="single" w:sz="4" w:space="0" w:color="auto"/>
               <w:right w:val="single" w:sz="4" w:space="0" w:color="auto"/>
             </w:tcBorders>
-            <w:shd w:val="clear" w:color="auto" w:fill="auto"/>
             <w:noWrap/>
             <w:vAlign w:val="bottom"/>
             <w:hideMark/>
@@ -3979,7 +4176,29 @@
                 <w:lang w:val="ru-BY" w:eastAsia="ru-BY"/>
                 <w14:ligatures w14:val="none"/>
               </w:rPr>
-              <w:t xml:space="preserve"> 0..10 {}</w:t>
+              <w:t xml:space="preserve"> </w:t>
+            </w:r>
+            <w:proofErr w:type="gramStart"/>
+            <w:r>
+              <w:rPr>
+                <w:rFonts w:ascii="Calibri" w:eastAsia="Times New Roman" w:hAnsi="Calibri" w:cs="Calibri"/>
+                <w:color w:val="000000"/>
+                <w:kern w:val="0"/>
+                <w:lang w:val="ru-BY" w:eastAsia="ru-BY"/>
+                <w14:ligatures w14:val="none"/>
+              </w:rPr>
+              <w:t>0..</w:t>
+            </w:r>
+            <w:proofErr w:type="gramEnd"/>
+            <w:r>
+              <w:rPr>
+                <w:rFonts w:ascii="Calibri" w:eastAsia="Times New Roman" w:hAnsi="Calibri" w:cs="Calibri"/>
+                <w:color w:val="000000"/>
+                <w:kern w:val="0"/>
+                <w:lang w:val="ru-BY" w:eastAsia="ru-BY"/>
+                <w14:ligatures w14:val="none"/>
+              </w:rPr>
+              <w:t>10 {}</w:t>
             </w:r>
           </w:p>
         </w:tc>
@@ -3998,7 +4217,6 @@
               <w:bottom w:val="single" w:sz="4" w:space="0" w:color="auto"/>
               <w:right w:val="single" w:sz="4" w:space="0" w:color="auto"/>
             </w:tcBorders>
-            <w:shd w:val="clear" w:color="auto" w:fill="auto"/>
             <w:noWrap/>
             <w:vAlign w:val="bottom"/>
             <w:hideMark/>
@@ -4036,7 +4254,6 @@
               <w:bottom w:val="single" w:sz="4" w:space="0" w:color="auto"/>
               <w:right w:val="single" w:sz="4" w:space="0" w:color="auto"/>
             </w:tcBorders>
-            <w:shd w:val="clear" w:color="auto" w:fill="auto"/>
             <w:noWrap/>
             <w:vAlign w:val="bottom"/>
             <w:hideMark/>
@@ -4249,7 +4466,6 @@
               <w:bottom w:val="single" w:sz="4" w:space="0" w:color="auto"/>
               <w:right w:val="single" w:sz="4" w:space="0" w:color="auto"/>
             </w:tcBorders>
-            <w:shd w:val="clear" w:color="auto" w:fill="auto"/>
             <w:noWrap/>
             <w:vAlign w:val="bottom"/>
             <w:hideMark/>
@@ -4287,7 +4503,6 @@
               <w:bottom w:val="single" w:sz="4" w:space="0" w:color="auto"/>
               <w:right w:val="single" w:sz="4" w:space="0" w:color="auto"/>
             </w:tcBorders>
-            <w:shd w:val="clear" w:color="auto" w:fill="auto"/>
             <w:noWrap/>
             <w:vAlign w:val="bottom"/>
             <w:hideMark/>
@@ -4326,6 +4541,7 @@
               <w:t xml:space="preserve"> </w:t>
             </w:r>
             <w:proofErr w:type="spellStart"/>
+            <w:proofErr w:type="gramStart"/>
             <w:r>
               <w:rPr>
                 <w:rFonts w:ascii="Calibri" w:eastAsia="Times New Roman" w:hAnsi="Calibri" w:cs="Calibri"/>
@@ -4345,7 +4561,18 @@
                 <w:lang w:val="ru-BY" w:eastAsia="ru-BY"/>
                 <w14:ligatures w14:val="none"/>
               </w:rPr>
-              <w:t>()  {}</w:t>
+              <w:t>()  {</w:t>
+            </w:r>
+            <w:proofErr w:type="gramEnd"/>
+            <w:r>
+              <w:rPr>
+                <w:rFonts w:ascii="Calibri" w:eastAsia="Times New Roman" w:hAnsi="Calibri" w:cs="Calibri"/>
+                <w:color w:val="000000"/>
+                <w:kern w:val="0"/>
+                <w:lang w:val="ru-BY" w:eastAsia="ru-BY"/>
+                <w14:ligatures w14:val="none"/>
+              </w:rPr>
+              <w:t>}</w:t>
             </w:r>
           </w:p>
         </w:tc>
@@ -4364,7 +4591,6 @@
               <w:bottom w:val="single" w:sz="4" w:space="0" w:color="auto"/>
               <w:right w:val="single" w:sz="4" w:space="0" w:color="auto"/>
             </w:tcBorders>
-            <w:shd w:val="clear" w:color="auto" w:fill="auto"/>
             <w:noWrap/>
             <w:vAlign w:val="bottom"/>
             <w:hideMark/>
@@ -4402,7 +4628,6 @@
               <w:bottom w:val="single" w:sz="4" w:space="0" w:color="auto"/>
               <w:right w:val="single" w:sz="4" w:space="0" w:color="auto"/>
             </w:tcBorders>
-            <w:shd w:val="clear" w:color="auto" w:fill="auto"/>
             <w:noWrap/>
             <w:vAlign w:val="bottom"/>
             <w:hideMark/>
@@ -4457,7 +4682,6 @@
               <w:bottom w:val="single" w:sz="4" w:space="0" w:color="auto"/>
               <w:right w:val="single" w:sz="4" w:space="0" w:color="auto"/>
             </w:tcBorders>
-            <w:shd w:val="clear" w:color="auto" w:fill="auto"/>
             <w:noWrap/>
             <w:vAlign w:val="bottom"/>
             <w:hideMark/>
@@ -4495,7 +4719,6 @@
               <w:bottom w:val="single" w:sz="4" w:space="0" w:color="auto"/>
               <w:right w:val="single" w:sz="4" w:space="0" w:color="auto"/>
             </w:tcBorders>
-            <w:shd w:val="clear" w:color="auto" w:fill="auto"/>
             <w:noWrap/>
             <w:vAlign w:val="bottom"/>
             <w:hideMark/>
@@ -4544,6 +4767,7 @@
               <w:t xml:space="preserve"> </w:t>
             </w:r>
             <w:proofErr w:type="spellStart"/>
+            <w:proofErr w:type="gramStart"/>
             <w:r>
               <w:rPr>
                 <w:rFonts w:ascii="Calibri" w:eastAsia="Times New Roman" w:hAnsi="Calibri" w:cs="Calibri"/>
@@ -4563,7 +4787,18 @@
                 <w:lang w:val="ru-BY" w:eastAsia="ru-BY"/>
                 <w14:ligatures w14:val="none"/>
               </w:rPr>
-              <w:t xml:space="preserve"> &gt; 25</w:t>
+              <w:t xml:space="preserve"> &gt;</w:t>
+            </w:r>
+            <w:proofErr w:type="gramEnd"/>
+            <w:r>
+              <w:rPr>
+                <w:rFonts w:ascii="Calibri" w:eastAsia="Times New Roman" w:hAnsi="Calibri" w:cs="Calibri"/>
+                <w:color w:val="000000"/>
+                <w:kern w:val="0"/>
+                <w:lang w:val="ru-BY" w:eastAsia="ru-BY"/>
+                <w14:ligatures w14:val="none"/>
+              </w:rPr>
+              <w:t xml:space="preserve"> 25</w:t>
             </w:r>
           </w:p>
         </w:tc>
@@ -4652,7 +4887,7 @@
     </w:tbl>
     <w:p>
       <w:pPr>
-        <w:pStyle w:val="aa"/>
+        <w:pStyle w:val="NoSpacing"/>
         <w:ind w:left="720"/>
         <w:rPr>
           <w:rFonts w:eastAsia="Times New Roman"/>
@@ -4665,7 +4900,33 @@
     </w:p>
     <w:p>
       <w:pPr>
-        <w:pStyle w:val="aa"/>
+        <w:pStyle w:val="NoSpacing"/>
+        <w:ind w:left="720"/>
+        <w:rPr>
+          <w:rFonts w:eastAsia="Times New Roman"/>
+          <w:b/>
+          <w:bCs/>
+          <w:szCs w:val="28"/>
+          <w:lang w:val="en-US" w:eastAsia="ru-RU"/>
+        </w:rPr>
+      </w:pPr>
+    </w:p>
+    <w:p>
+      <w:pPr>
+        <w:pStyle w:val="NoSpacing"/>
+        <w:ind w:left="720"/>
+        <w:rPr>
+          <w:rFonts w:eastAsia="Times New Roman"/>
+          <w:b/>
+          <w:bCs/>
+          <w:szCs w:val="28"/>
+          <w:lang w:val="en-US" w:eastAsia="ru-RU"/>
+        </w:rPr>
+      </w:pPr>
+    </w:p>
+    <w:p>
+      <w:pPr>
+        <w:pStyle w:val="NoSpacing"/>
         <w:numPr>
           <w:ilvl w:val="0"/>
           <w:numId w:val="7"/>
@@ -4686,6 +4947,7 @@
           <w:szCs w:val="28"/>
           <w:lang w:eastAsia="ru-RU"/>
         </w:rPr>
+        <w:lastRenderedPageBreak/>
         <w:t>Скриншот работы программы</w:t>
       </w:r>
       <w:r>
@@ -4701,7 +4963,7 @@
     </w:p>
     <w:p>
       <w:pPr>
-        <w:pStyle w:val="aa"/>
+        <w:pStyle w:val="NoSpacing"/>
         <w:ind w:left="720"/>
         <w:rPr>
           <w:rFonts w:eastAsia="Times New Roman"/>
@@ -4714,7 +4976,7 @@
     </w:p>
     <w:p>
       <w:pPr>
-        <w:pStyle w:val="aa"/>
+        <w:pStyle w:val="NoSpacing"/>
         <w:ind w:left="720"/>
         <w:jc w:val="center"/>
         <w:rPr>
@@ -4745,7 +5007,7 @@
                     <pic:cNvPicPr/>
                   </pic:nvPicPr>
                   <pic:blipFill>
-                    <a:blip r:embed="rId6"/>
+                    <a:blip r:embed="rId8"/>
                     <a:stretch>
                       <a:fillRect/>
                     </a:stretch>
@@ -4797,7 +5059,7 @@
 </file>
 
 <file path=word/numbering.xml><?xml version="1.0" encoding="utf-8"?>
-<w:numbering xmlns:wpc="http://schemas.microsoft.com/office/word/2010/wordprocessingCanvas" xmlns:cx="http://schemas.microsoft.com/office/drawing/2014/chartex" xmlns:cx1="http://schemas.microsoft.com/office/drawing/2015/9/8/chartex" xmlns:cx2="http://schemas.microsoft.com/office/drawing/2015/10/21/chartex" xmlns:cx3="http://schemas.microsoft.com/office/drawing/2016/5/9/chartex" xmlns:cx4="http://schemas.microsoft.com/office/drawing/2016/5/10/chartex" xmlns:cx5="http://schemas.microsoft.com/office/drawing/2016/5/11/chartex" xmlns:cx6="http://schemas.microsoft.com/office/drawing/2016/5/12/chartex" xmlns:cx7="http://schemas.microsoft.com/office/drawing/2016/5/13/chartex" xmlns:cx8="http://schemas.microsoft.com/office/drawing/2016/5/14/chartex" xmlns:mc="http://schemas.openxmlformats.org/markup-compatibility/2006" xmlns:aink="http://schemas.microsoft.com/office/drawing/2016/ink" xmlns:am3d="http://schemas.microsoft.com/office/drawing/2017/model3d" xmlns:o="urn:schemas-microsoft-com:office:office" xmlns:oel="http://schemas.microsoft.com/office/2019/extlst" xmlns:r="http://schemas.openxmlformats.org/officeDocument/2006/relationships" xmlns:m="http://schemas.openxmlformats.org/officeDocument/2006/math" xmlns:v="urn:schemas-microsoft-com:vml" xmlns:wp14="http://schemas.microsoft.com/office/word/2010/wordprocessingDrawing" xmlns:wp="http://schemas.openxmlformats.org/drawingml/2006/wordprocessingDrawing" xmlns:w10="urn:schemas-microsoft-com:office:word" xmlns:w="http://schemas.openxmlformats.org/wordprocessingml/2006/main" xmlns:w14="http://schemas.microsoft.com/office/word/2010/wordml" xmlns:w15="http://schemas.microsoft.com/office/word/2012/wordml" xmlns:w16cex="http://schemas.microsoft.com/office/word/2018/wordml/cex" xmlns:w16cid="http://schemas.microsoft.com/office/word/2016/wordml/cid" xmlns:w16="http://schemas.microsoft.com/office/word/2018/wordml" xmlns:w16sdtdh="http://schemas.microsoft.com/office/word/2020/wordml/sdtdatahash" xmlns:w16se="http://schemas.microsoft.com/office/word/2015/wordml/symex" xmlns:wpg="http://schemas.microsoft.com/office/word/2010/wordprocessingGroup" xmlns:wpi="http://schemas.microsoft.com/office/word/2010/wordprocessingInk" xmlns:wne="http://schemas.microsoft.com/office/word/2006/wordml" xmlns:wps="http://schemas.microsoft.com/office/word/2010/wordprocessingShape" mc:Ignorable="w14 w15 w16se w16cid w16 w16cex w16sdtdh wp14">
+<w:numbering xmlns:wpc="http://schemas.microsoft.com/office/word/2010/wordprocessingCanvas" xmlns:cx="http://schemas.microsoft.com/office/drawing/2014/chartex" xmlns:cx1="http://schemas.microsoft.com/office/drawing/2015/9/8/chartex" xmlns:cx2="http://schemas.microsoft.com/office/drawing/2015/10/21/chartex" xmlns:cx3="http://schemas.microsoft.com/office/drawing/2016/5/9/chartex" xmlns:cx4="http://schemas.microsoft.com/office/drawing/2016/5/10/chartex" xmlns:cx5="http://schemas.microsoft.com/office/drawing/2016/5/11/chartex" xmlns:cx6="http://schemas.microsoft.com/office/drawing/2016/5/12/chartex" xmlns:cx7="http://schemas.microsoft.com/office/drawing/2016/5/13/chartex" xmlns:cx8="http://schemas.microsoft.com/office/drawing/2016/5/14/chartex" xmlns:mc="http://schemas.openxmlformats.org/markup-compatibility/2006" xmlns:aink="http://schemas.microsoft.com/office/drawing/2016/ink" xmlns:am3d="http://schemas.microsoft.com/office/drawing/2017/model3d" xmlns:o="urn:schemas-microsoft-com:office:office" xmlns:oel="http://schemas.microsoft.com/office/2019/extlst" xmlns:r="http://schemas.openxmlformats.org/officeDocument/2006/relationships" xmlns:m="http://schemas.openxmlformats.org/officeDocument/2006/math" xmlns:v="urn:schemas-microsoft-com:vml" xmlns:wp14="http://schemas.microsoft.com/office/word/2010/wordprocessingDrawing" xmlns:wp="http://schemas.openxmlformats.org/drawingml/2006/wordprocessingDrawing" xmlns:w10="urn:schemas-microsoft-com:office:word" xmlns:w="http://schemas.openxmlformats.org/wordprocessingml/2006/main" xmlns:w14="http://schemas.microsoft.com/office/word/2010/wordml" xmlns:w15="http://schemas.microsoft.com/office/word/2012/wordml" xmlns:w16cex="http://schemas.microsoft.com/office/word/2018/wordml/cex" xmlns:w16cid="http://schemas.microsoft.com/office/word/2016/wordml/cid" xmlns:w16="http://schemas.microsoft.com/office/word/2018/wordml" xmlns:w16du="http://schemas.microsoft.com/office/word/2023/wordml/word16du" xmlns:w16sdtdh="http://schemas.microsoft.com/office/word/2020/wordml/sdtdatahash" xmlns:w16sdtfl="http://schemas.microsoft.com/office/word/2024/wordml/sdtformatlock" xmlns:w16se="http://schemas.microsoft.com/office/word/2015/wordml/symex" xmlns:wpg="http://schemas.microsoft.com/office/word/2010/wordprocessingGroup" xmlns:wpi="http://schemas.microsoft.com/office/word/2010/wordprocessingInk" xmlns:wne="http://schemas.microsoft.com/office/word/2006/wordml" xmlns:wps="http://schemas.microsoft.com/office/word/2010/wordprocessingShape" mc:Ignorable="w14 w15 w16se w16cid w16 w16cex w16sdtdh w16sdtfl w16du wp14">
   <w:abstractNum w:abstractNumId="0" w15:restartNumberingAfterBreak="0">
     <w:nsid w:val="F78804A0"/>
     <w:multiLevelType w:val="singleLevel"/>
@@ -5363,7 +5625,7 @@
     <w:lvl w:ilvl="0">
       <w:start w:val="1"/>
       <w:numFmt w:val="decimal"/>
-      <w:pStyle w:val="1"/>
+      <w:pStyle w:val="Heading1"/>
       <w:suff w:val="space"/>
       <w:lvlText w:val="%1"/>
       <w:lvlJc w:val="left"/>
@@ -5394,7 +5656,7 @@
     <w:lvl w:ilvl="1">
       <w:start w:val="1"/>
       <w:numFmt w:val="decimal"/>
-      <w:pStyle w:val="2"/>
+      <w:pStyle w:val="Heading2"/>
       <w:isLgl/>
       <w:suff w:val="space"/>
       <w:lvlText w:val="%1.%2"/>
@@ -5409,7 +5671,7 @@
     <w:lvl w:ilvl="2">
       <w:start w:val="1"/>
       <w:numFmt w:val="decimal"/>
-      <w:pStyle w:val="3"/>
+      <w:pStyle w:val="Heading3"/>
       <w:isLgl/>
       <w:suff w:val="space"/>
       <w:lvlText w:val="%1.%2.%3"/>
@@ -5424,7 +5686,7 @@
     <w:lvl w:ilvl="3">
       <w:start w:val="1"/>
       <w:numFmt w:val="decimal"/>
-      <w:pStyle w:val="4"/>
+      <w:pStyle w:val="Heading4"/>
       <w:isLgl/>
       <w:suff w:val="space"/>
       <w:lvlText w:val="%1.%2.%3.%4"/>
@@ -5694,7 +5956,7 @@
 </file>
 
 <file path=word/styles.xml><?xml version="1.0" encoding="utf-8"?>
-<w:styles xmlns:mc="http://schemas.openxmlformats.org/markup-compatibility/2006" xmlns:r="http://schemas.openxmlformats.org/officeDocument/2006/relationships" xmlns:w="http://schemas.openxmlformats.org/wordprocessingml/2006/main" xmlns:w14="http://schemas.microsoft.com/office/word/2010/wordml" xmlns:w15="http://schemas.microsoft.com/office/word/2012/wordml" xmlns:w16cex="http://schemas.microsoft.com/office/word/2018/wordml/cex" xmlns:w16cid="http://schemas.microsoft.com/office/word/2016/wordml/cid" xmlns:w16="http://schemas.microsoft.com/office/word/2018/wordml" xmlns:w16sdtdh="http://schemas.microsoft.com/office/word/2020/wordml/sdtdatahash" xmlns:w16se="http://schemas.microsoft.com/office/word/2015/wordml/symex" mc:Ignorable="w14 w15 w16se w16cid w16 w16cex w16sdtdh">
+<w:styles xmlns:mc="http://schemas.openxmlformats.org/markup-compatibility/2006" xmlns:r="http://schemas.openxmlformats.org/officeDocument/2006/relationships" xmlns:w="http://schemas.openxmlformats.org/wordprocessingml/2006/main" xmlns:w14="http://schemas.microsoft.com/office/word/2010/wordml" xmlns:w15="http://schemas.microsoft.com/office/word/2012/wordml" xmlns:w16cex="http://schemas.microsoft.com/office/word/2018/wordml/cex" xmlns:w16cid="http://schemas.microsoft.com/office/word/2016/wordml/cid" xmlns:w16="http://schemas.microsoft.com/office/word/2018/wordml" xmlns:w16du="http://schemas.microsoft.com/office/word/2023/wordml/word16du" xmlns:w16sdtdh="http://schemas.microsoft.com/office/word/2020/wordml/sdtdatahash" xmlns:w16sdtfl="http://schemas.microsoft.com/office/word/2024/wordml/sdtformatlock" xmlns:w16se="http://schemas.microsoft.com/office/word/2015/wordml/symex" mc:Ignorable="w14 w15 w16se w16cid w16 w16cex w16sdtdh w16sdtfl w16du">
   <w:docDefaults>
     <w:rPrDefault>
       <w:rPr>
@@ -6090,7 +6352,7 @@
     <w:lsdException w:name="Unresolved Mention" w:semiHidden="1" w:unhideWhenUsed="1"/>
     <w:lsdException w:name="Smart Link" w:semiHidden="1" w:unhideWhenUsed="1"/>
   </w:latentStyles>
-  <w:style w:type="paragraph" w:default="1" w:styleId="a">
+  <w:style w:type="paragraph" w:default="1" w:styleId="Normal">
     <w:name w:val="Normal"/>
     <w:qFormat/>
     <w:rsid w:val="00FA6049"/>
@@ -6098,12 +6360,12 @@
       <w:spacing w:line="252" w:lineRule="auto"/>
     </w:pPr>
   </w:style>
-  <w:style w:type="paragraph" w:styleId="1">
+  <w:style w:type="paragraph" w:styleId="Heading1">
     <w:name w:val="heading 1"/>
     <w:aliases w:val="2..4"/>
-    <w:basedOn w:val="a"/>
-    <w:next w:val="a"/>
-    <w:link w:val="10"/>
+    <w:basedOn w:val="Normal"/>
+    <w:next w:val="Normal"/>
+    <w:link w:val="Heading1Char"/>
     <w:uiPriority w:val="9"/>
     <w:qFormat/>
     <w:rsid w:val="00C14F3E"/>
@@ -6130,11 +6392,11 @@
       <w14:ligatures w14:val="none"/>
     </w:rPr>
   </w:style>
-  <w:style w:type="paragraph" w:styleId="2">
+  <w:style w:type="paragraph" w:styleId="Heading2">
     <w:name w:val="heading 2"/>
-    <w:basedOn w:val="a"/>
-    <w:next w:val="a"/>
-    <w:link w:val="20"/>
+    <w:basedOn w:val="Normal"/>
+    <w:next w:val="Normal"/>
+    <w:link w:val="Heading2Char"/>
     <w:uiPriority w:val="9"/>
     <w:unhideWhenUsed/>
     <w:qFormat/>
@@ -6161,11 +6423,11 @@
       <w14:ligatures w14:val="none"/>
     </w:rPr>
   </w:style>
-  <w:style w:type="paragraph" w:styleId="3">
+  <w:style w:type="paragraph" w:styleId="Heading3">
     <w:name w:val="heading 3"/>
-    <w:basedOn w:val="a"/>
-    <w:next w:val="a"/>
-    <w:link w:val="30"/>
+    <w:basedOn w:val="Normal"/>
+    <w:next w:val="Normal"/>
+    <w:link w:val="Heading3Char"/>
     <w:uiPriority w:val="9"/>
     <w:unhideWhenUsed/>
     <w:qFormat/>
@@ -6190,11 +6452,11 @@
       <w14:ligatures w14:val="none"/>
     </w:rPr>
   </w:style>
-  <w:style w:type="paragraph" w:styleId="4">
+  <w:style w:type="paragraph" w:styleId="Heading4">
     <w:name w:val="heading 4"/>
-    <w:basedOn w:val="3"/>
-    <w:next w:val="a"/>
-    <w:link w:val="40"/>
+    <w:basedOn w:val="Heading3"/>
+    <w:next w:val="Normal"/>
+    <w:link w:val="Heading4Char"/>
     <w:uiPriority w:val="9"/>
     <w:unhideWhenUsed/>
     <w:qFormat/>
@@ -6212,12 +6474,13 @@
       <w:lang w:val="en-US"/>
     </w:rPr>
   </w:style>
-  <w:style w:type="character" w:default="1" w:styleId="a0">
+  <w:style w:type="character" w:default="1" w:styleId="DefaultParagraphFont">
     <w:name w:val="Default Paragraph Font"/>
     <w:uiPriority w:val="1"/>
+    <w:semiHidden/>
     <w:unhideWhenUsed/>
   </w:style>
-  <w:style w:type="table" w:default="1" w:styleId="a1">
+  <w:style w:type="table" w:default="1" w:styleId="TableNormal">
     <w:name w:val="Normal Table"/>
     <w:uiPriority w:val="99"/>
     <w:semiHidden/>
@@ -6232,15 +6495,15 @@
       </w:tblCellMar>
     </w:tblPr>
   </w:style>
-  <w:style w:type="numbering" w:default="1" w:styleId="a2">
+  <w:style w:type="numbering" w:default="1" w:styleId="NoList">
     <w:name w:val="No List"/>
     <w:uiPriority w:val="99"/>
     <w:semiHidden/>
     <w:unhideWhenUsed/>
   </w:style>
-  <w:style w:type="paragraph" w:styleId="a3">
+  <w:style w:type="paragraph" w:styleId="ListParagraph">
     <w:name w:val="List Paragraph"/>
-    <w:basedOn w:val="a"/>
+    <w:basedOn w:val="Normal"/>
     <w:uiPriority w:val="34"/>
     <w:qFormat/>
     <w:rsid w:val="006001AC"/>
@@ -6249,10 +6512,10 @@
       <w:contextualSpacing/>
     </w:pPr>
   </w:style>
-  <w:style w:type="paragraph" w:styleId="a4">
+  <w:style w:type="paragraph" w:styleId="Header">
     <w:name w:val="header"/>
-    <w:basedOn w:val="a"/>
-    <w:link w:val="a5"/>
+    <w:basedOn w:val="Normal"/>
+    <w:link w:val="HeaderChar"/>
     <w:rsid w:val="003D268A"/>
     <w:pPr>
       <w:tabs>
@@ -6270,10 +6533,10 @@
       <w14:ligatures w14:val="none"/>
     </w:rPr>
   </w:style>
-  <w:style w:type="character" w:customStyle="1" w:styleId="a5">
-    <w:name w:val="Верхний колонтитул Знак"/>
-    <w:basedOn w:val="a0"/>
-    <w:link w:val="a4"/>
+  <w:style w:type="character" w:customStyle="1" w:styleId="HeaderChar">
+    <w:name w:val="Header Char"/>
+    <w:basedOn w:val="DefaultParagraphFont"/>
+    <w:link w:val="Header"/>
     <w:rsid w:val="003D268A"/>
     <w:rPr>
       <w:rFonts w:eastAsiaTheme="minorEastAsia"/>
@@ -6284,10 +6547,10 @@
       <w14:ligatures w14:val="none"/>
     </w:rPr>
   </w:style>
-  <w:style w:type="paragraph" w:styleId="a6">
+  <w:style w:type="paragraph" w:styleId="Footer">
     <w:name w:val="footer"/>
-    <w:basedOn w:val="a"/>
-    <w:link w:val="a7"/>
+    <w:basedOn w:val="Normal"/>
+    <w:link w:val="FooterChar"/>
     <w:rsid w:val="003D268A"/>
     <w:pPr>
       <w:tabs>
@@ -6305,10 +6568,10 @@
       <w14:ligatures w14:val="none"/>
     </w:rPr>
   </w:style>
-  <w:style w:type="character" w:customStyle="1" w:styleId="a7">
-    <w:name w:val="Нижний колонтитул Знак"/>
-    <w:basedOn w:val="a0"/>
-    <w:link w:val="a6"/>
+  <w:style w:type="character" w:customStyle="1" w:styleId="FooterChar">
+    <w:name w:val="Footer Char"/>
+    <w:basedOn w:val="DefaultParagraphFont"/>
+    <w:link w:val="Footer"/>
     <w:rsid w:val="003D268A"/>
     <w:rPr>
       <w:rFonts w:eastAsiaTheme="minorEastAsia"/>
@@ -6319,9 +6582,9 @@
       <w14:ligatures w14:val="none"/>
     </w:rPr>
   </w:style>
-  <w:style w:type="table" w:styleId="a8">
+  <w:style w:type="table" w:styleId="TableGrid">
     <w:name w:val="Table Grid"/>
-    <w:basedOn w:val="a1"/>
+    <w:basedOn w:val="TableNormal"/>
     <w:rsid w:val="003D268A"/>
     <w:pPr>
       <w:widowControl w:val="0"/>
@@ -6347,10 +6610,10 @@
       </w:tblBorders>
     </w:tblPr>
   </w:style>
-  <w:style w:type="paragraph" w:styleId="HTML">
+  <w:style w:type="paragraph" w:styleId="HTMLPreformatted">
     <w:name w:val="HTML Preformatted"/>
-    <w:basedOn w:val="a"/>
-    <w:link w:val="HTML0"/>
+    <w:basedOn w:val="Normal"/>
+    <w:link w:val="HTMLPreformattedChar"/>
     <w:uiPriority w:val="99"/>
     <w:unhideWhenUsed/>
     <w:rsid w:val="007C1B5A"/>
@@ -6384,10 +6647,10 @@
       <w14:ligatures w14:val="none"/>
     </w:rPr>
   </w:style>
-  <w:style w:type="character" w:customStyle="1" w:styleId="HTML0">
-    <w:name w:val="Стандартный HTML Знак"/>
-    <w:basedOn w:val="a0"/>
-    <w:link w:val="HTML"/>
+  <w:style w:type="character" w:customStyle="1" w:styleId="HTMLPreformattedChar">
+    <w:name w:val="HTML Preformatted Char"/>
+    <w:basedOn w:val="DefaultParagraphFont"/>
+    <w:link w:val="HTMLPreformatted"/>
     <w:uiPriority w:val="99"/>
     <w:rsid w:val="007C1B5A"/>
     <w:rPr>
@@ -6399,11 +6662,11 @@
       <w14:ligatures w14:val="none"/>
     </w:rPr>
   </w:style>
-  <w:style w:type="character" w:customStyle="1" w:styleId="10">
-    <w:name w:val="Заголовок 1 Знак"/>
-    <w:aliases w:val="2..4 Знак"/>
-    <w:basedOn w:val="a0"/>
-    <w:link w:val="1"/>
+  <w:style w:type="character" w:customStyle="1" w:styleId="Heading1Char">
+    <w:name w:val="Heading 1 Char"/>
+    <w:aliases w:val="2..4 Char"/>
+    <w:basedOn w:val="DefaultParagraphFont"/>
+    <w:link w:val="Heading1"/>
     <w:uiPriority w:val="9"/>
     <w:rsid w:val="00C14F3E"/>
     <w:rPr>
@@ -6418,10 +6681,10 @@
       <w14:ligatures w14:val="none"/>
     </w:rPr>
   </w:style>
-  <w:style w:type="character" w:customStyle="1" w:styleId="20">
-    <w:name w:val="Заголовок 2 Знак"/>
-    <w:basedOn w:val="a0"/>
-    <w:link w:val="2"/>
+  <w:style w:type="character" w:customStyle="1" w:styleId="Heading2Char">
+    <w:name w:val="Heading 2 Char"/>
+    <w:basedOn w:val="DefaultParagraphFont"/>
+    <w:link w:val="Heading2"/>
     <w:uiPriority w:val="9"/>
     <w:rsid w:val="00C14F3E"/>
     <w:rPr>
@@ -6435,10 +6698,10 @@
       <w14:ligatures w14:val="none"/>
     </w:rPr>
   </w:style>
-  <w:style w:type="character" w:customStyle="1" w:styleId="30">
-    <w:name w:val="Заголовок 3 Знак"/>
-    <w:basedOn w:val="a0"/>
-    <w:link w:val="3"/>
+  <w:style w:type="character" w:customStyle="1" w:styleId="Heading3Char">
+    <w:name w:val="Heading 3 Char"/>
+    <w:basedOn w:val="DefaultParagraphFont"/>
+    <w:link w:val="Heading3"/>
     <w:uiPriority w:val="9"/>
     <w:rsid w:val="00C14F3E"/>
     <w:rPr>
@@ -6450,10 +6713,10 @@
       <w14:ligatures w14:val="none"/>
     </w:rPr>
   </w:style>
-  <w:style w:type="character" w:customStyle="1" w:styleId="40">
-    <w:name w:val="Заголовок 4 Знак"/>
-    <w:basedOn w:val="a0"/>
-    <w:link w:val="4"/>
+  <w:style w:type="character" w:customStyle="1" w:styleId="Heading4Char">
+    <w:name w:val="Heading 4 Char"/>
+    <w:basedOn w:val="DefaultParagraphFont"/>
+    <w:link w:val="Heading4"/>
     <w:uiPriority w:val="9"/>
     <w:rsid w:val="00C14F3E"/>
     <w:rPr>
@@ -6465,9 +6728,9 @@
       <w14:ligatures w14:val="none"/>
     </w:rPr>
   </w:style>
-  <w:style w:type="character" w:styleId="a9">
+  <w:style w:type="character" w:styleId="PlaceholderText">
     <w:name w:val="Placeholder Text"/>
-    <w:basedOn w:val="a0"/>
+    <w:basedOn w:val="DefaultParagraphFont"/>
     <w:uiPriority w:val="99"/>
     <w:semiHidden/>
     <w:rsid w:val="00164444"/>
@@ -6475,7 +6738,7 @@
       <w:color w:val="808080"/>
     </w:rPr>
   </w:style>
-  <w:style w:type="paragraph" w:styleId="aa">
+  <w:style w:type="paragraph" w:styleId="NoSpacing">
     <w:name w:val="No Spacing"/>
     <w:uiPriority w:val="1"/>
     <w:qFormat/>
@@ -6490,9 +6753,9 @@
       <w14:ligatures w14:val="none"/>
     </w:rPr>
   </w:style>
-  <w:style w:type="character" w:styleId="ab">
+  <w:style w:type="character" w:styleId="CommentReference">
     <w:name w:val="annotation reference"/>
-    <w:basedOn w:val="a0"/>
+    <w:basedOn w:val="DefaultParagraphFont"/>
     <w:uiPriority w:val="99"/>
     <w:semiHidden/>
     <w:unhideWhenUsed/>
@@ -6502,10 +6765,10 @@
       <w:szCs w:val="16"/>
     </w:rPr>
   </w:style>
-  <w:style w:type="paragraph" w:styleId="ac">
+  <w:style w:type="paragraph" w:styleId="CommentText">
     <w:name w:val="annotation text"/>
-    <w:basedOn w:val="a"/>
-    <w:link w:val="ad"/>
+    <w:basedOn w:val="Normal"/>
+    <w:link w:val="CommentTextChar"/>
     <w:uiPriority w:val="99"/>
     <w:semiHidden/>
     <w:unhideWhenUsed/>
@@ -6518,10 +6781,10 @@
       <w:szCs w:val="20"/>
     </w:rPr>
   </w:style>
-  <w:style w:type="character" w:customStyle="1" w:styleId="ad">
-    <w:name w:val="Текст примечания Знак"/>
-    <w:basedOn w:val="a0"/>
-    <w:link w:val="ac"/>
+  <w:style w:type="character" w:customStyle="1" w:styleId="CommentTextChar">
+    <w:name w:val="Comment Text Char"/>
+    <w:basedOn w:val="DefaultParagraphFont"/>
+    <w:link w:val="CommentText"/>
     <w:uiPriority w:val="99"/>
     <w:semiHidden/>
     <w:rsid w:val="00C66327"/>
@@ -6530,11 +6793,11 @@
       <w:szCs w:val="20"/>
     </w:rPr>
   </w:style>
-  <w:style w:type="paragraph" w:styleId="ae">
+  <w:style w:type="paragraph" w:styleId="CommentSubject">
     <w:name w:val="annotation subject"/>
-    <w:basedOn w:val="ac"/>
-    <w:next w:val="ac"/>
-    <w:link w:val="af"/>
+    <w:basedOn w:val="CommentText"/>
+    <w:next w:val="CommentText"/>
+    <w:link w:val="CommentSubjectChar"/>
     <w:uiPriority w:val="99"/>
     <w:semiHidden/>
     <w:unhideWhenUsed/>
@@ -6544,10 +6807,10 @@
       <w:bCs/>
     </w:rPr>
   </w:style>
-  <w:style w:type="character" w:customStyle="1" w:styleId="af">
-    <w:name w:val="Тема примечания Знак"/>
-    <w:basedOn w:val="ad"/>
-    <w:link w:val="ae"/>
+  <w:style w:type="character" w:customStyle="1" w:styleId="CommentSubjectChar">
+    <w:name w:val="Comment Subject Char"/>
+    <w:basedOn w:val="CommentTextChar"/>
+    <w:link w:val="CommentSubject"/>
     <w:uiPriority w:val="99"/>
     <w:semiHidden/>
     <w:rsid w:val="00C66327"/>

--- a/lab2/СПО_2_ОТЧЕТ.docx
+++ b/lab2/СПО_2_ОТЧЕТ.docx
@@ -1354,7 +1354,7 @@
         </w:rPr>
       </w:pPr>
       <w:r>
-        <w:object w:dxaOrig="11566" w:dyaOrig="23131" w14:anchorId="22582505">
+        <w:object w:dxaOrig="11566" w:dyaOrig="23131" w14:anchorId="2B2F3495">
           <v:shapetype id="_x0000_t75" coordsize="21600,21600" o:spt="75" o:preferrelative="t" path="m@4@5l@4@11@9@11@9@5xe" filled="f" stroked="f">
             <v:stroke joinstyle="miter"/>
             <v:formulas>
@@ -1374,10 +1374,10 @@
             <v:path o:extrusionok="f" gradientshapeok="t" o:connecttype="rect"/>
             <o:lock v:ext="edit" aspectratio="t"/>
           </v:shapetype>
-          <v:shape id="_x0000_i1025" type="#_x0000_t75" style="width:363pt;height:726.4pt" o:ole="">
+          <v:shape id="_x0000_i1027" type="#_x0000_t75" style="width:372.95pt;height:744.9pt" o:ole="">
             <v:imagedata r:id="rId6" o:title=""/>
           </v:shape>
-          <o:OLEObject Type="Embed" ProgID="Visio.Drawing.15" ShapeID="_x0000_i1025" DrawAspect="Content" ObjectID="_1852038847" r:id="rId7"/>
+          <o:OLEObject Type="Embed" ProgID="Visio.Drawing.15" ShapeID="_x0000_i1027" DrawAspect="Content" ObjectID="_1852313944" r:id="rId7"/>
         </w:object>
       </w:r>
     </w:p>

--- a/lab2/СПО_2_ОТЧЕТ.docx
+++ b/lab2/СПО_2_ОТЧЕТ.docx
@@ -1,6 +1,6 @@
 
 <file path=word/document.xml><?xml version="1.0" encoding="utf-8"?>
-<w:document xmlns:wpc="http://schemas.microsoft.com/office/word/2010/wordprocessingCanvas" xmlns:cx="http://schemas.microsoft.com/office/drawing/2014/chartex" xmlns:cx1="http://schemas.microsoft.com/office/drawing/2015/9/8/chartex" xmlns:cx2="http://schemas.microsoft.com/office/drawing/2015/10/21/chartex" xmlns:cx3="http://schemas.microsoft.com/office/drawing/2016/5/9/chartex" xmlns:cx4="http://schemas.microsoft.com/office/drawing/2016/5/10/chartex" xmlns:cx5="http://schemas.microsoft.com/office/drawing/2016/5/11/chartex" xmlns:cx6="http://schemas.microsoft.com/office/drawing/2016/5/12/chartex" xmlns:cx7="http://schemas.microsoft.com/office/drawing/2016/5/13/chartex" xmlns:cx8="http://schemas.microsoft.com/office/drawing/2016/5/14/chartex" xmlns:mc="http://schemas.openxmlformats.org/markup-compatibility/2006" xmlns:aink="http://schemas.microsoft.com/office/drawing/2016/ink" xmlns:am3d="http://schemas.microsoft.com/office/drawing/2017/model3d" xmlns:o="urn:schemas-microsoft-com:office:office" xmlns:oel="http://schemas.microsoft.com/office/2019/extlst" xmlns:r="http://schemas.openxmlformats.org/officeDocument/2006/relationships" xmlns:m="http://schemas.openxmlformats.org/officeDocument/2006/math" xmlns:v="urn:schemas-microsoft-com:vml" xmlns:wp14="http://schemas.microsoft.com/office/word/2010/wordprocessingDrawing" xmlns:wp="http://schemas.openxmlformats.org/drawingml/2006/wordprocessingDrawing" xmlns:w10="urn:schemas-microsoft-com:office:word" xmlns:w="http://schemas.openxmlformats.org/wordprocessingml/2006/main" xmlns:w14="http://schemas.microsoft.com/office/word/2010/wordml" xmlns:w15="http://schemas.microsoft.com/office/word/2012/wordml" xmlns:w16cex="http://schemas.microsoft.com/office/word/2018/wordml/cex" xmlns:w16cid="http://schemas.microsoft.com/office/word/2016/wordml/cid" xmlns:w16="http://schemas.microsoft.com/office/word/2018/wordml" xmlns:w16du="http://schemas.microsoft.com/office/word/2023/wordml/word16du" xmlns:w16sdtdh="http://schemas.microsoft.com/office/word/2020/wordml/sdtdatahash" xmlns:w16sdtfl="http://schemas.microsoft.com/office/word/2024/wordml/sdtformatlock" xmlns:w16se="http://schemas.microsoft.com/office/word/2015/wordml/symex" xmlns:wpg="http://schemas.microsoft.com/office/word/2010/wordprocessingGroup" xmlns:wpi="http://schemas.microsoft.com/office/word/2010/wordprocessingInk" xmlns:wne="http://schemas.microsoft.com/office/word/2006/wordml" xmlns:wps="http://schemas.microsoft.com/office/word/2010/wordprocessingShape" mc:Ignorable="w14 w15 w16se w16cid w16 w16cex w16sdtdh w16sdtfl w16du wp14">
+<w:document xmlns:wpc="http://schemas.microsoft.com/office/word/2010/wordprocessingCanvas" xmlns:cx="http://schemas.microsoft.com/office/drawing/2014/chartex" xmlns:cx1="http://schemas.microsoft.com/office/drawing/2015/9/8/chartex" xmlns:cx2="http://schemas.microsoft.com/office/drawing/2015/10/21/chartex" xmlns:cx3="http://schemas.microsoft.com/office/drawing/2016/5/9/chartex" xmlns:cx4="http://schemas.microsoft.com/office/drawing/2016/5/10/chartex" xmlns:cx5="http://schemas.microsoft.com/office/drawing/2016/5/11/chartex" xmlns:cx6="http://schemas.microsoft.com/office/drawing/2016/5/12/chartex" xmlns:cx7="http://schemas.microsoft.com/office/drawing/2016/5/13/chartex" xmlns:cx8="http://schemas.microsoft.com/office/drawing/2016/5/14/chartex" xmlns:mc="http://schemas.openxmlformats.org/markup-compatibility/2006" xmlns:aink="http://schemas.microsoft.com/office/drawing/2016/ink" xmlns:am3d="http://schemas.microsoft.com/office/drawing/2017/model3d" xmlns:o="urn:schemas-microsoft-com:office:office" xmlns:oel="http://schemas.microsoft.com/office/2019/extlst" xmlns:r="http://schemas.openxmlformats.org/officeDocument/2006/relationships" xmlns:m="http://schemas.openxmlformats.org/officeDocument/2006/math" xmlns:v="urn:schemas-microsoft-com:vml" xmlns:wp14="http://schemas.microsoft.com/office/word/2010/wordprocessingDrawing" xmlns:wp="http://schemas.openxmlformats.org/drawingml/2006/wordprocessingDrawing" xmlns:w10="urn:schemas-microsoft-com:office:word" xmlns:w="http://schemas.openxmlformats.org/wordprocessingml/2006/main" xmlns:w14="http://schemas.microsoft.com/office/word/2010/wordml" xmlns:w15="http://schemas.microsoft.com/office/word/2012/wordml" xmlns:w16cex="http://schemas.microsoft.com/office/word/2018/wordml/cex" xmlns:w16cid="http://schemas.microsoft.com/office/word/2016/wordml/cid" xmlns:w16="http://schemas.microsoft.com/office/word/2018/wordml" xmlns:w16sdtdh="http://schemas.microsoft.com/office/word/2020/wordml/sdtdatahash" xmlns:w16se="http://schemas.microsoft.com/office/word/2015/wordml/symex" xmlns:wpg="http://schemas.microsoft.com/office/word/2010/wordprocessingGroup" xmlns:wpi="http://schemas.microsoft.com/office/word/2010/wordprocessingInk" xmlns:wne="http://schemas.microsoft.com/office/word/2006/wordml" xmlns:wps="http://schemas.microsoft.com/office/word/2010/wordprocessingShape" mc:Ignorable="w14 w15 w16se w16cid w16 w16cex w16sdtdh wp14">
   <w:body>
     <w:p>
       <w:pPr>
@@ -248,7 +248,6 @@
           <w:szCs w:val="28"/>
         </w:rPr>
       </w:pPr>
-      <w:proofErr w:type="gramStart"/>
       <w:r>
         <w:rPr>
           <w:rFonts w:ascii="Times New Roman" w:hAnsi="Times New Roman" w:cs="Times New Roman"/>
@@ -297,7 +296,6 @@
         </w:rPr>
         <w:t>.</w:t>
       </w:r>
-      <w:proofErr w:type="gramEnd"/>
     </w:p>
     <w:p>
       <w:pPr>
@@ -410,36 +408,35 @@
           <w:szCs w:val="28"/>
         </w:rPr>
       </w:pPr>
-      <w:proofErr w:type="spellStart"/>
       <w:r>
         <w:rPr>
           <w:rFonts w:ascii="Times New Roman" w:hAnsi="Times New Roman" w:cs="Times New Roman"/>
           <w:sz w:val="28"/>
           <w:szCs w:val="28"/>
         </w:rPr>
-        <w:t>Болтак</w:t>
-      </w:r>
-      <w:proofErr w:type="spellEnd"/>
+        <w:t>Болтак С.В</w:t>
+      </w:r>
       <w:r>
         <w:rPr>
           <w:rFonts w:ascii="Times New Roman" w:hAnsi="Times New Roman" w:cs="Times New Roman"/>
           <w:sz w:val="28"/>
           <w:szCs w:val="28"/>
         </w:rPr>
-        <w:t xml:space="preserve"> С.В</w:t>
-      </w:r>
-      <w:r>
+        <w:t>.</w:t>
+      </w:r>
+    </w:p>
+    <w:p>
+      <w:pPr>
+        <w:jc w:val="right"/>
         <w:rPr>
           <w:rFonts w:ascii="Times New Roman" w:hAnsi="Times New Roman" w:cs="Times New Roman"/>
           <w:sz w:val="28"/>
           <w:szCs w:val="28"/>
         </w:rPr>
-        <w:t>.</w:t>
-      </w:r>
-    </w:p>
-    <w:p>
-      <w:pPr>
-        <w:jc w:val="right"/>
+      </w:pPr>
+    </w:p>
+    <w:p>
+      <w:pPr>
         <w:rPr>
           <w:rFonts w:ascii="Times New Roman" w:hAnsi="Times New Roman" w:cs="Times New Roman"/>
           <w:sz w:val="28"/>
@@ -458,42 +455,33 @@
     </w:p>
     <w:p>
       <w:pPr>
+        <w:jc w:val="center"/>
         <w:rPr>
           <w:rFonts w:ascii="Times New Roman" w:hAnsi="Times New Roman" w:cs="Times New Roman"/>
           <w:sz w:val="28"/>
           <w:szCs w:val="28"/>
         </w:rPr>
       </w:pPr>
-    </w:p>
-    <w:p>
-      <w:pPr>
-        <w:jc w:val="center"/>
+      <w:r>
         <w:rPr>
           <w:rFonts w:ascii="Times New Roman" w:hAnsi="Times New Roman" w:cs="Times New Roman"/>
           <w:sz w:val="28"/>
           <w:szCs w:val="28"/>
         </w:rPr>
-      </w:pPr>
+        <w:t>Минск 202</w:t>
+      </w:r>
       <w:r>
         <w:rPr>
           <w:rFonts w:ascii="Times New Roman" w:hAnsi="Times New Roman" w:cs="Times New Roman"/>
           <w:sz w:val="28"/>
           <w:szCs w:val="28"/>
         </w:rPr>
-        <w:t>Минск 202</w:t>
-      </w:r>
-      <w:r>
-        <w:rPr>
-          <w:rFonts w:ascii="Times New Roman" w:hAnsi="Times New Roman" w:cs="Times New Roman"/>
-          <w:sz w:val="28"/>
-          <w:szCs w:val="28"/>
-        </w:rPr>
         <w:t>6</w:t>
       </w:r>
     </w:p>
     <w:p>
       <w:pPr>
-        <w:pStyle w:val="ListParagraph"/>
+        <w:pStyle w:val="a3"/>
         <w:numPr>
           <w:ilvl w:val="0"/>
           <w:numId w:val="7"/>
@@ -542,7 +530,7 @@
     </w:p>
     <w:p>
       <w:pPr>
-        <w:pStyle w:val="NoSpacing"/>
+        <w:pStyle w:val="aa"/>
         <w:rPr>
           <w:rFonts w:ascii="JetBrains Mono" w:eastAsia="Times New Roman" w:hAnsi="JetBrains Mono" w:cs="JetBrains Mono"/>
           <w:sz w:val="20"/>
@@ -550,7 +538,6 @@
           <w:lang w:val="en-US" w:eastAsia="ru-RU"/>
         </w:rPr>
       </w:pPr>
-      <w:proofErr w:type="spellStart"/>
       <w:r>
         <w:rPr>
           <w:rFonts w:ascii="JetBrains Mono" w:eastAsia="Times New Roman" w:hAnsi="JetBrains Mono" w:cs="JetBrains Mono"/>
@@ -558,19 +545,19 @@
           <w:szCs w:val="20"/>
           <w:lang w:val="en-US" w:eastAsia="ru-RU"/>
         </w:rPr>
-        <w:t>fn</w:t>
-      </w:r>
-      <w:proofErr w:type="spellEnd"/>
-      <w:r>
+        <w:t>fn main() {</w:t>
+      </w:r>
+    </w:p>
+    <w:p>
+      <w:pPr>
+        <w:pStyle w:val="aa"/>
         <w:rPr>
           <w:rFonts w:ascii="JetBrains Mono" w:eastAsia="Times New Roman" w:hAnsi="JetBrains Mono" w:cs="JetBrains Mono"/>
           <w:sz w:val="20"/>
           <w:szCs w:val="20"/>
           <w:lang w:val="en-US" w:eastAsia="ru-RU"/>
         </w:rPr>
-        <w:t xml:space="preserve"> </w:t>
-      </w:r>
-      <w:proofErr w:type="gramStart"/>
+      </w:pPr>
       <w:r>
         <w:rPr>
           <w:rFonts w:ascii="JetBrains Mono" w:eastAsia="Times New Roman" w:hAnsi="JetBrains Mono" w:cs="JetBrains Mono"/>
@@ -578,22 +565,23 @@
           <w:szCs w:val="20"/>
           <w:lang w:val="en-US" w:eastAsia="ru-RU"/>
         </w:rPr>
-        <w:t>main(</w:t>
-      </w:r>
-      <w:proofErr w:type="gramEnd"/>
-      <w:r>
+        <w:t xml:space="preserve">    let mut total = 0;</w:t>
+      </w:r>
+    </w:p>
+    <w:p>
+      <w:pPr>
+        <w:pStyle w:val="aa"/>
         <w:rPr>
           <w:rFonts w:ascii="JetBrains Mono" w:eastAsia="Times New Roman" w:hAnsi="JetBrains Mono" w:cs="JetBrains Mono"/>
           <w:sz w:val="20"/>
           <w:szCs w:val="20"/>
           <w:lang w:val="en-US" w:eastAsia="ru-RU"/>
         </w:rPr>
-        <w:t>) {</w:t>
-      </w:r>
-    </w:p>
-    <w:p>
-      <w:pPr>
-        <w:pStyle w:val="NoSpacing"/>
+      </w:pPr>
+    </w:p>
+    <w:p>
+      <w:pPr>
+        <w:pStyle w:val="aa"/>
         <w:rPr>
           <w:rFonts w:ascii="JetBrains Mono" w:eastAsia="Times New Roman" w:hAnsi="JetBrains Mono" w:cs="JetBrains Mono"/>
           <w:sz w:val="20"/>
@@ -608,12 +596,12 @@
           <w:szCs w:val="20"/>
           <w:lang w:val="en-US" w:eastAsia="ru-RU"/>
         </w:rPr>
-        <w:t xml:space="preserve">    let mut total = 0;</w:t>
-      </w:r>
-    </w:p>
-    <w:p>
-      <w:pPr>
-        <w:pStyle w:val="NoSpacing"/>
+        <w:t xml:space="preserve">    for i in 0..10 {</w:t>
+      </w:r>
+    </w:p>
+    <w:p>
+      <w:pPr>
+        <w:pStyle w:val="aa"/>
         <w:rPr>
           <w:rFonts w:ascii="JetBrains Mono" w:eastAsia="Times New Roman" w:hAnsi="JetBrains Mono" w:cs="JetBrains Mono"/>
           <w:sz w:val="20"/>
@@ -621,27 +609,26 @@
           <w:lang w:val="en-US" w:eastAsia="ru-RU"/>
         </w:rPr>
       </w:pPr>
-    </w:p>
-    <w:p>
-      <w:pPr>
-        <w:pStyle w:val="NoSpacing"/>
+      <w:r>
         <w:rPr>
           <w:rFonts w:ascii="JetBrains Mono" w:eastAsia="Times New Roman" w:hAnsi="JetBrains Mono" w:cs="JetBrains Mono"/>
           <w:sz w:val="20"/>
           <w:szCs w:val="20"/>
           <w:lang w:val="en-US" w:eastAsia="ru-RU"/>
         </w:rPr>
-      </w:pPr>
-      <w:r>
+        <w:t xml:space="preserve">        if i % 2 == 0 {</w:t>
+      </w:r>
+    </w:p>
+    <w:p>
+      <w:pPr>
+        <w:pStyle w:val="aa"/>
         <w:rPr>
           <w:rFonts w:ascii="JetBrains Mono" w:eastAsia="Times New Roman" w:hAnsi="JetBrains Mono" w:cs="JetBrains Mono"/>
           <w:sz w:val="20"/>
           <w:szCs w:val="20"/>
           <w:lang w:val="en-US" w:eastAsia="ru-RU"/>
         </w:rPr>
-        <w:t xml:space="preserve">    for </w:t>
-      </w:r>
-      <w:proofErr w:type="spellStart"/>
+      </w:pPr>
       <w:r>
         <w:rPr>
           <w:rFonts w:ascii="JetBrains Mono" w:eastAsia="Times New Roman" w:hAnsi="JetBrains Mono" w:cs="JetBrains Mono"/>
@@ -649,19 +636,19 @@
           <w:szCs w:val="20"/>
           <w:lang w:val="en-US" w:eastAsia="ru-RU"/>
         </w:rPr>
-        <w:t>i</w:t>
-      </w:r>
-      <w:proofErr w:type="spellEnd"/>
-      <w:r>
+        <w:t xml:space="preserve">            total += i;</w:t>
+      </w:r>
+    </w:p>
+    <w:p>
+      <w:pPr>
+        <w:pStyle w:val="aa"/>
         <w:rPr>
           <w:rFonts w:ascii="JetBrains Mono" w:eastAsia="Times New Roman" w:hAnsi="JetBrains Mono" w:cs="JetBrains Mono"/>
           <w:sz w:val="20"/>
           <w:szCs w:val="20"/>
           <w:lang w:val="en-US" w:eastAsia="ru-RU"/>
         </w:rPr>
-        <w:t xml:space="preserve"> in </w:t>
-      </w:r>
-      <w:proofErr w:type="gramStart"/>
+      </w:pPr>
       <w:r>
         <w:rPr>
           <w:rFonts w:ascii="JetBrains Mono" w:eastAsia="Times New Roman" w:hAnsi="JetBrains Mono" w:cs="JetBrains Mono"/>
@@ -669,39 +656,39 @@
           <w:szCs w:val="20"/>
           <w:lang w:val="en-US" w:eastAsia="ru-RU"/>
         </w:rPr>
-        <w:t>0..</w:t>
-      </w:r>
-      <w:proofErr w:type="gramEnd"/>
-      <w:r>
+        <w:t xml:space="preserve">        } else {</w:t>
+      </w:r>
+    </w:p>
+    <w:p>
+      <w:pPr>
+        <w:pStyle w:val="aa"/>
         <w:rPr>
           <w:rFonts w:ascii="JetBrains Mono" w:eastAsia="Times New Roman" w:hAnsi="JetBrains Mono" w:cs="JetBrains Mono"/>
           <w:sz w:val="20"/>
           <w:szCs w:val="20"/>
           <w:lang w:val="en-US" w:eastAsia="ru-RU"/>
         </w:rPr>
-        <w:t>10 {</w:t>
-      </w:r>
-    </w:p>
-    <w:p>
-      <w:pPr>
-        <w:pStyle w:val="NoSpacing"/>
+      </w:pPr>
+      <w:r>
         <w:rPr>
           <w:rFonts w:ascii="JetBrains Mono" w:eastAsia="Times New Roman" w:hAnsi="JetBrains Mono" w:cs="JetBrains Mono"/>
           <w:sz w:val="20"/>
           <w:szCs w:val="20"/>
           <w:lang w:val="en-US" w:eastAsia="ru-RU"/>
         </w:rPr>
-      </w:pPr>
-      <w:r>
+        <w:t xml:space="preserve">            while total &lt; 20 {</w:t>
+      </w:r>
+    </w:p>
+    <w:p>
+      <w:pPr>
+        <w:pStyle w:val="aa"/>
         <w:rPr>
           <w:rFonts w:ascii="JetBrains Mono" w:eastAsia="Times New Roman" w:hAnsi="JetBrains Mono" w:cs="JetBrains Mono"/>
           <w:sz w:val="20"/>
           <w:szCs w:val="20"/>
           <w:lang w:val="en-US" w:eastAsia="ru-RU"/>
         </w:rPr>
-        <w:t xml:space="preserve">        if </w:t>
-      </w:r>
-      <w:proofErr w:type="spellStart"/>
+      </w:pPr>
       <w:r>
         <w:rPr>
           <w:rFonts w:ascii="JetBrains Mono" w:eastAsia="Times New Roman" w:hAnsi="JetBrains Mono" w:cs="JetBrains Mono"/>
@@ -709,22 +696,23 @@
           <w:szCs w:val="20"/>
           <w:lang w:val="en-US" w:eastAsia="ru-RU"/>
         </w:rPr>
-        <w:t>i</w:t>
-      </w:r>
-      <w:proofErr w:type="spellEnd"/>
-      <w:r>
+        <w:t xml:space="preserve">                total += 1;</w:t>
+      </w:r>
+    </w:p>
+    <w:p>
+      <w:pPr>
+        <w:pStyle w:val="aa"/>
         <w:rPr>
           <w:rFonts w:ascii="JetBrains Mono" w:eastAsia="Times New Roman" w:hAnsi="JetBrains Mono" w:cs="JetBrains Mono"/>
           <w:sz w:val="20"/>
           <w:szCs w:val="20"/>
           <w:lang w:val="en-US" w:eastAsia="ru-RU"/>
         </w:rPr>
-        <w:t xml:space="preserve"> % 2 == 0 {</w:t>
-      </w:r>
-    </w:p>
-    <w:p>
-      <w:pPr>
-        <w:pStyle w:val="NoSpacing"/>
+      </w:pPr>
+    </w:p>
+    <w:p>
+      <w:pPr>
+        <w:pStyle w:val="aa"/>
         <w:rPr>
           <w:rFonts w:ascii="JetBrains Mono" w:eastAsia="Times New Roman" w:hAnsi="JetBrains Mono" w:cs="JetBrains Mono"/>
           <w:sz w:val="20"/>
@@ -739,19 +727,19 @@
           <w:szCs w:val="20"/>
           <w:lang w:val="en-US" w:eastAsia="ru-RU"/>
         </w:rPr>
-        <w:t xml:space="preserve">            total += </w:t>
-      </w:r>
-      <w:proofErr w:type="spellStart"/>
-      <w:r>
+        <w:t xml:space="preserve">                if total == 15 {</w:t>
+      </w:r>
+    </w:p>
+    <w:p>
+      <w:pPr>
+        <w:pStyle w:val="aa"/>
         <w:rPr>
           <w:rFonts w:ascii="JetBrains Mono" w:eastAsia="Times New Roman" w:hAnsi="JetBrains Mono" w:cs="JetBrains Mono"/>
           <w:sz w:val="20"/>
           <w:szCs w:val="20"/>
           <w:lang w:val="en-US" w:eastAsia="ru-RU"/>
         </w:rPr>
-        <w:t>i</w:t>
-      </w:r>
-      <w:proofErr w:type="spellEnd"/>
+      </w:pPr>
       <w:r>
         <w:rPr>
           <w:rFonts w:ascii="JetBrains Mono" w:eastAsia="Times New Roman" w:hAnsi="JetBrains Mono" w:cs="JetBrains Mono"/>
@@ -759,12 +747,12 @@
           <w:szCs w:val="20"/>
           <w:lang w:val="en-US" w:eastAsia="ru-RU"/>
         </w:rPr>
-        <w:t>;</w:t>
-      </w:r>
-    </w:p>
-    <w:p>
-      <w:pPr>
-        <w:pStyle w:val="NoSpacing"/>
+        <w:t xml:space="preserve">                    break;</w:t>
+      </w:r>
+    </w:p>
+    <w:p>
+      <w:pPr>
+        <w:pStyle w:val="aa"/>
         <w:rPr>
           <w:rFonts w:ascii="JetBrains Mono" w:eastAsia="Times New Roman" w:hAnsi="JetBrains Mono" w:cs="JetBrains Mono"/>
           <w:sz w:val="20"/>
@@ -779,12 +767,12 @@
           <w:szCs w:val="20"/>
           <w:lang w:val="en-US" w:eastAsia="ru-RU"/>
         </w:rPr>
-        <w:t xml:space="preserve">        } else {</w:t>
-      </w:r>
-    </w:p>
-    <w:p>
-      <w:pPr>
-        <w:pStyle w:val="NoSpacing"/>
+        <w:t xml:space="preserve">                }</w:t>
+      </w:r>
+    </w:p>
+    <w:p>
+      <w:pPr>
+        <w:pStyle w:val="aa"/>
         <w:rPr>
           <w:rFonts w:ascii="JetBrains Mono" w:eastAsia="Times New Roman" w:hAnsi="JetBrains Mono" w:cs="JetBrains Mono"/>
           <w:sz w:val="20"/>
@@ -799,12 +787,12 @@
           <w:szCs w:val="20"/>
           <w:lang w:val="en-US" w:eastAsia="ru-RU"/>
         </w:rPr>
-        <w:t xml:space="preserve">            while total &lt; 20 {</w:t>
-      </w:r>
-    </w:p>
-    <w:p>
-      <w:pPr>
-        <w:pStyle w:val="NoSpacing"/>
+        <w:t xml:space="preserve">            }</w:t>
+      </w:r>
+    </w:p>
+    <w:p>
+      <w:pPr>
+        <w:pStyle w:val="aa"/>
         <w:rPr>
           <w:rFonts w:ascii="JetBrains Mono" w:eastAsia="Times New Roman" w:hAnsi="JetBrains Mono" w:cs="JetBrains Mono"/>
           <w:sz w:val="20"/>
@@ -819,12 +807,12 @@
           <w:szCs w:val="20"/>
           <w:lang w:val="en-US" w:eastAsia="ru-RU"/>
         </w:rPr>
-        <w:t xml:space="preserve">                total += 1;</w:t>
-      </w:r>
-    </w:p>
-    <w:p>
-      <w:pPr>
-        <w:pStyle w:val="NoSpacing"/>
+        <w:t xml:space="preserve">        }</w:t>
+      </w:r>
+    </w:p>
+    <w:p>
+      <w:pPr>
+        <w:pStyle w:val="aa"/>
         <w:rPr>
           <w:rFonts w:ascii="JetBrains Mono" w:eastAsia="Times New Roman" w:hAnsi="JetBrains Mono" w:cs="JetBrains Mono"/>
           <w:sz w:val="20"/>
@@ -835,7 +823,7 @@
     </w:p>
     <w:p>
       <w:pPr>
-        <w:pStyle w:val="NoSpacing"/>
+        <w:pStyle w:val="aa"/>
         <w:rPr>
           <w:rFonts w:ascii="JetBrains Mono" w:eastAsia="Times New Roman" w:hAnsi="JetBrains Mono" w:cs="JetBrains Mono"/>
           <w:sz w:val="20"/>
@@ -850,12 +838,12 @@
           <w:szCs w:val="20"/>
           <w:lang w:val="en-US" w:eastAsia="ru-RU"/>
         </w:rPr>
-        <w:t xml:space="preserve">                if total == 15 {</w:t>
-      </w:r>
-    </w:p>
-    <w:p>
-      <w:pPr>
-        <w:pStyle w:val="NoSpacing"/>
+        <w:t xml:space="preserve">        match i {</w:t>
+      </w:r>
+    </w:p>
+    <w:p>
+      <w:pPr>
+        <w:pStyle w:val="aa"/>
         <w:rPr>
           <w:rFonts w:ascii="JetBrains Mono" w:eastAsia="Times New Roman" w:hAnsi="JetBrains Mono" w:cs="JetBrains Mono"/>
           <w:sz w:val="20"/>
@@ -870,12 +858,12 @@
           <w:szCs w:val="20"/>
           <w:lang w:val="en-US" w:eastAsia="ru-RU"/>
         </w:rPr>
-        <w:t xml:space="preserve">                    break;</w:t>
-      </w:r>
-    </w:p>
-    <w:p>
-      <w:pPr>
-        <w:pStyle w:val="NoSpacing"/>
+        <w:t xml:space="preserve">            0 =&gt; total += 1,</w:t>
+      </w:r>
+    </w:p>
+    <w:p>
+      <w:pPr>
+        <w:pStyle w:val="aa"/>
         <w:rPr>
           <w:rFonts w:ascii="JetBrains Mono" w:eastAsia="Times New Roman" w:hAnsi="JetBrains Mono" w:cs="JetBrains Mono"/>
           <w:sz w:val="20"/>
@@ -890,12 +878,12 @@
           <w:szCs w:val="20"/>
           <w:lang w:val="en-US" w:eastAsia="ru-RU"/>
         </w:rPr>
-        <w:t xml:space="preserve">                }</w:t>
-      </w:r>
-    </w:p>
-    <w:p>
-      <w:pPr>
-        <w:pStyle w:val="NoSpacing"/>
+        <w:t xml:space="preserve">            1 =&gt; total += 2,</w:t>
+      </w:r>
+    </w:p>
+    <w:p>
+      <w:pPr>
+        <w:pStyle w:val="aa"/>
         <w:rPr>
           <w:rFonts w:ascii="JetBrains Mono" w:eastAsia="Times New Roman" w:hAnsi="JetBrains Mono" w:cs="JetBrains Mono"/>
           <w:sz w:val="20"/>
@@ -910,12 +898,12 @@
           <w:szCs w:val="20"/>
           <w:lang w:val="en-US" w:eastAsia="ru-RU"/>
         </w:rPr>
-        <w:t xml:space="preserve">            }</w:t>
-      </w:r>
-    </w:p>
-    <w:p>
-      <w:pPr>
-        <w:pStyle w:val="NoSpacing"/>
+        <w:t xml:space="preserve">            2 =&gt; total += 3,</w:t>
+      </w:r>
+    </w:p>
+    <w:p>
+      <w:pPr>
+        <w:pStyle w:val="aa"/>
         <w:rPr>
           <w:rFonts w:ascii="JetBrains Mono" w:eastAsia="Times New Roman" w:hAnsi="JetBrains Mono" w:cs="JetBrains Mono"/>
           <w:sz w:val="20"/>
@@ -930,12 +918,12 @@
           <w:szCs w:val="20"/>
           <w:lang w:val="en-US" w:eastAsia="ru-RU"/>
         </w:rPr>
-        <w:t xml:space="preserve">        }</w:t>
-      </w:r>
-    </w:p>
-    <w:p>
-      <w:pPr>
-        <w:pStyle w:val="NoSpacing"/>
+        <w:t xml:space="preserve">            _ =&gt; total += 0,</w:t>
+      </w:r>
+    </w:p>
+    <w:p>
+      <w:pPr>
+        <w:pStyle w:val="aa"/>
         <w:rPr>
           <w:rFonts w:ascii="JetBrains Mono" w:eastAsia="Times New Roman" w:hAnsi="JetBrains Mono" w:cs="JetBrains Mono"/>
           <w:sz w:val="20"/>
@@ -943,27 +931,26 @@
           <w:lang w:val="en-US" w:eastAsia="ru-RU"/>
         </w:rPr>
       </w:pPr>
-    </w:p>
-    <w:p>
-      <w:pPr>
-        <w:pStyle w:val="NoSpacing"/>
+      <w:r>
         <w:rPr>
           <w:rFonts w:ascii="JetBrains Mono" w:eastAsia="Times New Roman" w:hAnsi="JetBrains Mono" w:cs="JetBrains Mono"/>
           <w:sz w:val="20"/>
           <w:szCs w:val="20"/>
           <w:lang w:val="en-US" w:eastAsia="ru-RU"/>
         </w:rPr>
-      </w:pPr>
-      <w:r>
+        <w:t xml:space="preserve">        }</w:t>
+      </w:r>
+    </w:p>
+    <w:p>
+      <w:pPr>
+        <w:pStyle w:val="aa"/>
         <w:rPr>
           <w:rFonts w:ascii="JetBrains Mono" w:eastAsia="Times New Roman" w:hAnsi="JetBrains Mono" w:cs="JetBrains Mono"/>
           <w:sz w:val="20"/>
           <w:szCs w:val="20"/>
           <w:lang w:val="en-US" w:eastAsia="ru-RU"/>
         </w:rPr>
-        <w:t xml:space="preserve">        match </w:t>
-      </w:r>
-      <w:proofErr w:type="spellStart"/>
+      </w:pPr>
       <w:r>
         <w:rPr>
           <w:rFonts w:ascii="JetBrains Mono" w:eastAsia="Times New Roman" w:hAnsi="JetBrains Mono" w:cs="JetBrains Mono"/>
@@ -971,22 +958,23 @@
           <w:szCs w:val="20"/>
           <w:lang w:val="en-US" w:eastAsia="ru-RU"/>
         </w:rPr>
-        <w:t>i</w:t>
-      </w:r>
-      <w:proofErr w:type="spellEnd"/>
-      <w:r>
+        <w:t xml:space="preserve">    }</w:t>
+      </w:r>
+    </w:p>
+    <w:p>
+      <w:pPr>
+        <w:pStyle w:val="aa"/>
         <w:rPr>
           <w:rFonts w:ascii="JetBrains Mono" w:eastAsia="Times New Roman" w:hAnsi="JetBrains Mono" w:cs="JetBrains Mono"/>
           <w:sz w:val="20"/>
           <w:szCs w:val="20"/>
           <w:lang w:val="en-US" w:eastAsia="ru-RU"/>
         </w:rPr>
-        <w:t xml:space="preserve"> {</w:t>
-      </w:r>
-    </w:p>
-    <w:p>
-      <w:pPr>
-        <w:pStyle w:val="NoSpacing"/>
+      </w:pPr>
+    </w:p>
+    <w:p>
+      <w:pPr>
+        <w:pStyle w:val="aa"/>
         <w:rPr>
           <w:rFonts w:ascii="JetBrains Mono" w:eastAsia="Times New Roman" w:hAnsi="JetBrains Mono" w:cs="JetBrains Mono"/>
           <w:sz w:val="20"/>
@@ -1001,12 +989,12 @@
           <w:szCs w:val="20"/>
           <w:lang w:val="en-US" w:eastAsia="ru-RU"/>
         </w:rPr>
-        <w:t xml:space="preserve">            0 =&gt; total += 1,</w:t>
-      </w:r>
-    </w:p>
-    <w:p>
-      <w:pPr>
-        <w:pStyle w:val="NoSpacing"/>
+        <w:t xml:space="preserve">    loop {</w:t>
+      </w:r>
+    </w:p>
+    <w:p>
+      <w:pPr>
+        <w:pStyle w:val="aa"/>
         <w:rPr>
           <w:rFonts w:ascii="JetBrains Mono" w:eastAsia="Times New Roman" w:hAnsi="JetBrains Mono" w:cs="JetBrains Mono"/>
           <w:sz w:val="20"/>
@@ -1021,12 +1009,12 @@
           <w:szCs w:val="20"/>
           <w:lang w:val="en-US" w:eastAsia="ru-RU"/>
         </w:rPr>
-        <w:t xml:space="preserve">            1 =&gt; total += 2,</w:t>
-      </w:r>
-    </w:p>
-    <w:p>
-      <w:pPr>
-        <w:pStyle w:val="NoSpacing"/>
+        <w:t xml:space="preserve">        if total &gt; 25 {</w:t>
+      </w:r>
+    </w:p>
+    <w:p>
+      <w:pPr>
+        <w:pStyle w:val="aa"/>
         <w:rPr>
           <w:rFonts w:ascii="JetBrains Mono" w:eastAsia="Times New Roman" w:hAnsi="JetBrains Mono" w:cs="JetBrains Mono"/>
           <w:sz w:val="20"/>
@@ -1041,12 +1029,12 @@
           <w:szCs w:val="20"/>
           <w:lang w:val="en-US" w:eastAsia="ru-RU"/>
         </w:rPr>
-        <w:t xml:space="preserve">            2 =&gt; total += 3,</w:t>
-      </w:r>
-    </w:p>
-    <w:p>
-      <w:pPr>
-        <w:pStyle w:val="NoSpacing"/>
+        <w:t xml:space="preserve">            break;</w:t>
+      </w:r>
+    </w:p>
+    <w:p>
+      <w:pPr>
+        <w:pStyle w:val="aa"/>
         <w:rPr>
           <w:rFonts w:ascii="JetBrains Mono" w:eastAsia="Times New Roman" w:hAnsi="JetBrains Mono" w:cs="JetBrains Mono"/>
           <w:sz w:val="20"/>
@@ -1061,12 +1049,12 @@
           <w:szCs w:val="20"/>
           <w:lang w:val="en-US" w:eastAsia="ru-RU"/>
         </w:rPr>
-        <w:t xml:space="preserve">            _ =&gt; total += 0,</w:t>
-      </w:r>
-    </w:p>
-    <w:p>
-      <w:pPr>
-        <w:pStyle w:val="NoSpacing"/>
+        <w:t xml:space="preserve">        }</w:t>
+      </w:r>
+    </w:p>
+    <w:p>
+      <w:pPr>
+        <w:pStyle w:val="aa"/>
         <w:rPr>
           <w:rFonts w:ascii="JetBrains Mono" w:eastAsia="Times New Roman" w:hAnsi="JetBrains Mono" w:cs="JetBrains Mono"/>
           <w:sz w:val="20"/>
@@ -1081,12 +1069,12 @@
           <w:szCs w:val="20"/>
           <w:lang w:val="en-US" w:eastAsia="ru-RU"/>
         </w:rPr>
-        <w:t xml:space="preserve">        }</w:t>
-      </w:r>
-    </w:p>
-    <w:p>
-      <w:pPr>
-        <w:pStyle w:val="NoSpacing"/>
+        <w:t xml:space="preserve">        total += 1;</w:t>
+      </w:r>
+    </w:p>
+    <w:p>
+      <w:pPr>
+        <w:pStyle w:val="aa"/>
         <w:rPr>
           <w:rFonts w:ascii="JetBrains Mono" w:eastAsia="Times New Roman" w:hAnsi="JetBrains Mono" w:cs="JetBrains Mono"/>
           <w:sz w:val="20"/>
@@ -1106,7 +1094,7 @@
     </w:p>
     <w:p>
       <w:pPr>
-        <w:pStyle w:val="NoSpacing"/>
+        <w:pStyle w:val="aa"/>
         <w:rPr>
           <w:rFonts w:ascii="JetBrains Mono" w:eastAsia="Times New Roman" w:hAnsi="JetBrains Mono" w:cs="JetBrains Mono"/>
           <w:sz w:val="20"/>
@@ -1114,161 +1102,30 @@
           <w:lang w:val="en-US" w:eastAsia="ru-RU"/>
         </w:rPr>
       </w:pPr>
-    </w:p>
-    <w:p>
-      <w:pPr>
-        <w:pStyle w:val="NoSpacing"/>
+      <w:r>
         <w:rPr>
           <w:rFonts w:ascii="JetBrains Mono" w:eastAsia="Times New Roman" w:hAnsi="JetBrains Mono" w:cs="JetBrains Mono"/>
           <w:sz w:val="20"/>
           <w:szCs w:val="20"/>
           <w:lang w:val="en-US" w:eastAsia="ru-RU"/>
         </w:rPr>
-      </w:pPr>
-      <w:r>
+        <w:t>}</w:t>
+      </w:r>
+    </w:p>
+    <w:p>
+      <w:pPr>
+        <w:pStyle w:val="aa"/>
         <w:rPr>
           <w:rFonts w:ascii="JetBrains Mono" w:eastAsia="Times New Roman" w:hAnsi="JetBrains Mono" w:cs="JetBrains Mono"/>
           <w:sz w:val="20"/>
           <w:szCs w:val="20"/>
           <w:lang w:val="en-US" w:eastAsia="ru-RU"/>
         </w:rPr>
-        <w:t xml:space="preserve">    loop {</w:t>
-      </w:r>
-    </w:p>
-    <w:p>
-      <w:pPr>
-        <w:pStyle w:val="NoSpacing"/>
-        <w:rPr>
-          <w:rFonts w:ascii="JetBrains Mono" w:eastAsia="Times New Roman" w:hAnsi="JetBrains Mono" w:cs="JetBrains Mono"/>
-          <w:sz w:val="20"/>
-          <w:szCs w:val="20"/>
-          <w:lang w:val="en-US" w:eastAsia="ru-RU"/>
-        </w:rPr>
-      </w:pPr>
-      <w:r>
-        <w:rPr>
-          <w:rFonts w:ascii="JetBrains Mono" w:eastAsia="Times New Roman" w:hAnsi="JetBrains Mono" w:cs="JetBrains Mono"/>
-          <w:sz w:val="20"/>
-          <w:szCs w:val="20"/>
-          <w:lang w:val="en-US" w:eastAsia="ru-RU"/>
-        </w:rPr>
-        <w:t xml:space="preserve">        if total &gt; 25 {</w:t>
-      </w:r>
-    </w:p>
-    <w:p>
-      <w:pPr>
-        <w:pStyle w:val="NoSpacing"/>
-        <w:rPr>
-          <w:rFonts w:ascii="JetBrains Mono" w:eastAsia="Times New Roman" w:hAnsi="JetBrains Mono" w:cs="JetBrains Mono"/>
-          <w:sz w:val="20"/>
-          <w:szCs w:val="20"/>
-          <w:lang w:val="en-US" w:eastAsia="ru-RU"/>
-        </w:rPr>
-      </w:pPr>
-      <w:r>
-        <w:rPr>
-          <w:rFonts w:ascii="JetBrains Mono" w:eastAsia="Times New Roman" w:hAnsi="JetBrains Mono" w:cs="JetBrains Mono"/>
-          <w:sz w:val="20"/>
-          <w:szCs w:val="20"/>
-          <w:lang w:val="en-US" w:eastAsia="ru-RU"/>
-        </w:rPr>
-        <w:t xml:space="preserve">            break;</w:t>
-      </w:r>
-    </w:p>
-    <w:p>
-      <w:pPr>
-        <w:pStyle w:val="NoSpacing"/>
-        <w:rPr>
-          <w:rFonts w:ascii="JetBrains Mono" w:eastAsia="Times New Roman" w:hAnsi="JetBrains Mono" w:cs="JetBrains Mono"/>
-          <w:sz w:val="20"/>
-          <w:szCs w:val="20"/>
-          <w:lang w:val="en-US" w:eastAsia="ru-RU"/>
-        </w:rPr>
-      </w:pPr>
-      <w:r>
-        <w:rPr>
-          <w:rFonts w:ascii="JetBrains Mono" w:eastAsia="Times New Roman" w:hAnsi="JetBrains Mono" w:cs="JetBrains Mono"/>
-          <w:sz w:val="20"/>
-          <w:szCs w:val="20"/>
-          <w:lang w:val="en-US" w:eastAsia="ru-RU"/>
-        </w:rPr>
-        <w:t xml:space="preserve">        }</w:t>
-      </w:r>
-    </w:p>
-    <w:p>
-      <w:pPr>
-        <w:pStyle w:val="NoSpacing"/>
-        <w:rPr>
-          <w:rFonts w:ascii="JetBrains Mono" w:eastAsia="Times New Roman" w:hAnsi="JetBrains Mono" w:cs="JetBrains Mono"/>
-          <w:sz w:val="20"/>
-          <w:szCs w:val="20"/>
-          <w:lang w:val="en-US" w:eastAsia="ru-RU"/>
-        </w:rPr>
-      </w:pPr>
-      <w:r>
-        <w:rPr>
-          <w:rFonts w:ascii="JetBrains Mono" w:eastAsia="Times New Roman" w:hAnsi="JetBrains Mono" w:cs="JetBrains Mono"/>
-          <w:sz w:val="20"/>
-          <w:szCs w:val="20"/>
-          <w:lang w:val="en-US" w:eastAsia="ru-RU"/>
-        </w:rPr>
-        <w:t xml:space="preserve">        total += 1;</w:t>
-      </w:r>
-    </w:p>
-    <w:p>
-      <w:pPr>
-        <w:pStyle w:val="NoSpacing"/>
-        <w:rPr>
-          <w:rFonts w:ascii="JetBrains Mono" w:eastAsia="Times New Roman" w:hAnsi="JetBrains Mono" w:cs="JetBrains Mono"/>
-          <w:sz w:val="20"/>
-          <w:szCs w:val="20"/>
-          <w:lang w:val="en-US" w:eastAsia="ru-RU"/>
-        </w:rPr>
-      </w:pPr>
-      <w:r>
-        <w:rPr>
-          <w:rFonts w:ascii="JetBrains Mono" w:eastAsia="Times New Roman" w:hAnsi="JetBrains Mono" w:cs="JetBrains Mono"/>
-          <w:sz w:val="20"/>
-          <w:szCs w:val="20"/>
-          <w:lang w:val="en-US" w:eastAsia="ru-RU"/>
-        </w:rPr>
-        <w:t xml:space="preserve">    }</w:t>
-      </w:r>
-    </w:p>
-    <w:p>
-      <w:pPr>
-        <w:pStyle w:val="NoSpacing"/>
-        <w:rPr>
-          <w:rFonts w:ascii="JetBrains Mono" w:eastAsia="Times New Roman" w:hAnsi="JetBrains Mono" w:cs="JetBrains Mono"/>
-          <w:sz w:val="20"/>
-          <w:szCs w:val="20"/>
-          <w:lang w:val="en-US" w:eastAsia="ru-RU"/>
-        </w:rPr>
-      </w:pPr>
-      <w:r>
-        <w:rPr>
-          <w:rFonts w:ascii="JetBrains Mono" w:eastAsia="Times New Roman" w:hAnsi="JetBrains Mono" w:cs="JetBrains Mono"/>
-          <w:sz w:val="20"/>
-          <w:szCs w:val="20"/>
-          <w:lang w:val="en-US" w:eastAsia="ru-RU"/>
-        </w:rPr>
-        <w:t>}</w:t>
-      </w:r>
-    </w:p>
-    <w:p>
-      <w:pPr>
-        <w:pStyle w:val="NoSpacing"/>
-        <w:rPr>
-          <w:rFonts w:ascii="JetBrains Mono" w:eastAsia="Times New Roman" w:hAnsi="JetBrains Mono" w:cs="JetBrains Mono"/>
-          <w:sz w:val="20"/>
-          <w:szCs w:val="20"/>
-          <w:lang w:val="en-US" w:eastAsia="ru-RU"/>
-        </w:rPr>
-      </w:pPr>
-    </w:p>
-    <w:p>
-      <w:pPr>
-        <w:pStyle w:val="NoSpacing"/>
+      </w:pPr>
+    </w:p>
+    <w:p>
+      <w:pPr>
+        <w:pStyle w:val="aa"/>
         <w:ind w:left="720"/>
         <w:rPr>
           <w:rFonts w:eastAsia="Times New Roman"/>
@@ -1306,7 +1163,7 @@
     </w:p>
     <w:p>
       <w:pPr>
-        <w:pStyle w:val="NoSpacing"/>
+        <w:pStyle w:val="aa"/>
         <w:numPr>
           <w:ilvl w:val="0"/>
           <w:numId w:val="7"/>
@@ -1343,7 +1200,7 @@
     </w:p>
     <w:p>
       <w:pPr>
-        <w:pStyle w:val="NoSpacing"/>
+        <w:pStyle w:val="aa"/>
         <w:ind w:left="720"/>
         <w:rPr>
           <w:rFonts w:eastAsia="Times New Roman"/>
@@ -1374,16 +1231,16 @@
             <v:path o:extrusionok="f" gradientshapeok="t" o:connecttype="rect"/>
             <o:lock v:ext="edit" aspectratio="t"/>
           </v:shapetype>
-          <v:shape id="_x0000_i1027" type="#_x0000_t75" style="width:372.95pt;height:744.9pt" o:ole="">
+          <v:shape id="_x0000_i1025" type="#_x0000_t75" style="width:373.2pt;height:745.2pt" o:ole="">
             <v:imagedata r:id="rId6" o:title=""/>
           </v:shape>
-          <o:OLEObject Type="Embed" ProgID="Visio.Drawing.15" ShapeID="_x0000_i1027" DrawAspect="Content" ObjectID="_1852313944" r:id="rId7"/>
+          <o:OLEObject Type="Embed" ProgID="Visio.Drawing.15" ShapeID="_x0000_i1025" DrawAspect="Content" ObjectID="_1852316824" r:id="rId7"/>
         </w:object>
       </w:r>
     </w:p>
     <w:p>
       <w:pPr>
-        <w:pStyle w:val="NoSpacing"/>
+        <w:pStyle w:val="aa"/>
         <w:numPr>
           <w:ilvl w:val="0"/>
           <w:numId w:val="7"/>
@@ -1430,7 +1287,7 @@
     </w:p>
     <w:p>
       <w:pPr>
-        <w:pStyle w:val="NoSpacing"/>
+        <w:pStyle w:val="aa"/>
         <w:numPr>
           <w:ilvl w:val="0"/>
           <w:numId w:val="11"/>
@@ -1586,6 +1443,7 @@
               <w:bottom w:val="single" w:sz="4" w:space="0" w:color="auto"/>
               <w:right w:val="single" w:sz="4" w:space="0" w:color="auto"/>
             </w:tcBorders>
+            <w:shd w:val="clear" w:color="auto" w:fill="auto"/>
             <w:noWrap/>
             <w:vAlign w:val="bottom"/>
             <w:hideMark/>
@@ -1601,7 +1459,6 @@
                 <w14:ligatures w14:val="none"/>
               </w:rPr>
             </w:pPr>
-            <w:proofErr w:type="spellStart"/>
             <w:r>
               <w:rPr>
                 <w:rFonts w:ascii="Calibri" w:eastAsia="Times New Roman" w:hAnsi="Calibri" w:cs="Calibri"/>
@@ -1612,7 +1469,6 @@
               </w:rPr>
               <w:t>for</w:t>
             </w:r>
-            <w:proofErr w:type="spellEnd"/>
           </w:p>
         </w:tc>
         <w:tc>
@@ -1624,6 +1480,7 @@
               <w:bottom w:val="single" w:sz="4" w:space="0" w:color="auto"/>
               <w:right w:val="single" w:sz="4" w:space="0" w:color="auto"/>
             </w:tcBorders>
+            <w:shd w:val="clear" w:color="auto" w:fill="auto"/>
             <w:noWrap/>
             <w:vAlign w:val="bottom"/>
             <w:hideMark/>
@@ -1667,6 +1524,7 @@
               <w:bottom w:val="single" w:sz="4" w:space="0" w:color="auto"/>
               <w:right w:val="single" w:sz="4" w:space="0" w:color="auto"/>
             </w:tcBorders>
+            <w:shd w:val="clear" w:color="auto" w:fill="auto"/>
             <w:noWrap/>
             <w:vAlign w:val="bottom"/>
             <w:hideMark/>
@@ -1682,7 +1540,6 @@
                 <w14:ligatures w14:val="none"/>
               </w:rPr>
             </w:pPr>
-            <w:proofErr w:type="spellStart"/>
             <w:r>
               <w:rPr>
                 <w:rFonts w:ascii="Calibri" w:eastAsia="Times New Roman" w:hAnsi="Calibri" w:cs="Calibri"/>
@@ -1693,7 +1550,6 @@
               </w:rPr>
               <w:t>while</w:t>
             </w:r>
-            <w:proofErr w:type="spellEnd"/>
           </w:p>
         </w:tc>
         <w:tc>
@@ -1705,6 +1561,7 @@
               <w:bottom w:val="single" w:sz="4" w:space="0" w:color="auto"/>
               <w:right w:val="single" w:sz="4" w:space="0" w:color="auto"/>
             </w:tcBorders>
+            <w:shd w:val="clear" w:color="auto" w:fill="auto"/>
             <w:noWrap/>
             <w:vAlign w:val="bottom"/>
             <w:hideMark/>
@@ -1748,6 +1605,7 @@
               <w:bottom w:val="single" w:sz="4" w:space="0" w:color="auto"/>
               <w:right w:val="single" w:sz="4" w:space="0" w:color="auto"/>
             </w:tcBorders>
+            <w:shd w:val="clear" w:color="auto" w:fill="auto"/>
             <w:noWrap/>
             <w:vAlign w:val="bottom"/>
             <w:hideMark/>
@@ -1763,7 +1621,6 @@
                 <w14:ligatures w14:val="none"/>
               </w:rPr>
             </w:pPr>
-            <w:proofErr w:type="spellStart"/>
             <w:r>
               <w:rPr>
                 <w:rFonts w:ascii="Calibri" w:eastAsia="Times New Roman" w:hAnsi="Calibri" w:cs="Calibri"/>
@@ -1774,7 +1631,6 @@
               </w:rPr>
               <w:t>if</w:t>
             </w:r>
-            <w:proofErr w:type="spellEnd"/>
           </w:p>
         </w:tc>
         <w:tc>
@@ -1786,6 +1642,7 @@
               <w:bottom w:val="single" w:sz="4" w:space="0" w:color="auto"/>
               <w:right w:val="single" w:sz="4" w:space="0" w:color="auto"/>
             </w:tcBorders>
+            <w:shd w:val="clear" w:color="auto" w:fill="auto"/>
             <w:noWrap/>
             <w:vAlign w:val="bottom"/>
             <w:hideMark/>
@@ -1829,6 +1686,7 @@
               <w:bottom w:val="single" w:sz="4" w:space="0" w:color="auto"/>
               <w:right w:val="single" w:sz="4" w:space="0" w:color="auto"/>
             </w:tcBorders>
+            <w:shd w:val="clear" w:color="auto" w:fill="auto"/>
             <w:noWrap/>
             <w:vAlign w:val="bottom"/>
             <w:hideMark/>
@@ -1844,8 +1702,6 @@
                 <w14:ligatures w14:val="none"/>
               </w:rPr>
             </w:pPr>
-            <w:proofErr w:type="spellStart"/>
-            <w:proofErr w:type="gramStart"/>
             <w:r>
               <w:rPr>
                 <w:rFonts w:ascii="Calibri" w:eastAsia="Times New Roman" w:hAnsi="Calibri" w:cs="Calibri"/>
@@ -1854,51 +1710,7 @@
                 <w:lang w:val="ru-BY" w:eastAsia="ru-BY"/>
                 <w14:ligatures w14:val="none"/>
               </w:rPr>
-              <w:t>match</w:t>
-            </w:r>
-            <w:proofErr w:type="spellEnd"/>
-            <w:r>
-              <w:rPr>
-                <w:rFonts w:ascii="Calibri" w:eastAsia="Times New Roman" w:hAnsi="Calibri" w:cs="Calibri"/>
-                <w:color w:val="000000"/>
-                <w:kern w:val="0"/>
-                <w:lang w:val="ru-BY" w:eastAsia="ru-BY"/>
-                <w14:ligatures w14:val="none"/>
-              </w:rPr>
-              <w:t>(</w:t>
-            </w:r>
-            <w:proofErr w:type="gramEnd"/>
-            <w:r>
-              <w:rPr>
-                <w:rFonts w:ascii="Calibri" w:eastAsia="Times New Roman" w:hAnsi="Calibri" w:cs="Calibri"/>
-                <w:color w:val="000000"/>
-                <w:kern w:val="0"/>
-                <w:lang w:val="ru-BY" w:eastAsia="ru-BY"/>
-                <w14:ligatures w14:val="none"/>
-              </w:rPr>
-              <w:t xml:space="preserve">3 ветви, </w:t>
-            </w:r>
-            <w:proofErr w:type="gramStart"/>
-            <w:r>
-              <w:rPr>
-                <w:rFonts w:ascii="Calibri" w:eastAsia="Times New Roman" w:hAnsi="Calibri" w:cs="Calibri"/>
-                <w:color w:val="000000"/>
-                <w:kern w:val="0"/>
-                <w:lang w:val="ru-BY" w:eastAsia="ru-BY"/>
-                <w14:ligatures w14:val="none"/>
-              </w:rPr>
-              <w:t>3 - 1</w:t>
-            </w:r>
-            <w:proofErr w:type="gramEnd"/>
-            <w:r>
-              <w:rPr>
-                <w:rFonts w:ascii="Calibri" w:eastAsia="Times New Roman" w:hAnsi="Calibri" w:cs="Calibri"/>
-                <w:color w:val="000000"/>
-                <w:kern w:val="0"/>
-                <w:lang w:val="ru-BY" w:eastAsia="ru-BY"/>
-                <w14:ligatures w14:val="none"/>
-              </w:rPr>
-              <w:t xml:space="preserve"> = 2)</w:t>
+              <w:t>match( 4 - 1 = 3)</w:t>
             </w:r>
           </w:p>
         </w:tc>
@@ -1911,6 +1723,7 @@
               <w:bottom w:val="single" w:sz="4" w:space="0" w:color="auto"/>
               <w:right w:val="single" w:sz="4" w:space="0" w:color="auto"/>
             </w:tcBorders>
+            <w:shd w:val="clear" w:color="auto" w:fill="auto"/>
             <w:noWrap/>
             <w:vAlign w:val="bottom"/>
             <w:hideMark/>
@@ -1935,7 +1748,7 @@
                 <w:lang w:val="ru-BY" w:eastAsia="ru-BY"/>
                 <w14:ligatures w14:val="none"/>
               </w:rPr>
-              <w:t>2</w:t>
+              <w:t>3</w:t>
             </w:r>
           </w:p>
         </w:tc>
@@ -1972,7 +1785,6 @@
                 <w14:ligatures w14:val="none"/>
               </w:rPr>
             </w:pPr>
-            <w:proofErr w:type="gramStart"/>
             <w:r>
               <w:rPr>
                 <w:rFonts w:ascii="Calibri" w:eastAsia="Times New Roman" w:hAnsi="Calibri" w:cs="Calibri"/>
@@ -1983,20 +1795,7 @@
                 <w:lang w:val="ru-BY" w:eastAsia="ru-BY"/>
                 <w14:ligatures w14:val="none"/>
               </w:rPr>
-              <w:t>Итого(</w:t>
-            </w:r>
-            <w:proofErr w:type="gramEnd"/>
-            <w:r>
-              <w:rPr>
-                <w:rFonts w:ascii="Calibri" w:eastAsia="Times New Roman" w:hAnsi="Calibri" w:cs="Calibri"/>
-                <w:b/>
-                <w:bCs/>
-                <w:color w:val="000000"/>
-                <w:kern w:val="0"/>
-                <w:lang w:val="ru-BY" w:eastAsia="ru-BY"/>
-                <w14:ligatures w14:val="none"/>
-              </w:rPr>
-              <w:t>CL):</w:t>
+              <w:t>Итого(CL):</w:t>
             </w:r>
           </w:p>
         </w:tc>
@@ -2038,7 +1837,7 @@
                 <w:lang w:val="ru-BY" w:eastAsia="ru-BY"/>
                 <w14:ligatures w14:val="none"/>
               </w:rPr>
-              <w:t>7</w:t>
+              <w:t>8</w:t>
             </w:r>
           </w:p>
         </w:tc>
@@ -2046,7 +1845,7 @@
     </w:tbl>
     <w:p>
       <w:pPr>
-        <w:pStyle w:val="NoSpacing"/>
+        <w:pStyle w:val="aa"/>
         <w:ind w:left="720"/>
         <w:rPr>
           <w:rFonts w:eastAsia="Times New Roman"/>
@@ -2059,7 +1858,7 @@
     </w:p>
     <w:p>
       <w:pPr>
-        <w:pStyle w:val="NoSpacing"/>
+        <w:pStyle w:val="aa"/>
         <w:numPr>
           <w:ilvl w:val="0"/>
           <w:numId w:val="11"/>
@@ -2095,7 +1894,7 @@
     </w:p>
     <w:p>
       <w:pPr>
-        <w:pStyle w:val="NoSpacing"/>
+        <w:pStyle w:val="aa"/>
         <w:ind w:left="720"/>
         <w:rPr>
           <w:rFonts w:eastAsia="Times New Roman"/>
@@ -2218,6 +2017,7 @@
               <w:bottom w:val="single" w:sz="4" w:space="0" w:color="auto"/>
               <w:right w:val="single" w:sz="4" w:space="0" w:color="auto"/>
             </w:tcBorders>
+            <w:shd w:val="clear" w:color="auto" w:fill="auto"/>
             <w:noWrap/>
             <w:vAlign w:val="center"/>
             <w:hideMark/>
@@ -2233,7 +2033,6 @@
                 <w14:ligatures w14:val="none"/>
               </w:rPr>
             </w:pPr>
-            <w:proofErr w:type="spellStart"/>
             <w:r>
               <w:rPr>
                 <w:rFonts w:ascii="Calibri" w:eastAsia="Times New Roman" w:hAnsi="Calibri" w:cs="Calibri"/>
@@ -2242,40 +2041,7 @@
                 <w:lang w:val="ru-BY" w:eastAsia="ru-BY"/>
                 <w14:ligatures w14:val="none"/>
               </w:rPr>
-              <w:t>let</w:t>
-            </w:r>
-            <w:proofErr w:type="spellEnd"/>
-            <w:r>
-              <w:rPr>
-                <w:rFonts w:ascii="Calibri" w:eastAsia="Times New Roman" w:hAnsi="Calibri" w:cs="Calibri"/>
-                <w:color w:val="000000"/>
-                <w:kern w:val="0"/>
-                <w:lang w:val="ru-BY" w:eastAsia="ru-BY"/>
-                <w14:ligatures w14:val="none"/>
-              </w:rPr>
-              <w:t xml:space="preserve"> </w:t>
-            </w:r>
-            <w:proofErr w:type="spellStart"/>
-            <w:r>
-              <w:rPr>
-                <w:rFonts w:ascii="Calibri" w:eastAsia="Times New Roman" w:hAnsi="Calibri" w:cs="Calibri"/>
-                <w:color w:val="000000"/>
-                <w:kern w:val="0"/>
-                <w:lang w:val="ru-BY" w:eastAsia="ru-BY"/>
-                <w14:ligatures w14:val="none"/>
-              </w:rPr>
-              <w:t>mut</w:t>
-            </w:r>
-            <w:proofErr w:type="spellEnd"/>
-            <w:r>
-              <w:rPr>
-                <w:rFonts w:ascii="Calibri" w:eastAsia="Times New Roman" w:hAnsi="Calibri" w:cs="Calibri"/>
-                <w:color w:val="000000"/>
-                <w:kern w:val="0"/>
-                <w:lang w:val="ru-BY" w:eastAsia="ru-BY"/>
-                <w14:ligatures w14:val="none"/>
-              </w:rPr>
-              <w:t xml:space="preserve"> </w:t>
+              <w:t xml:space="preserve">let mut </w:t>
             </w:r>
           </w:p>
         </w:tc>
@@ -2288,6 +2054,7 @@
               <w:bottom w:val="single" w:sz="4" w:space="0" w:color="auto"/>
               <w:right w:val="single" w:sz="4" w:space="0" w:color="auto"/>
             </w:tcBorders>
+            <w:shd w:val="clear" w:color="auto" w:fill="auto"/>
             <w:noWrap/>
             <w:vAlign w:val="center"/>
             <w:hideMark/>
@@ -2331,6 +2098,7 @@
               <w:bottom w:val="single" w:sz="4" w:space="0" w:color="auto"/>
               <w:right w:val="single" w:sz="4" w:space="0" w:color="auto"/>
             </w:tcBorders>
+            <w:shd w:val="clear" w:color="auto" w:fill="auto"/>
             <w:noWrap/>
             <w:vAlign w:val="center"/>
             <w:hideMark/>
@@ -2346,7 +2114,6 @@
                 <w14:ligatures w14:val="none"/>
               </w:rPr>
             </w:pPr>
-            <w:proofErr w:type="spellStart"/>
             <w:r>
               <w:rPr>
                 <w:rFonts w:ascii="Calibri" w:eastAsia="Times New Roman" w:hAnsi="Calibri" w:cs="Calibri"/>
@@ -2357,7 +2124,6 @@
               </w:rPr>
               <w:t>for</w:t>
             </w:r>
-            <w:proofErr w:type="spellEnd"/>
           </w:p>
         </w:tc>
         <w:tc>
@@ -2369,6 +2135,7 @@
               <w:bottom w:val="single" w:sz="4" w:space="0" w:color="auto"/>
               <w:right w:val="single" w:sz="4" w:space="0" w:color="auto"/>
             </w:tcBorders>
+            <w:shd w:val="clear" w:color="auto" w:fill="auto"/>
             <w:noWrap/>
             <w:vAlign w:val="center"/>
             <w:hideMark/>
@@ -2412,6 +2179,7 @@
               <w:bottom w:val="single" w:sz="4" w:space="0" w:color="auto"/>
               <w:right w:val="single" w:sz="4" w:space="0" w:color="auto"/>
             </w:tcBorders>
+            <w:shd w:val="clear" w:color="auto" w:fill="auto"/>
             <w:noWrap/>
             <w:vAlign w:val="center"/>
             <w:hideMark/>
@@ -2427,7 +2195,6 @@
                 <w14:ligatures w14:val="none"/>
               </w:rPr>
             </w:pPr>
-            <w:proofErr w:type="spellStart"/>
             <w:r>
               <w:rPr>
                 <w:rFonts w:ascii="Calibri" w:eastAsia="Times New Roman" w:hAnsi="Calibri" w:cs="Calibri"/>
@@ -2438,7 +2205,6 @@
               </w:rPr>
               <w:t>while</w:t>
             </w:r>
-            <w:proofErr w:type="spellEnd"/>
           </w:p>
         </w:tc>
         <w:tc>
@@ -2450,6 +2216,7 @@
               <w:bottom w:val="single" w:sz="4" w:space="0" w:color="auto"/>
               <w:right w:val="single" w:sz="4" w:space="0" w:color="auto"/>
             </w:tcBorders>
+            <w:shd w:val="clear" w:color="auto" w:fill="auto"/>
             <w:noWrap/>
             <w:vAlign w:val="center"/>
             <w:hideMark/>
@@ -2493,6 +2260,7 @@
               <w:bottom w:val="single" w:sz="4" w:space="0" w:color="auto"/>
               <w:right w:val="single" w:sz="4" w:space="0" w:color="auto"/>
             </w:tcBorders>
+            <w:shd w:val="clear" w:color="auto" w:fill="auto"/>
             <w:noWrap/>
             <w:vAlign w:val="center"/>
             <w:hideMark/>
@@ -2508,7 +2276,6 @@
                 <w14:ligatures w14:val="none"/>
               </w:rPr>
             </w:pPr>
-            <w:proofErr w:type="spellStart"/>
             <w:r>
               <w:rPr>
                 <w:rFonts w:ascii="Calibri" w:eastAsia="Times New Roman" w:hAnsi="Calibri" w:cs="Calibri"/>
@@ -2517,99 +2284,7 @@
                 <w:lang w:val="ru-BY" w:eastAsia="ru-BY"/>
                 <w14:ligatures w14:val="none"/>
               </w:rPr>
-              <w:t>loop</w:t>
-            </w:r>
-            <w:proofErr w:type="spellEnd"/>
-          </w:p>
-        </w:tc>
-        <w:tc>
-          <w:tcPr>
-            <w:tcW w:w="1400" w:type="dxa"/>
-            <w:tcBorders>
-              <w:top w:val="nil"/>
-              <w:left w:val="nil"/>
-              <w:bottom w:val="single" w:sz="4" w:space="0" w:color="auto"/>
-              <w:right w:val="single" w:sz="4" w:space="0" w:color="auto"/>
-            </w:tcBorders>
-            <w:noWrap/>
-            <w:vAlign w:val="center"/>
-            <w:hideMark/>
-          </w:tcPr>
-          <w:p>
-            <w:pPr>
-              <w:spacing w:after="0" w:line="240" w:lineRule="auto"/>
-              <w:jc w:val="right"/>
-              <w:rPr>
-                <w:rFonts w:ascii="Calibri" w:eastAsia="Times New Roman" w:hAnsi="Calibri" w:cs="Calibri"/>
-                <w:color w:val="000000"/>
-                <w:kern w:val="0"/>
-                <w:lang w:val="ru-BY" w:eastAsia="ru-BY"/>
-                <w14:ligatures w14:val="none"/>
-              </w:rPr>
-            </w:pPr>
-            <w:r>
-              <w:rPr>
-                <w:rFonts w:ascii="Calibri" w:eastAsia="Times New Roman" w:hAnsi="Calibri" w:cs="Calibri"/>
-                <w:color w:val="000000"/>
-                <w:kern w:val="0"/>
-                <w:lang w:val="ru-BY" w:eastAsia="ru-BY"/>
-                <w14:ligatures w14:val="none"/>
-              </w:rPr>
-              <w:t>1</w:t>
-            </w:r>
-          </w:p>
-        </w:tc>
-      </w:tr>
-      <w:tr>
-        <w:trPr>
-          <w:trHeight w:val="288"/>
-          <w:jc w:val="center"/>
-        </w:trPr>
-        <w:tc>
-          <w:tcPr>
-            <w:tcW w:w="1480" w:type="dxa"/>
-            <w:tcBorders>
-              <w:top w:val="nil"/>
-              <w:left w:val="single" w:sz="4" w:space="0" w:color="auto"/>
-              <w:bottom w:val="single" w:sz="4" w:space="0" w:color="auto"/>
-              <w:right w:val="single" w:sz="4" w:space="0" w:color="auto"/>
-            </w:tcBorders>
-            <w:noWrap/>
-            <w:vAlign w:val="center"/>
-            <w:hideMark/>
-          </w:tcPr>
-          <w:p>
-            <w:pPr>
-              <w:spacing w:after="0" w:line="240" w:lineRule="auto"/>
-              <w:rPr>
-                <w:rFonts w:ascii="Calibri" w:eastAsia="Times New Roman" w:hAnsi="Calibri" w:cs="Calibri"/>
-                <w:color w:val="000000"/>
-                <w:kern w:val="0"/>
-                <w:lang w:val="ru-BY" w:eastAsia="ru-BY"/>
-                <w14:ligatures w14:val="none"/>
-              </w:rPr>
-            </w:pPr>
-            <w:proofErr w:type="spellStart"/>
-            <w:r>
-              <w:rPr>
-                <w:rFonts w:ascii="Calibri" w:eastAsia="Times New Roman" w:hAnsi="Calibri" w:cs="Calibri"/>
-                <w:color w:val="000000"/>
-                <w:kern w:val="0"/>
-                <w:lang w:val="ru-BY" w:eastAsia="ru-BY"/>
-                <w14:ligatures w14:val="none"/>
-              </w:rPr>
-              <w:t>if</w:t>
-            </w:r>
-            <w:proofErr w:type="spellEnd"/>
-            <w:r>
-              <w:rPr>
-                <w:rFonts w:ascii="Calibri" w:eastAsia="Times New Roman" w:hAnsi="Calibri" w:cs="Calibri"/>
-                <w:color w:val="000000"/>
-                <w:kern w:val="0"/>
-                <w:lang w:val="ru-BY" w:eastAsia="ru-BY"/>
-                <w14:ligatures w14:val="none"/>
-              </w:rPr>
-              <w:t xml:space="preserve"> </w:t>
+              <w:t xml:space="preserve">if </w:t>
             </w:r>
           </w:p>
         </w:tc>
@@ -2622,6 +2297,7 @@
               <w:bottom w:val="single" w:sz="4" w:space="0" w:color="auto"/>
               <w:right w:val="single" w:sz="4" w:space="0" w:color="auto"/>
             </w:tcBorders>
+            <w:shd w:val="clear" w:color="auto" w:fill="auto"/>
             <w:noWrap/>
             <w:vAlign w:val="center"/>
             <w:hideMark/>
@@ -2665,6 +2341,7 @@
               <w:bottom w:val="single" w:sz="4" w:space="0" w:color="auto"/>
               <w:right w:val="single" w:sz="4" w:space="0" w:color="auto"/>
             </w:tcBorders>
+            <w:shd w:val="clear" w:color="auto" w:fill="auto"/>
             <w:noWrap/>
             <w:vAlign w:val="center"/>
             <w:hideMark/>
@@ -2680,7 +2357,6 @@
                 <w14:ligatures w14:val="none"/>
               </w:rPr>
             </w:pPr>
-            <w:proofErr w:type="spellStart"/>
             <w:r>
               <w:rPr>
                 <w:rFonts w:ascii="Calibri" w:eastAsia="Times New Roman" w:hAnsi="Calibri" w:cs="Calibri"/>
@@ -2689,9 +2365,8 @@
                 <w:lang w:val="ru-BY" w:eastAsia="ru-BY"/>
                 <w14:ligatures w14:val="none"/>
               </w:rPr>
-              <w:t>match</w:t>
+              <w:t>match(4 - 1 = 3)</w:t>
             </w:r>
-            <w:proofErr w:type="spellEnd"/>
           </w:p>
         </w:tc>
         <w:tc>
@@ -2703,6 +2378,7 @@
               <w:bottom w:val="single" w:sz="4" w:space="0" w:color="auto"/>
               <w:right w:val="single" w:sz="4" w:space="0" w:color="auto"/>
             </w:tcBorders>
+            <w:shd w:val="clear" w:color="auto" w:fill="auto"/>
             <w:noWrap/>
             <w:vAlign w:val="center"/>
             <w:hideMark/>
@@ -2727,7 +2403,7 @@
                 <w:lang w:val="ru-BY" w:eastAsia="ru-BY"/>
                 <w14:ligatures w14:val="none"/>
               </w:rPr>
-              <w:t>1</w:t>
+              <w:t>3</w:t>
             </w:r>
           </w:p>
         </w:tc>
@@ -2746,6 +2422,7 @@
               <w:bottom w:val="single" w:sz="4" w:space="0" w:color="auto"/>
               <w:right w:val="single" w:sz="4" w:space="0" w:color="auto"/>
             </w:tcBorders>
+            <w:shd w:val="clear" w:color="auto" w:fill="auto"/>
             <w:noWrap/>
             <w:vAlign w:val="center"/>
             <w:hideMark/>
@@ -2782,6 +2459,7 @@
               <w:bottom w:val="single" w:sz="4" w:space="0" w:color="auto"/>
               <w:right w:val="single" w:sz="4" w:space="0" w:color="auto"/>
             </w:tcBorders>
+            <w:shd w:val="clear" w:color="auto" w:fill="auto"/>
             <w:noWrap/>
             <w:vAlign w:val="center"/>
             <w:hideMark/>
@@ -2825,6 +2503,7 @@
               <w:bottom w:val="single" w:sz="4" w:space="0" w:color="auto"/>
               <w:right w:val="single" w:sz="4" w:space="0" w:color="auto"/>
             </w:tcBorders>
+            <w:shd w:val="clear" w:color="auto" w:fill="auto"/>
             <w:noWrap/>
             <w:vAlign w:val="center"/>
             <w:hideMark/>
@@ -2840,7 +2519,6 @@
                 <w14:ligatures w14:val="none"/>
               </w:rPr>
             </w:pPr>
-            <w:proofErr w:type="spellStart"/>
             <w:r>
               <w:rPr>
                 <w:rFonts w:ascii="Calibri" w:eastAsia="Times New Roman" w:hAnsi="Calibri" w:cs="Calibri"/>
@@ -2851,7 +2529,6 @@
               </w:rPr>
               <w:t>break</w:t>
             </w:r>
-            <w:proofErr w:type="spellEnd"/>
           </w:p>
         </w:tc>
         <w:tc>
@@ -2863,6 +2540,7 @@
               <w:bottom w:val="single" w:sz="4" w:space="0" w:color="auto"/>
               <w:right w:val="single" w:sz="4" w:space="0" w:color="auto"/>
             </w:tcBorders>
+            <w:shd w:val="clear" w:color="auto" w:fill="auto"/>
             <w:noWrap/>
             <w:vAlign w:val="center"/>
             <w:hideMark/>
@@ -2976,7 +2654,7 @@
                 <w:lang w:val="ru-BY" w:eastAsia="ru-BY"/>
                 <w14:ligatures w14:val="none"/>
               </w:rPr>
-              <w:t>17</w:t>
+              <w:t>18</w:t>
             </w:r>
           </w:p>
         </w:tc>
@@ -2984,12 +2662,12 @@
     </w:tbl>
     <w:p>
       <w:pPr>
-        <w:pStyle w:val="NoSpacing"/>
+        <w:pStyle w:val="aa"/>
         <w:ind w:left="720"/>
         <w:rPr>
           <w:rFonts w:eastAsia="Times New Roman"/>
           <w:szCs w:val="28"/>
-          <w:lang w:val="en-US" w:eastAsia="ru-RU"/>
+          <w:lang w:eastAsia="ru-RU"/>
         </w:rPr>
       </w:pPr>
       <w:r>
@@ -3008,12 +2686,52 @@
           <w:szCs w:val="28"/>
           <w:lang w:val="en-US" w:eastAsia="ru-RU"/>
         </w:rPr>
-        <w:t>cl = Cl/N = 7/17 = 0.41</w:t>
-      </w:r>
-    </w:p>
-    <w:p>
-      <w:pPr>
-        <w:pStyle w:val="NoSpacing"/>
+        <w:t xml:space="preserve">cl = Cl/N = </w:t>
+      </w:r>
+      <w:r>
+        <w:rPr>
+          <w:rFonts w:eastAsia="Times New Roman"/>
+          <w:szCs w:val="28"/>
+          <w:lang w:eastAsia="ru-RU"/>
+        </w:rPr>
+        <w:t>8</w:t>
+      </w:r>
+      <w:r>
+        <w:rPr>
+          <w:rFonts w:eastAsia="Times New Roman"/>
+          <w:szCs w:val="28"/>
+          <w:lang w:val="en-US" w:eastAsia="ru-RU"/>
+        </w:rPr>
+        <w:t>/1</w:t>
+      </w:r>
+      <w:r>
+        <w:rPr>
+          <w:rFonts w:eastAsia="Times New Roman"/>
+          <w:szCs w:val="28"/>
+          <w:lang w:eastAsia="ru-RU"/>
+        </w:rPr>
+        <w:t>8</w:t>
+      </w:r>
+      <w:r>
+        <w:rPr>
+          <w:rFonts w:eastAsia="Times New Roman"/>
+          <w:szCs w:val="28"/>
+          <w:lang w:val="en-US" w:eastAsia="ru-RU"/>
+        </w:rPr>
+        <w:t xml:space="preserve"> = 0.4</w:t>
+      </w:r>
+      <w:r>
+        <w:rPr>
+          <w:rFonts w:eastAsia="Times New Roman"/>
+          <w:szCs w:val="28"/>
+          <w:lang w:eastAsia="ru-RU"/>
+        </w:rPr>
+        <w:t>4</w:t>
+      </w:r>
+    </w:p>
+    <w:p>
+      <w:pPr>
+        <w:pStyle w:val="aa"/>
         <w:ind w:left="720"/>
         <w:rPr>
           <w:rFonts w:eastAsia="Times New Roman"/>
@@ -3024,7 +2742,7 @@
     </w:p>
     <w:p>
       <w:pPr>
-        <w:pStyle w:val="NoSpacing"/>
+        <w:pStyle w:val="aa"/>
         <w:numPr>
           <w:ilvl w:val="0"/>
           <w:numId w:val="11"/>
@@ -3180,6 +2898,7 @@
               <w:bottom w:val="single" w:sz="4" w:space="0" w:color="auto"/>
               <w:right w:val="single" w:sz="4" w:space="0" w:color="auto"/>
             </w:tcBorders>
+            <w:shd w:val="clear" w:color="auto" w:fill="auto"/>
             <w:noWrap/>
             <w:vAlign w:val="bottom"/>
             <w:hideMark/>
@@ -3217,6 +2936,7 @@
               <w:bottom w:val="single" w:sz="4" w:space="0" w:color="auto"/>
               <w:right w:val="single" w:sz="4" w:space="0" w:color="auto"/>
             </w:tcBorders>
+            <w:shd w:val="clear" w:color="auto" w:fill="auto"/>
             <w:noWrap/>
             <w:vAlign w:val="bottom"/>
             <w:hideMark/>
@@ -3232,7 +2952,6 @@
                 <w14:ligatures w14:val="none"/>
               </w:rPr>
             </w:pPr>
-            <w:proofErr w:type="spellStart"/>
             <w:r>
               <w:rPr>
                 <w:rFonts w:ascii="Calibri" w:eastAsia="Times New Roman" w:hAnsi="Calibri" w:cs="Calibri"/>
@@ -3241,52 +2960,7 @@
                 <w:lang w:val="ru-BY" w:eastAsia="ru-BY"/>
                 <w14:ligatures w14:val="none"/>
               </w:rPr>
-              <w:t>fn</w:t>
-            </w:r>
-            <w:proofErr w:type="spellEnd"/>
-            <w:r>
-              <w:rPr>
-                <w:rFonts w:ascii="Calibri" w:eastAsia="Times New Roman" w:hAnsi="Calibri" w:cs="Calibri"/>
-                <w:color w:val="000000"/>
-                <w:kern w:val="0"/>
-                <w:lang w:val="ru-BY" w:eastAsia="ru-BY"/>
-                <w14:ligatures w14:val="none"/>
-              </w:rPr>
-              <w:t xml:space="preserve"> </w:t>
-            </w:r>
-            <w:proofErr w:type="spellStart"/>
-            <w:proofErr w:type="gramStart"/>
-            <w:r>
-              <w:rPr>
-                <w:rFonts w:ascii="Calibri" w:eastAsia="Times New Roman" w:hAnsi="Calibri" w:cs="Calibri"/>
-                <w:color w:val="000000"/>
-                <w:kern w:val="0"/>
-                <w:lang w:val="ru-BY" w:eastAsia="ru-BY"/>
-                <w14:ligatures w14:val="none"/>
-              </w:rPr>
-              <w:t>main</w:t>
-            </w:r>
-            <w:proofErr w:type="spellEnd"/>
-            <w:r>
-              <w:rPr>
-                <w:rFonts w:ascii="Calibri" w:eastAsia="Times New Roman" w:hAnsi="Calibri" w:cs="Calibri"/>
-                <w:color w:val="000000"/>
-                <w:kern w:val="0"/>
-                <w:lang w:val="ru-BY" w:eastAsia="ru-BY"/>
-                <w14:ligatures w14:val="none"/>
-              </w:rPr>
-              <w:t>()  {</w:t>
-            </w:r>
-            <w:proofErr w:type="gramEnd"/>
-            <w:r>
-              <w:rPr>
-                <w:rFonts w:ascii="Calibri" w:eastAsia="Times New Roman" w:hAnsi="Calibri" w:cs="Calibri"/>
-                <w:color w:val="000000"/>
-                <w:kern w:val="0"/>
-                <w:lang w:val="ru-BY" w:eastAsia="ru-BY"/>
-                <w14:ligatures w14:val="none"/>
-              </w:rPr>
-              <w:t>}</w:t>
+              <w:t>fn main()  {}</w:t>
             </w:r>
           </w:p>
         </w:tc>
@@ -3305,6 +2979,7 @@
               <w:bottom w:val="single" w:sz="4" w:space="0" w:color="auto"/>
               <w:right w:val="single" w:sz="4" w:space="0" w:color="auto"/>
             </w:tcBorders>
+            <w:shd w:val="clear" w:color="auto" w:fill="auto"/>
             <w:noWrap/>
             <w:vAlign w:val="bottom"/>
             <w:hideMark/>
@@ -3342,6 +3017,7 @@
               <w:bottom w:val="single" w:sz="4" w:space="0" w:color="auto"/>
               <w:right w:val="single" w:sz="4" w:space="0" w:color="auto"/>
             </w:tcBorders>
+            <w:shd w:val="clear" w:color="auto" w:fill="auto"/>
             <w:noWrap/>
             <w:vAlign w:val="bottom"/>
             <w:hideMark/>
@@ -3357,7 +3033,6 @@
                 <w14:ligatures w14:val="none"/>
               </w:rPr>
             </w:pPr>
-            <w:proofErr w:type="spellStart"/>
             <w:r>
               <w:rPr>
                 <w:rFonts w:ascii="Calibri" w:eastAsia="Times New Roman" w:hAnsi="Calibri" w:cs="Calibri"/>
@@ -3366,62 +3041,7 @@
                 <w:lang w:val="ru-BY" w:eastAsia="ru-BY"/>
                 <w14:ligatures w14:val="none"/>
               </w:rPr>
-              <w:t>for</w:t>
-            </w:r>
-            <w:proofErr w:type="spellEnd"/>
-            <w:r>
-              <w:rPr>
-                <w:rFonts w:ascii="Calibri" w:eastAsia="Times New Roman" w:hAnsi="Calibri" w:cs="Calibri"/>
-                <w:color w:val="000000"/>
-                <w:kern w:val="0"/>
-                <w:lang w:val="ru-BY" w:eastAsia="ru-BY"/>
-                <w14:ligatures w14:val="none"/>
-              </w:rPr>
-              <w:t xml:space="preserve"> i </w:t>
-            </w:r>
-            <w:proofErr w:type="spellStart"/>
-            <w:r>
-              <w:rPr>
-                <w:rFonts w:ascii="Calibri" w:eastAsia="Times New Roman" w:hAnsi="Calibri" w:cs="Calibri"/>
-                <w:color w:val="000000"/>
-                <w:kern w:val="0"/>
-                <w:lang w:val="ru-BY" w:eastAsia="ru-BY"/>
-                <w14:ligatures w14:val="none"/>
-              </w:rPr>
-              <w:t>in</w:t>
-            </w:r>
-            <w:proofErr w:type="spellEnd"/>
-            <w:r>
-              <w:rPr>
-                <w:rFonts w:ascii="Calibri" w:eastAsia="Times New Roman" w:hAnsi="Calibri" w:cs="Calibri"/>
-                <w:color w:val="000000"/>
-                <w:kern w:val="0"/>
-                <w:lang w:val="ru-BY" w:eastAsia="ru-BY"/>
-                <w14:ligatures w14:val="none"/>
-              </w:rPr>
-              <w:t xml:space="preserve"> </w:t>
-            </w:r>
-            <w:proofErr w:type="gramStart"/>
-            <w:r>
-              <w:rPr>
-                <w:rFonts w:ascii="Calibri" w:eastAsia="Times New Roman" w:hAnsi="Calibri" w:cs="Calibri"/>
-                <w:color w:val="000000"/>
-                <w:kern w:val="0"/>
-                <w:lang w:val="ru-BY" w:eastAsia="ru-BY"/>
-                <w14:ligatures w14:val="none"/>
-              </w:rPr>
-              <w:t>0..</w:t>
-            </w:r>
-            <w:proofErr w:type="gramEnd"/>
-            <w:r>
-              <w:rPr>
-                <w:rFonts w:ascii="Calibri" w:eastAsia="Times New Roman" w:hAnsi="Calibri" w:cs="Calibri"/>
-                <w:color w:val="000000"/>
-                <w:kern w:val="0"/>
-                <w:lang w:val="ru-BY" w:eastAsia="ru-BY"/>
-                <w14:ligatures w14:val="none"/>
-              </w:rPr>
-              <w:t>10 {}</w:t>
+              <w:t>for i in 0..10 {}</w:t>
             </w:r>
           </w:p>
         </w:tc>
@@ -3440,6 +3060,7 @@
               <w:bottom w:val="single" w:sz="4" w:space="0" w:color="auto"/>
               <w:right w:val="single" w:sz="4" w:space="0" w:color="auto"/>
             </w:tcBorders>
+            <w:shd w:val="clear" w:color="auto" w:fill="auto"/>
             <w:noWrap/>
             <w:vAlign w:val="bottom"/>
             <w:hideMark/>
@@ -3477,6 +3098,7 @@
               <w:bottom w:val="single" w:sz="4" w:space="0" w:color="auto"/>
               <w:right w:val="single" w:sz="4" w:space="0" w:color="auto"/>
             </w:tcBorders>
+            <w:shd w:val="clear" w:color="auto" w:fill="auto"/>
             <w:noWrap/>
             <w:vAlign w:val="bottom"/>
             <w:hideMark/>
@@ -3492,7 +3114,6 @@
                 <w14:ligatures w14:val="none"/>
               </w:rPr>
             </w:pPr>
-            <w:proofErr w:type="spellStart"/>
             <w:r>
               <w:rPr>
                 <w:rFonts w:ascii="Calibri" w:eastAsia="Times New Roman" w:hAnsi="Calibri" w:cs="Calibri"/>
@@ -3501,18 +3122,7 @@
                 <w:lang w:val="ru-BY" w:eastAsia="ru-BY"/>
                 <w14:ligatures w14:val="none"/>
               </w:rPr>
-              <w:t>if</w:t>
-            </w:r>
-            <w:proofErr w:type="spellEnd"/>
-            <w:r>
-              <w:rPr>
-                <w:rFonts w:ascii="Calibri" w:eastAsia="Times New Roman" w:hAnsi="Calibri" w:cs="Calibri"/>
-                <w:color w:val="000000"/>
-                <w:kern w:val="0"/>
-                <w:lang w:val="ru-BY" w:eastAsia="ru-BY"/>
-                <w14:ligatures w14:val="none"/>
-              </w:rPr>
-              <w:t xml:space="preserve"> i % 2 == 0 {}</w:t>
+              <w:t>if i % 2 == 0 {}</w:t>
             </w:r>
           </w:p>
         </w:tc>
@@ -3531,6 +3141,7 @@
               <w:bottom w:val="single" w:sz="4" w:space="0" w:color="auto"/>
               <w:right w:val="single" w:sz="4" w:space="0" w:color="auto"/>
             </w:tcBorders>
+            <w:shd w:val="clear" w:color="auto" w:fill="auto"/>
             <w:noWrap/>
             <w:vAlign w:val="bottom"/>
             <w:hideMark/>
@@ -3568,6 +3179,7 @@
               <w:bottom w:val="single" w:sz="4" w:space="0" w:color="auto"/>
               <w:right w:val="single" w:sz="4" w:space="0" w:color="auto"/>
             </w:tcBorders>
+            <w:shd w:val="clear" w:color="auto" w:fill="auto"/>
             <w:noWrap/>
             <w:vAlign w:val="bottom"/>
             <w:hideMark/>
@@ -3583,7 +3195,6 @@
                 <w14:ligatures w14:val="none"/>
               </w:rPr>
             </w:pPr>
-            <w:proofErr w:type="spellStart"/>
             <w:r>
               <w:rPr>
                 <w:rFonts w:ascii="Calibri" w:eastAsia="Times New Roman" w:hAnsi="Calibri" w:cs="Calibri"/>
@@ -3592,62 +3203,7 @@
                 <w:lang w:val="ru-BY" w:eastAsia="ru-BY"/>
                 <w14:ligatures w14:val="none"/>
               </w:rPr>
-              <w:t>while</w:t>
-            </w:r>
-            <w:proofErr w:type="spellEnd"/>
-            <w:r>
-              <w:rPr>
-                <w:rFonts w:ascii="Calibri" w:eastAsia="Times New Roman" w:hAnsi="Calibri" w:cs="Calibri"/>
-                <w:color w:val="000000"/>
-                <w:kern w:val="0"/>
-                <w:lang w:val="ru-BY" w:eastAsia="ru-BY"/>
-                <w14:ligatures w14:val="none"/>
-              </w:rPr>
-              <w:t xml:space="preserve"> </w:t>
-            </w:r>
-            <w:proofErr w:type="spellStart"/>
-            <w:r>
-              <w:rPr>
-                <w:rFonts w:ascii="Calibri" w:eastAsia="Times New Roman" w:hAnsi="Calibri" w:cs="Calibri"/>
-                <w:color w:val="000000"/>
-                <w:kern w:val="0"/>
-                <w:lang w:val="ru-BY" w:eastAsia="ru-BY"/>
-                <w14:ligatures w14:val="none"/>
-              </w:rPr>
-              <w:t>total</w:t>
-            </w:r>
-            <w:proofErr w:type="spellEnd"/>
-            <w:r>
-              <w:rPr>
-                <w:rFonts w:ascii="Calibri" w:eastAsia="Times New Roman" w:hAnsi="Calibri" w:cs="Calibri"/>
-                <w:color w:val="000000"/>
-                <w:kern w:val="0"/>
-                <w:lang w:val="ru-BY" w:eastAsia="ru-BY"/>
-                <w14:ligatures w14:val="none"/>
-              </w:rPr>
-              <w:t xml:space="preserve"> </w:t>
-            </w:r>
-            <w:proofErr w:type="gramStart"/>
-            <w:r>
-              <w:rPr>
-                <w:rFonts w:ascii="Calibri" w:eastAsia="Times New Roman" w:hAnsi="Calibri" w:cs="Calibri"/>
-                <w:color w:val="000000"/>
-                <w:kern w:val="0"/>
-                <w:lang w:val="ru-BY" w:eastAsia="ru-BY"/>
-                <w14:ligatures w14:val="none"/>
-              </w:rPr>
-              <w:t>&lt; 20</w:t>
-            </w:r>
-            <w:proofErr w:type="gramEnd"/>
-            <w:r>
-              <w:rPr>
-                <w:rFonts w:ascii="Calibri" w:eastAsia="Times New Roman" w:hAnsi="Calibri" w:cs="Calibri"/>
-                <w:color w:val="000000"/>
-                <w:kern w:val="0"/>
-                <w:lang w:val="ru-BY" w:eastAsia="ru-BY"/>
-                <w14:ligatures w14:val="none"/>
-              </w:rPr>
-              <w:t xml:space="preserve"> {}</w:t>
+              <w:t>while total &lt; 20 {}</w:t>
             </w:r>
           </w:p>
         </w:tc>
@@ -3666,6 +3222,7 @@
               <w:bottom w:val="single" w:sz="4" w:space="0" w:color="auto"/>
               <w:right w:val="single" w:sz="4" w:space="0" w:color="auto"/>
             </w:tcBorders>
+            <w:shd w:val="clear" w:color="auto" w:fill="auto"/>
             <w:noWrap/>
             <w:vAlign w:val="bottom"/>
             <w:hideMark/>
@@ -3703,6 +3260,7 @@
               <w:bottom w:val="single" w:sz="4" w:space="0" w:color="auto"/>
               <w:right w:val="single" w:sz="4" w:space="0" w:color="auto"/>
             </w:tcBorders>
+            <w:shd w:val="clear" w:color="auto" w:fill="auto"/>
             <w:noWrap/>
             <w:vAlign w:val="bottom"/>
             <w:hideMark/>
@@ -3726,51 +3284,7 @@
                 <w:lang w:val="ru-BY" w:eastAsia="ru-BY"/>
                 <w14:ligatures w14:val="none"/>
               </w:rPr>
-              <w:t xml:space="preserve"> </w:t>
-            </w:r>
-            <w:proofErr w:type="spellStart"/>
-            <w:r>
-              <w:rPr>
-                <w:rFonts w:ascii="Calibri" w:eastAsia="Times New Roman" w:hAnsi="Calibri" w:cs="Calibri"/>
-                <w:color w:val="000000"/>
-                <w:kern w:val="0"/>
-                <w:lang w:val="ru-BY" w:eastAsia="ru-BY"/>
-                <w14:ligatures w14:val="none"/>
-              </w:rPr>
-              <w:t>if</w:t>
-            </w:r>
-            <w:proofErr w:type="spellEnd"/>
-            <w:r>
-              <w:rPr>
-                <w:rFonts w:ascii="Calibri" w:eastAsia="Times New Roman" w:hAnsi="Calibri" w:cs="Calibri"/>
-                <w:color w:val="000000"/>
-                <w:kern w:val="0"/>
-                <w:lang w:val="ru-BY" w:eastAsia="ru-BY"/>
-                <w14:ligatures w14:val="none"/>
-              </w:rPr>
-              <w:t xml:space="preserve"> </w:t>
-            </w:r>
-            <w:proofErr w:type="spellStart"/>
-            <w:r>
-              <w:rPr>
-                <w:rFonts w:ascii="Calibri" w:eastAsia="Times New Roman" w:hAnsi="Calibri" w:cs="Calibri"/>
-                <w:color w:val="000000"/>
-                <w:kern w:val="0"/>
-                <w:lang w:val="ru-BY" w:eastAsia="ru-BY"/>
-                <w14:ligatures w14:val="none"/>
-              </w:rPr>
-              <w:t>total</w:t>
-            </w:r>
-            <w:proofErr w:type="spellEnd"/>
-            <w:r>
-              <w:rPr>
-                <w:rFonts w:ascii="Calibri" w:eastAsia="Times New Roman" w:hAnsi="Calibri" w:cs="Calibri"/>
-                <w:color w:val="000000"/>
-                <w:kern w:val="0"/>
-                <w:lang w:val="ru-BY" w:eastAsia="ru-BY"/>
-                <w14:ligatures w14:val="none"/>
-              </w:rPr>
-              <w:t xml:space="preserve"> == 15 {}</w:t>
+              <w:t xml:space="preserve"> if total == 15 {}</w:t>
             </w:r>
           </w:p>
         </w:tc>
@@ -3957,6 +3471,7 @@
               <w:bottom w:val="single" w:sz="4" w:space="0" w:color="auto"/>
               <w:right w:val="single" w:sz="4" w:space="0" w:color="auto"/>
             </w:tcBorders>
+            <w:shd w:val="clear" w:color="auto" w:fill="auto"/>
             <w:noWrap/>
             <w:vAlign w:val="bottom"/>
             <w:hideMark/>
@@ -3994,6 +3509,7 @@
               <w:bottom w:val="single" w:sz="4" w:space="0" w:color="auto"/>
               <w:right w:val="single" w:sz="4" w:space="0" w:color="auto"/>
             </w:tcBorders>
+            <w:shd w:val="clear" w:color="auto" w:fill="auto"/>
             <w:noWrap/>
             <w:vAlign w:val="bottom"/>
             <w:hideMark/>
@@ -4009,7 +3525,6 @@
                 <w14:ligatures w14:val="none"/>
               </w:rPr>
             </w:pPr>
-            <w:proofErr w:type="spellStart"/>
             <w:r>
               <w:rPr>
                 <w:rFonts w:ascii="Calibri" w:eastAsia="Times New Roman" w:hAnsi="Calibri" w:cs="Calibri"/>
@@ -4018,52 +3533,7 @@
                 <w:lang w:val="ru-BY" w:eastAsia="ru-BY"/>
                 <w14:ligatures w14:val="none"/>
               </w:rPr>
-              <w:t>fn</w:t>
-            </w:r>
-            <w:proofErr w:type="spellEnd"/>
-            <w:r>
-              <w:rPr>
-                <w:rFonts w:ascii="Calibri" w:eastAsia="Times New Roman" w:hAnsi="Calibri" w:cs="Calibri"/>
-                <w:color w:val="000000"/>
-                <w:kern w:val="0"/>
-                <w:lang w:val="ru-BY" w:eastAsia="ru-BY"/>
-                <w14:ligatures w14:val="none"/>
-              </w:rPr>
-              <w:t xml:space="preserve"> </w:t>
-            </w:r>
-            <w:proofErr w:type="spellStart"/>
-            <w:proofErr w:type="gramStart"/>
-            <w:r>
-              <w:rPr>
-                <w:rFonts w:ascii="Calibri" w:eastAsia="Times New Roman" w:hAnsi="Calibri" w:cs="Calibri"/>
-                <w:color w:val="000000"/>
-                <w:kern w:val="0"/>
-                <w:lang w:val="ru-BY" w:eastAsia="ru-BY"/>
-                <w14:ligatures w14:val="none"/>
-              </w:rPr>
-              <w:t>main</w:t>
-            </w:r>
-            <w:proofErr w:type="spellEnd"/>
-            <w:r>
-              <w:rPr>
-                <w:rFonts w:ascii="Calibri" w:eastAsia="Times New Roman" w:hAnsi="Calibri" w:cs="Calibri"/>
-                <w:color w:val="000000"/>
-                <w:kern w:val="0"/>
-                <w:lang w:val="ru-BY" w:eastAsia="ru-BY"/>
-                <w14:ligatures w14:val="none"/>
-              </w:rPr>
-              <w:t>()  {</w:t>
-            </w:r>
-            <w:proofErr w:type="gramEnd"/>
-            <w:r>
-              <w:rPr>
-                <w:rFonts w:ascii="Calibri" w:eastAsia="Times New Roman" w:hAnsi="Calibri" w:cs="Calibri"/>
-                <w:color w:val="000000"/>
-                <w:kern w:val="0"/>
-                <w:lang w:val="ru-BY" w:eastAsia="ru-BY"/>
-                <w14:ligatures w14:val="none"/>
-              </w:rPr>
-              <w:t>}</w:t>
+              <w:t>fn main()  {}</w:t>
             </w:r>
           </w:p>
         </w:tc>
@@ -4082,6 +3552,7 @@
               <w:bottom w:val="single" w:sz="4" w:space="0" w:color="auto"/>
               <w:right w:val="single" w:sz="4" w:space="0" w:color="auto"/>
             </w:tcBorders>
+            <w:shd w:val="clear" w:color="auto" w:fill="auto"/>
             <w:noWrap/>
             <w:vAlign w:val="bottom"/>
             <w:hideMark/>
@@ -4119,6 +3590,7 @@
               <w:bottom w:val="single" w:sz="4" w:space="0" w:color="auto"/>
               <w:right w:val="single" w:sz="4" w:space="0" w:color="auto"/>
             </w:tcBorders>
+            <w:shd w:val="clear" w:color="auto" w:fill="auto"/>
             <w:noWrap/>
             <w:vAlign w:val="bottom"/>
             <w:hideMark/>
@@ -4134,7 +3606,6 @@
                 <w14:ligatures w14:val="none"/>
               </w:rPr>
             </w:pPr>
-            <w:proofErr w:type="spellStart"/>
             <w:r>
               <w:rPr>
                 <w:rFonts w:ascii="Calibri" w:eastAsia="Times New Roman" w:hAnsi="Calibri" w:cs="Calibri"/>
@@ -4143,62 +3614,7 @@
                 <w:lang w:val="ru-BY" w:eastAsia="ru-BY"/>
                 <w14:ligatures w14:val="none"/>
               </w:rPr>
-              <w:t>for</w:t>
-            </w:r>
-            <w:proofErr w:type="spellEnd"/>
-            <w:r>
-              <w:rPr>
-                <w:rFonts w:ascii="Calibri" w:eastAsia="Times New Roman" w:hAnsi="Calibri" w:cs="Calibri"/>
-                <w:color w:val="000000"/>
-                <w:kern w:val="0"/>
-                <w:lang w:val="ru-BY" w:eastAsia="ru-BY"/>
-                <w14:ligatures w14:val="none"/>
-              </w:rPr>
-              <w:t xml:space="preserve"> i </w:t>
-            </w:r>
-            <w:proofErr w:type="spellStart"/>
-            <w:r>
-              <w:rPr>
-                <w:rFonts w:ascii="Calibri" w:eastAsia="Times New Roman" w:hAnsi="Calibri" w:cs="Calibri"/>
-                <w:color w:val="000000"/>
-                <w:kern w:val="0"/>
-                <w:lang w:val="ru-BY" w:eastAsia="ru-BY"/>
-                <w14:ligatures w14:val="none"/>
-              </w:rPr>
-              <w:t>in</w:t>
-            </w:r>
-            <w:proofErr w:type="spellEnd"/>
-            <w:r>
-              <w:rPr>
-                <w:rFonts w:ascii="Calibri" w:eastAsia="Times New Roman" w:hAnsi="Calibri" w:cs="Calibri"/>
-                <w:color w:val="000000"/>
-                <w:kern w:val="0"/>
-                <w:lang w:val="ru-BY" w:eastAsia="ru-BY"/>
-                <w14:ligatures w14:val="none"/>
-              </w:rPr>
-              <w:t xml:space="preserve"> </w:t>
-            </w:r>
-            <w:proofErr w:type="gramStart"/>
-            <w:r>
-              <w:rPr>
-                <w:rFonts w:ascii="Calibri" w:eastAsia="Times New Roman" w:hAnsi="Calibri" w:cs="Calibri"/>
-                <w:color w:val="000000"/>
-                <w:kern w:val="0"/>
-                <w:lang w:val="ru-BY" w:eastAsia="ru-BY"/>
-                <w14:ligatures w14:val="none"/>
-              </w:rPr>
-              <w:t>0..</w:t>
-            </w:r>
-            <w:proofErr w:type="gramEnd"/>
-            <w:r>
-              <w:rPr>
-                <w:rFonts w:ascii="Calibri" w:eastAsia="Times New Roman" w:hAnsi="Calibri" w:cs="Calibri"/>
-                <w:color w:val="000000"/>
-                <w:kern w:val="0"/>
-                <w:lang w:val="ru-BY" w:eastAsia="ru-BY"/>
-                <w14:ligatures w14:val="none"/>
-              </w:rPr>
-              <w:t>10 {}</w:t>
+              <w:t>for i in 0..10 {}</w:t>
             </w:r>
           </w:p>
         </w:tc>
@@ -4217,6 +3633,7 @@
               <w:bottom w:val="single" w:sz="4" w:space="0" w:color="auto"/>
               <w:right w:val="single" w:sz="4" w:space="0" w:color="auto"/>
             </w:tcBorders>
+            <w:shd w:val="clear" w:color="auto" w:fill="auto"/>
             <w:noWrap/>
             <w:vAlign w:val="bottom"/>
             <w:hideMark/>
@@ -4254,6 +3671,7 @@
               <w:bottom w:val="single" w:sz="4" w:space="0" w:color="auto"/>
               <w:right w:val="single" w:sz="4" w:space="0" w:color="auto"/>
             </w:tcBorders>
+            <w:shd w:val="clear" w:color="auto" w:fill="auto"/>
             <w:noWrap/>
             <w:vAlign w:val="bottom"/>
             <w:hideMark/>
@@ -4269,7 +3687,6 @@
                 <w14:ligatures w14:val="none"/>
               </w:rPr>
             </w:pPr>
-            <w:proofErr w:type="spellStart"/>
             <w:r>
               <w:rPr>
                 <w:rFonts w:ascii="Calibri" w:eastAsia="Times New Roman" w:hAnsi="Calibri" w:cs="Calibri"/>
@@ -4278,9 +3695,89 @@
                 <w:lang w:val="ru-BY" w:eastAsia="ru-BY"/>
                 <w14:ligatures w14:val="none"/>
               </w:rPr>
-              <w:t>match</w:t>
+              <w:t>match(4 -2 = 2)</w:t>
             </w:r>
-            <w:proofErr w:type="spellEnd"/>
+          </w:p>
+        </w:tc>
+      </w:tr>
+      <w:tr>
+        <w:trPr>
+          <w:trHeight w:val="288"/>
+          <w:jc w:val="center"/>
+        </w:trPr>
+        <w:tc>
+          <w:tcPr>
+            <w:tcW w:w="2400" w:type="dxa"/>
+            <w:tcBorders>
+              <w:top w:val="nil"/>
+              <w:left w:val="single" w:sz="4" w:space="0" w:color="auto"/>
+              <w:bottom w:val="single" w:sz="4" w:space="0" w:color="auto"/>
+              <w:right w:val="single" w:sz="4" w:space="0" w:color="auto"/>
+            </w:tcBorders>
+            <w:shd w:val="clear" w:color="auto" w:fill="auto"/>
+            <w:noWrap/>
+            <w:vAlign w:val="bottom"/>
+            <w:hideMark/>
+          </w:tcPr>
+          <w:p>
+            <w:pPr>
+              <w:spacing w:after="0" w:line="240" w:lineRule="auto"/>
+              <w:jc w:val="right"/>
+              <w:rPr>
+                <w:rFonts w:ascii="Calibri" w:eastAsia="Times New Roman" w:hAnsi="Calibri" w:cs="Calibri"/>
+                <w:color w:val="000000"/>
+                <w:kern w:val="0"/>
+                <w:lang w:val="ru-BY" w:eastAsia="ru-BY"/>
+                <w14:ligatures w14:val="none"/>
+              </w:rPr>
+            </w:pPr>
+            <w:r>
+              <w:rPr>
+                <w:rFonts w:ascii="Calibri" w:eastAsia="Times New Roman" w:hAnsi="Calibri" w:cs="Calibri"/>
+                <w:color w:val="000000"/>
+                <w:kern w:val="0"/>
+                <w:lang w:val="ru-BY" w:eastAsia="ru-BY"/>
+                <w14:ligatures w14:val="none"/>
+              </w:rPr>
+              <w:t>3</w:t>
+            </w:r>
+          </w:p>
+        </w:tc>
+        <w:tc>
+          <w:tcPr>
+            <w:tcW w:w="1660" w:type="dxa"/>
+            <w:tcBorders>
+              <w:top w:val="nil"/>
+              <w:left w:val="nil"/>
+              <w:bottom w:val="single" w:sz="4" w:space="0" w:color="auto"/>
+              <w:right w:val="single" w:sz="4" w:space="0" w:color="auto"/>
+            </w:tcBorders>
+            <w:shd w:val="clear" w:color="auto" w:fill="auto"/>
+            <w:noWrap/>
+            <w:vAlign w:val="bottom"/>
+            <w:hideMark/>
+          </w:tcPr>
+          <w:p>
+            <w:pPr>
+              <w:spacing w:after="0" w:line="240" w:lineRule="auto"/>
+              <w:rPr>
+                <w:rFonts w:ascii="Calibri" w:eastAsia="Times New Roman" w:hAnsi="Calibri" w:cs="Calibri"/>
+                <w:color w:val="000000"/>
+                <w:kern w:val="0"/>
+                <w:lang w:val="ru-BY" w:eastAsia="ru-BY"/>
+                <w14:ligatures w14:val="none"/>
+              </w:rPr>
+            </w:pPr>
+            <w:r>
+              <w:rPr>
+                <w:rFonts w:ascii="Calibri" w:eastAsia="Times New Roman" w:hAnsi="Calibri" w:cs="Calibri"/>
+                <w:color w:val="000000"/>
+                <w:kern w:val="0"/>
+                <w:lang w:val="ru-BY" w:eastAsia="ru-BY"/>
+                <w14:ligatures w14:val="none"/>
+              </w:rPr>
+              <w:t>match(4 -2 = 2)</w:t>
+            </w:r>
           </w:p>
         </w:tc>
       </w:tr>
@@ -4466,6 +3963,7 @@
               <w:bottom w:val="single" w:sz="4" w:space="0" w:color="auto"/>
               <w:right w:val="single" w:sz="4" w:space="0" w:color="auto"/>
             </w:tcBorders>
+            <w:shd w:val="clear" w:color="auto" w:fill="auto"/>
             <w:noWrap/>
             <w:vAlign w:val="bottom"/>
             <w:hideMark/>
@@ -4503,6 +4001,7 @@
               <w:bottom w:val="single" w:sz="4" w:space="0" w:color="auto"/>
               <w:right w:val="single" w:sz="4" w:space="0" w:color="auto"/>
             </w:tcBorders>
+            <w:shd w:val="clear" w:color="auto" w:fill="auto"/>
             <w:noWrap/>
             <w:vAlign w:val="bottom"/>
             <w:hideMark/>
@@ -4518,7 +4017,6 @@
                 <w14:ligatures w14:val="none"/>
               </w:rPr>
             </w:pPr>
-            <w:proofErr w:type="spellStart"/>
             <w:r>
               <w:rPr>
                 <w:rFonts w:ascii="Calibri" w:eastAsia="Times New Roman" w:hAnsi="Calibri" w:cs="Calibri"/>
@@ -4527,52 +4025,7 @@
                 <w:lang w:val="ru-BY" w:eastAsia="ru-BY"/>
                 <w14:ligatures w14:val="none"/>
               </w:rPr>
-              <w:t>fn</w:t>
-            </w:r>
-            <w:proofErr w:type="spellEnd"/>
-            <w:r>
-              <w:rPr>
-                <w:rFonts w:ascii="Calibri" w:eastAsia="Times New Roman" w:hAnsi="Calibri" w:cs="Calibri"/>
-                <w:color w:val="000000"/>
-                <w:kern w:val="0"/>
-                <w:lang w:val="ru-BY" w:eastAsia="ru-BY"/>
-                <w14:ligatures w14:val="none"/>
-              </w:rPr>
-              <w:t xml:space="preserve"> </w:t>
-            </w:r>
-            <w:proofErr w:type="spellStart"/>
-            <w:proofErr w:type="gramStart"/>
-            <w:r>
-              <w:rPr>
-                <w:rFonts w:ascii="Calibri" w:eastAsia="Times New Roman" w:hAnsi="Calibri" w:cs="Calibri"/>
-                <w:color w:val="000000"/>
-                <w:kern w:val="0"/>
-                <w:lang w:val="ru-BY" w:eastAsia="ru-BY"/>
-                <w14:ligatures w14:val="none"/>
-              </w:rPr>
-              <w:t>main</w:t>
-            </w:r>
-            <w:proofErr w:type="spellEnd"/>
-            <w:r>
-              <w:rPr>
-                <w:rFonts w:ascii="Calibri" w:eastAsia="Times New Roman" w:hAnsi="Calibri" w:cs="Calibri"/>
-                <w:color w:val="000000"/>
-                <w:kern w:val="0"/>
-                <w:lang w:val="ru-BY" w:eastAsia="ru-BY"/>
-                <w14:ligatures w14:val="none"/>
-              </w:rPr>
-              <w:t>()  {</w:t>
-            </w:r>
-            <w:proofErr w:type="gramEnd"/>
-            <w:r>
-              <w:rPr>
-                <w:rFonts w:ascii="Calibri" w:eastAsia="Times New Roman" w:hAnsi="Calibri" w:cs="Calibri"/>
-                <w:color w:val="000000"/>
-                <w:kern w:val="0"/>
-                <w:lang w:val="ru-BY" w:eastAsia="ru-BY"/>
-                <w14:ligatures w14:val="none"/>
-              </w:rPr>
-              <w:t>}</w:t>
+              <w:t>fn main()  {}</w:t>
             </w:r>
           </w:p>
         </w:tc>
@@ -4591,6 +4044,7 @@
               <w:bottom w:val="single" w:sz="4" w:space="0" w:color="auto"/>
               <w:right w:val="single" w:sz="4" w:space="0" w:color="auto"/>
             </w:tcBorders>
+            <w:shd w:val="clear" w:color="auto" w:fill="auto"/>
             <w:noWrap/>
             <w:vAlign w:val="bottom"/>
             <w:hideMark/>
@@ -4628,6 +4082,7 @@
               <w:bottom w:val="single" w:sz="4" w:space="0" w:color="auto"/>
               <w:right w:val="single" w:sz="4" w:space="0" w:color="auto"/>
             </w:tcBorders>
+            <w:shd w:val="clear" w:color="auto" w:fill="auto"/>
             <w:noWrap/>
             <w:vAlign w:val="bottom"/>
             <w:hideMark/>
@@ -4643,7 +4098,6 @@
                 <w14:ligatures w14:val="none"/>
               </w:rPr>
             </w:pPr>
-            <w:proofErr w:type="spellStart"/>
             <w:r>
               <w:rPr>
                 <w:rFonts w:ascii="Calibri" w:eastAsia="Times New Roman" w:hAnsi="Calibri" w:cs="Calibri"/>
@@ -4652,18 +4106,7 @@
                 <w:lang w:val="ru-BY" w:eastAsia="ru-BY"/>
                 <w14:ligatures w14:val="none"/>
               </w:rPr>
-              <w:t>loop</w:t>
-            </w:r>
-            <w:proofErr w:type="spellEnd"/>
-            <w:r>
-              <w:rPr>
-                <w:rFonts w:ascii="Calibri" w:eastAsia="Times New Roman" w:hAnsi="Calibri" w:cs="Calibri"/>
-                <w:color w:val="000000"/>
-                <w:kern w:val="0"/>
-                <w:lang w:val="ru-BY" w:eastAsia="ru-BY"/>
-                <w14:ligatures w14:val="none"/>
-              </w:rPr>
-              <w:t xml:space="preserve"> {}</w:t>
+              <w:t>loop {}</w:t>
             </w:r>
           </w:p>
         </w:tc>
@@ -4682,6 +4125,7 @@
               <w:bottom w:val="single" w:sz="4" w:space="0" w:color="auto"/>
               <w:right w:val="single" w:sz="4" w:space="0" w:color="auto"/>
             </w:tcBorders>
+            <w:shd w:val="clear" w:color="auto" w:fill="auto"/>
             <w:noWrap/>
             <w:vAlign w:val="bottom"/>
             <w:hideMark/>
@@ -4719,6 +4163,7 @@
               <w:bottom w:val="single" w:sz="4" w:space="0" w:color="auto"/>
               <w:right w:val="single" w:sz="4" w:space="0" w:color="auto"/>
             </w:tcBorders>
+            <w:shd w:val="clear" w:color="auto" w:fill="auto"/>
             <w:noWrap/>
             <w:vAlign w:val="bottom"/>
             <w:hideMark/>
@@ -4742,63 +4187,7 @@
                 <w:lang w:val="ru-BY" w:eastAsia="ru-BY"/>
                 <w14:ligatures w14:val="none"/>
               </w:rPr>
-              <w:t xml:space="preserve"> </w:t>
-            </w:r>
-            <w:proofErr w:type="spellStart"/>
-            <w:r>
-              <w:rPr>
-                <w:rFonts w:ascii="Calibri" w:eastAsia="Times New Roman" w:hAnsi="Calibri" w:cs="Calibri"/>
-                <w:color w:val="000000"/>
-                <w:kern w:val="0"/>
-                <w:lang w:val="ru-BY" w:eastAsia="ru-BY"/>
-                <w14:ligatures w14:val="none"/>
-              </w:rPr>
-              <w:t>if</w:t>
-            </w:r>
-            <w:proofErr w:type="spellEnd"/>
-            <w:r>
-              <w:rPr>
-                <w:rFonts w:ascii="Calibri" w:eastAsia="Times New Roman" w:hAnsi="Calibri" w:cs="Calibri"/>
-                <w:color w:val="000000"/>
-                <w:kern w:val="0"/>
-                <w:lang w:val="ru-BY" w:eastAsia="ru-BY"/>
-                <w14:ligatures w14:val="none"/>
-              </w:rPr>
-              <w:t xml:space="preserve"> </w:t>
-            </w:r>
-            <w:proofErr w:type="spellStart"/>
-            <w:proofErr w:type="gramStart"/>
-            <w:r>
-              <w:rPr>
-                <w:rFonts w:ascii="Calibri" w:eastAsia="Times New Roman" w:hAnsi="Calibri" w:cs="Calibri"/>
-                <w:color w:val="000000"/>
-                <w:kern w:val="0"/>
-                <w:lang w:val="ru-BY" w:eastAsia="ru-BY"/>
-                <w14:ligatures w14:val="none"/>
-              </w:rPr>
-              <w:t>total</w:t>
-            </w:r>
-            <w:proofErr w:type="spellEnd"/>
-            <w:r>
-              <w:rPr>
-                <w:rFonts w:ascii="Calibri" w:eastAsia="Times New Roman" w:hAnsi="Calibri" w:cs="Calibri"/>
-                <w:color w:val="000000"/>
-                <w:kern w:val="0"/>
-                <w:lang w:val="ru-BY" w:eastAsia="ru-BY"/>
-                <w14:ligatures w14:val="none"/>
-              </w:rPr>
-              <w:t xml:space="preserve"> &gt;</w:t>
-            </w:r>
-            <w:proofErr w:type="gramEnd"/>
-            <w:r>
-              <w:rPr>
-                <w:rFonts w:ascii="Calibri" w:eastAsia="Times New Roman" w:hAnsi="Calibri" w:cs="Calibri"/>
-                <w:color w:val="000000"/>
-                <w:kern w:val="0"/>
-                <w:lang w:val="ru-BY" w:eastAsia="ru-BY"/>
-                <w14:ligatures w14:val="none"/>
-              </w:rPr>
-              <w:t xml:space="preserve"> 25</w:t>
+              <w:t xml:space="preserve"> if total &gt; 25</w:t>
             </w:r>
           </w:p>
         </w:tc>
@@ -4887,7 +4276,7 @@
     </w:tbl>
     <w:p>
       <w:pPr>
-        <w:pStyle w:val="NoSpacing"/>
+        <w:pStyle w:val="aa"/>
         <w:ind w:left="720"/>
         <w:rPr>
           <w:rFonts w:eastAsia="Times New Roman"/>
@@ -4900,7 +4289,7 @@
     </w:p>
     <w:p>
       <w:pPr>
-        <w:pStyle w:val="NoSpacing"/>
+        <w:pStyle w:val="aa"/>
         <w:ind w:left="720"/>
         <w:rPr>
           <w:rFonts w:eastAsia="Times New Roman"/>
@@ -4913,7 +4302,7 @@
     </w:p>
     <w:p>
       <w:pPr>
-        <w:pStyle w:val="NoSpacing"/>
+        <w:pStyle w:val="aa"/>
         <w:ind w:left="720"/>
         <w:rPr>
           <w:rFonts w:eastAsia="Times New Roman"/>
@@ -4926,7 +4315,7 @@
     </w:p>
     <w:p>
       <w:pPr>
-        <w:pStyle w:val="NoSpacing"/>
+        <w:pStyle w:val="aa"/>
         <w:numPr>
           <w:ilvl w:val="0"/>
           <w:numId w:val="7"/>
@@ -4963,7 +4352,7 @@
     </w:p>
     <w:p>
       <w:pPr>
-        <w:pStyle w:val="NoSpacing"/>
+        <w:pStyle w:val="aa"/>
         <w:ind w:left="720"/>
         <w:rPr>
           <w:rFonts w:eastAsia="Times New Roman"/>
@@ -4976,14 +4365,26 @@
     </w:p>
     <w:p>
       <w:pPr>
-        <w:pStyle w:val="NoSpacing"/>
+        <w:pStyle w:val="aa"/>
         <w:ind w:left="720"/>
-        <w:jc w:val="center"/>
         <w:rPr>
           <w:rFonts w:eastAsia="Times New Roman"/>
           <w:b/>
           <w:bCs/>
           <w:szCs w:val="28"/>
+          <w:lang w:eastAsia="ru-RU"/>
+        </w:rPr>
+      </w:pPr>
+    </w:p>
+    <w:p>
+      <w:pPr>
+        <w:pStyle w:val="aa"/>
+        <w:ind w:left="720"/>
+        <w:rPr>
+          <w:rFonts w:eastAsia="Times New Roman"/>
+          <w:b/>
+          <w:bCs/>
+          <w:szCs w:val="28"/>
           <w:lang w:val="en-US" w:eastAsia="ru-RU"/>
         </w:rPr>
       </w:pPr>
@@ -4992,9 +4393,9 @@
           <w:noProof/>
         </w:rPr>
         <w:drawing>
-          <wp:inline distT="0" distB="0" distL="0" distR="0" wp14:anchorId="7E00D8AD" wp14:editId="223C5DFB">
-            <wp:extent cx="5218617" cy="3314700"/>
-            <wp:effectExtent l="0" t="0" r="1270" b="0"/>
+          <wp:inline distT="0" distB="0" distL="0" distR="0" wp14:anchorId="6CB788F6" wp14:editId="3800ADCD">
+            <wp:extent cx="5507732" cy="3459480"/>
+            <wp:effectExtent l="0" t="0" r="0" b="7620"/>
             <wp:docPr id="1" name="Рисунок 1"/>
             <wp:cNvGraphicFramePr>
               <a:graphicFrameLocks xmlns:a="http://schemas.openxmlformats.org/drawingml/2006/main" noChangeAspect="1"/>
@@ -5015,7 +4416,7 @@
                   <pic:spPr>
                     <a:xfrm>
                       <a:off x="0" y="0"/>
-                      <a:ext cx="5220178" cy="3315692"/>
+                      <a:ext cx="5512686" cy="3462592"/>
                     </a:xfrm>
                     <a:prstGeom prst="rect">
                       <a:avLst/>
@@ -5026,16 +4427,6 @@
             </a:graphic>
           </wp:inline>
         </w:drawing>
-      </w:r>
-      <w:r>
-        <w:rPr>
-          <w:rFonts w:eastAsia="Times New Roman"/>
-          <w:b/>
-          <w:bCs/>
-          <w:szCs w:val="28"/>
-          <w:lang w:eastAsia="ru-RU"/>
-        </w:rPr>
-        <w:br/>
       </w:r>
       <w:r>
         <w:rPr>
@@ -5059,7 +4450,7 @@
 </file>
 
 <file path=word/numbering.xml><?xml version="1.0" encoding="utf-8"?>
-<w:numbering xmlns:wpc="http://schemas.microsoft.com/office/word/2010/wordprocessingCanvas" xmlns:cx="http://schemas.microsoft.com/office/drawing/2014/chartex" xmlns:cx1="http://schemas.microsoft.com/office/drawing/2015/9/8/chartex" xmlns:cx2="http://schemas.microsoft.com/office/drawing/2015/10/21/chartex" xmlns:cx3="http://schemas.microsoft.com/office/drawing/2016/5/9/chartex" xmlns:cx4="http://schemas.microsoft.com/office/drawing/2016/5/10/chartex" xmlns:cx5="http://schemas.microsoft.com/office/drawing/2016/5/11/chartex" xmlns:cx6="http://schemas.microsoft.com/office/drawing/2016/5/12/chartex" xmlns:cx7="http://schemas.microsoft.com/office/drawing/2016/5/13/chartex" xmlns:cx8="http://schemas.microsoft.com/office/drawing/2016/5/14/chartex" xmlns:mc="http://schemas.openxmlformats.org/markup-compatibility/2006" xmlns:aink="http://schemas.microsoft.com/office/drawing/2016/ink" xmlns:am3d="http://schemas.microsoft.com/office/drawing/2017/model3d" xmlns:o="urn:schemas-microsoft-com:office:office" xmlns:oel="http://schemas.microsoft.com/office/2019/extlst" xmlns:r="http://schemas.openxmlformats.org/officeDocument/2006/relationships" xmlns:m="http://schemas.openxmlformats.org/officeDocument/2006/math" xmlns:v="urn:schemas-microsoft-com:vml" xmlns:wp14="http://schemas.microsoft.com/office/word/2010/wordprocessingDrawing" xmlns:wp="http://schemas.openxmlformats.org/drawingml/2006/wordprocessingDrawing" xmlns:w10="urn:schemas-microsoft-com:office:word" xmlns:w="http://schemas.openxmlformats.org/wordprocessingml/2006/main" xmlns:w14="http://schemas.microsoft.com/office/word/2010/wordml" xmlns:w15="http://schemas.microsoft.com/office/word/2012/wordml" xmlns:w16cex="http://schemas.microsoft.com/office/word/2018/wordml/cex" xmlns:w16cid="http://schemas.microsoft.com/office/word/2016/wordml/cid" xmlns:w16="http://schemas.microsoft.com/office/word/2018/wordml" xmlns:w16du="http://schemas.microsoft.com/office/word/2023/wordml/word16du" xmlns:w16sdtdh="http://schemas.microsoft.com/office/word/2020/wordml/sdtdatahash" xmlns:w16sdtfl="http://schemas.microsoft.com/office/word/2024/wordml/sdtformatlock" xmlns:w16se="http://schemas.microsoft.com/office/word/2015/wordml/symex" xmlns:wpg="http://schemas.microsoft.com/office/word/2010/wordprocessingGroup" xmlns:wpi="http://schemas.microsoft.com/office/word/2010/wordprocessingInk" xmlns:wne="http://schemas.microsoft.com/office/word/2006/wordml" xmlns:wps="http://schemas.microsoft.com/office/word/2010/wordprocessingShape" mc:Ignorable="w14 w15 w16se w16cid w16 w16cex w16sdtdh w16sdtfl w16du wp14">
+<w:numbering xmlns:wpc="http://schemas.microsoft.com/office/word/2010/wordprocessingCanvas" xmlns:cx="http://schemas.microsoft.com/office/drawing/2014/chartex" xmlns:cx1="http://schemas.microsoft.com/office/drawing/2015/9/8/chartex" xmlns:cx2="http://schemas.microsoft.com/office/drawing/2015/10/21/chartex" xmlns:cx3="http://schemas.microsoft.com/office/drawing/2016/5/9/chartex" xmlns:cx4="http://schemas.microsoft.com/office/drawing/2016/5/10/chartex" xmlns:cx5="http://schemas.microsoft.com/office/drawing/2016/5/11/chartex" xmlns:cx6="http://schemas.microsoft.com/office/drawing/2016/5/12/chartex" xmlns:cx7="http://schemas.microsoft.com/office/drawing/2016/5/13/chartex" xmlns:cx8="http://schemas.microsoft.com/office/drawing/2016/5/14/chartex" xmlns:mc="http://schemas.openxmlformats.org/markup-compatibility/2006" xmlns:aink="http://schemas.microsoft.com/office/drawing/2016/ink" xmlns:am3d="http://schemas.microsoft.com/office/drawing/2017/model3d" xmlns:o="urn:schemas-microsoft-com:office:office" xmlns:oel="http://schemas.microsoft.com/office/2019/extlst" xmlns:r="http://schemas.openxmlformats.org/officeDocument/2006/relationships" xmlns:m="http://schemas.openxmlformats.org/officeDocument/2006/math" xmlns:v="urn:schemas-microsoft-com:vml" xmlns:wp14="http://schemas.microsoft.com/office/word/2010/wordprocessingDrawing" xmlns:wp="http://schemas.openxmlformats.org/drawingml/2006/wordprocessingDrawing" xmlns:w10="urn:schemas-microsoft-com:office:word" xmlns:w="http://schemas.openxmlformats.org/wordprocessingml/2006/main" xmlns:w14="http://schemas.microsoft.com/office/word/2010/wordml" xmlns:w15="http://schemas.microsoft.com/office/word/2012/wordml" xmlns:w16cex="http://schemas.microsoft.com/office/word/2018/wordml/cex" xmlns:w16cid="http://schemas.microsoft.com/office/word/2016/wordml/cid" xmlns:w16="http://schemas.microsoft.com/office/word/2018/wordml" xmlns:w16sdtdh="http://schemas.microsoft.com/office/word/2020/wordml/sdtdatahash" xmlns:w16se="http://schemas.microsoft.com/office/word/2015/wordml/symex" xmlns:wpg="http://schemas.microsoft.com/office/word/2010/wordprocessingGroup" xmlns:wpi="http://schemas.microsoft.com/office/word/2010/wordprocessingInk" xmlns:wne="http://schemas.microsoft.com/office/word/2006/wordml" xmlns:wps="http://schemas.microsoft.com/office/word/2010/wordprocessingShape" mc:Ignorable="w14 w15 w16se w16cid w16 w16cex w16sdtdh wp14">
   <w:abstractNum w:abstractNumId="0" w15:restartNumberingAfterBreak="0">
     <w:nsid w:val="F78804A0"/>
     <w:multiLevelType w:val="singleLevel"/>
@@ -5625,7 +5016,7 @@
     <w:lvl w:ilvl="0">
       <w:start w:val="1"/>
       <w:numFmt w:val="decimal"/>
-      <w:pStyle w:val="Heading1"/>
+      <w:pStyle w:val="1"/>
       <w:suff w:val="space"/>
       <w:lvlText w:val="%1"/>
       <w:lvlJc w:val="left"/>
@@ -5656,7 +5047,7 @@
     <w:lvl w:ilvl="1">
       <w:start w:val="1"/>
       <w:numFmt w:val="decimal"/>
-      <w:pStyle w:val="Heading2"/>
+      <w:pStyle w:val="2"/>
       <w:isLgl/>
       <w:suff w:val="space"/>
       <w:lvlText w:val="%1.%2"/>
@@ -5671,7 +5062,7 @@
     <w:lvl w:ilvl="2">
       <w:start w:val="1"/>
       <w:numFmt w:val="decimal"/>
-      <w:pStyle w:val="Heading3"/>
+      <w:pStyle w:val="3"/>
       <w:isLgl/>
       <w:suff w:val="space"/>
       <w:lvlText w:val="%1.%2.%3"/>
@@ -5686,7 +5077,7 @@
     <w:lvl w:ilvl="3">
       <w:start w:val="1"/>
       <w:numFmt w:val="decimal"/>
-      <w:pStyle w:val="Heading4"/>
+      <w:pStyle w:val="4"/>
       <w:isLgl/>
       <w:suff w:val="space"/>
       <w:lvlText w:val="%1.%2.%3.%4"/>
@@ -5956,7 +5347,7 @@
 </file>
 
 <file path=word/styles.xml><?xml version="1.0" encoding="utf-8"?>
-<w:styles xmlns:mc="http://schemas.openxmlformats.org/markup-compatibility/2006" xmlns:r="http://schemas.openxmlformats.org/officeDocument/2006/relationships" xmlns:w="http://schemas.openxmlformats.org/wordprocessingml/2006/main" xmlns:w14="http://schemas.microsoft.com/office/word/2010/wordml" xmlns:w15="http://schemas.microsoft.com/office/word/2012/wordml" xmlns:w16cex="http://schemas.microsoft.com/office/word/2018/wordml/cex" xmlns:w16cid="http://schemas.microsoft.com/office/word/2016/wordml/cid" xmlns:w16="http://schemas.microsoft.com/office/word/2018/wordml" xmlns:w16du="http://schemas.microsoft.com/office/word/2023/wordml/word16du" xmlns:w16sdtdh="http://schemas.microsoft.com/office/word/2020/wordml/sdtdatahash" xmlns:w16sdtfl="http://schemas.microsoft.com/office/word/2024/wordml/sdtformatlock" xmlns:w16se="http://schemas.microsoft.com/office/word/2015/wordml/symex" mc:Ignorable="w14 w15 w16se w16cid w16 w16cex w16sdtdh w16sdtfl w16du">
+<w:styles xmlns:mc="http://schemas.openxmlformats.org/markup-compatibility/2006" xmlns:r="http://schemas.openxmlformats.org/officeDocument/2006/relationships" xmlns:w="http://schemas.openxmlformats.org/wordprocessingml/2006/main" xmlns:w14="http://schemas.microsoft.com/office/word/2010/wordml" xmlns:w15="http://schemas.microsoft.com/office/word/2012/wordml" xmlns:w16cex="http://schemas.microsoft.com/office/word/2018/wordml/cex" xmlns:w16cid="http://schemas.microsoft.com/office/word/2016/wordml/cid" xmlns:w16="http://schemas.microsoft.com/office/word/2018/wordml" xmlns:w16sdtdh="http://schemas.microsoft.com/office/word/2020/wordml/sdtdatahash" xmlns:w16se="http://schemas.microsoft.com/office/word/2015/wordml/symex" mc:Ignorable="w14 w15 w16se w16cid w16 w16cex w16sdtdh">
   <w:docDefaults>
     <w:rPrDefault>
       <w:rPr>
@@ -6352,7 +5743,7 @@
     <w:lsdException w:name="Unresolved Mention" w:semiHidden="1" w:unhideWhenUsed="1"/>
     <w:lsdException w:name="Smart Link" w:semiHidden="1" w:unhideWhenUsed="1"/>
   </w:latentStyles>
-  <w:style w:type="paragraph" w:default="1" w:styleId="Normal">
+  <w:style w:type="paragraph" w:default="1" w:styleId="a">
     <w:name w:val="Normal"/>
     <w:qFormat/>
     <w:rsid w:val="00FA6049"/>
@@ -6360,12 +5751,12 @@
       <w:spacing w:line="252" w:lineRule="auto"/>
     </w:pPr>
   </w:style>
-  <w:style w:type="paragraph" w:styleId="Heading1">
+  <w:style w:type="paragraph" w:styleId="1">
     <w:name w:val="heading 1"/>
     <w:aliases w:val="2..4"/>
-    <w:basedOn w:val="Normal"/>
-    <w:next w:val="Normal"/>
-    <w:link w:val="Heading1Char"/>
+    <w:basedOn w:val="a"/>
+    <w:next w:val="a"/>
+    <w:link w:val="10"/>
     <w:uiPriority w:val="9"/>
     <w:qFormat/>
     <w:rsid w:val="00C14F3E"/>
@@ -6392,11 +5783,11 @@
       <w14:ligatures w14:val="none"/>
     </w:rPr>
   </w:style>
-  <w:style w:type="paragraph" w:styleId="Heading2">
+  <w:style w:type="paragraph" w:styleId="2">
     <w:name w:val="heading 2"/>
-    <w:basedOn w:val="Normal"/>
-    <w:next w:val="Normal"/>
-    <w:link w:val="Heading2Char"/>
+    <w:basedOn w:val="a"/>
+    <w:next w:val="a"/>
+    <w:link w:val="20"/>
     <w:uiPriority w:val="9"/>
     <w:unhideWhenUsed/>
     <w:qFormat/>
@@ -6423,11 +5814,11 @@
       <w14:ligatures w14:val="none"/>
     </w:rPr>
   </w:style>
-  <w:style w:type="paragraph" w:styleId="Heading3">
+  <w:style w:type="paragraph" w:styleId="3">
     <w:name w:val="heading 3"/>
-    <w:basedOn w:val="Normal"/>
-    <w:next w:val="Normal"/>
-    <w:link w:val="Heading3Char"/>
+    <w:basedOn w:val="a"/>
+    <w:next w:val="a"/>
+    <w:link w:val="30"/>
     <w:uiPriority w:val="9"/>
     <w:unhideWhenUsed/>
     <w:qFormat/>
@@ -6452,11 +5843,11 @@
       <w14:ligatures w14:val="none"/>
     </w:rPr>
   </w:style>
-  <w:style w:type="paragraph" w:styleId="Heading4">
+  <w:style w:type="paragraph" w:styleId="4">
     <w:name w:val="heading 4"/>
-    <w:basedOn w:val="Heading3"/>
-    <w:next w:val="Normal"/>
-    <w:link w:val="Heading4Char"/>
+    <w:basedOn w:val="3"/>
+    <w:next w:val="a"/>
+    <w:link w:val="40"/>
     <w:uiPriority w:val="9"/>
     <w:unhideWhenUsed/>
     <w:qFormat/>
@@ -6474,13 +5865,13 @@
       <w:lang w:val="en-US"/>
     </w:rPr>
   </w:style>
-  <w:style w:type="character" w:default="1" w:styleId="DefaultParagraphFont">
+  <w:style w:type="character" w:default="1" w:styleId="a0">
     <w:name w:val="Default Paragraph Font"/>
     <w:uiPriority w:val="1"/>
     <w:semiHidden/>
     <w:unhideWhenUsed/>
   </w:style>
-  <w:style w:type="table" w:default="1" w:styleId="TableNormal">
+  <w:style w:type="table" w:default="1" w:styleId="a1">
     <w:name w:val="Normal Table"/>
     <w:uiPriority w:val="99"/>
     <w:semiHidden/>
@@ -6495,15 +5886,15 @@
       </w:tblCellMar>
     </w:tblPr>
   </w:style>
-  <w:style w:type="numbering" w:default="1" w:styleId="NoList">
+  <w:style w:type="numbering" w:default="1" w:styleId="a2">
     <w:name w:val="No List"/>
     <w:uiPriority w:val="99"/>
     <w:semiHidden/>
     <w:unhideWhenUsed/>
   </w:style>
-  <w:style w:type="paragraph" w:styleId="ListParagraph">
+  <w:style w:type="paragraph" w:styleId="a3">
     <w:name w:val="List Paragraph"/>
-    <w:basedOn w:val="Normal"/>
+    <w:basedOn w:val="a"/>
     <w:uiPriority w:val="34"/>
     <w:qFormat/>
     <w:rsid w:val="006001AC"/>
@@ -6512,10 +5903,10 @@
       <w:contextualSpacing/>
     </w:pPr>
   </w:style>
-  <w:style w:type="paragraph" w:styleId="Header">
+  <w:style w:type="paragraph" w:styleId="a4">
     <w:name w:val="header"/>
-    <w:basedOn w:val="Normal"/>
-    <w:link w:val="HeaderChar"/>
+    <w:basedOn w:val="a"/>
+    <w:link w:val="a5"/>
     <w:rsid w:val="003D268A"/>
     <w:pPr>
       <w:tabs>
@@ -6533,10 +5924,10 @@
       <w14:ligatures w14:val="none"/>
     </w:rPr>
   </w:style>
-  <w:style w:type="character" w:customStyle="1" w:styleId="HeaderChar">
-    <w:name w:val="Header Char"/>
-    <w:basedOn w:val="DefaultParagraphFont"/>
-    <w:link w:val="Header"/>
+  <w:style w:type="character" w:customStyle="1" w:styleId="a5">
+    <w:name w:val="Верхний колонтитул Знак"/>
+    <w:basedOn w:val="a0"/>
+    <w:link w:val="a4"/>
     <w:rsid w:val="003D268A"/>
     <w:rPr>
       <w:rFonts w:eastAsiaTheme="minorEastAsia"/>
@@ -6547,10 +5938,10 @@
       <w14:ligatures w14:val="none"/>
     </w:rPr>
   </w:style>
-  <w:style w:type="paragraph" w:styleId="Footer">
+  <w:style w:type="paragraph" w:styleId="a6">
     <w:name w:val="footer"/>
-    <w:basedOn w:val="Normal"/>
-    <w:link w:val="FooterChar"/>
+    <w:basedOn w:val="a"/>
+    <w:link w:val="a7"/>
     <w:rsid w:val="003D268A"/>
     <w:pPr>
       <w:tabs>
@@ -6568,10 +5959,10 @@
       <w14:ligatures w14:val="none"/>
     </w:rPr>
   </w:style>
-  <w:style w:type="character" w:customStyle="1" w:styleId="FooterChar">
-    <w:name w:val="Footer Char"/>
-    <w:basedOn w:val="DefaultParagraphFont"/>
-    <w:link w:val="Footer"/>
+  <w:style w:type="character" w:customStyle="1" w:styleId="a7">
+    <w:name w:val="Нижний колонтитул Знак"/>
+    <w:basedOn w:val="a0"/>
+    <w:link w:val="a6"/>
     <w:rsid w:val="003D268A"/>
     <w:rPr>
       <w:rFonts w:eastAsiaTheme="minorEastAsia"/>
@@ -6582,9 +5973,9 @@
       <w14:ligatures w14:val="none"/>
     </w:rPr>
   </w:style>
-  <w:style w:type="table" w:styleId="TableGrid">
+  <w:style w:type="table" w:styleId="a8">
     <w:name w:val="Table Grid"/>
-    <w:basedOn w:val="TableNormal"/>
+    <w:basedOn w:val="a1"/>
     <w:rsid w:val="003D268A"/>
     <w:pPr>
       <w:widowControl w:val="0"/>
@@ -6610,10 +6001,10 @@
       </w:tblBorders>
     </w:tblPr>
   </w:style>
-  <w:style w:type="paragraph" w:styleId="HTMLPreformatted">
+  <w:style w:type="paragraph" w:styleId="HTML">
     <w:name w:val="HTML Preformatted"/>
-    <w:basedOn w:val="Normal"/>
-    <w:link w:val="HTMLPreformattedChar"/>
+    <w:basedOn w:val="a"/>
+    <w:link w:val="HTML0"/>
     <w:uiPriority w:val="99"/>
     <w:unhideWhenUsed/>
     <w:rsid w:val="007C1B5A"/>
@@ -6647,10 +6038,10 @@
       <w14:ligatures w14:val="none"/>
     </w:rPr>
   </w:style>
-  <w:style w:type="character" w:customStyle="1" w:styleId="HTMLPreformattedChar">
-    <w:name w:val="HTML Preformatted Char"/>
-    <w:basedOn w:val="DefaultParagraphFont"/>
-    <w:link w:val="HTMLPreformatted"/>
+  <w:style w:type="character" w:customStyle="1" w:styleId="HTML0">
+    <w:name w:val="Стандартный HTML Знак"/>
+    <w:basedOn w:val="a0"/>
+    <w:link w:val="HTML"/>
     <w:uiPriority w:val="99"/>
     <w:rsid w:val="007C1B5A"/>
     <w:rPr>
@@ -6662,11 +6053,11 @@
       <w14:ligatures w14:val="none"/>
     </w:rPr>
   </w:style>
-  <w:style w:type="character" w:customStyle="1" w:styleId="Heading1Char">
-    <w:name w:val="Heading 1 Char"/>
-    <w:aliases w:val="2..4 Char"/>
-    <w:basedOn w:val="DefaultParagraphFont"/>
-    <w:link w:val="Heading1"/>
+  <w:style w:type="character" w:customStyle="1" w:styleId="10">
+    <w:name w:val="Заголовок 1 Знак"/>
+    <w:aliases w:val="2..4 Знак"/>
+    <w:basedOn w:val="a0"/>
+    <w:link w:val="1"/>
     <w:uiPriority w:val="9"/>
     <w:rsid w:val="00C14F3E"/>
     <w:rPr>
@@ -6681,10 +6072,10 @@
       <w14:ligatures w14:val="none"/>
     </w:rPr>
   </w:style>
-  <w:style w:type="character" w:customStyle="1" w:styleId="Heading2Char">
-    <w:name w:val="Heading 2 Char"/>
-    <w:basedOn w:val="DefaultParagraphFont"/>
-    <w:link w:val="Heading2"/>
+  <w:style w:type="character" w:customStyle="1" w:styleId="20">
+    <w:name w:val="Заголовок 2 Знак"/>
+    <w:basedOn w:val="a0"/>
+    <w:link w:val="2"/>
     <w:uiPriority w:val="9"/>
     <w:rsid w:val="00C14F3E"/>
     <w:rPr>
@@ -6698,10 +6089,10 @@
       <w14:ligatures w14:val="none"/>
     </w:rPr>
   </w:style>
-  <w:style w:type="character" w:customStyle="1" w:styleId="Heading3Char">
-    <w:name w:val="Heading 3 Char"/>
-    <w:basedOn w:val="DefaultParagraphFont"/>
-    <w:link w:val="Heading3"/>
+  <w:style w:type="character" w:customStyle="1" w:styleId="30">
+    <w:name w:val="Заголовок 3 Знак"/>
+    <w:basedOn w:val="a0"/>
+    <w:link w:val="3"/>
     <w:uiPriority w:val="9"/>
     <w:rsid w:val="00C14F3E"/>
     <w:rPr>
@@ -6713,10 +6104,10 @@
       <w14:ligatures w14:val="none"/>
     </w:rPr>
   </w:style>
-  <w:style w:type="character" w:customStyle="1" w:styleId="Heading4Char">
-    <w:name w:val="Heading 4 Char"/>
-    <w:basedOn w:val="DefaultParagraphFont"/>
-    <w:link w:val="Heading4"/>
+  <w:style w:type="character" w:customStyle="1" w:styleId="40">
+    <w:name w:val="Заголовок 4 Знак"/>
+    <w:basedOn w:val="a0"/>
+    <w:link w:val="4"/>
     <w:uiPriority w:val="9"/>
     <w:rsid w:val="00C14F3E"/>
     <w:rPr>
@@ -6728,9 +6119,9 @@
       <w14:ligatures w14:val="none"/>
     </w:rPr>
   </w:style>
-  <w:style w:type="character" w:styleId="PlaceholderText">
+  <w:style w:type="character" w:styleId="a9">
     <w:name w:val="Placeholder Text"/>
-    <w:basedOn w:val="DefaultParagraphFont"/>
+    <w:basedOn w:val="a0"/>
     <w:uiPriority w:val="99"/>
     <w:semiHidden/>
     <w:rsid w:val="00164444"/>
@@ -6738,7 +6129,7 @@
       <w:color w:val="808080"/>
     </w:rPr>
   </w:style>
-  <w:style w:type="paragraph" w:styleId="NoSpacing">
+  <w:style w:type="paragraph" w:styleId="aa">
     <w:name w:val="No Spacing"/>
     <w:uiPriority w:val="1"/>
     <w:qFormat/>
@@ -6753,9 +6144,9 @@
       <w14:ligatures w14:val="none"/>
     </w:rPr>
   </w:style>
-  <w:style w:type="character" w:styleId="CommentReference">
+  <w:style w:type="character" w:styleId="ab">
     <w:name w:val="annotation reference"/>
-    <w:basedOn w:val="DefaultParagraphFont"/>
+    <w:basedOn w:val="a0"/>
     <w:uiPriority w:val="99"/>
     <w:semiHidden/>
     <w:unhideWhenUsed/>
@@ -6765,10 +6156,10 @@
       <w:szCs w:val="16"/>
     </w:rPr>
   </w:style>
-  <w:style w:type="paragraph" w:styleId="CommentText">
+  <w:style w:type="paragraph" w:styleId="ac">
     <w:name w:val="annotation text"/>
-    <w:basedOn w:val="Normal"/>
-    <w:link w:val="CommentTextChar"/>
+    <w:basedOn w:val="a"/>
+    <w:link w:val="ad"/>
     <w:uiPriority w:val="99"/>
     <w:semiHidden/>
     <w:unhideWhenUsed/>
@@ -6781,10 +6172,10 @@
       <w:szCs w:val="20"/>
     </w:rPr>
   </w:style>
-  <w:style w:type="character" w:customStyle="1" w:styleId="CommentTextChar">
-    <w:name w:val="Comment Text Char"/>
-    <w:basedOn w:val="DefaultParagraphFont"/>
-    <w:link w:val="CommentText"/>
+  <w:style w:type="character" w:customStyle="1" w:styleId="ad">
+    <w:name w:val="Текст примечания Знак"/>
+    <w:basedOn w:val="a0"/>
+    <w:link w:val="ac"/>
     <w:uiPriority w:val="99"/>
     <w:semiHidden/>
     <w:rsid w:val="00C66327"/>
@@ -6793,11 +6184,11 @@
       <w:szCs w:val="20"/>
     </w:rPr>
   </w:style>
-  <w:style w:type="paragraph" w:styleId="CommentSubject">
+  <w:style w:type="paragraph" w:styleId="ae">
     <w:name w:val="annotation subject"/>
-    <w:basedOn w:val="CommentText"/>
-    <w:next w:val="CommentText"/>
-    <w:link w:val="CommentSubjectChar"/>
+    <w:basedOn w:val="ac"/>
+    <w:next w:val="ac"/>
+    <w:link w:val="af"/>
     <w:uiPriority w:val="99"/>
     <w:semiHidden/>
     <w:unhideWhenUsed/>
@@ -6807,10 +6198,10 @@
       <w:bCs/>
     </w:rPr>
   </w:style>
-  <w:style w:type="character" w:customStyle="1" w:styleId="CommentSubjectChar">
-    <w:name w:val="Comment Subject Char"/>
-    <w:basedOn w:val="CommentTextChar"/>
-    <w:link w:val="CommentSubject"/>
+  <w:style w:type="character" w:customStyle="1" w:styleId="af">
+    <w:name w:val="Тема примечания Знак"/>
+    <w:basedOn w:val="ad"/>
+    <w:link w:val="ae"/>
     <w:uiPriority w:val="99"/>
     <w:semiHidden/>
     <w:rsid w:val="00C66327"/>

--- a/lab2/СПО_2_ОТЧЕТ.docx
+++ b/lab2/СПО_2_ОТЧЕТ.docx
@@ -1,6 +1,6 @@
 
 <file path=word/document.xml><?xml version="1.0" encoding="utf-8"?>
-<w:document xmlns:wpc="http://schemas.microsoft.com/office/word/2010/wordprocessingCanvas" xmlns:cx="http://schemas.microsoft.com/office/drawing/2014/chartex" xmlns:cx1="http://schemas.microsoft.com/office/drawing/2015/9/8/chartex" xmlns:cx2="http://schemas.microsoft.com/office/drawing/2015/10/21/chartex" xmlns:cx3="http://schemas.microsoft.com/office/drawing/2016/5/9/chartex" xmlns:cx4="http://schemas.microsoft.com/office/drawing/2016/5/10/chartex" xmlns:cx5="http://schemas.microsoft.com/office/drawing/2016/5/11/chartex" xmlns:cx6="http://schemas.microsoft.com/office/drawing/2016/5/12/chartex" xmlns:cx7="http://schemas.microsoft.com/office/drawing/2016/5/13/chartex" xmlns:cx8="http://schemas.microsoft.com/office/drawing/2016/5/14/chartex" xmlns:mc="http://schemas.openxmlformats.org/markup-compatibility/2006" xmlns:aink="http://schemas.microsoft.com/office/drawing/2016/ink" xmlns:am3d="http://schemas.microsoft.com/office/drawing/2017/model3d" xmlns:o="urn:schemas-microsoft-com:office:office" xmlns:oel="http://schemas.microsoft.com/office/2019/extlst" xmlns:r="http://schemas.openxmlformats.org/officeDocument/2006/relationships" xmlns:m="http://schemas.openxmlformats.org/officeDocument/2006/math" xmlns:v="urn:schemas-microsoft-com:vml" xmlns:wp14="http://schemas.microsoft.com/office/word/2010/wordprocessingDrawing" xmlns:wp="http://schemas.openxmlformats.org/drawingml/2006/wordprocessingDrawing" xmlns:w10="urn:schemas-microsoft-com:office:word" xmlns:w="http://schemas.openxmlformats.org/wordprocessingml/2006/main" xmlns:w14="http://schemas.microsoft.com/office/word/2010/wordml" xmlns:w15="http://schemas.microsoft.com/office/word/2012/wordml" xmlns:w16cex="http://schemas.microsoft.com/office/word/2018/wordml/cex" xmlns:w16cid="http://schemas.microsoft.com/office/word/2016/wordml/cid" xmlns:w16="http://schemas.microsoft.com/office/word/2018/wordml" xmlns:w16sdtdh="http://schemas.microsoft.com/office/word/2020/wordml/sdtdatahash" xmlns:w16se="http://schemas.microsoft.com/office/word/2015/wordml/symex" xmlns:wpg="http://schemas.microsoft.com/office/word/2010/wordprocessingGroup" xmlns:wpi="http://schemas.microsoft.com/office/word/2010/wordprocessingInk" xmlns:wne="http://schemas.microsoft.com/office/word/2006/wordml" xmlns:wps="http://schemas.microsoft.com/office/word/2010/wordprocessingShape" mc:Ignorable="w14 w15 w16se w16cid w16 w16cex w16sdtdh wp14">
+<w:document xmlns:wpc="http://schemas.microsoft.com/office/word/2010/wordprocessingCanvas" xmlns:cx="http://schemas.microsoft.com/office/drawing/2014/chartex" xmlns:cx1="http://schemas.microsoft.com/office/drawing/2015/9/8/chartex" xmlns:cx2="http://schemas.microsoft.com/office/drawing/2015/10/21/chartex" xmlns:cx3="http://schemas.microsoft.com/office/drawing/2016/5/9/chartex" xmlns:cx4="http://schemas.microsoft.com/office/drawing/2016/5/10/chartex" xmlns:cx5="http://schemas.microsoft.com/office/drawing/2016/5/11/chartex" xmlns:cx6="http://schemas.microsoft.com/office/drawing/2016/5/12/chartex" xmlns:cx7="http://schemas.microsoft.com/office/drawing/2016/5/13/chartex" xmlns:cx8="http://schemas.microsoft.com/office/drawing/2016/5/14/chartex" xmlns:mc="http://schemas.openxmlformats.org/markup-compatibility/2006" xmlns:aink="http://schemas.microsoft.com/office/drawing/2016/ink" xmlns:am3d="http://schemas.microsoft.com/office/drawing/2017/model3d" xmlns:o="urn:schemas-microsoft-com:office:office" xmlns:oel="http://schemas.microsoft.com/office/2019/extlst" xmlns:r="http://schemas.openxmlformats.org/officeDocument/2006/relationships" xmlns:m="http://schemas.openxmlformats.org/officeDocument/2006/math" xmlns:v="urn:schemas-microsoft-com:vml" xmlns:wp14="http://schemas.microsoft.com/office/word/2010/wordprocessingDrawing" xmlns:wp="http://schemas.openxmlformats.org/drawingml/2006/wordprocessingDrawing" xmlns:w10="urn:schemas-microsoft-com:office:word" xmlns:w="http://schemas.openxmlformats.org/wordprocessingml/2006/main" xmlns:w14="http://schemas.microsoft.com/office/word/2010/wordml" xmlns:w15="http://schemas.microsoft.com/office/word/2012/wordml" xmlns:w16cex="http://schemas.microsoft.com/office/word/2018/wordml/cex" xmlns:w16cid="http://schemas.microsoft.com/office/word/2016/wordml/cid" xmlns:w16="http://schemas.microsoft.com/office/word/2018/wordml" xmlns:w16du="http://schemas.microsoft.com/office/word/2023/wordml/word16du" xmlns:w16sdtdh="http://schemas.microsoft.com/office/word/2020/wordml/sdtdatahash" xmlns:w16sdtfl="http://schemas.microsoft.com/office/word/2024/wordml/sdtformatlock" xmlns:w16se="http://schemas.microsoft.com/office/word/2015/wordml/symex" xmlns:wpg="http://schemas.microsoft.com/office/word/2010/wordprocessingGroup" xmlns:wpi="http://schemas.microsoft.com/office/word/2010/wordprocessingInk" xmlns:wne="http://schemas.microsoft.com/office/word/2006/wordml" xmlns:wps="http://schemas.microsoft.com/office/word/2010/wordprocessingShape" mc:Ignorable="w14 w15 w16se w16cid w16 w16cex w16sdtdh w16sdtfl w16du wp14">
   <w:body>
     <w:p>
       <w:pPr>
@@ -248,6 +248,7 @@
           <w:szCs w:val="28"/>
         </w:rPr>
       </w:pPr>
+      <w:proofErr w:type="gramStart"/>
       <w:r>
         <w:rPr>
           <w:rFonts w:ascii="Times New Roman" w:hAnsi="Times New Roman" w:cs="Times New Roman"/>
@@ -296,6 +297,7 @@
         </w:rPr>
         <w:t>.</w:t>
       </w:r>
+      <w:proofErr w:type="gramEnd"/>
     </w:p>
     <w:p>
       <w:pPr>
@@ -408,35 +410,36 @@
           <w:szCs w:val="28"/>
         </w:rPr>
       </w:pPr>
+      <w:proofErr w:type="spellStart"/>
       <w:r>
         <w:rPr>
           <w:rFonts w:ascii="Times New Roman" w:hAnsi="Times New Roman" w:cs="Times New Roman"/>
           <w:sz w:val="28"/>
           <w:szCs w:val="28"/>
         </w:rPr>
-        <w:t>Болтак С.В</w:t>
-      </w:r>
+        <w:t>Болтак</w:t>
+      </w:r>
+      <w:proofErr w:type="spellEnd"/>
       <w:r>
         <w:rPr>
           <w:rFonts w:ascii="Times New Roman" w:hAnsi="Times New Roman" w:cs="Times New Roman"/>
           <w:sz w:val="28"/>
           <w:szCs w:val="28"/>
         </w:rPr>
-        <w:t>.</w:t>
-      </w:r>
-    </w:p>
-    <w:p>
-      <w:pPr>
-        <w:jc w:val="right"/>
+        <w:t xml:space="preserve"> С.В</w:t>
+      </w:r>
+      <w:r>
         <w:rPr>
           <w:rFonts w:ascii="Times New Roman" w:hAnsi="Times New Roman" w:cs="Times New Roman"/>
           <w:sz w:val="28"/>
           <w:szCs w:val="28"/>
         </w:rPr>
-      </w:pPr>
-    </w:p>
-    <w:p>
-      <w:pPr>
+        <w:t>.</w:t>
+      </w:r>
+    </w:p>
+    <w:p>
+      <w:pPr>
+        <w:jc w:val="right"/>
         <w:rPr>
           <w:rFonts w:ascii="Times New Roman" w:hAnsi="Times New Roman" w:cs="Times New Roman"/>
           <w:sz w:val="28"/>
@@ -455,33 +458,42 @@
     </w:p>
     <w:p>
       <w:pPr>
-        <w:jc w:val="center"/>
         <w:rPr>
           <w:rFonts w:ascii="Times New Roman" w:hAnsi="Times New Roman" w:cs="Times New Roman"/>
           <w:sz w:val="28"/>
           <w:szCs w:val="28"/>
         </w:rPr>
       </w:pPr>
-      <w:r>
+    </w:p>
+    <w:p>
+      <w:pPr>
+        <w:jc w:val="center"/>
         <w:rPr>
           <w:rFonts w:ascii="Times New Roman" w:hAnsi="Times New Roman" w:cs="Times New Roman"/>
           <w:sz w:val="28"/>
           <w:szCs w:val="28"/>
         </w:rPr>
-        <w:t>Минск 202</w:t>
-      </w:r>
+      </w:pPr>
       <w:r>
         <w:rPr>
           <w:rFonts w:ascii="Times New Roman" w:hAnsi="Times New Roman" w:cs="Times New Roman"/>
           <w:sz w:val="28"/>
           <w:szCs w:val="28"/>
         </w:rPr>
+        <w:t>Минск 202</w:t>
+      </w:r>
+      <w:r>
+        <w:rPr>
+          <w:rFonts w:ascii="Times New Roman" w:hAnsi="Times New Roman" w:cs="Times New Roman"/>
+          <w:sz w:val="28"/>
+          <w:szCs w:val="28"/>
+        </w:rPr>
         <w:t>6</w:t>
       </w:r>
     </w:p>
     <w:p>
       <w:pPr>
-        <w:pStyle w:val="a3"/>
+        <w:pStyle w:val="ListParagraph"/>
         <w:numPr>
           <w:ilvl w:val="0"/>
           <w:numId w:val="7"/>
@@ -530,7 +542,7 @@
     </w:p>
     <w:p>
       <w:pPr>
-        <w:pStyle w:val="aa"/>
+        <w:pStyle w:val="NoSpacing"/>
         <w:rPr>
           <w:rFonts w:ascii="JetBrains Mono" w:eastAsia="Times New Roman" w:hAnsi="JetBrains Mono" w:cs="JetBrains Mono"/>
           <w:sz w:val="20"/>
@@ -538,6 +550,7 @@
           <w:lang w:val="en-US" w:eastAsia="ru-RU"/>
         </w:rPr>
       </w:pPr>
+      <w:proofErr w:type="spellStart"/>
       <w:r>
         <w:rPr>
           <w:rFonts w:ascii="JetBrains Mono" w:eastAsia="Times New Roman" w:hAnsi="JetBrains Mono" w:cs="JetBrains Mono"/>
@@ -545,19 +558,19 @@
           <w:szCs w:val="20"/>
           <w:lang w:val="en-US" w:eastAsia="ru-RU"/>
         </w:rPr>
-        <w:t>fn main() {</w:t>
-      </w:r>
-    </w:p>
-    <w:p>
-      <w:pPr>
-        <w:pStyle w:val="aa"/>
+        <w:t>fn</w:t>
+      </w:r>
+      <w:proofErr w:type="spellEnd"/>
+      <w:r>
         <w:rPr>
           <w:rFonts w:ascii="JetBrains Mono" w:eastAsia="Times New Roman" w:hAnsi="JetBrains Mono" w:cs="JetBrains Mono"/>
           <w:sz w:val="20"/>
           <w:szCs w:val="20"/>
           <w:lang w:val="en-US" w:eastAsia="ru-RU"/>
         </w:rPr>
-      </w:pPr>
+        <w:t xml:space="preserve"> </w:t>
+      </w:r>
+      <w:proofErr w:type="gramStart"/>
       <w:r>
         <w:rPr>
           <w:rFonts w:ascii="JetBrains Mono" w:eastAsia="Times New Roman" w:hAnsi="JetBrains Mono" w:cs="JetBrains Mono"/>
@@ -565,23 +578,22 @@
           <w:szCs w:val="20"/>
           <w:lang w:val="en-US" w:eastAsia="ru-RU"/>
         </w:rPr>
-        <w:t xml:space="preserve">    let mut total = 0;</w:t>
-      </w:r>
-    </w:p>
-    <w:p>
-      <w:pPr>
-        <w:pStyle w:val="aa"/>
+        <w:t>main(</w:t>
+      </w:r>
+      <w:proofErr w:type="gramEnd"/>
+      <w:r>
         <w:rPr>
           <w:rFonts w:ascii="JetBrains Mono" w:eastAsia="Times New Roman" w:hAnsi="JetBrains Mono" w:cs="JetBrains Mono"/>
           <w:sz w:val="20"/>
           <w:szCs w:val="20"/>
           <w:lang w:val="en-US" w:eastAsia="ru-RU"/>
         </w:rPr>
-      </w:pPr>
-    </w:p>
-    <w:p>
-      <w:pPr>
-        <w:pStyle w:val="aa"/>
+        <w:t>) {</w:t>
+      </w:r>
+    </w:p>
+    <w:p>
+      <w:pPr>
+        <w:pStyle w:val="NoSpacing"/>
         <w:rPr>
           <w:rFonts w:ascii="JetBrains Mono" w:eastAsia="Times New Roman" w:hAnsi="JetBrains Mono" w:cs="JetBrains Mono"/>
           <w:sz w:val="20"/>
@@ -596,12 +608,12 @@
           <w:szCs w:val="20"/>
           <w:lang w:val="en-US" w:eastAsia="ru-RU"/>
         </w:rPr>
-        <w:t xml:space="preserve">    for i in 0..10 {</w:t>
-      </w:r>
-    </w:p>
-    <w:p>
-      <w:pPr>
-        <w:pStyle w:val="aa"/>
+        <w:t xml:space="preserve">    let mut total = 0;</w:t>
+      </w:r>
+    </w:p>
+    <w:p>
+      <w:pPr>
+        <w:pStyle w:val="NoSpacing"/>
         <w:rPr>
           <w:rFonts w:ascii="JetBrains Mono" w:eastAsia="Times New Roman" w:hAnsi="JetBrains Mono" w:cs="JetBrains Mono"/>
           <w:sz w:val="20"/>
@@ -609,26 +621,27 @@
           <w:lang w:val="en-US" w:eastAsia="ru-RU"/>
         </w:rPr>
       </w:pPr>
-      <w:r>
+    </w:p>
+    <w:p>
+      <w:pPr>
+        <w:pStyle w:val="NoSpacing"/>
         <w:rPr>
           <w:rFonts w:ascii="JetBrains Mono" w:eastAsia="Times New Roman" w:hAnsi="JetBrains Mono" w:cs="JetBrains Mono"/>
           <w:sz w:val="20"/>
           <w:szCs w:val="20"/>
           <w:lang w:val="en-US" w:eastAsia="ru-RU"/>
         </w:rPr>
-        <w:t xml:space="preserve">        if i % 2 == 0 {</w:t>
-      </w:r>
-    </w:p>
-    <w:p>
-      <w:pPr>
-        <w:pStyle w:val="aa"/>
+      </w:pPr>
+      <w:r>
         <w:rPr>
           <w:rFonts w:ascii="JetBrains Mono" w:eastAsia="Times New Roman" w:hAnsi="JetBrains Mono" w:cs="JetBrains Mono"/>
           <w:sz w:val="20"/>
           <w:szCs w:val="20"/>
           <w:lang w:val="en-US" w:eastAsia="ru-RU"/>
         </w:rPr>
-      </w:pPr>
+        <w:t xml:space="preserve">    for </w:t>
+      </w:r>
+      <w:proofErr w:type="spellStart"/>
       <w:r>
         <w:rPr>
           <w:rFonts w:ascii="JetBrains Mono" w:eastAsia="Times New Roman" w:hAnsi="JetBrains Mono" w:cs="JetBrains Mono"/>
@@ -636,19 +649,19 @@
           <w:szCs w:val="20"/>
           <w:lang w:val="en-US" w:eastAsia="ru-RU"/>
         </w:rPr>
-        <w:t xml:space="preserve">            total += i;</w:t>
-      </w:r>
-    </w:p>
-    <w:p>
-      <w:pPr>
-        <w:pStyle w:val="aa"/>
+        <w:t>i</w:t>
+      </w:r>
+      <w:proofErr w:type="spellEnd"/>
+      <w:r>
         <w:rPr>
           <w:rFonts w:ascii="JetBrains Mono" w:eastAsia="Times New Roman" w:hAnsi="JetBrains Mono" w:cs="JetBrains Mono"/>
           <w:sz w:val="20"/>
           <w:szCs w:val="20"/>
           <w:lang w:val="en-US" w:eastAsia="ru-RU"/>
         </w:rPr>
-      </w:pPr>
+        <w:t xml:space="preserve"> in </w:t>
+      </w:r>
+      <w:proofErr w:type="gramStart"/>
       <w:r>
         <w:rPr>
           <w:rFonts w:ascii="JetBrains Mono" w:eastAsia="Times New Roman" w:hAnsi="JetBrains Mono" w:cs="JetBrains Mono"/>
@@ -656,39 +669,39 @@
           <w:szCs w:val="20"/>
           <w:lang w:val="en-US" w:eastAsia="ru-RU"/>
         </w:rPr>
-        <w:t xml:space="preserve">        } else {</w:t>
-      </w:r>
-    </w:p>
-    <w:p>
-      <w:pPr>
-        <w:pStyle w:val="aa"/>
+        <w:t>0..</w:t>
+      </w:r>
+      <w:proofErr w:type="gramEnd"/>
+      <w:r>
         <w:rPr>
           <w:rFonts w:ascii="JetBrains Mono" w:eastAsia="Times New Roman" w:hAnsi="JetBrains Mono" w:cs="JetBrains Mono"/>
           <w:sz w:val="20"/>
           <w:szCs w:val="20"/>
           <w:lang w:val="en-US" w:eastAsia="ru-RU"/>
         </w:rPr>
-      </w:pPr>
-      <w:r>
+        <w:t>10 {</w:t>
+      </w:r>
+    </w:p>
+    <w:p>
+      <w:pPr>
+        <w:pStyle w:val="NoSpacing"/>
         <w:rPr>
           <w:rFonts w:ascii="JetBrains Mono" w:eastAsia="Times New Roman" w:hAnsi="JetBrains Mono" w:cs="JetBrains Mono"/>
           <w:sz w:val="20"/>
           <w:szCs w:val="20"/>
           <w:lang w:val="en-US" w:eastAsia="ru-RU"/>
         </w:rPr>
-        <w:t xml:space="preserve">            while total &lt; 20 {</w:t>
-      </w:r>
-    </w:p>
-    <w:p>
-      <w:pPr>
-        <w:pStyle w:val="aa"/>
+      </w:pPr>
+      <w:r>
         <w:rPr>
           <w:rFonts w:ascii="JetBrains Mono" w:eastAsia="Times New Roman" w:hAnsi="JetBrains Mono" w:cs="JetBrains Mono"/>
           <w:sz w:val="20"/>
           <w:szCs w:val="20"/>
           <w:lang w:val="en-US" w:eastAsia="ru-RU"/>
         </w:rPr>
-      </w:pPr>
+        <w:t xml:space="preserve">        if </w:t>
+      </w:r>
+      <w:proofErr w:type="spellStart"/>
       <w:r>
         <w:rPr>
           <w:rFonts w:ascii="JetBrains Mono" w:eastAsia="Times New Roman" w:hAnsi="JetBrains Mono" w:cs="JetBrains Mono"/>
@@ -696,23 +709,22 @@
           <w:szCs w:val="20"/>
           <w:lang w:val="en-US" w:eastAsia="ru-RU"/>
         </w:rPr>
-        <w:t xml:space="preserve">                total += 1;</w:t>
-      </w:r>
-    </w:p>
-    <w:p>
-      <w:pPr>
-        <w:pStyle w:val="aa"/>
+        <w:t>i</w:t>
+      </w:r>
+      <w:proofErr w:type="spellEnd"/>
+      <w:r>
         <w:rPr>
           <w:rFonts w:ascii="JetBrains Mono" w:eastAsia="Times New Roman" w:hAnsi="JetBrains Mono" w:cs="JetBrains Mono"/>
           <w:sz w:val="20"/>
           <w:szCs w:val="20"/>
           <w:lang w:val="en-US" w:eastAsia="ru-RU"/>
         </w:rPr>
-      </w:pPr>
-    </w:p>
-    <w:p>
-      <w:pPr>
-        <w:pStyle w:val="aa"/>
+        <w:t xml:space="preserve"> % 2 == 0 {</w:t>
+      </w:r>
+    </w:p>
+    <w:p>
+      <w:pPr>
+        <w:pStyle w:val="NoSpacing"/>
         <w:rPr>
           <w:rFonts w:ascii="JetBrains Mono" w:eastAsia="Times New Roman" w:hAnsi="JetBrains Mono" w:cs="JetBrains Mono"/>
           <w:sz w:val="20"/>
@@ -727,19 +739,19 @@
           <w:szCs w:val="20"/>
           <w:lang w:val="en-US" w:eastAsia="ru-RU"/>
         </w:rPr>
-        <w:t xml:space="preserve">                if total == 15 {</w:t>
-      </w:r>
-    </w:p>
-    <w:p>
-      <w:pPr>
-        <w:pStyle w:val="aa"/>
+        <w:t xml:space="preserve">            total += </w:t>
+      </w:r>
+      <w:proofErr w:type="spellStart"/>
+      <w:r>
         <w:rPr>
           <w:rFonts w:ascii="JetBrains Mono" w:eastAsia="Times New Roman" w:hAnsi="JetBrains Mono" w:cs="JetBrains Mono"/>
           <w:sz w:val="20"/>
           <w:szCs w:val="20"/>
           <w:lang w:val="en-US" w:eastAsia="ru-RU"/>
         </w:rPr>
-      </w:pPr>
+        <w:t>i</w:t>
+      </w:r>
+      <w:proofErr w:type="spellEnd"/>
       <w:r>
         <w:rPr>
           <w:rFonts w:ascii="JetBrains Mono" w:eastAsia="Times New Roman" w:hAnsi="JetBrains Mono" w:cs="JetBrains Mono"/>
@@ -747,12 +759,12 @@
           <w:szCs w:val="20"/>
           <w:lang w:val="en-US" w:eastAsia="ru-RU"/>
         </w:rPr>
-        <w:t xml:space="preserve">                    break;</w:t>
-      </w:r>
-    </w:p>
-    <w:p>
-      <w:pPr>
-        <w:pStyle w:val="aa"/>
+        <w:t>;</w:t>
+      </w:r>
+    </w:p>
+    <w:p>
+      <w:pPr>
+        <w:pStyle w:val="NoSpacing"/>
         <w:rPr>
           <w:rFonts w:ascii="JetBrains Mono" w:eastAsia="Times New Roman" w:hAnsi="JetBrains Mono" w:cs="JetBrains Mono"/>
           <w:sz w:val="20"/>
@@ -767,12 +779,12 @@
           <w:szCs w:val="20"/>
           <w:lang w:val="en-US" w:eastAsia="ru-RU"/>
         </w:rPr>
-        <w:t xml:space="preserve">                }</w:t>
-      </w:r>
-    </w:p>
-    <w:p>
-      <w:pPr>
-        <w:pStyle w:val="aa"/>
+        <w:t xml:space="preserve">        } else {</w:t>
+      </w:r>
+    </w:p>
+    <w:p>
+      <w:pPr>
+        <w:pStyle w:val="NoSpacing"/>
         <w:rPr>
           <w:rFonts w:ascii="JetBrains Mono" w:eastAsia="Times New Roman" w:hAnsi="JetBrains Mono" w:cs="JetBrains Mono"/>
           <w:sz w:val="20"/>
@@ -787,12 +799,12 @@
           <w:szCs w:val="20"/>
           <w:lang w:val="en-US" w:eastAsia="ru-RU"/>
         </w:rPr>
-        <w:t xml:space="preserve">            }</w:t>
-      </w:r>
-    </w:p>
-    <w:p>
-      <w:pPr>
-        <w:pStyle w:val="aa"/>
+        <w:t xml:space="preserve">            while total &lt; 20 {</w:t>
+      </w:r>
+    </w:p>
+    <w:p>
+      <w:pPr>
+        <w:pStyle w:val="NoSpacing"/>
         <w:rPr>
           <w:rFonts w:ascii="JetBrains Mono" w:eastAsia="Times New Roman" w:hAnsi="JetBrains Mono" w:cs="JetBrains Mono"/>
           <w:sz w:val="20"/>
@@ -807,12 +819,12 @@
           <w:szCs w:val="20"/>
           <w:lang w:val="en-US" w:eastAsia="ru-RU"/>
         </w:rPr>
-        <w:t xml:space="preserve">        }</w:t>
-      </w:r>
-    </w:p>
-    <w:p>
-      <w:pPr>
-        <w:pStyle w:val="aa"/>
+        <w:t xml:space="preserve">                total += 1;</w:t>
+      </w:r>
+    </w:p>
+    <w:p>
+      <w:pPr>
+        <w:pStyle w:val="NoSpacing"/>
         <w:rPr>
           <w:rFonts w:ascii="JetBrains Mono" w:eastAsia="Times New Roman" w:hAnsi="JetBrains Mono" w:cs="JetBrains Mono"/>
           <w:sz w:val="20"/>
@@ -823,7 +835,7 @@
     </w:p>
     <w:p>
       <w:pPr>
-        <w:pStyle w:val="aa"/>
+        <w:pStyle w:val="NoSpacing"/>
         <w:rPr>
           <w:rFonts w:ascii="JetBrains Mono" w:eastAsia="Times New Roman" w:hAnsi="JetBrains Mono" w:cs="JetBrains Mono"/>
           <w:sz w:val="20"/>
@@ -838,12 +850,12 @@
           <w:szCs w:val="20"/>
           <w:lang w:val="en-US" w:eastAsia="ru-RU"/>
         </w:rPr>
-        <w:t xml:space="preserve">        match i {</w:t>
-      </w:r>
-    </w:p>
-    <w:p>
-      <w:pPr>
-        <w:pStyle w:val="aa"/>
+        <w:t xml:space="preserve">                if total == 15 {</w:t>
+      </w:r>
+    </w:p>
+    <w:p>
+      <w:pPr>
+        <w:pStyle w:val="NoSpacing"/>
         <w:rPr>
           <w:rFonts w:ascii="JetBrains Mono" w:eastAsia="Times New Roman" w:hAnsi="JetBrains Mono" w:cs="JetBrains Mono"/>
           <w:sz w:val="20"/>
@@ -858,12 +870,12 @@
           <w:szCs w:val="20"/>
           <w:lang w:val="en-US" w:eastAsia="ru-RU"/>
         </w:rPr>
-        <w:t xml:space="preserve">            0 =&gt; total += 1,</w:t>
-      </w:r>
-    </w:p>
-    <w:p>
-      <w:pPr>
-        <w:pStyle w:val="aa"/>
+        <w:t xml:space="preserve">                    break;</w:t>
+      </w:r>
+    </w:p>
+    <w:p>
+      <w:pPr>
+        <w:pStyle w:val="NoSpacing"/>
         <w:rPr>
           <w:rFonts w:ascii="JetBrains Mono" w:eastAsia="Times New Roman" w:hAnsi="JetBrains Mono" w:cs="JetBrains Mono"/>
           <w:sz w:val="20"/>
@@ -878,12 +890,12 @@
           <w:szCs w:val="20"/>
           <w:lang w:val="en-US" w:eastAsia="ru-RU"/>
         </w:rPr>
-        <w:t xml:space="preserve">            1 =&gt; total += 2,</w:t>
-      </w:r>
-    </w:p>
-    <w:p>
-      <w:pPr>
-        <w:pStyle w:val="aa"/>
+        <w:t xml:space="preserve">                }</w:t>
+      </w:r>
+    </w:p>
+    <w:p>
+      <w:pPr>
+        <w:pStyle w:val="NoSpacing"/>
         <w:rPr>
           <w:rFonts w:ascii="JetBrains Mono" w:eastAsia="Times New Roman" w:hAnsi="JetBrains Mono" w:cs="JetBrains Mono"/>
           <w:sz w:val="20"/>
@@ -898,12 +910,12 @@
           <w:szCs w:val="20"/>
           <w:lang w:val="en-US" w:eastAsia="ru-RU"/>
         </w:rPr>
-        <w:t xml:space="preserve">            2 =&gt; total += 3,</w:t>
-      </w:r>
-    </w:p>
-    <w:p>
-      <w:pPr>
-        <w:pStyle w:val="aa"/>
+        <w:t xml:space="preserve">            }</w:t>
+      </w:r>
+    </w:p>
+    <w:p>
+      <w:pPr>
+        <w:pStyle w:val="NoSpacing"/>
         <w:rPr>
           <w:rFonts w:ascii="JetBrains Mono" w:eastAsia="Times New Roman" w:hAnsi="JetBrains Mono" w:cs="JetBrains Mono"/>
           <w:sz w:val="20"/>
@@ -918,12 +930,12 @@
           <w:szCs w:val="20"/>
           <w:lang w:val="en-US" w:eastAsia="ru-RU"/>
         </w:rPr>
-        <w:t xml:space="preserve">            _ =&gt; total += 0,</w:t>
-      </w:r>
-    </w:p>
-    <w:p>
-      <w:pPr>
-        <w:pStyle w:val="aa"/>
+        <w:t xml:space="preserve">        }</w:t>
+      </w:r>
+    </w:p>
+    <w:p>
+      <w:pPr>
+        <w:pStyle w:val="NoSpacing"/>
         <w:rPr>
           <w:rFonts w:ascii="JetBrains Mono" w:eastAsia="Times New Roman" w:hAnsi="JetBrains Mono" w:cs="JetBrains Mono"/>
           <w:sz w:val="20"/>
@@ -931,26 +943,27 @@
           <w:lang w:val="en-US" w:eastAsia="ru-RU"/>
         </w:rPr>
       </w:pPr>
-      <w:r>
+    </w:p>
+    <w:p>
+      <w:pPr>
+        <w:pStyle w:val="NoSpacing"/>
         <w:rPr>
           <w:rFonts w:ascii="JetBrains Mono" w:eastAsia="Times New Roman" w:hAnsi="JetBrains Mono" w:cs="JetBrains Mono"/>
           <w:sz w:val="20"/>
           <w:szCs w:val="20"/>
           <w:lang w:val="en-US" w:eastAsia="ru-RU"/>
         </w:rPr>
-        <w:t xml:space="preserve">        }</w:t>
-      </w:r>
-    </w:p>
-    <w:p>
-      <w:pPr>
-        <w:pStyle w:val="aa"/>
+      </w:pPr>
+      <w:r>
         <w:rPr>
           <w:rFonts w:ascii="JetBrains Mono" w:eastAsia="Times New Roman" w:hAnsi="JetBrains Mono" w:cs="JetBrains Mono"/>
           <w:sz w:val="20"/>
           <w:szCs w:val="20"/>
           <w:lang w:val="en-US" w:eastAsia="ru-RU"/>
         </w:rPr>
-      </w:pPr>
+        <w:t xml:space="preserve">        match </w:t>
+      </w:r>
+      <w:proofErr w:type="spellStart"/>
       <w:r>
         <w:rPr>
           <w:rFonts w:ascii="JetBrains Mono" w:eastAsia="Times New Roman" w:hAnsi="JetBrains Mono" w:cs="JetBrains Mono"/>
@@ -958,23 +971,22 @@
           <w:szCs w:val="20"/>
           <w:lang w:val="en-US" w:eastAsia="ru-RU"/>
         </w:rPr>
-        <w:t xml:space="preserve">    }</w:t>
-      </w:r>
-    </w:p>
-    <w:p>
-      <w:pPr>
-        <w:pStyle w:val="aa"/>
+        <w:t>i</w:t>
+      </w:r>
+      <w:proofErr w:type="spellEnd"/>
+      <w:r>
         <w:rPr>
           <w:rFonts w:ascii="JetBrains Mono" w:eastAsia="Times New Roman" w:hAnsi="JetBrains Mono" w:cs="JetBrains Mono"/>
           <w:sz w:val="20"/>
           <w:szCs w:val="20"/>
           <w:lang w:val="en-US" w:eastAsia="ru-RU"/>
         </w:rPr>
-      </w:pPr>
-    </w:p>
-    <w:p>
-      <w:pPr>
-        <w:pStyle w:val="aa"/>
+        <w:t xml:space="preserve"> {</w:t>
+      </w:r>
+    </w:p>
+    <w:p>
+      <w:pPr>
+        <w:pStyle w:val="NoSpacing"/>
         <w:rPr>
           <w:rFonts w:ascii="JetBrains Mono" w:eastAsia="Times New Roman" w:hAnsi="JetBrains Mono" w:cs="JetBrains Mono"/>
           <w:sz w:val="20"/>
@@ -989,12 +1001,12 @@
           <w:szCs w:val="20"/>
           <w:lang w:val="en-US" w:eastAsia="ru-RU"/>
         </w:rPr>
-        <w:t xml:space="preserve">    loop {</w:t>
-      </w:r>
-    </w:p>
-    <w:p>
-      <w:pPr>
-        <w:pStyle w:val="aa"/>
+        <w:t xml:space="preserve">            0 =&gt; total += 1,</w:t>
+      </w:r>
+    </w:p>
+    <w:p>
+      <w:pPr>
+        <w:pStyle w:val="NoSpacing"/>
         <w:rPr>
           <w:rFonts w:ascii="JetBrains Mono" w:eastAsia="Times New Roman" w:hAnsi="JetBrains Mono" w:cs="JetBrains Mono"/>
           <w:sz w:val="20"/>
@@ -1009,12 +1021,12 @@
           <w:szCs w:val="20"/>
           <w:lang w:val="en-US" w:eastAsia="ru-RU"/>
         </w:rPr>
-        <w:t xml:space="preserve">        if total &gt; 25 {</w:t>
-      </w:r>
-    </w:p>
-    <w:p>
-      <w:pPr>
-        <w:pStyle w:val="aa"/>
+        <w:t xml:space="preserve">            1 =&gt; total += 2,</w:t>
+      </w:r>
+    </w:p>
+    <w:p>
+      <w:pPr>
+        <w:pStyle w:val="NoSpacing"/>
         <w:rPr>
           <w:rFonts w:ascii="JetBrains Mono" w:eastAsia="Times New Roman" w:hAnsi="JetBrains Mono" w:cs="JetBrains Mono"/>
           <w:sz w:val="20"/>
@@ -1029,12 +1041,12 @@
           <w:szCs w:val="20"/>
           <w:lang w:val="en-US" w:eastAsia="ru-RU"/>
         </w:rPr>
-        <w:t xml:space="preserve">            break;</w:t>
-      </w:r>
-    </w:p>
-    <w:p>
-      <w:pPr>
-        <w:pStyle w:val="aa"/>
+        <w:t xml:space="preserve">            2 =&gt; total += 3,</w:t>
+      </w:r>
+    </w:p>
+    <w:p>
+      <w:pPr>
+        <w:pStyle w:val="NoSpacing"/>
         <w:rPr>
           <w:rFonts w:ascii="JetBrains Mono" w:eastAsia="Times New Roman" w:hAnsi="JetBrains Mono" w:cs="JetBrains Mono"/>
           <w:sz w:val="20"/>
@@ -1049,12 +1061,12 @@
           <w:szCs w:val="20"/>
           <w:lang w:val="en-US" w:eastAsia="ru-RU"/>
         </w:rPr>
-        <w:t xml:space="preserve">        }</w:t>
-      </w:r>
-    </w:p>
-    <w:p>
-      <w:pPr>
-        <w:pStyle w:val="aa"/>
+        <w:t xml:space="preserve">            _ =&gt; total += 0,</w:t>
+      </w:r>
+    </w:p>
+    <w:p>
+      <w:pPr>
+        <w:pStyle w:val="NoSpacing"/>
         <w:rPr>
           <w:rFonts w:ascii="JetBrains Mono" w:eastAsia="Times New Roman" w:hAnsi="JetBrains Mono" w:cs="JetBrains Mono"/>
           <w:sz w:val="20"/>
@@ -1069,12 +1081,12 @@
           <w:szCs w:val="20"/>
           <w:lang w:val="en-US" w:eastAsia="ru-RU"/>
         </w:rPr>
-        <w:t xml:space="preserve">        total += 1;</w:t>
-      </w:r>
-    </w:p>
-    <w:p>
-      <w:pPr>
-        <w:pStyle w:val="aa"/>
+        <w:t xml:space="preserve">        }</w:t>
+      </w:r>
+    </w:p>
+    <w:p>
+      <w:pPr>
+        <w:pStyle w:val="NoSpacing"/>
         <w:rPr>
           <w:rFonts w:ascii="JetBrains Mono" w:eastAsia="Times New Roman" w:hAnsi="JetBrains Mono" w:cs="JetBrains Mono"/>
           <w:sz w:val="20"/>
@@ -1094,7 +1106,7 @@
     </w:p>
     <w:p>
       <w:pPr>
-        <w:pStyle w:val="aa"/>
+        <w:pStyle w:val="NoSpacing"/>
         <w:rPr>
           <w:rFonts w:ascii="JetBrains Mono" w:eastAsia="Times New Roman" w:hAnsi="JetBrains Mono" w:cs="JetBrains Mono"/>
           <w:sz w:val="20"/>
@@ -1102,30 +1114,161 @@
           <w:lang w:val="en-US" w:eastAsia="ru-RU"/>
         </w:rPr>
       </w:pPr>
-      <w:r>
+    </w:p>
+    <w:p>
+      <w:pPr>
+        <w:pStyle w:val="NoSpacing"/>
         <w:rPr>
           <w:rFonts w:ascii="JetBrains Mono" w:eastAsia="Times New Roman" w:hAnsi="JetBrains Mono" w:cs="JetBrains Mono"/>
           <w:sz w:val="20"/>
           <w:szCs w:val="20"/>
           <w:lang w:val="en-US" w:eastAsia="ru-RU"/>
         </w:rPr>
-        <w:t>}</w:t>
-      </w:r>
-    </w:p>
-    <w:p>
-      <w:pPr>
-        <w:pStyle w:val="aa"/>
+      </w:pPr>
+      <w:r>
         <w:rPr>
           <w:rFonts w:ascii="JetBrains Mono" w:eastAsia="Times New Roman" w:hAnsi="JetBrains Mono" w:cs="JetBrains Mono"/>
           <w:sz w:val="20"/>
           <w:szCs w:val="20"/>
           <w:lang w:val="en-US" w:eastAsia="ru-RU"/>
         </w:rPr>
-      </w:pPr>
-    </w:p>
-    <w:p>
-      <w:pPr>
-        <w:pStyle w:val="aa"/>
+        <w:t xml:space="preserve">    loop {</w:t>
+      </w:r>
+    </w:p>
+    <w:p>
+      <w:pPr>
+        <w:pStyle w:val="NoSpacing"/>
+        <w:rPr>
+          <w:rFonts w:ascii="JetBrains Mono" w:eastAsia="Times New Roman" w:hAnsi="JetBrains Mono" w:cs="JetBrains Mono"/>
+          <w:sz w:val="20"/>
+          <w:szCs w:val="20"/>
+          <w:lang w:val="en-US" w:eastAsia="ru-RU"/>
+        </w:rPr>
+      </w:pPr>
+      <w:r>
+        <w:rPr>
+          <w:rFonts w:ascii="JetBrains Mono" w:eastAsia="Times New Roman" w:hAnsi="JetBrains Mono" w:cs="JetBrains Mono"/>
+          <w:sz w:val="20"/>
+          <w:szCs w:val="20"/>
+          <w:lang w:val="en-US" w:eastAsia="ru-RU"/>
+        </w:rPr>
+        <w:t xml:space="preserve">        if total &gt; 25 {</w:t>
+      </w:r>
+    </w:p>
+    <w:p>
+      <w:pPr>
+        <w:pStyle w:val="NoSpacing"/>
+        <w:rPr>
+          <w:rFonts w:ascii="JetBrains Mono" w:eastAsia="Times New Roman" w:hAnsi="JetBrains Mono" w:cs="JetBrains Mono"/>
+          <w:sz w:val="20"/>
+          <w:szCs w:val="20"/>
+          <w:lang w:val="en-US" w:eastAsia="ru-RU"/>
+        </w:rPr>
+      </w:pPr>
+      <w:r>
+        <w:rPr>
+          <w:rFonts w:ascii="JetBrains Mono" w:eastAsia="Times New Roman" w:hAnsi="JetBrains Mono" w:cs="JetBrains Mono"/>
+          <w:sz w:val="20"/>
+          <w:szCs w:val="20"/>
+          <w:lang w:val="en-US" w:eastAsia="ru-RU"/>
+        </w:rPr>
+        <w:t xml:space="preserve">            break;</w:t>
+      </w:r>
+    </w:p>
+    <w:p>
+      <w:pPr>
+        <w:pStyle w:val="NoSpacing"/>
+        <w:rPr>
+          <w:rFonts w:ascii="JetBrains Mono" w:eastAsia="Times New Roman" w:hAnsi="JetBrains Mono" w:cs="JetBrains Mono"/>
+          <w:sz w:val="20"/>
+          <w:szCs w:val="20"/>
+          <w:lang w:val="en-US" w:eastAsia="ru-RU"/>
+        </w:rPr>
+      </w:pPr>
+      <w:r>
+        <w:rPr>
+          <w:rFonts w:ascii="JetBrains Mono" w:eastAsia="Times New Roman" w:hAnsi="JetBrains Mono" w:cs="JetBrains Mono"/>
+          <w:sz w:val="20"/>
+          <w:szCs w:val="20"/>
+          <w:lang w:val="en-US" w:eastAsia="ru-RU"/>
+        </w:rPr>
+        <w:t xml:space="preserve">        }</w:t>
+      </w:r>
+    </w:p>
+    <w:p>
+      <w:pPr>
+        <w:pStyle w:val="NoSpacing"/>
+        <w:rPr>
+          <w:rFonts w:ascii="JetBrains Mono" w:eastAsia="Times New Roman" w:hAnsi="JetBrains Mono" w:cs="JetBrains Mono"/>
+          <w:sz w:val="20"/>
+          <w:szCs w:val="20"/>
+          <w:lang w:val="en-US" w:eastAsia="ru-RU"/>
+        </w:rPr>
+      </w:pPr>
+      <w:r>
+        <w:rPr>
+          <w:rFonts w:ascii="JetBrains Mono" w:eastAsia="Times New Roman" w:hAnsi="JetBrains Mono" w:cs="JetBrains Mono"/>
+          <w:sz w:val="20"/>
+          <w:szCs w:val="20"/>
+          <w:lang w:val="en-US" w:eastAsia="ru-RU"/>
+        </w:rPr>
+        <w:t xml:space="preserve">        total += 1;</w:t>
+      </w:r>
+    </w:p>
+    <w:p>
+      <w:pPr>
+        <w:pStyle w:val="NoSpacing"/>
+        <w:rPr>
+          <w:rFonts w:ascii="JetBrains Mono" w:eastAsia="Times New Roman" w:hAnsi="JetBrains Mono" w:cs="JetBrains Mono"/>
+          <w:sz w:val="20"/>
+          <w:szCs w:val="20"/>
+          <w:lang w:val="en-US" w:eastAsia="ru-RU"/>
+        </w:rPr>
+      </w:pPr>
+      <w:r>
+        <w:rPr>
+          <w:rFonts w:ascii="JetBrains Mono" w:eastAsia="Times New Roman" w:hAnsi="JetBrains Mono" w:cs="JetBrains Mono"/>
+          <w:sz w:val="20"/>
+          <w:szCs w:val="20"/>
+          <w:lang w:val="en-US" w:eastAsia="ru-RU"/>
+        </w:rPr>
+        <w:t xml:space="preserve">    }</w:t>
+      </w:r>
+    </w:p>
+    <w:p>
+      <w:pPr>
+        <w:pStyle w:val="NoSpacing"/>
+        <w:rPr>
+          <w:rFonts w:ascii="JetBrains Mono" w:eastAsia="Times New Roman" w:hAnsi="JetBrains Mono" w:cs="JetBrains Mono"/>
+          <w:sz w:val="20"/>
+          <w:szCs w:val="20"/>
+          <w:lang w:val="en-US" w:eastAsia="ru-RU"/>
+        </w:rPr>
+      </w:pPr>
+      <w:r>
+        <w:rPr>
+          <w:rFonts w:ascii="JetBrains Mono" w:eastAsia="Times New Roman" w:hAnsi="JetBrains Mono" w:cs="JetBrains Mono"/>
+          <w:sz w:val="20"/>
+          <w:szCs w:val="20"/>
+          <w:lang w:val="en-US" w:eastAsia="ru-RU"/>
+        </w:rPr>
+        <w:t>}</w:t>
+      </w:r>
+    </w:p>
+    <w:p>
+      <w:pPr>
+        <w:pStyle w:val="NoSpacing"/>
+        <w:rPr>
+          <w:rFonts w:ascii="JetBrains Mono" w:eastAsia="Times New Roman" w:hAnsi="JetBrains Mono" w:cs="JetBrains Mono"/>
+          <w:sz w:val="20"/>
+          <w:szCs w:val="20"/>
+          <w:lang w:val="en-US" w:eastAsia="ru-RU"/>
+        </w:rPr>
+      </w:pPr>
+    </w:p>
+    <w:p>
+      <w:pPr>
+        <w:pStyle w:val="NoSpacing"/>
         <w:ind w:left="720"/>
         <w:rPr>
           <w:rFonts w:eastAsia="Times New Roman"/>
@@ -1163,7 +1306,7 @@
     </w:p>
     <w:p>
       <w:pPr>
-        <w:pStyle w:val="aa"/>
+        <w:pStyle w:val="NoSpacing"/>
         <w:numPr>
           <w:ilvl w:val="0"/>
           <w:numId w:val="7"/>
@@ -1200,7 +1343,7 @@
     </w:p>
     <w:p>
       <w:pPr>
-        <w:pStyle w:val="aa"/>
+        <w:pStyle w:val="NoSpacing"/>
         <w:ind w:left="720"/>
         <w:rPr>
           <w:rFonts w:eastAsia="Times New Roman"/>
@@ -1211,7 +1354,7 @@
         </w:rPr>
       </w:pPr>
       <w:r>
-        <w:object w:dxaOrig="11566" w:dyaOrig="23131" w14:anchorId="2B2F3495">
+        <w:object w:dxaOrig="11566" w:dyaOrig="24384" w14:anchorId="25A9306E">
           <v:shapetype id="_x0000_t75" coordsize="21600,21600" o:spt="75" o:preferrelative="t" path="m@4@5l@4@11@9@11@9@5xe" filled="f" stroked="f">
             <v:stroke joinstyle="miter"/>
             <v:formulas>
@@ -1231,16 +1374,16 @@
             <v:path o:extrusionok="f" gradientshapeok="t" o:connecttype="rect"/>
             <o:lock v:ext="edit" aspectratio="t"/>
           </v:shapetype>
-          <v:shape id="_x0000_i1025" type="#_x0000_t75" style="width:373.2pt;height:745.2pt" o:ole="">
+          <v:shape id="_x0000_i1027" type="#_x0000_t75" style="width:345.65pt;height:730.25pt" o:ole="">
             <v:imagedata r:id="rId6" o:title=""/>
           </v:shape>
-          <o:OLEObject Type="Embed" ProgID="Visio.Drawing.15" ShapeID="_x0000_i1025" DrawAspect="Content" ObjectID="_1852316824" r:id="rId7"/>
+          <o:OLEObject Type="Embed" ProgID="Visio.Drawing.15" ShapeID="_x0000_i1027" DrawAspect="Content" ObjectID="_1852317196" r:id="rId7"/>
         </w:object>
       </w:r>
     </w:p>
     <w:p>
       <w:pPr>
-        <w:pStyle w:val="aa"/>
+        <w:pStyle w:val="NoSpacing"/>
         <w:numPr>
           <w:ilvl w:val="0"/>
           <w:numId w:val="7"/>
@@ -1287,7 +1430,7 @@
     </w:p>
     <w:p>
       <w:pPr>
-        <w:pStyle w:val="aa"/>
+        <w:pStyle w:val="NoSpacing"/>
         <w:numPr>
           <w:ilvl w:val="0"/>
           <w:numId w:val="11"/>
@@ -1443,7 +1586,6 @@
               <w:bottom w:val="single" w:sz="4" w:space="0" w:color="auto"/>
               <w:right w:val="single" w:sz="4" w:space="0" w:color="auto"/>
             </w:tcBorders>
-            <w:shd w:val="clear" w:color="auto" w:fill="auto"/>
             <w:noWrap/>
             <w:vAlign w:val="bottom"/>
             <w:hideMark/>
@@ -1459,6 +1601,7 @@
                 <w14:ligatures w14:val="none"/>
               </w:rPr>
             </w:pPr>
+            <w:proofErr w:type="spellStart"/>
             <w:r>
               <w:rPr>
                 <w:rFonts w:ascii="Calibri" w:eastAsia="Times New Roman" w:hAnsi="Calibri" w:cs="Calibri"/>
@@ -1469,6 +1612,7 @@
               </w:rPr>
               <w:t>for</w:t>
             </w:r>
+            <w:proofErr w:type="spellEnd"/>
           </w:p>
         </w:tc>
         <w:tc>
@@ -1480,7 +1624,6 @@
               <w:bottom w:val="single" w:sz="4" w:space="0" w:color="auto"/>
               <w:right w:val="single" w:sz="4" w:space="0" w:color="auto"/>
             </w:tcBorders>
-            <w:shd w:val="clear" w:color="auto" w:fill="auto"/>
             <w:noWrap/>
             <w:vAlign w:val="bottom"/>
             <w:hideMark/>
@@ -1524,7 +1667,6 @@
               <w:bottom w:val="single" w:sz="4" w:space="0" w:color="auto"/>
               <w:right w:val="single" w:sz="4" w:space="0" w:color="auto"/>
             </w:tcBorders>
-            <w:shd w:val="clear" w:color="auto" w:fill="auto"/>
             <w:noWrap/>
             <w:vAlign w:val="bottom"/>
             <w:hideMark/>
@@ -1540,6 +1682,7 @@
                 <w14:ligatures w14:val="none"/>
               </w:rPr>
             </w:pPr>
+            <w:proofErr w:type="spellStart"/>
             <w:r>
               <w:rPr>
                 <w:rFonts w:ascii="Calibri" w:eastAsia="Times New Roman" w:hAnsi="Calibri" w:cs="Calibri"/>
@@ -1550,6 +1693,7 @@
               </w:rPr>
               <w:t>while</w:t>
             </w:r>
+            <w:proofErr w:type="spellEnd"/>
           </w:p>
         </w:tc>
         <w:tc>
@@ -1561,7 +1705,6 @@
               <w:bottom w:val="single" w:sz="4" w:space="0" w:color="auto"/>
               <w:right w:val="single" w:sz="4" w:space="0" w:color="auto"/>
             </w:tcBorders>
-            <w:shd w:val="clear" w:color="auto" w:fill="auto"/>
             <w:noWrap/>
             <w:vAlign w:val="bottom"/>
             <w:hideMark/>
@@ -1605,7 +1748,6 @@
               <w:bottom w:val="single" w:sz="4" w:space="0" w:color="auto"/>
               <w:right w:val="single" w:sz="4" w:space="0" w:color="auto"/>
             </w:tcBorders>
-            <w:shd w:val="clear" w:color="auto" w:fill="auto"/>
             <w:noWrap/>
             <w:vAlign w:val="bottom"/>
             <w:hideMark/>
@@ -1621,6 +1763,7 @@
                 <w14:ligatures w14:val="none"/>
               </w:rPr>
             </w:pPr>
+            <w:proofErr w:type="spellStart"/>
             <w:r>
               <w:rPr>
                 <w:rFonts w:ascii="Calibri" w:eastAsia="Times New Roman" w:hAnsi="Calibri" w:cs="Calibri"/>
@@ -1631,6 +1774,7 @@
               </w:rPr>
               <w:t>if</w:t>
             </w:r>
+            <w:proofErr w:type="spellEnd"/>
           </w:p>
         </w:tc>
         <w:tc>
@@ -1642,7 +1786,6 @@
               <w:bottom w:val="single" w:sz="4" w:space="0" w:color="auto"/>
               <w:right w:val="single" w:sz="4" w:space="0" w:color="auto"/>
             </w:tcBorders>
-            <w:shd w:val="clear" w:color="auto" w:fill="auto"/>
             <w:noWrap/>
             <w:vAlign w:val="bottom"/>
             <w:hideMark/>
@@ -1686,7 +1829,6 @@
               <w:bottom w:val="single" w:sz="4" w:space="0" w:color="auto"/>
               <w:right w:val="single" w:sz="4" w:space="0" w:color="auto"/>
             </w:tcBorders>
-            <w:shd w:val="clear" w:color="auto" w:fill="auto"/>
             <w:noWrap/>
             <w:vAlign w:val="bottom"/>
             <w:hideMark/>
@@ -1702,15 +1844,39 @@
                 <w14:ligatures w14:val="none"/>
               </w:rPr>
             </w:pPr>
-            <w:r>
-              <w:rPr>
-                <w:rFonts w:ascii="Calibri" w:eastAsia="Times New Roman" w:hAnsi="Calibri" w:cs="Calibri"/>
-                <w:color w:val="000000"/>
-                <w:kern w:val="0"/>
-                <w:lang w:val="ru-BY" w:eastAsia="ru-BY"/>
-                <w14:ligatures w14:val="none"/>
-              </w:rPr>
-              <w:t>match( 4 - 1 = 3)</w:t>
+            <w:proofErr w:type="spellStart"/>
+            <w:proofErr w:type="gramStart"/>
+            <w:r>
+              <w:rPr>
+                <w:rFonts w:ascii="Calibri" w:eastAsia="Times New Roman" w:hAnsi="Calibri" w:cs="Calibri"/>
+                <w:color w:val="000000"/>
+                <w:kern w:val="0"/>
+                <w:lang w:val="ru-BY" w:eastAsia="ru-BY"/>
+                <w14:ligatures w14:val="none"/>
+              </w:rPr>
+              <w:t>match</w:t>
+            </w:r>
+            <w:proofErr w:type="spellEnd"/>
+            <w:r>
+              <w:rPr>
+                <w:rFonts w:ascii="Calibri" w:eastAsia="Times New Roman" w:hAnsi="Calibri" w:cs="Calibri"/>
+                <w:color w:val="000000"/>
+                <w:kern w:val="0"/>
+                <w:lang w:val="ru-BY" w:eastAsia="ru-BY"/>
+                <w14:ligatures w14:val="none"/>
+              </w:rPr>
+              <w:t>( 4</w:t>
+            </w:r>
+            <w:proofErr w:type="gramEnd"/>
+            <w:r>
+              <w:rPr>
+                <w:rFonts w:ascii="Calibri" w:eastAsia="Times New Roman" w:hAnsi="Calibri" w:cs="Calibri"/>
+                <w:color w:val="000000"/>
+                <w:kern w:val="0"/>
+                <w:lang w:val="ru-BY" w:eastAsia="ru-BY"/>
+                <w14:ligatures w14:val="none"/>
+              </w:rPr>
+              <w:t xml:space="preserve"> - 1 = 3)</w:t>
             </w:r>
           </w:p>
         </w:tc>
@@ -1723,7 +1889,6 @@
               <w:bottom w:val="single" w:sz="4" w:space="0" w:color="auto"/>
               <w:right w:val="single" w:sz="4" w:space="0" w:color="auto"/>
             </w:tcBorders>
-            <w:shd w:val="clear" w:color="auto" w:fill="auto"/>
             <w:noWrap/>
             <w:vAlign w:val="bottom"/>
             <w:hideMark/>
@@ -1785,6 +1950,7 @@
                 <w14:ligatures w14:val="none"/>
               </w:rPr>
             </w:pPr>
+            <w:proofErr w:type="gramStart"/>
             <w:r>
               <w:rPr>
                 <w:rFonts w:ascii="Calibri" w:eastAsia="Times New Roman" w:hAnsi="Calibri" w:cs="Calibri"/>
@@ -1795,7 +1961,20 @@
                 <w:lang w:val="ru-BY" w:eastAsia="ru-BY"/>
                 <w14:ligatures w14:val="none"/>
               </w:rPr>
-              <w:t>Итого(CL):</w:t>
+              <w:t>Итого(</w:t>
+            </w:r>
+            <w:proofErr w:type="gramEnd"/>
+            <w:r>
+              <w:rPr>
+                <w:rFonts w:ascii="Calibri" w:eastAsia="Times New Roman" w:hAnsi="Calibri" w:cs="Calibri"/>
+                <w:b/>
+                <w:bCs/>
+                <w:color w:val="000000"/>
+                <w:kern w:val="0"/>
+                <w:lang w:val="ru-BY" w:eastAsia="ru-BY"/>
+                <w14:ligatures w14:val="none"/>
+              </w:rPr>
+              <w:t>CL):</w:t>
             </w:r>
           </w:p>
         </w:tc>
@@ -1845,7 +2024,7 @@
     </w:tbl>
     <w:p>
       <w:pPr>
-        <w:pStyle w:val="aa"/>
+        <w:pStyle w:val="NoSpacing"/>
         <w:ind w:left="720"/>
         <w:rPr>
           <w:rFonts w:eastAsia="Times New Roman"/>
@@ -1858,7 +2037,7 @@
     </w:p>
     <w:p>
       <w:pPr>
-        <w:pStyle w:val="aa"/>
+        <w:pStyle w:val="NoSpacing"/>
         <w:numPr>
           <w:ilvl w:val="0"/>
           <w:numId w:val="11"/>
@@ -1894,7 +2073,7 @@
     </w:p>
     <w:p>
       <w:pPr>
-        <w:pStyle w:val="aa"/>
+        <w:pStyle w:val="NoSpacing"/>
         <w:ind w:left="720"/>
         <w:rPr>
           <w:rFonts w:eastAsia="Times New Roman"/>
@@ -2017,7 +2196,6 @@
               <w:bottom w:val="single" w:sz="4" w:space="0" w:color="auto"/>
               <w:right w:val="single" w:sz="4" w:space="0" w:color="auto"/>
             </w:tcBorders>
-            <w:shd w:val="clear" w:color="auto" w:fill="auto"/>
             <w:noWrap/>
             <w:vAlign w:val="center"/>
             <w:hideMark/>
@@ -2033,15 +2211,49 @@
                 <w14:ligatures w14:val="none"/>
               </w:rPr>
             </w:pPr>
-            <w:r>
-              <w:rPr>
-                <w:rFonts w:ascii="Calibri" w:eastAsia="Times New Roman" w:hAnsi="Calibri" w:cs="Calibri"/>
-                <w:color w:val="000000"/>
-                <w:kern w:val="0"/>
-                <w:lang w:val="ru-BY" w:eastAsia="ru-BY"/>
-                <w14:ligatures w14:val="none"/>
-              </w:rPr>
-              <w:t xml:space="preserve">let mut </w:t>
+            <w:proofErr w:type="spellStart"/>
+            <w:r>
+              <w:rPr>
+                <w:rFonts w:ascii="Calibri" w:eastAsia="Times New Roman" w:hAnsi="Calibri" w:cs="Calibri"/>
+                <w:color w:val="000000"/>
+                <w:kern w:val="0"/>
+                <w:lang w:val="ru-BY" w:eastAsia="ru-BY"/>
+                <w14:ligatures w14:val="none"/>
+              </w:rPr>
+              <w:t>let</w:t>
+            </w:r>
+            <w:proofErr w:type="spellEnd"/>
+            <w:r>
+              <w:rPr>
+                <w:rFonts w:ascii="Calibri" w:eastAsia="Times New Roman" w:hAnsi="Calibri" w:cs="Calibri"/>
+                <w:color w:val="000000"/>
+                <w:kern w:val="0"/>
+                <w:lang w:val="ru-BY" w:eastAsia="ru-BY"/>
+                <w14:ligatures w14:val="none"/>
+              </w:rPr>
+              <w:t xml:space="preserve"> </w:t>
+            </w:r>
+            <w:proofErr w:type="spellStart"/>
+            <w:r>
+              <w:rPr>
+                <w:rFonts w:ascii="Calibri" w:eastAsia="Times New Roman" w:hAnsi="Calibri" w:cs="Calibri"/>
+                <w:color w:val="000000"/>
+                <w:kern w:val="0"/>
+                <w:lang w:val="ru-BY" w:eastAsia="ru-BY"/>
+                <w14:ligatures w14:val="none"/>
+              </w:rPr>
+              <w:t>mut</w:t>
+            </w:r>
+            <w:proofErr w:type="spellEnd"/>
+            <w:r>
+              <w:rPr>
+                <w:rFonts w:ascii="Calibri" w:eastAsia="Times New Roman" w:hAnsi="Calibri" w:cs="Calibri"/>
+                <w:color w:val="000000"/>
+                <w:kern w:val="0"/>
+                <w:lang w:val="ru-BY" w:eastAsia="ru-BY"/>
+                <w14:ligatures w14:val="none"/>
+              </w:rPr>
+              <w:t xml:space="preserve"> </w:t>
             </w:r>
           </w:p>
         </w:tc>
@@ -2054,7 +2266,6 @@
               <w:bottom w:val="single" w:sz="4" w:space="0" w:color="auto"/>
               <w:right w:val="single" w:sz="4" w:space="0" w:color="auto"/>
             </w:tcBorders>
-            <w:shd w:val="clear" w:color="auto" w:fill="auto"/>
             <w:noWrap/>
             <w:vAlign w:val="center"/>
             <w:hideMark/>
@@ -2098,7 +2309,6 @@
               <w:bottom w:val="single" w:sz="4" w:space="0" w:color="auto"/>
               <w:right w:val="single" w:sz="4" w:space="0" w:color="auto"/>
             </w:tcBorders>
-            <w:shd w:val="clear" w:color="auto" w:fill="auto"/>
             <w:noWrap/>
             <w:vAlign w:val="center"/>
             <w:hideMark/>
@@ -2114,6 +2324,7 @@
                 <w14:ligatures w14:val="none"/>
               </w:rPr>
             </w:pPr>
+            <w:proofErr w:type="spellStart"/>
             <w:r>
               <w:rPr>
                 <w:rFonts w:ascii="Calibri" w:eastAsia="Times New Roman" w:hAnsi="Calibri" w:cs="Calibri"/>
@@ -2124,6 +2335,7 @@
               </w:rPr>
               <w:t>for</w:t>
             </w:r>
+            <w:proofErr w:type="spellEnd"/>
           </w:p>
         </w:tc>
         <w:tc>
@@ -2135,7 +2347,6 @@
               <w:bottom w:val="single" w:sz="4" w:space="0" w:color="auto"/>
               <w:right w:val="single" w:sz="4" w:space="0" w:color="auto"/>
             </w:tcBorders>
-            <w:shd w:val="clear" w:color="auto" w:fill="auto"/>
             <w:noWrap/>
             <w:vAlign w:val="center"/>
             <w:hideMark/>
@@ -2179,7 +2390,6 @@
               <w:bottom w:val="single" w:sz="4" w:space="0" w:color="auto"/>
               <w:right w:val="single" w:sz="4" w:space="0" w:color="auto"/>
             </w:tcBorders>
-            <w:shd w:val="clear" w:color="auto" w:fill="auto"/>
             <w:noWrap/>
             <w:vAlign w:val="center"/>
             <w:hideMark/>
@@ -2195,6 +2405,7 @@
                 <w14:ligatures w14:val="none"/>
               </w:rPr>
             </w:pPr>
+            <w:proofErr w:type="spellStart"/>
             <w:r>
               <w:rPr>
                 <w:rFonts w:ascii="Calibri" w:eastAsia="Times New Roman" w:hAnsi="Calibri" w:cs="Calibri"/>
@@ -2205,6 +2416,7 @@
               </w:rPr>
               <w:t>while</w:t>
             </w:r>
+            <w:proofErr w:type="spellEnd"/>
           </w:p>
         </w:tc>
         <w:tc>
@@ -2216,7 +2428,6 @@
               <w:bottom w:val="single" w:sz="4" w:space="0" w:color="auto"/>
               <w:right w:val="single" w:sz="4" w:space="0" w:color="auto"/>
             </w:tcBorders>
-            <w:shd w:val="clear" w:color="auto" w:fill="auto"/>
             <w:noWrap/>
             <w:vAlign w:val="center"/>
             <w:hideMark/>
@@ -2260,7 +2471,6 @@
               <w:bottom w:val="single" w:sz="4" w:space="0" w:color="auto"/>
               <w:right w:val="single" w:sz="4" w:space="0" w:color="auto"/>
             </w:tcBorders>
-            <w:shd w:val="clear" w:color="auto" w:fill="auto"/>
             <w:noWrap/>
             <w:vAlign w:val="center"/>
             <w:hideMark/>
@@ -2276,15 +2486,27 @@
                 <w14:ligatures w14:val="none"/>
               </w:rPr>
             </w:pPr>
-            <w:r>
-              <w:rPr>
-                <w:rFonts w:ascii="Calibri" w:eastAsia="Times New Roman" w:hAnsi="Calibri" w:cs="Calibri"/>
-                <w:color w:val="000000"/>
-                <w:kern w:val="0"/>
-                <w:lang w:val="ru-BY" w:eastAsia="ru-BY"/>
-                <w14:ligatures w14:val="none"/>
-              </w:rPr>
-              <w:t xml:space="preserve">if </w:t>
+            <w:proofErr w:type="spellStart"/>
+            <w:r>
+              <w:rPr>
+                <w:rFonts w:ascii="Calibri" w:eastAsia="Times New Roman" w:hAnsi="Calibri" w:cs="Calibri"/>
+                <w:color w:val="000000"/>
+                <w:kern w:val="0"/>
+                <w:lang w:val="ru-BY" w:eastAsia="ru-BY"/>
+                <w14:ligatures w14:val="none"/>
+              </w:rPr>
+              <w:t>if</w:t>
+            </w:r>
+            <w:proofErr w:type="spellEnd"/>
+            <w:r>
+              <w:rPr>
+                <w:rFonts w:ascii="Calibri" w:eastAsia="Times New Roman" w:hAnsi="Calibri" w:cs="Calibri"/>
+                <w:color w:val="000000"/>
+                <w:kern w:val="0"/>
+                <w:lang w:val="ru-BY" w:eastAsia="ru-BY"/>
+                <w14:ligatures w14:val="none"/>
+              </w:rPr>
+              <w:t xml:space="preserve"> </w:t>
             </w:r>
           </w:p>
         </w:tc>
@@ -2297,7 +2519,6 @@
               <w:bottom w:val="single" w:sz="4" w:space="0" w:color="auto"/>
               <w:right w:val="single" w:sz="4" w:space="0" w:color="auto"/>
             </w:tcBorders>
-            <w:shd w:val="clear" w:color="auto" w:fill="auto"/>
             <w:noWrap/>
             <w:vAlign w:val="center"/>
             <w:hideMark/>
@@ -2341,7 +2562,6 @@
               <w:bottom w:val="single" w:sz="4" w:space="0" w:color="auto"/>
               <w:right w:val="single" w:sz="4" w:space="0" w:color="auto"/>
             </w:tcBorders>
-            <w:shd w:val="clear" w:color="auto" w:fill="auto"/>
             <w:noWrap/>
             <w:vAlign w:val="center"/>
             <w:hideMark/>
@@ -2357,15 +2577,39 @@
                 <w14:ligatures w14:val="none"/>
               </w:rPr>
             </w:pPr>
-            <w:r>
-              <w:rPr>
-                <w:rFonts w:ascii="Calibri" w:eastAsia="Times New Roman" w:hAnsi="Calibri" w:cs="Calibri"/>
-                <w:color w:val="000000"/>
-                <w:kern w:val="0"/>
-                <w:lang w:val="ru-BY" w:eastAsia="ru-BY"/>
-                <w14:ligatures w14:val="none"/>
-              </w:rPr>
-              <w:t>match(4 - 1 = 3)</w:t>
+            <w:proofErr w:type="spellStart"/>
+            <w:proofErr w:type="gramStart"/>
+            <w:r>
+              <w:rPr>
+                <w:rFonts w:ascii="Calibri" w:eastAsia="Times New Roman" w:hAnsi="Calibri" w:cs="Calibri"/>
+                <w:color w:val="000000"/>
+                <w:kern w:val="0"/>
+                <w:lang w:val="ru-BY" w:eastAsia="ru-BY"/>
+                <w14:ligatures w14:val="none"/>
+              </w:rPr>
+              <w:t>match</w:t>
+            </w:r>
+            <w:proofErr w:type="spellEnd"/>
+            <w:r>
+              <w:rPr>
+                <w:rFonts w:ascii="Calibri" w:eastAsia="Times New Roman" w:hAnsi="Calibri" w:cs="Calibri"/>
+                <w:color w:val="000000"/>
+                <w:kern w:val="0"/>
+                <w:lang w:val="ru-BY" w:eastAsia="ru-BY"/>
+                <w14:ligatures w14:val="none"/>
+              </w:rPr>
+              <w:t>(4 - 1</w:t>
+            </w:r>
+            <w:proofErr w:type="gramEnd"/>
+            <w:r>
+              <w:rPr>
+                <w:rFonts w:ascii="Calibri" w:eastAsia="Times New Roman" w:hAnsi="Calibri" w:cs="Calibri"/>
+                <w:color w:val="000000"/>
+                <w:kern w:val="0"/>
+                <w:lang w:val="ru-BY" w:eastAsia="ru-BY"/>
+                <w14:ligatures w14:val="none"/>
+              </w:rPr>
+              <w:t xml:space="preserve"> = 3)</w:t>
             </w:r>
           </w:p>
         </w:tc>
@@ -2378,7 +2622,6 @@
               <w:bottom w:val="single" w:sz="4" w:space="0" w:color="auto"/>
               <w:right w:val="single" w:sz="4" w:space="0" w:color="auto"/>
             </w:tcBorders>
-            <w:shd w:val="clear" w:color="auto" w:fill="auto"/>
             <w:noWrap/>
             <w:vAlign w:val="center"/>
             <w:hideMark/>
@@ -2422,7 +2665,6 @@
               <w:bottom w:val="single" w:sz="4" w:space="0" w:color="auto"/>
               <w:right w:val="single" w:sz="4" w:space="0" w:color="auto"/>
             </w:tcBorders>
-            <w:shd w:val="clear" w:color="auto" w:fill="auto"/>
             <w:noWrap/>
             <w:vAlign w:val="center"/>
             <w:hideMark/>
@@ -2459,7 +2701,6 @@
               <w:bottom w:val="single" w:sz="4" w:space="0" w:color="auto"/>
               <w:right w:val="single" w:sz="4" w:space="0" w:color="auto"/>
             </w:tcBorders>
-            <w:shd w:val="clear" w:color="auto" w:fill="auto"/>
             <w:noWrap/>
             <w:vAlign w:val="center"/>
             <w:hideMark/>
@@ -2503,7 +2744,6 @@
               <w:bottom w:val="single" w:sz="4" w:space="0" w:color="auto"/>
               <w:right w:val="single" w:sz="4" w:space="0" w:color="auto"/>
             </w:tcBorders>
-            <w:shd w:val="clear" w:color="auto" w:fill="auto"/>
             <w:noWrap/>
             <w:vAlign w:val="center"/>
             <w:hideMark/>
@@ -2519,6 +2759,7 @@
                 <w14:ligatures w14:val="none"/>
               </w:rPr>
             </w:pPr>
+            <w:proofErr w:type="spellStart"/>
             <w:r>
               <w:rPr>
                 <w:rFonts w:ascii="Calibri" w:eastAsia="Times New Roman" w:hAnsi="Calibri" w:cs="Calibri"/>
@@ -2529,6 +2770,7 @@
               </w:rPr>
               <w:t>break</w:t>
             </w:r>
+            <w:proofErr w:type="spellEnd"/>
           </w:p>
         </w:tc>
         <w:tc>
@@ -2540,7 +2782,6 @@
               <w:bottom w:val="single" w:sz="4" w:space="0" w:color="auto"/>
               <w:right w:val="single" w:sz="4" w:space="0" w:color="auto"/>
             </w:tcBorders>
-            <w:shd w:val="clear" w:color="auto" w:fill="auto"/>
             <w:noWrap/>
             <w:vAlign w:val="center"/>
             <w:hideMark/>
@@ -2662,7 +2903,7 @@
     </w:tbl>
     <w:p>
       <w:pPr>
-        <w:pStyle w:val="aa"/>
+        <w:pStyle w:val="NoSpacing"/>
         <w:ind w:left="720"/>
         <w:rPr>
           <w:rFonts w:eastAsia="Times New Roman"/>
@@ -2731,7 +2972,7 @@
     </w:p>
     <w:p>
       <w:pPr>
-        <w:pStyle w:val="aa"/>
+        <w:pStyle w:val="NoSpacing"/>
         <w:ind w:left="720"/>
         <w:rPr>
           <w:rFonts w:eastAsia="Times New Roman"/>
@@ -2742,7 +2983,7 @@
     </w:p>
     <w:p>
       <w:pPr>
-        <w:pStyle w:val="aa"/>
+        <w:pStyle w:val="NoSpacing"/>
         <w:numPr>
           <w:ilvl w:val="0"/>
           <w:numId w:val="11"/>
@@ -2898,7 +3139,6 @@
               <w:bottom w:val="single" w:sz="4" w:space="0" w:color="auto"/>
               <w:right w:val="single" w:sz="4" w:space="0" w:color="auto"/>
             </w:tcBorders>
-            <w:shd w:val="clear" w:color="auto" w:fill="auto"/>
             <w:noWrap/>
             <w:vAlign w:val="bottom"/>
             <w:hideMark/>
@@ -2936,7 +3176,6 @@
               <w:bottom w:val="single" w:sz="4" w:space="0" w:color="auto"/>
               <w:right w:val="single" w:sz="4" w:space="0" w:color="auto"/>
             </w:tcBorders>
-            <w:shd w:val="clear" w:color="auto" w:fill="auto"/>
             <w:noWrap/>
             <w:vAlign w:val="bottom"/>
             <w:hideMark/>
@@ -2952,15 +3191,61 @@
                 <w14:ligatures w14:val="none"/>
               </w:rPr>
             </w:pPr>
-            <w:r>
-              <w:rPr>
-                <w:rFonts w:ascii="Calibri" w:eastAsia="Times New Roman" w:hAnsi="Calibri" w:cs="Calibri"/>
-                <w:color w:val="000000"/>
-                <w:kern w:val="0"/>
-                <w:lang w:val="ru-BY" w:eastAsia="ru-BY"/>
-                <w14:ligatures w14:val="none"/>
-              </w:rPr>
-              <w:t>fn main()  {}</w:t>
+            <w:proofErr w:type="spellStart"/>
+            <w:r>
+              <w:rPr>
+                <w:rFonts w:ascii="Calibri" w:eastAsia="Times New Roman" w:hAnsi="Calibri" w:cs="Calibri"/>
+                <w:color w:val="000000"/>
+                <w:kern w:val="0"/>
+                <w:lang w:val="ru-BY" w:eastAsia="ru-BY"/>
+                <w14:ligatures w14:val="none"/>
+              </w:rPr>
+              <w:t>fn</w:t>
+            </w:r>
+            <w:proofErr w:type="spellEnd"/>
+            <w:r>
+              <w:rPr>
+                <w:rFonts w:ascii="Calibri" w:eastAsia="Times New Roman" w:hAnsi="Calibri" w:cs="Calibri"/>
+                <w:color w:val="000000"/>
+                <w:kern w:val="0"/>
+                <w:lang w:val="ru-BY" w:eastAsia="ru-BY"/>
+                <w14:ligatures w14:val="none"/>
+              </w:rPr>
+              <w:t xml:space="preserve"> </w:t>
+            </w:r>
+            <w:proofErr w:type="spellStart"/>
+            <w:proofErr w:type="gramStart"/>
+            <w:r>
+              <w:rPr>
+                <w:rFonts w:ascii="Calibri" w:eastAsia="Times New Roman" w:hAnsi="Calibri" w:cs="Calibri"/>
+                <w:color w:val="000000"/>
+                <w:kern w:val="0"/>
+                <w:lang w:val="ru-BY" w:eastAsia="ru-BY"/>
+                <w14:ligatures w14:val="none"/>
+              </w:rPr>
+              <w:t>main</w:t>
+            </w:r>
+            <w:proofErr w:type="spellEnd"/>
+            <w:r>
+              <w:rPr>
+                <w:rFonts w:ascii="Calibri" w:eastAsia="Times New Roman" w:hAnsi="Calibri" w:cs="Calibri"/>
+                <w:color w:val="000000"/>
+                <w:kern w:val="0"/>
+                <w:lang w:val="ru-BY" w:eastAsia="ru-BY"/>
+                <w14:ligatures w14:val="none"/>
+              </w:rPr>
+              <w:t>()  {</w:t>
+            </w:r>
+            <w:proofErr w:type="gramEnd"/>
+            <w:r>
+              <w:rPr>
+                <w:rFonts w:ascii="Calibri" w:eastAsia="Times New Roman" w:hAnsi="Calibri" w:cs="Calibri"/>
+                <w:color w:val="000000"/>
+                <w:kern w:val="0"/>
+                <w:lang w:val="ru-BY" w:eastAsia="ru-BY"/>
+                <w14:ligatures w14:val="none"/>
+              </w:rPr>
+              <w:t>}</w:t>
             </w:r>
           </w:p>
         </w:tc>
@@ -2979,7 +3264,6 @@
               <w:bottom w:val="single" w:sz="4" w:space="0" w:color="auto"/>
               <w:right w:val="single" w:sz="4" w:space="0" w:color="auto"/>
             </w:tcBorders>
-            <w:shd w:val="clear" w:color="auto" w:fill="auto"/>
             <w:noWrap/>
             <w:vAlign w:val="bottom"/>
             <w:hideMark/>
@@ -3017,7 +3301,6 @@
               <w:bottom w:val="single" w:sz="4" w:space="0" w:color="auto"/>
               <w:right w:val="single" w:sz="4" w:space="0" w:color="auto"/>
             </w:tcBorders>
-            <w:shd w:val="clear" w:color="auto" w:fill="auto"/>
             <w:noWrap/>
             <w:vAlign w:val="bottom"/>
             <w:hideMark/>
@@ -3033,15 +3316,71 @@
                 <w14:ligatures w14:val="none"/>
               </w:rPr>
             </w:pPr>
-            <w:r>
-              <w:rPr>
-                <w:rFonts w:ascii="Calibri" w:eastAsia="Times New Roman" w:hAnsi="Calibri" w:cs="Calibri"/>
-                <w:color w:val="000000"/>
-                <w:kern w:val="0"/>
-                <w:lang w:val="ru-BY" w:eastAsia="ru-BY"/>
-                <w14:ligatures w14:val="none"/>
-              </w:rPr>
-              <w:t>for i in 0..10 {}</w:t>
+            <w:proofErr w:type="spellStart"/>
+            <w:r>
+              <w:rPr>
+                <w:rFonts w:ascii="Calibri" w:eastAsia="Times New Roman" w:hAnsi="Calibri" w:cs="Calibri"/>
+                <w:color w:val="000000"/>
+                <w:kern w:val="0"/>
+                <w:lang w:val="ru-BY" w:eastAsia="ru-BY"/>
+                <w14:ligatures w14:val="none"/>
+              </w:rPr>
+              <w:t>for</w:t>
+            </w:r>
+            <w:proofErr w:type="spellEnd"/>
+            <w:r>
+              <w:rPr>
+                <w:rFonts w:ascii="Calibri" w:eastAsia="Times New Roman" w:hAnsi="Calibri" w:cs="Calibri"/>
+                <w:color w:val="000000"/>
+                <w:kern w:val="0"/>
+                <w:lang w:val="ru-BY" w:eastAsia="ru-BY"/>
+                <w14:ligatures w14:val="none"/>
+              </w:rPr>
+              <w:t xml:space="preserve"> i </w:t>
+            </w:r>
+            <w:proofErr w:type="spellStart"/>
+            <w:r>
+              <w:rPr>
+                <w:rFonts w:ascii="Calibri" w:eastAsia="Times New Roman" w:hAnsi="Calibri" w:cs="Calibri"/>
+                <w:color w:val="000000"/>
+                <w:kern w:val="0"/>
+                <w:lang w:val="ru-BY" w:eastAsia="ru-BY"/>
+                <w14:ligatures w14:val="none"/>
+              </w:rPr>
+              <w:t>in</w:t>
+            </w:r>
+            <w:proofErr w:type="spellEnd"/>
+            <w:r>
+              <w:rPr>
+                <w:rFonts w:ascii="Calibri" w:eastAsia="Times New Roman" w:hAnsi="Calibri" w:cs="Calibri"/>
+                <w:color w:val="000000"/>
+                <w:kern w:val="0"/>
+                <w:lang w:val="ru-BY" w:eastAsia="ru-BY"/>
+                <w14:ligatures w14:val="none"/>
+              </w:rPr>
+              <w:t xml:space="preserve"> </w:t>
+            </w:r>
+            <w:proofErr w:type="gramStart"/>
+            <w:r>
+              <w:rPr>
+                <w:rFonts w:ascii="Calibri" w:eastAsia="Times New Roman" w:hAnsi="Calibri" w:cs="Calibri"/>
+                <w:color w:val="000000"/>
+                <w:kern w:val="0"/>
+                <w:lang w:val="ru-BY" w:eastAsia="ru-BY"/>
+                <w14:ligatures w14:val="none"/>
+              </w:rPr>
+              <w:t>0..</w:t>
+            </w:r>
+            <w:proofErr w:type="gramEnd"/>
+            <w:r>
+              <w:rPr>
+                <w:rFonts w:ascii="Calibri" w:eastAsia="Times New Roman" w:hAnsi="Calibri" w:cs="Calibri"/>
+                <w:color w:val="000000"/>
+                <w:kern w:val="0"/>
+                <w:lang w:val="ru-BY" w:eastAsia="ru-BY"/>
+                <w14:ligatures w14:val="none"/>
+              </w:rPr>
+              <w:t>10 {}</w:t>
             </w:r>
           </w:p>
         </w:tc>
@@ -3060,7 +3399,6 @@
               <w:bottom w:val="single" w:sz="4" w:space="0" w:color="auto"/>
               <w:right w:val="single" w:sz="4" w:space="0" w:color="auto"/>
             </w:tcBorders>
-            <w:shd w:val="clear" w:color="auto" w:fill="auto"/>
             <w:noWrap/>
             <w:vAlign w:val="bottom"/>
             <w:hideMark/>
@@ -3098,7 +3436,6 @@
               <w:bottom w:val="single" w:sz="4" w:space="0" w:color="auto"/>
               <w:right w:val="single" w:sz="4" w:space="0" w:color="auto"/>
             </w:tcBorders>
-            <w:shd w:val="clear" w:color="auto" w:fill="auto"/>
             <w:noWrap/>
             <w:vAlign w:val="bottom"/>
             <w:hideMark/>
@@ -3114,15 +3451,27 @@
                 <w14:ligatures w14:val="none"/>
               </w:rPr>
             </w:pPr>
-            <w:r>
-              <w:rPr>
-                <w:rFonts w:ascii="Calibri" w:eastAsia="Times New Roman" w:hAnsi="Calibri" w:cs="Calibri"/>
-                <w:color w:val="000000"/>
-                <w:kern w:val="0"/>
-                <w:lang w:val="ru-BY" w:eastAsia="ru-BY"/>
-                <w14:ligatures w14:val="none"/>
-              </w:rPr>
-              <w:t>if i % 2 == 0 {}</w:t>
+            <w:proofErr w:type="spellStart"/>
+            <w:r>
+              <w:rPr>
+                <w:rFonts w:ascii="Calibri" w:eastAsia="Times New Roman" w:hAnsi="Calibri" w:cs="Calibri"/>
+                <w:color w:val="000000"/>
+                <w:kern w:val="0"/>
+                <w:lang w:val="ru-BY" w:eastAsia="ru-BY"/>
+                <w14:ligatures w14:val="none"/>
+              </w:rPr>
+              <w:t>if</w:t>
+            </w:r>
+            <w:proofErr w:type="spellEnd"/>
+            <w:r>
+              <w:rPr>
+                <w:rFonts w:ascii="Calibri" w:eastAsia="Times New Roman" w:hAnsi="Calibri" w:cs="Calibri"/>
+                <w:color w:val="000000"/>
+                <w:kern w:val="0"/>
+                <w:lang w:val="ru-BY" w:eastAsia="ru-BY"/>
+                <w14:ligatures w14:val="none"/>
+              </w:rPr>
+              <w:t xml:space="preserve"> i % 2 == 0 {}</w:t>
             </w:r>
           </w:p>
         </w:tc>
@@ -3141,7 +3490,6 @@
               <w:bottom w:val="single" w:sz="4" w:space="0" w:color="auto"/>
               <w:right w:val="single" w:sz="4" w:space="0" w:color="auto"/>
             </w:tcBorders>
-            <w:shd w:val="clear" w:color="auto" w:fill="auto"/>
             <w:noWrap/>
             <w:vAlign w:val="bottom"/>
             <w:hideMark/>
@@ -3179,7 +3527,6 @@
               <w:bottom w:val="single" w:sz="4" w:space="0" w:color="auto"/>
               <w:right w:val="single" w:sz="4" w:space="0" w:color="auto"/>
             </w:tcBorders>
-            <w:shd w:val="clear" w:color="auto" w:fill="auto"/>
             <w:noWrap/>
             <w:vAlign w:val="bottom"/>
             <w:hideMark/>
@@ -3195,15 +3542,71 @@
                 <w14:ligatures w14:val="none"/>
               </w:rPr>
             </w:pPr>
-            <w:r>
-              <w:rPr>
-                <w:rFonts w:ascii="Calibri" w:eastAsia="Times New Roman" w:hAnsi="Calibri" w:cs="Calibri"/>
-                <w:color w:val="000000"/>
-                <w:kern w:val="0"/>
-                <w:lang w:val="ru-BY" w:eastAsia="ru-BY"/>
-                <w14:ligatures w14:val="none"/>
-              </w:rPr>
-              <w:t>while total &lt; 20 {}</w:t>
+            <w:proofErr w:type="spellStart"/>
+            <w:r>
+              <w:rPr>
+                <w:rFonts w:ascii="Calibri" w:eastAsia="Times New Roman" w:hAnsi="Calibri" w:cs="Calibri"/>
+                <w:color w:val="000000"/>
+                <w:kern w:val="0"/>
+                <w:lang w:val="ru-BY" w:eastAsia="ru-BY"/>
+                <w14:ligatures w14:val="none"/>
+              </w:rPr>
+              <w:t>while</w:t>
+            </w:r>
+            <w:proofErr w:type="spellEnd"/>
+            <w:r>
+              <w:rPr>
+                <w:rFonts w:ascii="Calibri" w:eastAsia="Times New Roman" w:hAnsi="Calibri" w:cs="Calibri"/>
+                <w:color w:val="000000"/>
+                <w:kern w:val="0"/>
+                <w:lang w:val="ru-BY" w:eastAsia="ru-BY"/>
+                <w14:ligatures w14:val="none"/>
+              </w:rPr>
+              <w:t xml:space="preserve"> </w:t>
+            </w:r>
+            <w:proofErr w:type="spellStart"/>
+            <w:r>
+              <w:rPr>
+                <w:rFonts w:ascii="Calibri" w:eastAsia="Times New Roman" w:hAnsi="Calibri" w:cs="Calibri"/>
+                <w:color w:val="000000"/>
+                <w:kern w:val="0"/>
+                <w:lang w:val="ru-BY" w:eastAsia="ru-BY"/>
+                <w14:ligatures w14:val="none"/>
+              </w:rPr>
+              <w:t>total</w:t>
+            </w:r>
+            <w:proofErr w:type="spellEnd"/>
+            <w:r>
+              <w:rPr>
+                <w:rFonts w:ascii="Calibri" w:eastAsia="Times New Roman" w:hAnsi="Calibri" w:cs="Calibri"/>
+                <w:color w:val="000000"/>
+                <w:kern w:val="0"/>
+                <w:lang w:val="ru-BY" w:eastAsia="ru-BY"/>
+                <w14:ligatures w14:val="none"/>
+              </w:rPr>
+              <w:t xml:space="preserve"> </w:t>
+            </w:r>
+            <w:proofErr w:type="gramStart"/>
+            <w:r>
+              <w:rPr>
+                <w:rFonts w:ascii="Calibri" w:eastAsia="Times New Roman" w:hAnsi="Calibri" w:cs="Calibri"/>
+                <w:color w:val="000000"/>
+                <w:kern w:val="0"/>
+                <w:lang w:val="ru-BY" w:eastAsia="ru-BY"/>
+                <w14:ligatures w14:val="none"/>
+              </w:rPr>
+              <w:t>&lt; 20</w:t>
+            </w:r>
+            <w:proofErr w:type="gramEnd"/>
+            <w:r>
+              <w:rPr>
+                <w:rFonts w:ascii="Calibri" w:eastAsia="Times New Roman" w:hAnsi="Calibri" w:cs="Calibri"/>
+                <w:color w:val="000000"/>
+                <w:kern w:val="0"/>
+                <w:lang w:val="ru-BY" w:eastAsia="ru-BY"/>
+                <w14:ligatures w14:val="none"/>
+              </w:rPr>
+              <w:t xml:space="preserve"> {}</w:t>
             </w:r>
           </w:p>
         </w:tc>
@@ -3222,7 +3625,6 @@
               <w:bottom w:val="single" w:sz="4" w:space="0" w:color="auto"/>
               <w:right w:val="single" w:sz="4" w:space="0" w:color="auto"/>
             </w:tcBorders>
-            <w:shd w:val="clear" w:color="auto" w:fill="auto"/>
             <w:noWrap/>
             <w:vAlign w:val="bottom"/>
             <w:hideMark/>
@@ -3260,7 +3662,6 @@
               <w:bottom w:val="single" w:sz="4" w:space="0" w:color="auto"/>
               <w:right w:val="single" w:sz="4" w:space="0" w:color="auto"/>
             </w:tcBorders>
-            <w:shd w:val="clear" w:color="auto" w:fill="auto"/>
             <w:noWrap/>
             <w:vAlign w:val="bottom"/>
             <w:hideMark/>
@@ -3284,7 +3685,51 @@
                 <w:lang w:val="ru-BY" w:eastAsia="ru-BY"/>
                 <w14:ligatures w14:val="none"/>
               </w:rPr>
-              <w:t xml:space="preserve"> if total == 15 {}</w:t>
+              <w:t xml:space="preserve"> </w:t>
+            </w:r>
+            <w:proofErr w:type="spellStart"/>
+            <w:r>
+              <w:rPr>
+                <w:rFonts w:ascii="Calibri" w:eastAsia="Times New Roman" w:hAnsi="Calibri" w:cs="Calibri"/>
+                <w:color w:val="000000"/>
+                <w:kern w:val="0"/>
+                <w:lang w:val="ru-BY" w:eastAsia="ru-BY"/>
+                <w14:ligatures w14:val="none"/>
+              </w:rPr>
+              <w:t>if</w:t>
+            </w:r>
+            <w:proofErr w:type="spellEnd"/>
+            <w:r>
+              <w:rPr>
+                <w:rFonts w:ascii="Calibri" w:eastAsia="Times New Roman" w:hAnsi="Calibri" w:cs="Calibri"/>
+                <w:color w:val="000000"/>
+                <w:kern w:val="0"/>
+                <w:lang w:val="ru-BY" w:eastAsia="ru-BY"/>
+                <w14:ligatures w14:val="none"/>
+              </w:rPr>
+              <w:t xml:space="preserve"> </w:t>
+            </w:r>
+            <w:proofErr w:type="spellStart"/>
+            <w:r>
+              <w:rPr>
+                <w:rFonts w:ascii="Calibri" w:eastAsia="Times New Roman" w:hAnsi="Calibri" w:cs="Calibri"/>
+                <w:color w:val="000000"/>
+                <w:kern w:val="0"/>
+                <w:lang w:val="ru-BY" w:eastAsia="ru-BY"/>
+                <w14:ligatures w14:val="none"/>
+              </w:rPr>
+              <w:t>total</w:t>
+            </w:r>
+            <w:proofErr w:type="spellEnd"/>
+            <w:r>
+              <w:rPr>
+                <w:rFonts w:ascii="Calibri" w:eastAsia="Times New Roman" w:hAnsi="Calibri" w:cs="Calibri"/>
+                <w:color w:val="000000"/>
+                <w:kern w:val="0"/>
+                <w:lang w:val="ru-BY" w:eastAsia="ru-BY"/>
+                <w14:ligatures w14:val="none"/>
+              </w:rPr>
+              <w:t xml:space="preserve"> == 15 {}</w:t>
             </w:r>
           </w:p>
         </w:tc>
@@ -3471,7 +3916,6 @@
               <w:bottom w:val="single" w:sz="4" w:space="0" w:color="auto"/>
               <w:right w:val="single" w:sz="4" w:space="0" w:color="auto"/>
             </w:tcBorders>
-            <w:shd w:val="clear" w:color="auto" w:fill="auto"/>
             <w:noWrap/>
             <w:vAlign w:val="bottom"/>
             <w:hideMark/>
@@ -3509,7 +3953,6 @@
               <w:bottom w:val="single" w:sz="4" w:space="0" w:color="auto"/>
               <w:right w:val="single" w:sz="4" w:space="0" w:color="auto"/>
             </w:tcBorders>
-            <w:shd w:val="clear" w:color="auto" w:fill="auto"/>
             <w:noWrap/>
             <w:vAlign w:val="bottom"/>
             <w:hideMark/>
@@ -3525,15 +3968,61 @@
                 <w14:ligatures w14:val="none"/>
               </w:rPr>
             </w:pPr>
-            <w:r>
-              <w:rPr>
-                <w:rFonts w:ascii="Calibri" w:eastAsia="Times New Roman" w:hAnsi="Calibri" w:cs="Calibri"/>
-                <w:color w:val="000000"/>
-                <w:kern w:val="0"/>
-                <w:lang w:val="ru-BY" w:eastAsia="ru-BY"/>
-                <w14:ligatures w14:val="none"/>
-              </w:rPr>
-              <w:t>fn main()  {}</w:t>
+            <w:proofErr w:type="spellStart"/>
+            <w:r>
+              <w:rPr>
+                <w:rFonts w:ascii="Calibri" w:eastAsia="Times New Roman" w:hAnsi="Calibri" w:cs="Calibri"/>
+                <w:color w:val="000000"/>
+                <w:kern w:val="0"/>
+                <w:lang w:val="ru-BY" w:eastAsia="ru-BY"/>
+                <w14:ligatures w14:val="none"/>
+              </w:rPr>
+              <w:t>fn</w:t>
+            </w:r>
+            <w:proofErr w:type="spellEnd"/>
+            <w:r>
+              <w:rPr>
+                <w:rFonts w:ascii="Calibri" w:eastAsia="Times New Roman" w:hAnsi="Calibri" w:cs="Calibri"/>
+                <w:color w:val="000000"/>
+                <w:kern w:val="0"/>
+                <w:lang w:val="ru-BY" w:eastAsia="ru-BY"/>
+                <w14:ligatures w14:val="none"/>
+              </w:rPr>
+              <w:t xml:space="preserve"> </w:t>
+            </w:r>
+            <w:proofErr w:type="spellStart"/>
+            <w:proofErr w:type="gramStart"/>
+            <w:r>
+              <w:rPr>
+                <w:rFonts w:ascii="Calibri" w:eastAsia="Times New Roman" w:hAnsi="Calibri" w:cs="Calibri"/>
+                <w:color w:val="000000"/>
+                <w:kern w:val="0"/>
+                <w:lang w:val="ru-BY" w:eastAsia="ru-BY"/>
+                <w14:ligatures w14:val="none"/>
+              </w:rPr>
+              <w:t>main</w:t>
+            </w:r>
+            <w:proofErr w:type="spellEnd"/>
+            <w:r>
+              <w:rPr>
+                <w:rFonts w:ascii="Calibri" w:eastAsia="Times New Roman" w:hAnsi="Calibri" w:cs="Calibri"/>
+                <w:color w:val="000000"/>
+                <w:kern w:val="0"/>
+                <w:lang w:val="ru-BY" w:eastAsia="ru-BY"/>
+                <w14:ligatures w14:val="none"/>
+              </w:rPr>
+              <w:t>()  {</w:t>
+            </w:r>
+            <w:proofErr w:type="gramEnd"/>
+            <w:r>
+              <w:rPr>
+                <w:rFonts w:ascii="Calibri" w:eastAsia="Times New Roman" w:hAnsi="Calibri" w:cs="Calibri"/>
+                <w:color w:val="000000"/>
+                <w:kern w:val="0"/>
+                <w:lang w:val="ru-BY" w:eastAsia="ru-BY"/>
+                <w14:ligatures w14:val="none"/>
+              </w:rPr>
+              <w:t>}</w:t>
             </w:r>
           </w:p>
         </w:tc>
@@ -3552,7 +4041,6 @@
               <w:bottom w:val="single" w:sz="4" w:space="0" w:color="auto"/>
               <w:right w:val="single" w:sz="4" w:space="0" w:color="auto"/>
             </w:tcBorders>
-            <w:shd w:val="clear" w:color="auto" w:fill="auto"/>
             <w:noWrap/>
             <w:vAlign w:val="bottom"/>
             <w:hideMark/>
@@ -3590,7 +4078,6 @@
               <w:bottom w:val="single" w:sz="4" w:space="0" w:color="auto"/>
               <w:right w:val="single" w:sz="4" w:space="0" w:color="auto"/>
             </w:tcBorders>
-            <w:shd w:val="clear" w:color="auto" w:fill="auto"/>
             <w:noWrap/>
             <w:vAlign w:val="bottom"/>
             <w:hideMark/>
@@ -3606,15 +4093,71 @@
                 <w14:ligatures w14:val="none"/>
               </w:rPr>
             </w:pPr>
-            <w:r>
-              <w:rPr>
-                <w:rFonts w:ascii="Calibri" w:eastAsia="Times New Roman" w:hAnsi="Calibri" w:cs="Calibri"/>
-                <w:color w:val="000000"/>
-                <w:kern w:val="0"/>
-                <w:lang w:val="ru-BY" w:eastAsia="ru-BY"/>
-                <w14:ligatures w14:val="none"/>
-              </w:rPr>
-              <w:t>for i in 0..10 {}</w:t>
+            <w:proofErr w:type="spellStart"/>
+            <w:r>
+              <w:rPr>
+                <w:rFonts w:ascii="Calibri" w:eastAsia="Times New Roman" w:hAnsi="Calibri" w:cs="Calibri"/>
+                <w:color w:val="000000"/>
+                <w:kern w:val="0"/>
+                <w:lang w:val="ru-BY" w:eastAsia="ru-BY"/>
+                <w14:ligatures w14:val="none"/>
+              </w:rPr>
+              <w:t>for</w:t>
+            </w:r>
+            <w:proofErr w:type="spellEnd"/>
+            <w:r>
+              <w:rPr>
+                <w:rFonts w:ascii="Calibri" w:eastAsia="Times New Roman" w:hAnsi="Calibri" w:cs="Calibri"/>
+                <w:color w:val="000000"/>
+                <w:kern w:val="0"/>
+                <w:lang w:val="ru-BY" w:eastAsia="ru-BY"/>
+                <w14:ligatures w14:val="none"/>
+              </w:rPr>
+              <w:t xml:space="preserve"> i </w:t>
+            </w:r>
+            <w:proofErr w:type="spellStart"/>
+            <w:r>
+              <w:rPr>
+                <w:rFonts w:ascii="Calibri" w:eastAsia="Times New Roman" w:hAnsi="Calibri" w:cs="Calibri"/>
+                <w:color w:val="000000"/>
+                <w:kern w:val="0"/>
+                <w:lang w:val="ru-BY" w:eastAsia="ru-BY"/>
+                <w14:ligatures w14:val="none"/>
+              </w:rPr>
+              <w:t>in</w:t>
+            </w:r>
+            <w:proofErr w:type="spellEnd"/>
+            <w:r>
+              <w:rPr>
+                <w:rFonts w:ascii="Calibri" w:eastAsia="Times New Roman" w:hAnsi="Calibri" w:cs="Calibri"/>
+                <w:color w:val="000000"/>
+                <w:kern w:val="0"/>
+                <w:lang w:val="ru-BY" w:eastAsia="ru-BY"/>
+                <w14:ligatures w14:val="none"/>
+              </w:rPr>
+              <w:t xml:space="preserve"> </w:t>
+            </w:r>
+            <w:proofErr w:type="gramStart"/>
+            <w:r>
+              <w:rPr>
+                <w:rFonts w:ascii="Calibri" w:eastAsia="Times New Roman" w:hAnsi="Calibri" w:cs="Calibri"/>
+                <w:color w:val="000000"/>
+                <w:kern w:val="0"/>
+                <w:lang w:val="ru-BY" w:eastAsia="ru-BY"/>
+                <w14:ligatures w14:val="none"/>
+              </w:rPr>
+              <w:t>0..</w:t>
+            </w:r>
+            <w:proofErr w:type="gramEnd"/>
+            <w:r>
+              <w:rPr>
+                <w:rFonts w:ascii="Calibri" w:eastAsia="Times New Roman" w:hAnsi="Calibri" w:cs="Calibri"/>
+                <w:color w:val="000000"/>
+                <w:kern w:val="0"/>
+                <w:lang w:val="ru-BY" w:eastAsia="ru-BY"/>
+                <w14:ligatures w14:val="none"/>
+              </w:rPr>
+              <w:t>10 {}</w:t>
             </w:r>
           </w:p>
         </w:tc>
@@ -3633,7 +4176,6 @@
               <w:bottom w:val="single" w:sz="4" w:space="0" w:color="auto"/>
               <w:right w:val="single" w:sz="4" w:space="0" w:color="auto"/>
             </w:tcBorders>
-            <w:shd w:val="clear" w:color="auto" w:fill="auto"/>
             <w:noWrap/>
             <w:vAlign w:val="bottom"/>
             <w:hideMark/>
@@ -3671,7 +4213,6 @@
               <w:bottom w:val="single" w:sz="4" w:space="0" w:color="auto"/>
               <w:right w:val="single" w:sz="4" w:space="0" w:color="auto"/>
             </w:tcBorders>
-            <w:shd w:val="clear" w:color="auto" w:fill="auto"/>
             <w:noWrap/>
             <w:vAlign w:val="bottom"/>
             <w:hideMark/>
@@ -3687,15 +4228,39 @@
                 <w14:ligatures w14:val="none"/>
               </w:rPr>
             </w:pPr>
-            <w:r>
-              <w:rPr>
-                <w:rFonts w:ascii="Calibri" w:eastAsia="Times New Roman" w:hAnsi="Calibri" w:cs="Calibri"/>
-                <w:color w:val="000000"/>
-                <w:kern w:val="0"/>
-                <w:lang w:val="ru-BY" w:eastAsia="ru-BY"/>
-                <w14:ligatures w14:val="none"/>
-              </w:rPr>
-              <w:t>match(4 -2 = 2)</w:t>
+            <w:proofErr w:type="spellStart"/>
+            <w:proofErr w:type="gramStart"/>
+            <w:r>
+              <w:rPr>
+                <w:rFonts w:ascii="Calibri" w:eastAsia="Times New Roman" w:hAnsi="Calibri" w:cs="Calibri"/>
+                <w:color w:val="000000"/>
+                <w:kern w:val="0"/>
+                <w:lang w:val="ru-BY" w:eastAsia="ru-BY"/>
+                <w14:ligatures w14:val="none"/>
+              </w:rPr>
+              <w:t>match</w:t>
+            </w:r>
+            <w:proofErr w:type="spellEnd"/>
+            <w:r>
+              <w:rPr>
+                <w:rFonts w:ascii="Calibri" w:eastAsia="Times New Roman" w:hAnsi="Calibri" w:cs="Calibri"/>
+                <w:color w:val="000000"/>
+                <w:kern w:val="0"/>
+                <w:lang w:val="ru-BY" w:eastAsia="ru-BY"/>
+                <w14:ligatures w14:val="none"/>
+              </w:rPr>
+              <w:t>(</w:t>
+            </w:r>
+            <w:proofErr w:type="gramEnd"/>
+            <w:r>
+              <w:rPr>
+                <w:rFonts w:ascii="Calibri" w:eastAsia="Times New Roman" w:hAnsi="Calibri" w:cs="Calibri"/>
+                <w:color w:val="000000"/>
+                <w:kern w:val="0"/>
+                <w:lang w:val="ru-BY" w:eastAsia="ru-BY"/>
+                <w14:ligatures w14:val="none"/>
+              </w:rPr>
+              <w:t>4 -2 = 2)</w:t>
             </w:r>
           </w:p>
         </w:tc>
@@ -3714,7 +4279,6 @@
               <w:bottom w:val="single" w:sz="4" w:space="0" w:color="auto"/>
               <w:right w:val="single" w:sz="4" w:space="0" w:color="auto"/>
             </w:tcBorders>
-            <w:shd w:val="clear" w:color="auto" w:fill="auto"/>
             <w:noWrap/>
             <w:vAlign w:val="bottom"/>
             <w:hideMark/>
@@ -3752,7 +4316,6 @@
               <w:bottom w:val="single" w:sz="4" w:space="0" w:color="auto"/>
               <w:right w:val="single" w:sz="4" w:space="0" w:color="auto"/>
             </w:tcBorders>
-            <w:shd w:val="clear" w:color="auto" w:fill="auto"/>
             <w:noWrap/>
             <w:vAlign w:val="bottom"/>
             <w:hideMark/>
@@ -3768,15 +4331,39 @@
                 <w14:ligatures w14:val="none"/>
               </w:rPr>
             </w:pPr>
-            <w:r>
-              <w:rPr>
-                <w:rFonts w:ascii="Calibri" w:eastAsia="Times New Roman" w:hAnsi="Calibri" w:cs="Calibri"/>
-                <w:color w:val="000000"/>
-                <w:kern w:val="0"/>
-                <w:lang w:val="ru-BY" w:eastAsia="ru-BY"/>
-                <w14:ligatures w14:val="none"/>
-              </w:rPr>
-              <w:t>match(4 -2 = 2)</w:t>
+            <w:proofErr w:type="spellStart"/>
+            <w:proofErr w:type="gramStart"/>
+            <w:r>
+              <w:rPr>
+                <w:rFonts w:ascii="Calibri" w:eastAsia="Times New Roman" w:hAnsi="Calibri" w:cs="Calibri"/>
+                <w:color w:val="000000"/>
+                <w:kern w:val="0"/>
+                <w:lang w:val="ru-BY" w:eastAsia="ru-BY"/>
+                <w14:ligatures w14:val="none"/>
+              </w:rPr>
+              <w:t>match</w:t>
+            </w:r>
+            <w:proofErr w:type="spellEnd"/>
+            <w:r>
+              <w:rPr>
+                <w:rFonts w:ascii="Calibri" w:eastAsia="Times New Roman" w:hAnsi="Calibri" w:cs="Calibri"/>
+                <w:color w:val="000000"/>
+                <w:kern w:val="0"/>
+                <w:lang w:val="ru-BY" w:eastAsia="ru-BY"/>
+                <w14:ligatures w14:val="none"/>
+              </w:rPr>
+              <w:t>(</w:t>
+            </w:r>
+            <w:proofErr w:type="gramEnd"/>
+            <w:r>
+              <w:rPr>
+                <w:rFonts w:ascii="Calibri" w:eastAsia="Times New Roman" w:hAnsi="Calibri" w:cs="Calibri"/>
+                <w:color w:val="000000"/>
+                <w:kern w:val="0"/>
+                <w:lang w:val="ru-BY" w:eastAsia="ru-BY"/>
+                <w14:ligatures w14:val="none"/>
+              </w:rPr>
+              <w:t>4 -2 = 2)</w:t>
             </w:r>
           </w:p>
         </w:tc>
@@ -3963,7 +4550,6 @@
               <w:bottom w:val="single" w:sz="4" w:space="0" w:color="auto"/>
               <w:right w:val="single" w:sz="4" w:space="0" w:color="auto"/>
             </w:tcBorders>
-            <w:shd w:val="clear" w:color="auto" w:fill="auto"/>
             <w:noWrap/>
             <w:vAlign w:val="bottom"/>
             <w:hideMark/>
@@ -4001,7 +4587,6 @@
               <w:bottom w:val="single" w:sz="4" w:space="0" w:color="auto"/>
               <w:right w:val="single" w:sz="4" w:space="0" w:color="auto"/>
             </w:tcBorders>
-            <w:shd w:val="clear" w:color="auto" w:fill="auto"/>
             <w:noWrap/>
             <w:vAlign w:val="bottom"/>
             <w:hideMark/>
@@ -4017,15 +4602,61 @@
                 <w14:ligatures w14:val="none"/>
               </w:rPr>
             </w:pPr>
-            <w:r>
-              <w:rPr>
-                <w:rFonts w:ascii="Calibri" w:eastAsia="Times New Roman" w:hAnsi="Calibri" w:cs="Calibri"/>
-                <w:color w:val="000000"/>
-                <w:kern w:val="0"/>
-                <w:lang w:val="ru-BY" w:eastAsia="ru-BY"/>
-                <w14:ligatures w14:val="none"/>
-              </w:rPr>
-              <w:t>fn main()  {}</w:t>
+            <w:proofErr w:type="spellStart"/>
+            <w:r>
+              <w:rPr>
+                <w:rFonts w:ascii="Calibri" w:eastAsia="Times New Roman" w:hAnsi="Calibri" w:cs="Calibri"/>
+                <w:color w:val="000000"/>
+                <w:kern w:val="0"/>
+                <w:lang w:val="ru-BY" w:eastAsia="ru-BY"/>
+                <w14:ligatures w14:val="none"/>
+              </w:rPr>
+              <w:t>fn</w:t>
+            </w:r>
+            <w:proofErr w:type="spellEnd"/>
+            <w:r>
+              <w:rPr>
+                <w:rFonts w:ascii="Calibri" w:eastAsia="Times New Roman" w:hAnsi="Calibri" w:cs="Calibri"/>
+                <w:color w:val="000000"/>
+                <w:kern w:val="0"/>
+                <w:lang w:val="ru-BY" w:eastAsia="ru-BY"/>
+                <w14:ligatures w14:val="none"/>
+              </w:rPr>
+              <w:t xml:space="preserve"> </w:t>
+            </w:r>
+            <w:proofErr w:type="spellStart"/>
+            <w:proofErr w:type="gramStart"/>
+            <w:r>
+              <w:rPr>
+                <w:rFonts w:ascii="Calibri" w:eastAsia="Times New Roman" w:hAnsi="Calibri" w:cs="Calibri"/>
+                <w:color w:val="000000"/>
+                <w:kern w:val="0"/>
+                <w:lang w:val="ru-BY" w:eastAsia="ru-BY"/>
+                <w14:ligatures w14:val="none"/>
+              </w:rPr>
+              <w:t>main</w:t>
+            </w:r>
+            <w:proofErr w:type="spellEnd"/>
+            <w:r>
+              <w:rPr>
+                <w:rFonts w:ascii="Calibri" w:eastAsia="Times New Roman" w:hAnsi="Calibri" w:cs="Calibri"/>
+                <w:color w:val="000000"/>
+                <w:kern w:val="0"/>
+                <w:lang w:val="ru-BY" w:eastAsia="ru-BY"/>
+                <w14:ligatures w14:val="none"/>
+              </w:rPr>
+              <w:t>()  {</w:t>
+            </w:r>
+            <w:proofErr w:type="gramEnd"/>
+            <w:r>
+              <w:rPr>
+                <w:rFonts w:ascii="Calibri" w:eastAsia="Times New Roman" w:hAnsi="Calibri" w:cs="Calibri"/>
+                <w:color w:val="000000"/>
+                <w:kern w:val="0"/>
+                <w:lang w:val="ru-BY" w:eastAsia="ru-BY"/>
+                <w14:ligatures w14:val="none"/>
+              </w:rPr>
+              <w:t>}</w:t>
             </w:r>
           </w:p>
         </w:tc>
@@ -4044,7 +4675,6 @@
               <w:bottom w:val="single" w:sz="4" w:space="0" w:color="auto"/>
               <w:right w:val="single" w:sz="4" w:space="0" w:color="auto"/>
             </w:tcBorders>
-            <w:shd w:val="clear" w:color="auto" w:fill="auto"/>
             <w:noWrap/>
             <w:vAlign w:val="bottom"/>
             <w:hideMark/>
@@ -4082,7 +4712,6 @@
               <w:bottom w:val="single" w:sz="4" w:space="0" w:color="auto"/>
               <w:right w:val="single" w:sz="4" w:space="0" w:color="auto"/>
             </w:tcBorders>
-            <w:shd w:val="clear" w:color="auto" w:fill="auto"/>
             <w:noWrap/>
             <w:vAlign w:val="bottom"/>
             <w:hideMark/>
@@ -4098,15 +4727,27 @@
                 <w14:ligatures w14:val="none"/>
               </w:rPr>
             </w:pPr>
-            <w:r>
-              <w:rPr>
-                <w:rFonts w:ascii="Calibri" w:eastAsia="Times New Roman" w:hAnsi="Calibri" w:cs="Calibri"/>
-                <w:color w:val="000000"/>
-                <w:kern w:val="0"/>
-                <w:lang w:val="ru-BY" w:eastAsia="ru-BY"/>
-                <w14:ligatures w14:val="none"/>
-              </w:rPr>
-              <w:t>loop {}</w:t>
+            <w:proofErr w:type="spellStart"/>
+            <w:r>
+              <w:rPr>
+                <w:rFonts w:ascii="Calibri" w:eastAsia="Times New Roman" w:hAnsi="Calibri" w:cs="Calibri"/>
+                <w:color w:val="000000"/>
+                <w:kern w:val="0"/>
+                <w:lang w:val="ru-BY" w:eastAsia="ru-BY"/>
+                <w14:ligatures w14:val="none"/>
+              </w:rPr>
+              <w:t>loop</w:t>
+            </w:r>
+            <w:proofErr w:type="spellEnd"/>
+            <w:r>
+              <w:rPr>
+                <w:rFonts w:ascii="Calibri" w:eastAsia="Times New Roman" w:hAnsi="Calibri" w:cs="Calibri"/>
+                <w:color w:val="000000"/>
+                <w:kern w:val="0"/>
+                <w:lang w:val="ru-BY" w:eastAsia="ru-BY"/>
+                <w14:ligatures w14:val="none"/>
+              </w:rPr>
+              <w:t xml:space="preserve"> {}</w:t>
             </w:r>
           </w:p>
         </w:tc>
@@ -4125,7 +4766,6 @@
               <w:bottom w:val="single" w:sz="4" w:space="0" w:color="auto"/>
               <w:right w:val="single" w:sz="4" w:space="0" w:color="auto"/>
             </w:tcBorders>
-            <w:shd w:val="clear" w:color="auto" w:fill="auto"/>
             <w:noWrap/>
             <w:vAlign w:val="bottom"/>
             <w:hideMark/>
@@ -4163,7 +4803,6 @@
               <w:bottom w:val="single" w:sz="4" w:space="0" w:color="auto"/>
               <w:right w:val="single" w:sz="4" w:space="0" w:color="auto"/>
             </w:tcBorders>
-            <w:shd w:val="clear" w:color="auto" w:fill="auto"/>
             <w:noWrap/>
             <w:vAlign w:val="bottom"/>
             <w:hideMark/>
@@ -4187,7 +4826,63 @@
                 <w:lang w:val="ru-BY" w:eastAsia="ru-BY"/>
                 <w14:ligatures w14:val="none"/>
               </w:rPr>
-              <w:t xml:space="preserve"> if total &gt; 25</w:t>
+              <w:t xml:space="preserve"> </w:t>
+            </w:r>
+            <w:proofErr w:type="spellStart"/>
+            <w:r>
+              <w:rPr>
+                <w:rFonts w:ascii="Calibri" w:eastAsia="Times New Roman" w:hAnsi="Calibri" w:cs="Calibri"/>
+                <w:color w:val="000000"/>
+                <w:kern w:val="0"/>
+                <w:lang w:val="ru-BY" w:eastAsia="ru-BY"/>
+                <w14:ligatures w14:val="none"/>
+              </w:rPr>
+              <w:t>if</w:t>
+            </w:r>
+            <w:proofErr w:type="spellEnd"/>
+            <w:r>
+              <w:rPr>
+                <w:rFonts w:ascii="Calibri" w:eastAsia="Times New Roman" w:hAnsi="Calibri" w:cs="Calibri"/>
+                <w:color w:val="000000"/>
+                <w:kern w:val="0"/>
+                <w:lang w:val="ru-BY" w:eastAsia="ru-BY"/>
+                <w14:ligatures w14:val="none"/>
+              </w:rPr>
+              <w:t xml:space="preserve"> </w:t>
+            </w:r>
+            <w:proofErr w:type="spellStart"/>
+            <w:proofErr w:type="gramStart"/>
+            <w:r>
+              <w:rPr>
+                <w:rFonts w:ascii="Calibri" w:eastAsia="Times New Roman" w:hAnsi="Calibri" w:cs="Calibri"/>
+                <w:color w:val="000000"/>
+                <w:kern w:val="0"/>
+                <w:lang w:val="ru-BY" w:eastAsia="ru-BY"/>
+                <w14:ligatures w14:val="none"/>
+              </w:rPr>
+              <w:t>total</w:t>
+            </w:r>
+            <w:proofErr w:type="spellEnd"/>
+            <w:r>
+              <w:rPr>
+                <w:rFonts w:ascii="Calibri" w:eastAsia="Times New Roman" w:hAnsi="Calibri" w:cs="Calibri"/>
+                <w:color w:val="000000"/>
+                <w:kern w:val="0"/>
+                <w:lang w:val="ru-BY" w:eastAsia="ru-BY"/>
+                <w14:ligatures w14:val="none"/>
+              </w:rPr>
+              <w:t xml:space="preserve"> &gt;</w:t>
+            </w:r>
+            <w:proofErr w:type="gramEnd"/>
+            <w:r>
+              <w:rPr>
+                <w:rFonts w:ascii="Calibri" w:eastAsia="Times New Roman" w:hAnsi="Calibri" w:cs="Calibri"/>
+                <w:color w:val="000000"/>
+                <w:kern w:val="0"/>
+                <w:lang w:val="ru-BY" w:eastAsia="ru-BY"/>
+                <w14:ligatures w14:val="none"/>
+              </w:rPr>
+              <w:t xml:space="preserve"> 25</w:t>
             </w:r>
           </w:p>
         </w:tc>
@@ -4276,7 +4971,7 @@
     </w:tbl>
     <w:p>
       <w:pPr>
-        <w:pStyle w:val="aa"/>
+        <w:pStyle w:val="NoSpacing"/>
         <w:ind w:left="720"/>
         <w:rPr>
           <w:rFonts w:eastAsia="Times New Roman"/>
@@ -4289,7 +4984,7 @@
     </w:p>
     <w:p>
       <w:pPr>
-        <w:pStyle w:val="aa"/>
+        <w:pStyle w:val="NoSpacing"/>
         <w:ind w:left="720"/>
         <w:rPr>
           <w:rFonts w:eastAsia="Times New Roman"/>
@@ -4302,7 +4997,7 @@
     </w:p>
     <w:p>
       <w:pPr>
-        <w:pStyle w:val="aa"/>
+        <w:pStyle w:val="NoSpacing"/>
         <w:ind w:left="720"/>
         <w:rPr>
           <w:rFonts w:eastAsia="Times New Roman"/>
@@ -4315,7 +5010,7 @@
     </w:p>
     <w:p>
       <w:pPr>
-        <w:pStyle w:val="aa"/>
+        <w:pStyle w:val="NoSpacing"/>
         <w:numPr>
           <w:ilvl w:val="0"/>
           <w:numId w:val="7"/>
@@ -4352,7 +5047,7 @@
     </w:p>
     <w:p>
       <w:pPr>
-        <w:pStyle w:val="aa"/>
+        <w:pStyle w:val="NoSpacing"/>
         <w:ind w:left="720"/>
         <w:rPr>
           <w:rFonts w:eastAsia="Times New Roman"/>
@@ -4365,7 +5060,7 @@
     </w:p>
     <w:p>
       <w:pPr>
-        <w:pStyle w:val="aa"/>
+        <w:pStyle w:val="NoSpacing"/>
         <w:ind w:left="720"/>
         <w:rPr>
           <w:rFonts w:eastAsia="Times New Roman"/>
@@ -4378,7 +5073,7 @@
     </w:p>
     <w:p>
       <w:pPr>
-        <w:pStyle w:val="aa"/>
+        <w:pStyle w:val="NoSpacing"/>
         <w:ind w:left="720"/>
         <w:rPr>
           <w:rFonts w:eastAsia="Times New Roman"/>
@@ -4450,7 +5145,7 @@
 </file>
 
 <file path=word/numbering.xml><?xml version="1.0" encoding="utf-8"?>
-<w:numbering xmlns:wpc="http://schemas.microsoft.com/office/word/2010/wordprocessingCanvas" xmlns:cx="http://schemas.microsoft.com/office/drawing/2014/chartex" xmlns:cx1="http://schemas.microsoft.com/office/drawing/2015/9/8/chartex" xmlns:cx2="http://schemas.microsoft.com/office/drawing/2015/10/21/chartex" xmlns:cx3="http://schemas.microsoft.com/office/drawing/2016/5/9/chartex" xmlns:cx4="http://schemas.microsoft.com/office/drawing/2016/5/10/chartex" xmlns:cx5="http://schemas.microsoft.com/office/drawing/2016/5/11/chartex" xmlns:cx6="http://schemas.microsoft.com/office/drawing/2016/5/12/chartex" xmlns:cx7="http://schemas.microsoft.com/office/drawing/2016/5/13/chartex" xmlns:cx8="http://schemas.microsoft.com/office/drawing/2016/5/14/chartex" xmlns:mc="http://schemas.openxmlformats.org/markup-compatibility/2006" xmlns:aink="http://schemas.microsoft.com/office/drawing/2016/ink" xmlns:am3d="http://schemas.microsoft.com/office/drawing/2017/model3d" xmlns:o="urn:schemas-microsoft-com:office:office" xmlns:oel="http://schemas.microsoft.com/office/2019/extlst" xmlns:r="http://schemas.openxmlformats.org/officeDocument/2006/relationships" xmlns:m="http://schemas.openxmlformats.org/officeDocument/2006/math" xmlns:v="urn:schemas-microsoft-com:vml" xmlns:wp14="http://schemas.microsoft.com/office/word/2010/wordprocessingDrawing" xmlns:wp="http://schemas.openxmlformats.org/drawingml/2006/wordprocessingDrawing" xmlns:w10="urn:schemas-microsoft-com:office:word" xmlns:w="http://schemas.openxmlformats.org/wordprocessingml/2006/main" xmlns:w14="http://schemas.microsoft.com/office/word/2010/wordml" xmlns:w15="http://schemas.microsoft.com/office/word/2012/wordml" xmlns:w16cex="http://schemas.microsoft.com/office/word/2018/wordml/cex" xmlns:w16cid="http://schemas.microsoft.com/office/word/2016/wordml/cid" xmlns:w16="http://schemas.microsoft.com/office/word/2018/wordml" xmlns:w16sdtdh="http://schemas.microsoft.com/office/word/2020/wordml/sdtdatahash" xmlns:w16se="http://schemas.microsoft.com/office/word/2015/wordml/symex" xmlns:wpg="http://schemas.microsoft.com/office/word/2010/wordprocessingGroup" xmlns:wpi="http://schemas.microsoft.com/office/word/2010/wordprocessingInk" xmlns:wne="http://schemas.microsoft.com/office/word/2006/wordml" xmlns:wps="http://schemas.microsoft.com/office/word/2010/wordprocessingShape" mc:Ignorable="w14 w15 w16se w16cid w16 w16cex w16sdtdh wp14">
+<w:numbering xmlns:wpc="http://schemas.microsoft.com/office/word/2010/wordprocessingCanvas" xmlns:cx="http://schemas.microsoft.com/office/drawing/2014/chartex" xmlns:cx1="http://schemas.microsoft.com/office/drawing/2015/9/8/chartex" xmlns:cx2="http://schemas.microsoft.com/office/drawing/2015/10/21/chartex" xmlns:cx3="http://schemas.microsoft.com/office/drawing/2016/5/9/chartex" xmlns:cx4="http://schemas.microsoft.com/office/drawing/2016/5/10/chartex" xmlns:cx5="http://schemas.microsoft.com/office/drawing/2016/5/11/chartex" xmlns:cx6="http://schemas.microsoft.com/office/drawing/2016/5/12/chartex" xmlns:cx7="http://schemas.microsoft.com/office/drawing/2016/5/13/chartex" xmlns:cx8="http://schemas.microsoft.com/office/drawing/2016/5/14/chartex" xmlns:mc="http://schemas.openxmlformats.org/markup-compatibility/2006" xmlns:aink="http://schemas.microsoft.com/office/drawing/2016/ink" xmlns:am3d="http://schemas.microsoft.com/office/drawing/2017/model3d" xmlns:o="urn:schemas-microsoft-com:office:office" xmlns:oel="http://schemas.microsoft.com/office/2019/extlst" xmlns:r="http://schemas.openxmlformats.org/officeDocument/2006/relationships" xmlns:m="http://schemas.openxmlformats.org/officeDocument/2006/math" xmlns:v="urn:schemas-microsoft-com:vml" xmlns:wp14="http://schemas.microsoft.com/office/word/2010/wordprocessingDrawing" xmlns:wp="http://schemas.openxmlformats.org/drawingml/2006/wordprocessingDrawing" xmlns:w10="urn:schemas-microsoft-com:office:word" xmlns:w="http://schemas.openxmlformats.org/wordprocessingml/2006/main" xmlns:w14="http://schemas.microsoft.com/office/word/2010/wordml" xmlns:w15="http://schemas.microsoft.com/office/word/2012/wordml" xmlns:w16cex="http://schemas.microsoft.com/office/word/2018/wordml/cex" xmlns:w16cid="http://schemas.microsoft.com/office/word/2016/wordml/cid" xmlns:w16="http://schemas.microsoft.com/office/word/2018/wordml" xmlns:w16du="http://schemas.microsoft.com/office/word/2023/wordml/word16du" xmlns:w16sdtdh="http://schemas.microsoft.com/office/word/2020/wordml/sdtdatahash" xmlns:w16sdtfl="http://schemas.microsoft.com/office/word/2024/wordml/sdtformatlock" xmlns:w16se="http://schemas.microsoft.com/office/word/2015/wordml/symex" xmlns:wpg="http://schemas.microsoft.com/office/word/2010/wordprocessingGroup" xmlns:wpi="http://schemas.microsoft.com/office/word/2010/wordprocessingInk" xmlns:wne="http://schemas.microsoft.com/office/word/2006/wordml" xmlns:wps="http://schemas.microsoft.com/office/word/2010/wordprocessingShape" mc:Ignorable="w14 w15 w16se w16cid w16 w16cex w16sdtdh w16sdtfl w16du wp14">
   <w:abstractNum w:abstractNumId="0" w15:restartNumberingAfterBreak="0">
     <w:nsid w:val="F78804A0"/>
     <w:multiLevelType w:val="singleLevel"/>
@@ -5016,7 +5711,7 @@
     <w:lvl w:ilvl="0">
       <w:start w:val="1"/>
       <w:numFmt w:val="decimal"/>
-      <w:pStyle w:val="1"/>
+      <w:pStyle w:val="Heading1"/>
       <w:suff w:val="space"/>
       <w:lvlText w:val="%1"/>
       <w:lvlJc w:val="left"/>
@@ -5047,7 +5742,7 @@
     <w:lvl w:ilvl="1">
       <w:start w:val="1"/>
       <w:numFmt w:val="decimal"/>
-      <w:pStyle w:val="2"/>
+      <w:pStyle w:val="Heading2"/>
       <w:isLgl/>
       <w:suff w:val="space"/>
       <w:lvlText w:val="%1.%2"/>
@@ -5062,7 +5757,7 @@
     <w:lvl w:ilvl="2">
       <w:start w:val="1"/>
       <w:numFmt w:val="decimal"/>
-      <w:pStyle w:val="3"/>
+      <w:pStyle w:val="Heading3"/>
       <w:isLgl/>
       <w:suff w:val="space"/>
       <w:lvlText w:val="%1.%2.%3"/>
@@ -5077,7 +5772,7 @@
     <w:lvl w:ilvl="3">
       <w:start w:val="1"/>
       <w:numFmt w:val="decimal"/>
-      <w:pStyle w:val="4"/>
+      <w:pStyle w:val="Heading4"/>
       <w:isLgl/>
       <w:suff w:val="space"/>
       <w:lvlText w:val="%1.%2.%3.%4"/>
@@ -5347,7 +6042,7 @@
 </file>
 
 <file path=word/styles.xml><?xml version="1.0" encoding="utf-8"?>
-<w:styles xmlns:mc="http://schemas.openxmlformats.org/markup-compatibility/2006" xmlns:r="http://schemas.openxmlformats.org/officeDocument/2006/relationships" xmlns:w="http://schemas.openxmlformats.org/wordprocessingml/2006/main" xmlns:w14="http://schemas.microsoft.com/office/word/2010/wordml" xmlns:w15="http://schemas.microsoft.com/office/word/2012/wordml" xmlns:w16cex="http://schemas.microsoft.com/office/word/2018/wordml/cex" xmlns:w16cid="http://schemas.microsoft.com/office/word/2016/wordml/cid" xmlns:w16="http://schemas.microsoft.com/office/word/2018/wordml" xmlns:w16sdtdh="http://schemas.microsoft.com/office/word/2020/wordml/sdtdatahash" xmlns:w16se="http://schemas.microsoft.com/office/word/2015/wordml/symex" mc:Ignorable="w14 w15 w16se w16cid w16 w16cex w16sdtdh">
+<w:styles xmlns:mc="http://schemas.openxmlformats.org/markup-compatibility/2006" xmlns:r="http://schemas.openxmlformats.org/officeDocument/2006/relationships" xmlns:w="http://schemas.openxmlformats.org/wordprocessingml/2006/main" xmlns:w14="http://schemas.microsoft.com/office/word/2010/wordml" xmlns:w15="http://schemas.microsoft.com/office/word/2012/wordml" xmlns:w16cex="http://schemas.microsoft.com/office/word/2018/wordml/cex" xmlns:w16cid="http://schemas.microsoft.com/office/word/2016/wordml/cid" xmlns:w16="http://schemas.microsoft.com/office/word/2018/wordml" xmlns:w16du="http://schemas.microsoft.com/office/word/2023/wordml/word16du" xmlns:w16sdtdh="http://schemas.microsoft.com/office/word/2020/wordml/sdtdatahash" xmlns:w16sdtfl="http://schemas.microsoft.com/office/word/2024/wordml/sdtformatlock" xmlns:w16se="http://schemas.microsoft.com/office/word/2015/wordml/symex" mc:Ignorable="w14 w15 w16se w16cid w16 w16cex w16sdtdh w16sdtfl w16du">
   <w:docDefaults>
     <w:rPrDefault>
       <w:rPr>
@@ -5743,7 +6438,7 @@
     <w:lsdException w:name="Unresolved Mention" w:semiHidden="1" w:unhideWhenUsed="1"/>
     <w:lsdException w:name="Smart Link" w:semiHidden="1" w:unhideWhenUsed="1"/>
   </w:latentStyles>
-  <w:style w:type="paragraph" w:default="1" w:styleId="a">
+  <w:style w:type="paragraph" w:default="1" w:styleId="Normal">
     <w:name w:val="Normal"/>
     <w:qFormat/>
     <w:rsid w:val="00FA6049"/>
@@ -5751,12 +6446,12 @@
       <w:spacing w:line="252" w:lineRule="auto"/>
     </w:pPr>
   </w:style>
-  <w:style w:type="paragraph" w:styleId="1">
+  <w:style w:type="paragraph" w:styleId="Heading1">
     <w:name w:val="heading 1"/>
     <w:aliases w:val="2..4"/>
-    <w:basedOn w:val="a"/>
-    <w:next w:val="a"/>
-    <w:link w:val="10"/>
+    <w:basedOn w:val="Normal"/>
+    <w:next w:val="Normal"/>
+    <w:link w:val="Heading1Char"/>
     <w:uiPriority w:val="9"/>
     <w:qFormat/>
     <w:rsid w:val="00C14F3E"/>
@@ -5783,11 +6478,11 @@
       <w14:ligatures w14:val="none"/>
     </w:rPr>
   </w:style>
-  <w:style w:type="paragraph" w:styleId="2">
+  <w:style w:type="paragraph" w:styleId="Heading2">
     <w:name w:val="heading 2"/>
-    <w:basedOn w:val="a"/>
-    <w:next w:val="a"/>
-    <w:link w:val="20"/>
+    <w:basedOn w:val="Normal"/>
+    <w:next w:val="Normal"/>
+    <w:link w:val="Heading2Char"/>
     <w:uiPriority w:val="9"/>
     <w:unhideWhenUsed/>
     <w:qFormat/>
@@ -5814,11 +6509,11 @@
       <w14:ligatures w14:val="none"/>
     </w:rPr>
   </w:style>
-  <w:style w:type="paragraph" w:styleId="3">
+  <w:style w:type="paragraph" w:styleId="Heading3">
     <w:name w:val="heading 3"/>
-    <w:basedOn w:val="a"/>
-    <w:next w:val="a"/>
-    <w:link w:val="30"/>
+    <w:basedOn w:val="Normal"/>
+    <w:next w:val="Normal"/>
+    <w:link w:val="Heading3Char"/>
     <w:uiPriority w:val="9"/>
     <w:unhideWhenUsed/>
     <w:qFormat/>
@@ -5843,11 +6538,11 @@
       <w14:ligatures w14:val="none"/>
     </w:rPr>
   </w:style>
-  <w:style w:type="paragraph" w:styleId="4">
+  <w:style w:type="paragraph" w:styleId="Heading4">
     <w:name w:val="heading 4"/>
-    <w:basedOn w:val="3"/>
-    <w:next w:val="a"/>
-    <w:link w:val="40"/>
+    <w:basedOn w:val="Heading3"/>
+    <w:next w:val="Normal"/>
+    <w:link w:val="Heading4Char"/>
     <w:uiPriority w:val="9"/>
     <w:unhideWhenUsed/>
     <w:qFormat/>
@@ -5865,13 +6560,13 @@
       <w:lang w:val="en-US"/>
     </w:rPr>
   </w:style>
-  <w:style w:type="character" w:default="1" w:styleId="a0">
+  <w:style w:type="character" w:default="1" w:styleId="DefaultParagraphFont">
     <w:name w:val="Default Paragraph Font"/>
     <w:uiPriority w:val="1"/>
     <w:semiHidden/>
     <w:unhideWhenUsed/>
   </w:style>
-  <w:style w:type="table" w:default="1" w:styleId="a1">
+  <w:style w:type="table" w:default="1" w:styleId="TableNormal">
     <w:name w:val="Normal Table"/>
     <w:uiPriority w:val="99"/>
     <w:semiHidden/>
@@ -5886,15 +6581,15 @@
       </w:tblCellMar>
     </w:tblPr>
   </w:style>
-  <w:style w:type="numbering" w:default="1" w:styleId="a2">
+  <w:style w:type="numbering" w:default="1" w:styleId="NoList">
     <w:name w:val="No List"/>
     <w:uiPriority w:val="99"/>
     <w:semiHidden/>
     <w:unhideWhenUsed/>
   </w:style>
-  <w:style w:type="paragraph" w:styleId="a3">
+  <w:style w:type="paragraph" w:styleId="ListParagraph">
     <w:name w:val="List Paragraph"/>
-    <w:basedOn w:val="a"/>
+    <w:basedOn w:val="Normal"/>
     <w:uiPriority w:val="34"/>
     <w:qFormat/>
     <w:rsid w:val="006001AC"/>
@@ -5903,10 +6598,10 @@
       <w:contextualSpacing/>
     </w:pPr>
   </w:style>
-  <w:style w:type="paragraph" w:styleId="a4">
+  <w:style w:type="paragraph" w:styleId="Header">
     <w:name w:val="header"/>
-    <w:basedOn w:val="a"/>
-    <w:link w:val="a5"/>
+    <w:basedOn w:val="Normal"/>
+    <w:link w:val="HeaderChar"/>
     <w:rsid w:val="003D268A"/>
     <w:pPr>
       <w:tabs>
@@ -5924,10 +6619,10 @@
       <w14:ligatures w14:val="none"/>
     </w:rPr>
   </w:style>
-  <w:style w:type="character" w:customStyle="1" w:styleId="a5">
-    <w:name w:val="Верхний колонтитул Знак"/>
-    <w:basedOn w:val="a0"/>
-    <w:link w:val="a4"/>
+  <w:style w:type="character" w:customStyle="1" w:styleId="HeaderChar">
+    <w:name w:val="Header Char"/>
+    <w:basedOn w:val="DefaultParagraphFont"/>
+    <w:link w:val="Header"/>
     <w:rsid w:val="003D268A"/>
     <w:rPr>
       <w:rFonts w:eastAsiaTheme="minorEastAsia"/>
@@ -5938,10 +6633,10 @@
       <w14:ligatures w14:val="none"/>
     </w:rPr>
   </w:style>
-  <w:style w:type="paragraph" w:styleId="a6">
+  <w:style w:type="paragraph" w:styleId="Footer">
     <w:name w:val="footer"/>
-    <w:basedOn w:val="a"/>
-    <w:link w:val="a7"/>
+    <w:basedOn w:val="Normal"/>
+    <w:link w:val="FooterChar"/>
     <w:rsid w:val="003D268A"/>
     <w:pPr>
       <w:tabs>
@@ -5959,10 +6654,10 @@
       <w14:ligatures w14:val="none"/>
     </w:rPr>
   </w:style>
-  <w:style w:type="character" w:customStyle="1" w:styleId="a7">
-    <w:name w:val="Нижний колонтитул Знак"/>
-    <w:basedOn w:val="a0"/>
-    <w:link w:val="a6"/>
+  <w:style w:type="character" w:customStyle="1" w:styleId="FooterChar">
+    <w:name w:val="Footer Char"/>
+    <w:basedOn w:val="DefaultParagraphFont"/>
+    <w:link w:val="Footer"/>
     <w:rsid w:val="003D268A"/>
     <w:rPr>
       <w:rFonts w:eastAsiaTheme="minorEastAsia"/>
@@ -5973,9 +6668,9 @@
       <w14:ligatures w14:val="none"/>
     </w:rPr>
   </w:style>
-  <w:style w:type="table" w:styleId="a8">
+  <w:style w:type="table" w:styleId="TableGrid">
     <w:name w:val="Table Grid"/>
-    <w:basedOn w:val="a1"/>
+    <w:basedOn w:val="TableNormal"/>
     <w:rsid w:val="003D268A"/>
     <w:pPr>
       <w:widowControl w:val="0"/>
@@ -6001,10 +6696,10 @@
       </w:tblBorders>
     </w:tblPr>
   </w:style>
-  <w:style w:type="paragraph" w:styleId="HTML">
+  <w:style w:type="paragraph" w:styleId="HTMLPreformatted">
     <w:name w:val="HTML Preformatted"/>
-    <w:basedOn w:val="a"/>
-    <w:link w:val="HTML0"/>
+    <w:basedOn w:val="Normal"/>
+    <w:link w:val="HTMLPreformattedChar"/>
     <w:uiPriority w:val="99"/>
     <w:unhideWhenUsed/>
     <w:rsid w:val="007C1B5A"/>
@@ -6038,10 +6733,10 @@
       <w14:ligatures w14:val="none"/>
     </w:rPr>
   </w:style>
-  <w:style w:type="character" w:customStyle="1" w:styleId="HTML0">
-    <w:name w:val="Стандартный HTML Знак"/>
-    <w:basedOn w:val="a0"/>
-    <w:link w:val="HTML"/>
+  <w:style w:type="character" w:customStyle="1" w:styleId="HTMLPreformattedChar">
+    <w:name w:val="HTML Preformatted Char"/>
+    <w:basedOn w:val="DefaultParagraphFont"/>
+    <w:link w:val="HTMLPreformatted"/>
     <w:uiPriority w:val="99"/>
     <w:rsid w:val="007C1B5A"/>
     <w:rPr>
@@ -6053,11 +6748,11 @@
       <w14:ligatures w14:val="none"/>
     </w:rPr>
   </w:style>
-  <w:style w:type="character" w:customStyle="1" w:styleId="10">
-    <w:name w:val="Заголовок 1 Знак"/>
-    <w:aliases w:val="2..4 Знак"/>
-    <w:basedOn w:val="a0"/>
-    <w:link w:val="1"/>
+  <w:style w:type="character" w:customStyle="1" w:styleId="Heading1Char">
+    <w:name w:val="Heading 1 Char"/>
+    <w:aliases w:val="2..4 Char"/>
+    <w:basedOn w:val="DefaultParagraphFont"/>
+    <w:link w:val="Heading1"/>
     <w:uiPriority w:val="9"/>
     <w:rsid w:val="00C14F3E"/>
     <w:rPr>
@@ -6072,10 +6767,10 @@
       <w14:ligatures w14:val="none"/>
     </w:rPr>
   </w:style>
-  <w:style w:type="character" w:customStyle="1" w:styleId="20">
-    <w:name w:val="Заголовок 2 Знак"/>
-    <w:basedOn w:val="a0"/>
-    <w:link w:val="2"/>
+  <w:style w:type="character" w:customStyle="1" w:styleId="Heading2Char">
+    <w:name w:val="Heading 2 Char"/>
+    <w:basedOn w:val="DefaultParagraphFont"/>
+    <w:link w:val="Heading2"/>
     <w:uiPriority w:val="9"/>
     <w:rsid w:val="00C14F3E"/>
     <w:rPr>
@@ -6089,10 +6784,10 @@
       <w14:ligatures w14:val="none"/>
     </w:rPr>
   </w:style>
-  <w:style w:type="character" w:customStyle="1" w:styleId="30">
-    <w:name w:val="Заголовок 3 Знак"/>
-    <w:basedOn w:val="a0"/>
-    <w:link w:val="3"/>
+  <w:style w:type="character" w:customStyle="1" w:styleId="Heading3Char">
+    <w:name w:val="Heading 3 Char"/>
+    <w:basedOn w:val="DefaultParagraphFont"/>
+    <w:link w:val="Heading3"/>
     <w:uiPriority w:val="9"/>
     <w:rsid w:val="00C14F3E"/>
     <w:rPr>
@@ -6104,10 +6799,10 @@
       <w14:ligatures w14:val="none"/>
     </w:rPr>
   </w:style>
-  <w:style w:type="character" w:customStyle="1" w:styleId="40">
-    <w:name w:val="Заголовок 4 Знак"/>
-    <w:basedOn w:val="a0"/>
-    <w:link w:val="4"/>
+  <w:style w:type="character" w:customStyle="1" w:styleId="Heading4Char">
+    <w:name w:val="Heading 4 Char"/>
+    <w:basedOn w:val="DefaultParagraphFont"/>
+    <w:link w:val="Heading4"/>
     <w:uiPriority w:val="9"/>
     <w:rsid w:val="00C14F3E"/>
     <w:rPr>
@@ -6119,9 +6814,9 @@
       <w14:ligatures w14:val="none"/>
     </w:rPr>
   </w:style>
-  <w:style w:type="character" w:styleId="a9">
+  <w:style w:type="character" w:styleId="PlaceholderText">
     <w:name w:val="Placeholder Text"/>
-    <w:basedOn w:val="a0"/>
+    <w:basedOn w:val="DefaultParagraphFont"/>
     <w:uiPriority w:val="99"/>
     <w:semiHidden/>
     <w:rsid w:val="00164444"/>
@@ -6129,7 +6824,7 @@
       <w:color w:val="808080"/>
     </w:rPr>
   </w:style>
-  <w:style w:type="paragraph" w:styleId="aa">
+  <w:style w:type="paragraph" w:styleId="NoSpacing">
     <w:name w:val="No Spacing"/>
     <w:uiPriority w:val="1"/>
     <w:qFormat/>
@@ -6144,9 +6839,9 @@
       <w14:ligatures w14:val="none"/>
     </w:rPr>
   </w:style>
-  <w:style w:type="character" w:styleId="ab">
+  <w:style w:type="character" w:styleId="CommentReference">
     <w:name w:val="annotation reference"/>
-    <w:basedOn w:val="a0"/>
+    <w:basedOn w:val="DefaultParagraphFont"/>
     <w:uiPriority w:val="99"/>
     <w:semiHidden/>
     <w:unhideWhenUsed/>
@@ -6156,10 +6851,10 @@
       <w:szCs w:val="16"/>
     </w:rPr>
   </w:style>
-  <w:style w:type="paragraph" w:styleId="ac">
+  <w:style w:type="paragraph" w:styleId="CommentText">
     <w:name w:val="annotation text"/>
-    <w:basedOn w:val="a"/>
-    <w:link w:val="ad"/>
+    <w:basedOn w:val="Normal"/>
+    <w:link w:val="CommentTextChar"/>
     <w:uiPriority w:val="99"/>
     <w:semiHidden/>
     <w:unhideWhenUsed/>
@@ -6172,10 +6867,10 @@
       <w:szCs w:val="20"/>
     </w:rPr>
   </w:style>
-  <w:style w:type="character" w:customStyle="1" w:styleId="ad">
-    <w:name w:val="Текст примечания Знак"/>
-    <w:basedOn w:val="a0"/>
-    <w:link w:val="ac"/>
+  <w:style w:type="character" w:customStyle="1" w:styleId="CommentTextChar">
+    <w:name w:val="Comment Text Char"/>
+    <w:basedOn w:val="DefaultParagraphFont"/>
+    <w:link w:val="CommentText"/>
     <w:uiPriority w:val="99"/>
     <w:semiHidden/>
     <w:rsid w:val="00C66327"/>
@@ -6184,11 +6879,11 @@
       <w:szCs w:val="20"/>
     </w:rPr>
   </w:style>
-  <w:style w:type="paragraph" w:styleId="ae">
+  <w:style w:type="paragraph" w:styleId="CommentSubject">
     <w:name w:val="annotation subject"/>
-    <w:basedOn w:val="ac"/>
-    <w:next w:val="ac"/>
-    <w:link w:val="af"/>
+    <w:basedOn w:val="CommentText"/>
+    <w:next w:val="CommentText"/>
+    <w:link w:val="CommentSubjectChar"/>
     <w:uiPriority w:val="99"/>
     <w:semiHidden/>
     <w:unhideWhenUsed/>
@@ -6198,10 +6893,10 @@
       <w:bCs/>
     </w:rPr>
   </w:style>
-  <w:style w:type="character" w:customStyle="1" w:styleId="af">
-    <w:name w:val="Тема примечания Знак"/>
-    <w:basedOn w:val="ad"/>
-    <w:link w:val="ae"/>
+  <w:style w:type="character" w:customStyle="1" w:styleId="CommentSubjectChar">
+    <w:name w:val="Comment Subject Char"/>
+    <w:basedOn w:val="CommentTextChar"/>
+    <w:link w:val="CommentSubject"/>
     <w:uiPriority w:val="99"/>
     <w:semiHidden/>
     <w:rsid w:val="00C66327"/>

--- a/lab2/СПО_2_ОТЧЕТ.docx
+++ b/lab2/СПО_2_ОТЧЕТ.docx
@@ -1,6 +1,6 @@
 
 <file path=word/document.xml><?xml version="1.0" encoding="utf-8"?>
-<w:document xmlns:wpc="http://schemas.microsoft.com/office/word/2010/wordprocessingCanvas" xmlns:cx="http://schemas.microsoft.com/office/drawing/2014/chartex" xmlns:cx1="http://schemas.microsoft.com/office/drawing/2015/9/8/chartex" xmlns:cx2="http://schemas.microsoft.com/office/drawing/2015/10/21/chartex" xmlns:cx3="http://schemas.microsoft.com/office/drawing/2016/5/9/chartex" xmlns:cx4="http://schemas.microsoft.com/office/drawing/2016/5/10/chartex" xmlns:cx5="http://schemas.microsoft.com/office/drawing/2016/5/11/chartex" xmlns:cx6="http://schemas.microsoft.com/office/drawing/2016/5/12/chartex" xmlns:cx7="http://schemas.microsoft.com/office/drawing/2016/5/13/chartex" xmlns:cx8="http://schemas.microsoft.com/office/drawing/2016/5/14/chartex" xmlns:mc="http://schemas.openxmlformats.org/markup-compatibility/2006" xmlns:aink="http://schemas.microsoft.com/office/drawing/2016/ink" xmlns:am3d="http://schemas.microsoft.com/office/drawing/2017/model3d" xmlns:o="urn:schemas-microsoft-com:office:office" xmlns:oel="http://schemas.microsoft.com/office/2019/extlst" xmlns:r="http://schemas.openxmlformats.org/officeDocument/2006/relationships" xmlns:m="http://schemas.openxmlformats.org/officeDocument/2006/math" xmlns:v="urn:schemas-microsoft-com:vml" xmlns:wp14="http://schemas.microsoft.com/office/word/2010/wordprocessingDrawing" xmlns:wp="http://schemas.openxmlformats.org/drawingml/2006/wordprocessingDrawing" xmlns:w10="urn:schemas-microsoft-com:office:word" xmlns:w="http://schemas.openxmlformats.org/wordprocessingml/2006/main" xmlns:w14="http://schemas.microsoft.com/office/word/2010/wordml" xmlns:w15="http://schemas.microsoft.com/office/word/2012/wordml" xmlns:w16cex="http://schemas.microsoft.com/office/word/2018/wordml/cex" xmlns:w16cid="http://schemas.microsoft.com/office/word/2016/wordml/cid" xmlns:w16="http://schemas.microsoft.com/office/word/2018/wordml" xmlns:w16du="http://schemas.microsoft.com/office/word/2023/wordml/word16du" xmlns:w16sdtdh="http://schemas.microsoft.com/office/word/2020/wordml/sdtdatahash" xmlns:w16sdtfl="http://schemas.microsoft.com/office/word/2024/wordml/sdtformatlock" xmlns:w16se="http://schemas.microsoft.com/office/word/2015/wordml/symex" xmlns:wpg="http://schemas.microsoft.com/office/word/2010/wordprocessingGroup" xmlns:wpi="http://schemas.microsoft.com/office/word/2010/wordprocessingInk" xmlns:wne="http://schemas.microsoft.com/office/word/2006/wordml" xmlns:wps="http://schemas.microsoft.com/office/word/2010/wordprocessingShape" mc:Ignorable="w14 w15 w16se w16cid w16 w16cex w16sdtdh w16sdtfl w16du wp14">
+<w:document xmlns:wpc="http://schemas.microsoft.com/office/word/2010/wordprocessingCanvas" xmlns:cx="http://schemas.microsoft.com/office/drawing/2014/chartex" xmlns:cx1="http://schemas.microsoft.com/office/drawing/2015/9/8/chartex" xmlns:cx2="http://schemas.microsoft.com/office/drawing/2015/10/21/chartex" xmlns:cx3="http://schemas.microsoft.com/office/drawing/2016/5/9/chartex" xmlns:cx4="http://schemas.microsoft.com/office/drawing/2016/5/10/chartex" xmlns:cx5="http://schemas.microsoft.com/office/drawing/2016/5/11/chartex" xmlns:cx6="http://schemas.microsoft.com/office/drawing/2016/5/12/chartex" xmlns:cx7="http://schemas.microsoft.com/office/drawing/2016/5/13/chartex" xmlns:cx8="http://schemas.microsoft.com/office/drawing/2016/5/14/chartex" xmlns:mc="http://schemas.openxmlformats.org/markup-compatibility/2006" xmlns:aink="http://schemas.microsoft.com/office/drawing/2016/ink" xmlns:am3d="http://schemas.microsoft.com/office/drawing/2017/model3d" xmlns:o="urn:schemas-microsoft-com:office:office" xmlns:oel="http://schemas.microsoft.com/office/2019/extlst" xmlns:r="http://schemas.openxmlformats.org/officeDocument/2006/relationships" xmlns:m="http://schemas.openxmlformats.org/officeDocument/2006/math" xmlns:v="urn:schemas-microsoft-com:vml" xmlns:wp14="http://schemas.microsoft.com/office/word/2010/wordprocessingDrawing" xmlns:wp="http://schemas.openxmlformats.org/drawingml/2006/wordprocessingDrawing" xmlns:w10="urn:schemas-microsoft-com:office:word" xmlns:w="http://schemas.openxmlformats.org/wordprocessingml/2006/main" xmlns:w14="http://schemas.microsoft.com/office/word/2010/wordml" xmlns:w15="http://schemas.microsoft.com/office/word/2012/wordml" xmlns:w16cex="http://schemas.microsoft.com/office/word/2018/wordml/cex" xmlns:w16cid="http://schemas.microsoft.com/office/word/2016/wordml/cid" xmlns:w16="http://schemas.microsoft.com/office/word/2018/wordml" xmlns:w16sdtdh="http://schemas.microsoft.com/office/word/2020/wordml/sdtdatahash" xmlns:w16se="http://schemas.microsoft.com/office/word/2015/wordml/symex" xmlns:wpg="http://schemas.microsoft.com/office/word/2010/wordprocessingGroup" xmlns:wpi="http://schemas.microsoft.com/office/word/2010/wordprocessingInk" xmlns:wne="http://schemas.microsoft.com/office/word/2006/wordml" xmlns:wps="http://schemas.microsoft.com/office/word/2010/wordprocessingShape" mc:Ignorable="w14 w15 w16se w16cid w16 w16cex w16sdtdh wp14">
   <w:body>
     <w:p>
       <w:pPr>
@@ -248,7 +248,6 @@
           <w:szCs w:val="28"/>
         </w:rPr>
       </w:pPr>
-      <w:proofErr w:type="gramStart"/>
       <w:r>
         <w:rPr>
           <w:rFonts w:ascii="Times New Roman" w:hAnsi="Times New Roman" w:cs="Times New Roman"/>
@@ -297,7 +296,6 @@
         </w:rPr>
         <w:t>.</w:t>
       </w:r>
-      <w:proofErr w:type="gramEnd"/>
     </w:p>
     <w:p>
       <w:pPr>
@@ -493,7 +491,7 @@
     </w:p>
     <w:p>
       <w:pPr>
-        <w:pStyle w:val="ListParagraph"/>
+        <w:pStyle w:val="a3"/>
         <w:numPr>
           <w:ilvl w:val="0"/>
           <w:numId w:val="7"/>
@@ -542,7 +540,7 @@
     </w:p>
     <w:p>
       <w:pPr>
-        <w:pStyle w:val="NoSpacing"/>
+        <w:pStyle w:val="aa"/>
         <w:rPr>
           <w:rFonts w:ascii="JetBrains Mono" w:eastAsia="Times New Roman" w:hAnsi="JetBrains Mono" w:cs="JetBrains Mono"/>
           <w:sz w:val="20"/>
@@ -568,32 +566,12 @@
           <w:szCs w:val="20"/>
           <w:lang w:val="en-US" w:eastAsia="ru-RU"/>
         </w:rPr>
-        <w:t xml:space="preserve"> </w:t>
-      </w:r>
-      <w:proofErr w:type="gramStart"/>
-      <w:r>
-        <w:rPr>
-          <w:rFonts w:ascii="JetBrains Mono" w:eastAsia="Times New Roman" w:hAnsi="JetBrains Mono" w:cs="JetBrains Mono"/>
-          <w:sz w:val="20"/>
-          <w:szCs w:val="20"/>
-          <w:lang w:val="en-US" w:eastAsia="ru-RU"/>
-        </w:rPr>
-        <w:t>main(</w:t>
-      </w:r>
-      <w:proofErr w:type="gramEnd"/>
-      <w:r>
-        <w:rPr>
-          <w:rFonts w:ascii="JetBrains Mono" w:eastAsia="Times New Roman" w:hAnsi="JetBrains Mono" w:cs="JetBrains Mono"/>
-          <w:sz w:val="20"/>
-          <w:szCs w:val="20"/>
-          <w:lang w:val="en-US" w:eastAsia="ru-RU"/>
-        </w:rPr>
-        <w:t>) {</w:t>
-      </w:r>
-    </w:p>
-    <w:p>
-      <w:pPr>
-        <w:pStyle w:val="NoSpacing"/>
+        <w:t xml:space="preserve"> main() {</w:t>
+      </w:r>
+    </w:p>
+    <w:p>
+      <w:pPr>
+        <w:pStyle w:val="aa"/>
         <w:rPr>
           <w:rFonts w:ascii="JetBrains Mono" w:eastAsia="Times New Roman" w:hAnsi="JetBrains Mono" w:cs="JetBrains Mono"/>
           <w:sz w:val="20"/>
@@ -613,18 +591,18 @@
     </w:p>
     <w:p>
       <w:pPr>
-        <w:pStyle w:val="NoSpacing"/>
-        <w:rPr>
-          <w:rFonts w:ascii="JetBrains Mono" w:eastAsia="Times New Roman" w:hAnsi="JetBrains Mono" w:cs="JetBrains Mono"/>
-          <w:sz w:val="20"/>
-          <w:szCs w:val="20"/>
-          <w:lang w:val="en-US" w:eastAsia="ru-RU"/>
-        </w:rPr>
-      </w:pPr>
-    </w:p>
-    <w:p>
-      <w:pPr>
-        <w:pStyle w:val="NoSpacing"/>
+        <w:pStyle w:val="aa"/>
+        <w:rPr>
+          <w:rFonts w:ascii="JetBrains Mono" w:eastAsia="Times New Roman" w:hAnsi="JetBrains Mono" w:cs="JetBrains Mono"/>
+          <w:sz w:val="20"/>
+          <w:szCs w:val="20"/>
+          <w:lang w:val="en-US" w:eastAsia="ru-RU"/>
+        </w:rPr>
+      </w:pPr>
+    </w:p>
+    <w:p>
+      <w:pPr>
+        <w:pStyle w:val="aa"/>
         <w:rPr>
           <w:rFonts w:ascii="JetBrains Mono" w:eastAsia="Times New Roman" w:hAnsi="JetBrains Mono" w:cs="JetBrains Mono"/>
           <w:sz w:val="20"/>
@@ -659,32 +637,12 @@
           <w:szCs w:val="20"/>
           <w:lang w:val="en-US" w:eastAsia="ru-RU"/>
         </w:rPr>
-        <w:t xml:space="preserve"> in </w:t>
-      </w:r>
-      <w:proofErr w:type="gramStart"/>
-      <w:r>
-        <w:rPr>
-          <w:rFonts w:ascii="JetBrains Mono" w:eastAsia="Times New Roman" w:hAnsi="JetBrains Mono" w:cs="JetBrains Mono"/>
-          <w:sz w:val="20"/>
-          <w:szCs w:val="20"/>
-          <w:lang w:val="en-US" w:eastAsia="ru-RU"/>
-        </w:rPr>
-        <w:t>0..</w:t>
-      </w:r>
-      <w:proofErr w:type="gramEnd"/>
-      <w:r>
-        <w:rPr>
-          <w:rFonts w:ascii="JetBrains Mono" w:eastAsia="Times New Roman" w:hAnsi="JetBrains Mono" w:cs="JetBrains Mono"/>
-          <w:sz w:val="20"/>
-          <w:szCs w:val="20"/>
-          <w:lang w:val="en-US" w:eastAsia="ru-RU"/>
-        </w:rPr>
-        <w:t>10 {</w:t>
-      </w:r>
-    </w:p>
-    <w:p>
-      <w:pPr>
-        <w:pStyle w:val="NoSpacing"/>
+        <w:t xml:space="preserve"> in 0..10 {</w:t>
+      </w:r>
+    </w:p>
+    <w:p>
+      <w:pPr>
+        <w:pStyle w:val="aa"/>
         <w:rPr>
           <w:rFonts w:ascii="JetBrains Mono" w:eastAsia="Times New Roman" w:hAnsi="JetBrains Mono" w:cs="JetBrains Mono"/>
           <w:sz w:val="20"/>
@@ -724,7 +682,7 @@
     </w:p>
     <w:p>
       <w:pPr>
-        <w:pStyle w:val="NoSpacing"/>
+        <w:pStyle w:val="aa"/>
         <w:rPr>
           <w:rFonts w:ascii="JetBrains Mono" w:eastAsia="Times New Roman" w:hAnsi="JetBrains Mono" w:cs="JetBrains Mono"/>
           <w:sz w:val="20"/>
@@ -764,7 +722,7 @@
     </w:p>
     <w:p>
       <w:pPr>
-        <w:pStyle w:val="NoSpacing"/>
+        <w:pStyle w:val="aa"/>
         <w:rPr>
           <w:rFonts w:ascii="JetBrains Mono" w:eastAsia="Times New Roman" w:hAnsi="JetBrains Mono" w:cs="JetBrains Mono"/>
           <w:sz w:val="20"/>
@@ -784,7 +742,7 @@
     </w:p>
     <w:p>
       <w:pPr>
-        <w:pStyle w:val="NoSpacing"/>
+        <w:pStyle w:val="aa"/>
         <w:rPr>
           <w:rFonts w:ascii="JetBrains Mono" w:eastAsia="Times New Roman" w:hAnsi="JetBrains Mono" w:cs="JetBrains Mono"/>
           <w:sz w:val="20"/>
@@ -804,7 +762,7 @@
     </w:p>
     <w:p>
       <w:pPr>
-        <w:pStyle w:val="NoSpacing"/>
+        <w:pStyle w:val="aa"/>
         <w:rPr>
           <w:rFonts w:ascii="JetBrains Mono" w:eastAsia="Times New Roman" w:hAnsi="JetBrains Mono" w:cs="JetBrains Mono"/>
           <w:sz w:val="20"/>
@@ -824,18 +782,18 @@
     </w:p>
     <w:p>
       <w:pPr>
-        <w:pStyle w:val="NoSpacing"/>
-        <w:rPr>
-          <w:rFonts w:ascii="JetBrains Mono" w:eastAsia="Times New Roman" w:hAnsi="JetBrains Mono" w:cs="JetBrains Mono"/>
-          <w:sz w:val="20"/>
-          <w:szCs w:val="20"/>
-          <w:lang w:val="en-US" w:eastAsia="ru-RU"/>
-        </w:rPr>
-      </w:pPr>
-    </w:p>
-    <w:p>
-      <w:pPr>
-        <w:pStyle w:val="NoSpacing"/>
+        <w:pStyle w:val="aa"/>
+        <w:rPr>
+          <w:rFonts w:ascii="JetBrains Mono" w:eastAsia="Times New Roman" w:hAnsi="JetBrains Mono" w:cs="JetBrains Mono"/>
+          <w:sz w:val="20"/>
+          <w:szCs w:val="20"/>
+          <w:lang w:val="en-US" w:eastAsia="ru-RU"/>
+        </w:rPr>
+      </w:pPr>
+    </w:p>
+    <w:p>
+      <w:pPr>
+        <w:pStyle w:val="aa"/>
         <w:rPr>
           <w:rFonts w:ascii="JetBrains Mono" w:eastAsia="Times New Roman" w:hAnsi="JetBrains Mono" w:cs="JetBrains Mono"/>
           <w:sz w:val="20"/>
@@ -855,7 +813,7 @@
     </w:p>
     <w:p>
       <w:pPr>
-        <w:pStyle w:val="NoSpacing"/>
+        <w:pStyle w:val="aa"/>
         <w:rPr>
           <w:rFonts w:ascii="JetBrains Mono" w:eastAsia="Times New Roman" w:hAnsi="JetBrains Mono" w:cs="JetBrains Mono"/>
           <w:sz w:val="20"/>
@@ -875,7 +833,7 @@
     </w:p>
     <w:p>
       <w:pPr>
-        <w:pStyle w:val="NoSpacing"/>
+        <w:pStyle w:val="aa"/>
         <w:rPr>
           <w:rFonts w:ascii="JetBrains Mono" w:eastAsia="Times New Roman" w:hAnsi="JetBrains Mono" w:cs="JetBrains Mono"/>
           <w:sz w:val="20"/>
@@ -895,7 +853,7 @@
     </w:p>
     <w:p>
       <w:pPr>
-        <w:pStyle w:val="NoSpacing"/>
+        <w:pStyle w:val="aa"/>
         <w:rPr>
           <w:rFonts w:ascii="JetBrains Mono" w:eastAsia="Times New Roman" w:hAnsi="JetBrains Mono" w:cs="JetBrains Mono"/>
           <w:sz w:val="20"/>
@@ -915,7 +873,7 @@
     </w:p>
     <w:p>
       <w:pPr>
-        <w:pStyle w:val="NoSpacing"/>
+        <w:pStyle w:val="aa"/>
         <w:rPr>
           <w:rFonts w:ascii="JetBrains Mono" w:eastAsia="Times New Roman" w:hAnsi="JetBrains Mono" w:cs="JetBrains Mono"/>
           <w:sz w:val="20"/>
@@ -935,18 +893,18 @@
     </w:p>
     <w:p>
       <w:pPr>
-        <w:pStyle w:val="NoSpacing"/>
-        <w:rPr>
-          <w:rFonts w:ascii="JetBrains Mono" w:eastAsia="Times New Roman" w:hAnsi="JetBrains Mono" w:cs="JetBrains Mono"/>
-          <w:sz w:val="20"/>
-          <w:szCs w:val="20"/>
-          <w:lang w:val="en-US" w:eastAsia="ru-RU"/>
-        </w:rPr>
-      </w:pPr>
-    </w:p>
-    <w:p>
-      <w:pPr>
-        <w:pStyle w:val="NoSpacing"/>
+        <w:pStyle w:val="aa"/>
+        <w:rPr>
+          <w:rFonts w:ascii="JetBrains Mono" w:eastAsia="Times New Roman" w:hAnsi="JetBrains Mono" w:cs="JetBrains Mono"/>
+          <w:sz w:val="20"/>
+          <w:szCs w:val="20"/>
+          <w:lang w:val="en-US" w:eastAsia="ru-RU"/>
+        </w:rPr>
+      </w:pPr>
+    </w:p>
+    <w:p>
+      <w:pPr>
+        <w:pStyle w:val="aa"/>
         <w:rPr>
           <w:rFonts w:ascii="JetBrains Mono" w:eastAsia="Times New Roman" w:hAnsi="JetBrains Mono" w:cs="JetBrains Mono"/>
           <w:sz w:val="20"/>
@@ -986,7 +944,7 @@
     </w:p>
     <w:p>
       <w:pPr>
-        <w:pStyle w:val="NoSpacing"/>
+        <w:pStyle w:val="aa"/>
         <w:rPr>
           <w:rFonts w:ascii="JetBrains Mono" w:eastAsia="Times New Roman" w:hAnsi="JetBrains Mono" w:cs="JetBrains Mono"/>
           <w:sz w:val="20"/>
@@ -1006,7 +964,7 @@
     </w:p>
     <w:p>
       <w:pPr>
-        <w:pStyle w:val="NoSpacing"/>
+        <w:pStyle w:val="aa"/>
         <w:rPr>
           <w:rFonts w:ascii="JetBrains Mono" w:eastAsia="Times New Roman" w:hAnsi="JetBrains Mono" w:cs="JetBrains Mono"/>
           <w:sz w:val="20"/>
@@ -1026,7 +984,7 @@
     </w:p>
     <w:p>
       <w:pPr>
-        <w:pStyle w:val="NoSpacing"/>
+        <w:pStyle w:val="aa"/>
         <w:rPr>
           <w:rFonts w:ascii="JetBrains Mono" w:eastAsia="Times New Roman" w:hAnsi="JetBrains Mono" w:cs="JetBrains Mono"/>
           <w:sz w:val="20"/>
@@ -1046,7 +1004,7 @@
     </w:p>
     <w:p>
       <w:pPr>
-        <w:pStyle w:val="NoSpacing"/>
+        <w:pStyle w:val="aa"/>
         <w:rPr>
           <w:rFonts w:ascii="JetBrains Mono" w:eastAsia="Times New Roman" w:hAnsi="JetBrains Mono" w:cs="JetBrains Mono"/>
           <w:sz w:val="20"/>
@@ -1066,7 +1024,7 @@
     </w:p>
     <w:p>
       <w:pPr>
-        <w:pStyle w:val="NoSpacing"/>
+        <w:pStyle w:val="aa"/>
         <w:rPr>
           <w:rFonts w:ascii="JetBrains Mono" w:eastAsia="Times New Roman" w:hAnsi="JetBrains Mono" w:cs="JetBrains Mono"/>
           <w:sz w:val="20"/>
@@ -1086,7 +1044,7 @@
     </w:p>
     <w:p>
       <w:pPr>
-        <w:pStyle w:val="NoSpacing"/>
+        <w:pStyle w:val="aa"/>
         <w:rPr>
           <w:rFonts w:ascii="JetBrains Mono" w:eastAsia="Times New Roman" w:hAnsi="JetBrains Mono" w:cs="JetBrains Mono"/>
           <w:sz w:val="20"/>
@@ -1106,18 +1064,18 @@
     </w:p>
     <w:p>
       <w:pPr>
-        <w:pStyle w:val="NoSpacing"/>
-        <w:rPr>
-          <w:rFonts w:ascii="JetBrains Mono" w:eastAsia="Times New Roman" w:hAnsi="JetBrains Mono" w:cs="JetBrains Mono"/>
-          <w:sz w:val="20"/>
-          <w:szCs w:val="20"/>
-          <w:lang w:val="en-US" w:eastAsia="ru-RU"/>
-        </w:rPr>
-      </w:pPr>
-    </w:p>
-    <w:p>
-      <w:pPr>
-        <w:pStyle w:val="NoSpacing"/>
+        <w:pStyle w:val="aa"/>
+        <w:rPr>
+          <w:rFonts w:ascii="JetBrains Mono" w:eastAsia="Times New Roman" w:hAnsi="JetBrains Mono" w:cs="JetBrains Mono"/>
+          <w:sz w:val="20"/>
+          <w:szCs w:val="20"/>
+          <w:lang w:val="en-US" w:eastAsia="ru-RU"/>
+        </w:rPr>
+      </w:pPr>
+    </w:p>
+    <w:p>
+      <w:pPr>
+        <w:pStyle w:val="aa"/>
         <w:rPr>
           <w:rFonts w:ascii="JetBrains Mono" w:eastAsia="Times New Roman" w:hAnsi="JetBrains Mono" w:cs="JetBrains Mono"/>
           <w:sz w:val="20"/>
@@ -1137,7 +1095,7 @@
     </w:p>
     <w:p>
       <w:pPr>
-        <w:pStyle w:val="NoSpacing"/>
+        <w:pStyle w:val="aa"/>
         <w:rPr>
           <w:rFonts w:ascii="JetBrains Mono" w:eastAsia="Times New Roman" w:hAnsi="JetBrains Mono" w:cs="JetBrains Mono"/>
           <w:sz w:val="20"/>
@@ -1157,7 +1115,7 @@
     </w:p>
     <w:p>
       <w:pPr>
-        <w:pStyle w:val="NoSpacing"/>
+        <w:pStyle w:val="aa"/>
         <w:rPr>
           <w:rFonts w:ascii="JetBrains Mono" w:eastAsia="Times New Roman" w:hAnsi="JetBrains Mono" w:cs="JetBrains Mono"/>
           <w:sz w:val="20"/>
@@ -1177,7 +1135,7 @@
     </w:p>
     <w:p>
       <w:pPr>
-        <w:pStyle w:val="NoSpacing"/>
+        <w:pStyle w:val="aa"/>
         <w:rPr>
           <w:rFonts w:ascii="JetBrains Mono" w:eastAsia="Times New Roman" w:hAnsi="JetBrains Mono" w:cs="JetBrains Mono"/>
           <w:sz w:val="20"/>
@@ -1197,7 +1155,7 @@
     </w:p>
     <w:p>
       <w:pPr>
-        <w:pStyle w:val="NoSpacing"/>
+        <w:pStyle w:val="aa"/>
         <w:rPr>
           <w:rFonts w:ascii="JetBrains Mono" w:eastAsia="Times New Roman" w:hAnsi="JetBrains Mono" w:cs="JetBrains Mono"/>
           <w:sz w:val="20"/>
@@ -1217,7 +1175,7 @@
     </w:p>
     <w:p>
       <w:pPr>
-        <w:pStyle w:val="NoSpacing"/>
+        <w:pStyle w:val="aa"/>
         <w:rPr>
           <w:rFonts w:ascii="JetBrains Mono" w:eastAsia="Times New Roman" w:hAnsi="JetBrains Mono" w:cs="JetBrains Mono"/>
           <w:sz w:val="20"/>
@@ -1237,7 +1195,7 @@
     </w:p>
     <w:p>
       <w:pPr>
-        <w:pStyle w:val="NoSpacing"/>
+        <w:pStyle w:val="aa"/>
         <w:rPr>
           <w:rFonts w:ascii="JetBrains Mono" w:eastAsia="Times New Roman" w:hAnsi="JetBrains Mono" w:cs="JetBrains Mono"/>
           <w:sz w:val="20"/>
@@ -1257,18 +1215,18 @@
     </w:p>
     <w:p>
       <w:pPr>
-        <w:pStyle w:val="NoSpacing"/>
-        <w:rPr>
-          <w:rFonts w:ascii="JetBrains Mono" w:eastAsia="Times New Roman" w:hAnsi="JetBrains Mono" w:cs="JetBrains Mono"/>
-          <w:sz w:val="20"/>
-          <w:szCs w:val="20"/>
-          <w:lang w:val="en-US" w:eastAsia="ru-RU"/>
-        </w:rPr>
-      </w:pPr>
-    </w:p>
-    <w:p>
-      <w:pPr>
-        <w:pStyle w:val="NoSpacing"/>
+        <w:pStyle w:val="aa"/>
+        <w:rPr>
+          <w:rFonts w:ascii="JetBrains Mono" w:eastAsia="Times New Roman" w:hAnsi="JetBrains Mono" w:cs="JetBrains Mono"/>
+          <w:sz w:val="20"/>
+          <w:szCs w:val="20"/>
+          <w:lang w:val="en-US" w:eastAsia="ru-RU"/>
+        </w:rPr>
+      </w:pPr>
+    </w:p>
+    <w:p>
+      <w:pPr>
+        <w:pStyle w:val="aa"/>
         <w:ind w:left="720"/>
         <w:rPr>
           <w:rFonts w:eastAsia="Times New Roman"/>
@@ -1306,7 +1264,7 @@
     </w:p>
     <w:p>
       <w:pPr>
-        <w:pStyle w:val="NoSpacing"/>
+        <w:pStyle w:val="aa"/>
         <w:numPr>
           <w:ilvl w:val="0"/>
           <w:numId w:val="7"/>
@@ -1343,7 +1301,7 @@
     </w:p>
     <w:p>
       <w:pPr>
-        <w:pStyle w:val="NoSpacing"/>
+        <w:pStyle w:val="aa"/>
         <w:ind w:left="720"/>
         <w:rPr>
           <w:rFonts w:eastAsia="Times New Roman"/>
@@ -1374,16 +1332,16 @@
             <v:path o:extrusionok="f" gradientshapeok="t" o:connecttype="rect"/>
             <o:lock v:ext="edit" aspectratio="t"/>
           </v:shapetype>
-          <v:shape id="_x0000_i1027" type="#_x0000_t75" style="width:345.65pt;height:730.25pt" o:ole="">
+          <v:shape id="_x0000_i1025" type="#_x0000_t75" style="width:345.6pt;height:730.2pt" o:ole="">
             <v:imagedata r:id="rId6" o:title=""/>
           </v:shape>
-          <o:OLEObject Type="Embed" ProgID="Visio.Drawing.15" ShapeID="_x0000_i1027" DrawAspect="Content" ObjectID="_1852317196" r:id="rId7"/>
+          <o:OLEObject Type="Embed" ProgID="Visio.Drawing.15" ShapeID="_x0000_i1025" DrawAspect="Content" ObjectID="_1852393790" r:id="rId7"/>
         </w:object>
       </w:r>
     </w:p>
     <w:p>
       <w:pPr>
-        <w:pStyle w:val="NoSpacing"/>
+        <w:pStyle w:val="aa"/>
         <w:numPr>
           <w:ilvl w:val="0"/>
           <w:numId w:val="7"/>
@@ -1430,7 +1388,7 @@
     </w:p>
     <w:p>
       <w:pPr>
-        <w:pStyle w:val="NoSpacing"/>
+        <w:pStyle w:val="aa"/>
         <w:numPr>
           <w:ilvl w:val="0"/>
           <w:numId w:val="11"/>
@@ -1845,7 +1803,6 @@
               </w:rPr>
             </w:pPr>
             <w:proofErr w:type="spellStart"/>
-            <w:proofErr w:type="gramStart"/>
             <w:r>
               <w:rPr>
                 <w:rFonts w:ascii="Calibri" w:eastAsia="Times New Roman" w:hAnsi="Calibri" w:cs="Calibri"/>
@@ -1865,18 +1822,7 @@
                 <w:lang w:val="ru-BY" w:eastAsia="ru-BY"/>
                 <w14:ligatures w14:val="none"/>
               </w:rPr>
-              <w:t>( 4</w:t>
-            </w:r>
-            <w:proofErr w:type="gramEnd"/>
-            <w:r>
-              <w:rPr>
-                <w:rFonts w:ascii="Calibri" w:eastAsia="Times New Roman" w:hAnsi="Calibri" w:cs="Calibri"/>
-                <w:color w:val="000000"/>
-                <w:kern w:val="0"/>
-                <w:lang w:val="ru-BY" w:eastAsia="ru-BY"/>
-                <w14:ligatures w14:val="none"/>
-              </w:rPr>
-              <w:t xml:space="preserve"> - 1 = 3)</w:t>
+              <w:t>( 4 - 1 = 3)</w:t>
             </w:r>
           </w:p>
         </w:tc>
@@ -1950,7 +1896,6 @@
                 <w14:ligatures w14:val="none"/>
               </w:rPr>
             </w:pPr>
-            <w:proofErr w:type="gramStart"/>
             <w:r>
               <w:rPr>
                 <w:rFonts w:ascii="Calibri" w:eastAsia="Times New Roman" w:hAnsi="Calibri" w:cs="Calibri"/>
@@ -1961,20 +1906,7 @@
                 <w:lang w:val="ru-BY" w:eastAsia="ru-BY"/>
                 <w14:ligatures w14:val="none"/>
               </w:rPr>
-              <w:t>Итого(</w:t>
-            </w:r>
-            <w:proofErr w:type="gramEnd"/>
-            <w:r>
-              <w:rPr>
-                <w:rFonts w:ascii="Calibri" w:eastAsia="Times New Roman" w:hAnsi="Calibri" w:cs="Calibri"/>
-                <w:b/>
-                <w:bCs/>
-                <w:color w:val="000000"/>
-                <w:kern w:val="0"/>
-                <w:lang w:val="ru-BY" w:eastAsia="ru-BY"/>
-                <w14:ligatures w14:val="none"/>
-              </w:rPr>
-              <w:t>CL):</w:t>
+              <w:t>Итого(CL):</w:t>
             </w:r>
           </w:p>
         </w:tc>
@@ -2024,7 +1956,7 @@
     </w:tbl>
     <w:p>
       <w:pPr>
-        <w:pStyle w:val="NoSpacing"/>
+        <w:pStyle w:val="aa"/>
         <w:ind w:left="720"/>
         <w:rPr>
           <w:rFonts w:eastAsia="Times New Roman"/>
@@ -2037,7 +1969,7 @@
     </w:p>
     <w:p>
       <w:pPr>
-        <w:pStyle w:val="NoSpacing"/>
+        <w:pStyle w:val="aa"/>
         <w:numPr>
           <w:ilvl w:val="0"/>
           <w:numId w:val="11"/>
@@ -2073,7 +2005,7 @@
     </w:p>
     <w:p>
       <w:pPr>
-        <w:pStyle w:val="NoSpacing"/>
+        <w:pStyle w:val="aa"/>
         <w:ind w:left="720"/>
         <w:rPr>
           <w:rFonts w:eastAsia="Times New Roman"/>
@@ -2578,7 +2510,6 @@
               </w:rPr>
             </w:pPr>
             <w:proofErr w:type="spellStart"/>
-            <w:proofErr w:type="gramStart"/>
             <w:r>
               <w:rPr>
                 <w:rFonts w:ascii="Calibri" w:eastAsia="Times New Roman" w:hAnsi="Calibri" w:cs="Calibri"/>
@@ -2598,18 +2529,7 @@
                 <w:lang w:val="ru-BY" w:eastAsia="ru-BY"/>
                 <w14:ligatures w14:val="none"/>
               </w:rPr>
-              <w:t>(4 - 1</w:t>
-            </w:r>
-            <w:proofErr w:type="gramEnd"/>
-            <w:r>
-              <w:rPr>
-                <w:rFonts w:ascii="Calibri" w:eastAsia="Times New Roman" w:hAnsi="Calibri" w:cs="Calibri"/>
-                <w:color w:val="000000"/>
-                <w:kern w:val="0"/>
-                <w:lang w:val="ru-BY" w:eastAsia="ru-BY"/>
-                <w14:ligatures w14:val="none"/>
-              </w:rPr>
-              <w:t xml:space="preserve"> = 3)</w:t>
+              <w:t>(4 - 1 = 3)</w:t>
             </w:r>
           </w:p>
         </w:tc>
@@ -2903,7 +2823,7 @@
     </w:tbl>
     <w:p>
       <w:pPr>
-        <w:pStyle w:val="NoSpacing"/>
+        <w:pStyle w:val="aa"/>
         <w:ind w:left="720"/>
         <w:rPr>
           <w:rFonts w:eastAsia="Times New Roman"/>
@@ -2972,7 +2892,7 @@
     </w:p>
     <w:p>
       <w:pPr>
-        <w:pStyle w:val="NoSpacing"/>
+        <w:pStyle w:val="aa"/>
         <w:ind w:left="720"/>
         <w:rPr>
           <w:rFonts w:eastAsia="Times New Roman"/>
@@ -2983,7 +2903,7 @@
     </w:p>
     <w:p>
       <w:pPr>
-        <w:pStyle w:val="NoSpacing"/>
+        <w:pStyle w:val="aa"/>
         <w:numPr>
           <w:ilvl w:val="0"/>
           <w:numId w:val="11"/>
@@ -3139,6 +3059,7 @@
               <w:bottom w:val="single" w:sz="4" w:space="0" w:color="auto"/>
               <w:right w:val="single" w:sz="4" w:space="0" w:color="auto"/>
             </w:tcBorders>
+            <w:shd w:val="clear" w:color="auto" w:fill="auto"/>
             <w:noWrap/>
             <w:vAlign w:val="bottom"/>
             <w:hideMark/>
@@ -3176,6 +3097,7 @@
               <w:bottom w:val="single" w:sz="4" w:space="0" w:color="auto"/>
               <w:right w:val="single" w:sz="4" w:space="0" w:color="auto"/>
             </w:tcBorders>
+            <w:shd w:val="clear" w:color="auto" w:fill="auto"/>
             <w:noWrap/>
             <w:vAlign w:val="bottom"/>
             <w:hideMark/>
@@ -3200,7 +3122,7 @@
                 <w:lang w:val="ru-BY" w:eastAsia="ru-BY"/>
                 <w14:ligatures w14:val="none"/>
               </w:rPr>
-              <w:t>fn</w:t>
+              <w:t>for</w:t>
             </w:r>
             <w:proofErr w:type="spellEnd"/>
             <w:r>
@@ -3211,19 +3133,18 @@
                 <w:lang w:val="ru-BY" w:eastAsia="ru-BY"/>
                 <w14:ligatures w14:val="none"/>
               </w:rPr>
-              <w:t xml:space="preserve"> </w:t>
+              <w:t xml:space="preserve"> i </w:t>
             </w:r>
             <w:proofErr w:type="spellStart"/>
-            <w:proofErr w:type="gramStart"/>
-            <w:r>
-              <w:rPr>
-                <w:rFonts w:ascii="Calibri" w:eastAsia="Times New Roman" w:hAnsi="Calibri" w:cs="Calibri"/>
-                <w:color w:val="000000"/>
-                <w:kern w:val="0"/>
-                <w:lang w:val="ru-BY" w:eastAsia="ru-BY"/>
-                <w14:ligatures w14:val="none"/>
-              </w:rPr>
-              <w:t>main</w:t>
+            <w:r>
+              <w:rPr>
+                <w:rFonts w:ascii="Calibri" w:eastAsia="Times New Roman" w:hAnsi="Calibri" w:cs="Calibri"/>
+                <w:color w:val="000000"/>
+                <w:kern w:val="0"/>
+                <w:lang w:val="ru-BY" w:eastAsia="ru-BY"/>
+                <w14:ligatures w14:val="none"/>
+              </w:rPr>
+              <w:t>in</w:t>
             </w:r>
             <w:proofErr w:type="spellEnd"/>
             <w:r>
@@ -3234,18 +3155,7 @@
                 <w:lang w:val="ru-BY" w:eastAsia="ru-BY"/>
                 <w14:ligatures w14:val="none"/>
               </w:rPr>
-              <w:t>()  {</w:t>
-            </w:r>
-            <w:proofErr w:type="gramEnd"/>
-            <w:r>
-              <w:rPr>
-                <w:rFonts w:ascii="Calibri" w:eastAsia="Times New Roman" w:hAnsi="Calibri" w:cs="Calibri"/>
-                <w:color w:val="000000"/>
-                <w:kern w:val="0"/>
-                <w:lang w:val="ru-BY" w:eastAsia="ru-BY"/>
-                <w14:ligatures w14:val="none"/>
-              </w:rPr>
-              <w:t>}</w:t>
+              <w:t xml:space="preserve"> 0..10 {}</w:t>
             </w:r>
           </w:p>
         </w:tc>
@@ -3264,6 +3174,7 @@
               <w:bottom w:val="single" w:sz="4" w:space="0" w:color="auto"/>
               <w:right w:val="single" w:sz="4" w:space="0" w:color="auto"/>
             </w:tcBorders>
+            <w:shd w:val="clear" w:color="auto" w:fill="auto"/>
             <w:noWrap/>
             <w:vAlign w:val="bottom"/>
             <w:hideMark/>
@@ -3301,6 +3212,7 @@
               <w:bottom w:val="single" w:sz="4" w:space="0" w:color="auto"/>
               <w:right w:val="single" w:sz="4" w:space="0" w:color="auto"/>
             </w:tcBorders>
+            <w:shd w:val="clear" w:color="auto" w:fill="auto"/>
             <w:noWrap/>
             <w:vAlign w:val="bottom"/>
             <w:hideMark/>
@@ -3325,7 +3237,7 @@
                 <w:lang w:val="ru-BY" w:eastAsia="ru-BY"/>
                 <w14:ligatures w14:val="none"/>
               </w:rPr>
-              <w:t>for</w:t>
+              <w:t>if</w:t>
             </w:r>
             <w:proofErr w:type="spellEnd"/>
             <w:r>
@@ -3336,51 +3248,7 @@
                 <w:lang w:val="ru-BY" w:eastAsia="ru-BY"/>
                 <w14:ligatures w14:val="none"/>
               </w:rPr>
-              <w:t xml:space="preserve"> i </w:t>
-            </w:r>
-            <w:proofErr w:type="spellStart"/>
-            <w:r>
-              <w:rPr>
-                <w:rFonts w:ascii="Calibri" w:eastAsia="Times New Roman" w:hAnsi="Calibri" w:cs="Calibri"/>
-                <w:color w:val="000000"/>
-                <w:kern w:val="0"/>
-                <w:lang w:val="ru-BY" w:eastAsia="ru-BY"/>
-                <w14:ligatures w14:val="none"/>
-              </w:rPr>
-              <w:t>in</w:t>
-            </w:r>
-            <w:proofErr w:type="spellEnd"/>
-            <w:r>
-              <w:rPr>
-                <w:rFonts w:ascii="Calibri" w:eastAsia="Times New Roman" w:hAnsi="Calibri" w:cs="Calibri"/>
-                <w:color w:val="000000"/>
-                <w:kern w:val="0"/>
-                <w:lang w:val="ru-BY" w:eastAsia="ru-BY"/>
-                <w14:ligatures w14:val="none"/>
-              </w:rPr>
-              <w:t xml:space="preserve"> </w:t>
-            </w:r>
-            <w:proofErr w:type="gramStart"/>
-            <w:r>
-              <w:rPr>
-                <w:rFonts w:ascii="Calibri" w:eastAsia="Times New Roman" w:hAnsi="Calibri" w:cs="Calibri"/>
-                <w:color w:val="000000"/>
-                <w:kern w:val="0"/>
-                <w:lang w:val="ru-BY" w:eastAsia="ru-BY"/>
-                <w14:ligatures w14:val="none"/>
-              </w:rPr>
-              <w:t>0..</w:t>
-            </w:r>
-            <w:proofErr w:type="gramEnd"/>
-            <w:r>
-              <w:rPr>
-                <w:rFonts w:ascii="Calibri" w:eastAsia="Times New Roman" w:hAnsi="Calibri" w:cs="Calibri"/>
-                <w:color w:val="000000"/>
-                <w:kern w:val="0"/>
-                <w:lang w:val="ru-BY" w:eastAsia="ru-BY"/>
-                <w14:ligatures w14:val="none"/>
-              </w:rPr>
-              <w:t>10 {}</w:t>
+              <w:t xml:space="preserve"> i % 2 == 0 {}</w:t>
             </w:r>
           </w:p>
         </w:tc>
@@ -3399,6 +3267,7 @@
               <w:bottom w:val="single" w:sz="4" w:space="0" w:color="auto"/>
               <w:right w:val="single" w:sz="4" w:space="0" w:color="auto"/>
             </w:tcBorders>
+            <w:shd w:val="clear" w:color="auto" w:fill="auto"/>
             <w:noWrap/>
             <w:vAlign w:val="bottom"/>
             <w:hideMark/>
@@ -3436,6 +3305,7 @@
               <w:bottom w:val="single" w:sz="4" w:space="0" w:color="auto"/>
               <w:right w:val="single" w:sz="4" w:space="0" w:color="auto"/>
             </w:tcBorders>
+            <w:shd w:val="clear" w:color="auto" w:fill="auto"/>
             <w:noWrap/>
             <w:vAlign w:val="bottom"/>
             <w:hideMark/>
@@ -3460,7 +3330,7 @@
                 <w:lang w:val="ru-BY" w:eastAsia="ru-BY"/>
                 <w14:ligatures w14:val="none"/>
               </w:rPr>
-              <w:t>if</w:t>
+              <w:t>while</w:t>
             </w:r>
             <w:proofErr w:type="spellEnd"/>
             <w:r>
@@ -3471,7 +3341,29 @@
                 <w:lang w:val="ru-BY" w:eastAsia="ru-BY"/>
                 <w14:ligatures w14:val="none"/>
               </w:rPr>
-              <w:t xml:space="preserve"> i % 2 == 0 {}</w:t>
+              <w:t xml:space="preserve"> </w:t>
+            </w:r>
+            <w:proofErr w:type="spellStart"/>
+            <w:r>
+              <w:rPr>
+                <w:rFonts w:ascii="Calibri" w:eastAsia="Times New Roman" w:hAnsi="Calibri" w:cs="Calibri"/>
+                <w:color w:val="000000"/>
+                <w:kern w:val="0"/>
+                <w:lang w:val="ru-BY" w:eastAsia="ru-BY"/>
+                <w14:ligatures w14:val="none"/>
+              </w:rPr>
+              <w:t>total</w:t>
+            </w:r>
+            <w:proofErr w:type="spellEnd"/>
+            <w:r>
+              <w:rPr>
+                <w:rFonts w:ascii="Calibri" w:eastAsia="Times New Roman" w:hAnsi="Calibri" w:cs="Calibri"/>
+                <w:color w:val="000000"/>
+                <w:kern w:val="0"/>
+                <w:lang w:val="ru-BY" w:eastAsia="ru-BY"/>
+                <w14:ligatures w14:val="none"/>
+              </w:rPr>
+              <w:t xml:space="preserve"> &lt; 20 {}</w:t>
             </w:r>
           </w:p>
         </w:tc>
@@ -3490,6 +3382,7 @@
               <w:bottom w:val="single" w:sz="4" w:space="0" w:color="auto"/>
               <w:right w:val="single" w:sz="4" w:space="0" w:color="auto"/>
             </w:tcBorders>
+            <w:shd w:val="clear" w:color="auto" w:fill="auto"/>
             <w:noWrap/>
             <w:vAlign w:val="bottom"/>
             <w:hideMark/>
@@ -3527,141 +3420,7 @@
               <w:bottom w:val="single" w:sz="4" w:space="0" w:color="auto"/>
               <w:right w:val="single" w:sz="4" w:space="0" w:color="auto"/>
             </w:tcBorders>
-            <w:noWrap/>
-            <w:vAlign w:val="bottom"/>
-            <w:hideMark/>
-          </w:tcPr>
-          <w:p>
-            <w:pPr>
-              <w:spacing w:after="0" w:line="240" w:lineRule="auto"/>
-              <w:rPr>
-                <w:rFonts w:ascii="Calibri" w:eastAsia="Times New Roman" w:hAnsi="Calibri" w:cs="Calibri"/>
-                <w:color w:val="000000"/>
-                <w:kern w:val="0"/>
-                <w:lang w:val="ru-BY" w:eastAsia="ru-BY"/>
-                <w14:ligatures w14:val="none"/>
-              </w:rPr>
-            </w:pPr>
-            <w:proofErr w:type="spellStart"/>
-            <w:r>
-              <w:rPr>
-                <w:rFonts w:ascii="Calibri" w:eastAsia="Times New Roman" w:hAnsi="Calibri" w:cs="Calibri"/>
-                <w:color w:val="000000"/>
-                <w:kern w:val="0"/>
-                <w:lang w:val="ru-BY" w:eastAsia="ru-BY"/>
-                <w14:ligatures w14:val="none"/>
-              </w:rPr>
-              <w:t>while</w:t>
-            </w:r>
-            <w:proofErr w:type="spellEnd"/>
-            <w:r>
-              <w:rPr>
-                <w:rFonts w:ascii="Calibri" w:eastAsia="Times New Roman" w:hAnsi="Calibri" w:cs="Calibri"/>
-                <w:color w:val="000000"/>
-                <w:kern w:val="0"/>
-                <w:lang w:val="ru-BY" w:eastAsia="ru-BY"/>
-                <w14:ligatures w14:val="none"/>
-              </w:rPr>
-              <w:t xml:space="preserve"> </w:t>
-            </w:r>
-            <w:proofErr w:type="spellStart"/>
-            <w:r>
-              <w:rPr>
-                <w:rFonts w:ascii="Calibri" w:eastAsia="Times New Roman" w:hAnsi="Calibri" w:cs="Calibri"/>
-                <w:color w:val="000000"/>
-                <w:kern w:val="0"/>
-                <w:lang w:val="ru-BY" w:eastAsia="ru-BY"/>
-                <w14:ligatures w14:val="none"/>
-              </w:rPr>
-              <w:t>total</w:t>
-            </w:r>
-            <w:proofErr w:type="spellEnd"/>
-            <w:r>
-              <w:rPr>
-                <w:rFonts w:ascii="Calibri" w:eastAsia="Times New Roman" w:hAnsi="Calibri" w:cs="Calibri"/>
-                <w:color w:val="000000"/>
-                <w:kern w:val="0"/>
-                <w:lang w:val="ru-BY" w:eastAsia="ru-BY"/>
-                <w14:ligatures w14:val="none"/>
-              </w:rPr>
-              <w:t xml:space="preserve"> </w:t>
-            </w:r>
-            <w:proofErr w:type="gramStart"/>
-            <w:r>
-              <w:rPr>
-                <w:rFonts w:ascii="Calibri" w:eastAsia="Times New Roman" w:hAnsi="Calibri" w:cs="Calibri"/>
-                <w:color w:val="000000"/>
-                <w:kern w:val="0"/>
-                <w:lang w:val="ru-BY" w:eastAsia="ru-BY"/>
-                <w14:ligatures w14:val="none"/>
-              </w:rPr>
-              <w:t>&lt; 20</w:t>
-            </w:r>
-            <w:proofErr w:type="gramEnd"/>
-            <w:r>
-              <w:rPr>
-                <w:rFonts w:ascii="Calibri" w:eastAsia="Times New Roman" w:hAnsi="Calibri" w:cs="Calibri"/>
-                <w:color w:val="000000"/>
-                <w:kern w:val="0"/>
-                <w:lang w:val="ru-BY" w:eastAsia="ru-BY"/>
-                <w14:ligatures w14:val="none"/>
-              </w:rPr>
-              <w:t xml:space="preserve"> {}</w:t>
-            </w:r>
-          </w:p>
-        </w:tc>
-      </w:tr>
-      <w:tr>
-        <w:trPr>
-          <w:trHeight w:val="288"/>
-          <w:jc w:val="center"/>
-        </w:trPr>
-        <w:tc>
-          <w:tcPr>
-            <w:tcW w:w="2400" w:type="dxa"/>
-            <w:tcBorders>
-              <w:top w:val="nil"/>
-              <w:left w:val="single" w:sz="4" w:space="0" w:color="auto"/>
-              <w:bottom w:val="single" w:sz="4" w:space="0" w:color="auto"/>
-              <w:right w:val="single" w:sz="4" w:space="0" w:color="auto"/>
-            </w:tcBorders>
-            <w:noWrap/>
-            <w:vAlign w:val="bottom"/>
-            <w:hideMark/>
-          </w:tcPr>
-          <w:p>
-            <w:pPr>
-              <w:spacing w:after="0" w:line="240" w:lineRule="auto"/>
-              <w:jc w:val="right"/>
-              <w:rPr>
-                <w:rFonts w:ascii="Calibri" w:eastAsia="Times New Roman" w:hAnsi="Calibri" w:cs="Calibri"/>
-                <w:color w:val="000000"/>
-                <w:kern w:val="0"/>
-                <w:lang w:val="ru-BY" w:eastAsia="ru-BY"/>
-                <w14:ligatures w14:val="none"/>
-              </w:rPr>
-            </w:pPr>
-            <w:r>
-              <w:rPr>
-                <w:rFonts w:ascii="Calibri" w:eastAsia="Times New Roman" w:hAnsi="Calibri" w:cs="Calibri"/>
-                <w:color w:val="000000"/>
-                <w:kern w:val="0"/>
-                <w:lang w:val="ru-BY" w:eastAsia="ru-BY"/>
-                <w14:ligatures w14:val="none"/>
-              </w:rPr>
-              <w:t>4</w:t>
-            </w:r>
-          </w:p>
-        </w:tc>
-        <w:tc>
-          <w:tcPr>
-            <w:tcW w:w="1660" w:type="dxa"/>
-            <w:tcBorders>
-              <w:top w:val="nil"/>
-              <w:left w:val="nil"/>
-              <w:bottom w:val="single" w:sz="4" w:space="0" w:color="auto"/>
-              <w:right w:val="single" w:sz="4" w:space="0" w:color="auto"/>
-            </w:tcBorders>
+            <w:shd w:val="clear" w:color="auto" w:fill="auto"/>
             <w:noWrap/>
             <w:vAlign w:val="bottom"/>
             <w:hideMark/>
@@ -3916,6 +3675,7 @@
               <w:bottom w:val="single" w:sz="4" w:space="0" w:color="auto"/>
               <w:right w:val="single" w:sz="4" w:space="0" w:color="auto"/>
             </w:tcBorders>
+            <w:shd w:val="clear" w:color="auto" w:fill="auto"/>
             <w:noWrap/>
             <w:vAlign w:val="bottom"/>
             <w:hideMark/>
@@ -3953,6 +3713,7 @@
               <w:bottom w:val="single" w:sz="4" w:space="0" w:color="auto"/>
               <w:right w:val="single" w:sz="4" w:space="0" w:color="auto"/>
             </w:tcBorders>
+            <w:shd w:val="clear" w:color="auto" w:fill="auto"/>
             <w:noWrap/>
             <w:vAlign w:val="bottom"/>
             <w:hideMark/>
@@ -3977,7 +3738,7 @@
                 <w:lang w:val="ru-BY" w:eastAsia="ru-BY"/>
                 <w14:ligatures w14:val="none"/>
               </w:rPr>
-              <w:t>fn</w:t>
+              <w:t>for</w:t>
             </w:r>
             <w:proofErr w:type="spellEnd"/>
             <w:r>
@@ -3988,19 +3749,18 @@
                 <w:lang w:val="ru-BY" w:eastAsia="ru-BY"/>
                 <w14:ligatures w14:val="none"/>
               </w:rPr>
-              <w:t xml:space="preserve"> </w:t>
+              <w:t xml:space="preserve"> i </w:t>
             </w:r>
             <w:proofErr w:type="spellStart"/>
-            <w:proofErr w:type="gramStart"/>
-            <w:r>
-              <w:rPr>
-                <w:rFonts w:ascii="Calibri" w:eastAsia="Times New Roman" w:hAnsi="Calibri" w:cs="Calibri"/>
-                <w:color w:val="000000"/>
-                <w:kern w:val="0"/>
-                <w:lang w:val="ru-BY" w:eastAsia="ru-BY"/>
-                <w14:ligatures w14:val="none"/>
-              </w:rPr>
-              <w:t>main</w:t>
+            <w:r>
+              <w:rPr>
+                <w:rFonts w:ascii="Calibri" w:eastAsia="Times New Roman" w:hAnsi="Calibri" w:cs="Calibri"/>
+                <w:color w:val="000000"/>
+                <w:kern w:val="0"/>
+                <w:lang w:val="ru-BY" w:eastAsia="ru-BY"/>
+                <w14:ligatures w14:val="none"/>
+              </w:rPr>
+              <w:t>in</w:t>
             </w:r>
             <w:proofErr w:type="spellEnd"/>
             <w:r>
@@ -4011,18 +3771,7 @@
                 <w:lang w:val="ru-BY" w:eastAsia="ru-BY"/>
                 <w14:ligatures w14:val="none"/>
               </w:rPr>
-              <w:t>()  {</w:t>
-            </w:r>
-            <w:proofErr w:type="gramEnd"/>
-            <w:r>
-              <w:rPr>
-                <w:rFonts w:ascii="Calibri" w:eastAsia="Times New Roman" w:hAnsi="Calibri" w:cs="Calibri"/>
-                <w:color w:val="000000"/>
-                <w:kern w:val="0"/>
-                <w:lang w:val="ru-BY" w:eastAsia="ru-BY"/>
-                <w14:ligatures w14:val="none"/>
-              </w:rPr>
-              <w:t>}</w:t>
+              <w:t xml:space="preserve"> 0..10 {}</w:t>
             </w:r>
           </w:p>
         </w:tc>
@@ -4041,6 +3790,7 @@
               <w:bottom w:val="single" w:sz="4" w:space="0" w:color="auto"/>
               <w:right w:val="single" w:sz="4" w:space="0" w:color="auto"/>
             </w:tcBorders>
+            <w:shd w:val="clear" w:color="auto" w:fill="auto"/>
             <w:noWrap/>
             <w:vAlign w:val="bottom"/>
             <w:hideMark/>
@@ -4078,6 +3828,7 @@
               <w:bottom w:val="single" w:sz="4" w:space="0" w:color="auto"/>
               <w:right w:val="single" w:sz="4" w:space="0" w:color="auto"/>
             </w:tcBorders>
+            <w:shd w:val="clear" w:color="auto" w:fill="auto"/>
             <w:noWrap/>
             <w:vAlign w:val="bottom"/>
             <w:hideMark/>
@@ -4102,7 +3853,7 @@
                 <w:lang w:val="ru-BY" w:eastAsia="ru-BY"/>
                 <w14:ligatures w14:val="none"/>
               </w:rPr>
-              <w:t>for</w:t>
+              <w:t>match</w:t>
             </w:r>
             <w:proofErr w:type="spellEnd"/>
             <w:r>
@@ -4113,51 +3864,7 @@
                 <w:lang w:val="ru-BY" w:eastAsia="ru-BY"/>
                 <w14:ligatures w14:val="none"/>
               </w:rPr>
-              <w:t xml:space="preserve"> i </w:t>
-            </w:r>
-            <w:proofErr w:type="spellStart"/>
-            <w:r>
-              <w:rPr>
-                <w:rFonts w:ascii="Calibri" w:eastAsia="Times New Roman" w:hAnsi="Calibri" w:cs="Calibri"/>
-                <w:color w:val="000000"/>
-                <w:kern w:val="0"/>
-                <w:lang w:val="ru-BY" w:eastAsia="ru-BY"/>
-                <w14:ligatures w14:val="none"/>
-              </w:rPr>
-              <w:t>in</w:t>
-            </w:r>
-            <w:proofErr w:type="spellEnd"/>
-            <w:r>
-              <w:rPr>
-                <w:rFonts w:ascii="Calibri" w:eastAsia="Times New Roman" w:hAnsi="Calibri" w:cs="Calibri"/>
-                <w:color w:val="000000"/>
-                <w:kern w:val="0"/>
-                <w:lang w:val="ru-BY" w:eastAsia="ru-BY"/>
-                <w14:ligatures w14:val="none"/>
-              </w:rPr>
-              <w:t xml:space="preserve"> </w:t>
-            </w:r>
-            <w:proofErr w:type="gramStart"/>
-            <w:r>
-              <w:rPr>
-                <w:rFonts w:ascii="Calibri" w:eastAsia="Times New Roman" w:hAnsi="Calibri" w:cs="Calibri"/>
-                <w:color w:val="000000"/>
-                <w:kern w:val="0"/>
-                <w:lang w:val="ru-BY" w:eastAsia="ru-BY"/>
-                <w14:ligatures w14:val="none"/>
-              </w:rPr>
-              <w:t>0..</w:t>
-            </w:r>
-            <w:proofErr w:type="gramEnd"/>
-            <w:r>
-              <w:rPr>
-                <w:rFonts w:ascii="Calibri" w:eastAsia="Times New Roman" w:hAnsi="Calibri" w:cs="Calibri"/>
-                <w:color w:val="000000"/>
-                <w:kern w:val="0"/>
-                <w:lang w:val="ru-BY" w:eastAsia="ru-BY"/>
-                <w14:ligatures w14:val="none"/>
-              </w:rPr>
-              <w:t>10 {}</w:t>
+              <w:t>(4 -2 = 2)</w:t>
             </w:r>
           </w:p>
         </w:tc>
@@ -4176,6 +3883,7 @@
               <w:bottom w:val="single" w:sz="4" w:space="0" w:color="auto"/>
               <w:right w:val="single" w:sz="4" w:space="0" w:color="auto"/>
             </w:tcBorders>
+            <w:shd w:val="clear" w:color="auto" w:fill="auto"/>
             <w:noWrap/>
             <w:vAlign w:val="bottom"/>
             <w:hideMark/>
@@ -4213,6 +3921,7 @@
               <w:bottom w:val="single" w:sz="4" w:space="0" w:color="auto"/>
               <w:right w:val="single" w:sz="4" w:space="0" w:color="auto"/>
             </w:tcBorders>
+            <w:shd w:val="clear" w:color="auto" w:fill="auto"/>
             <w:noWrap/>
             <w:vAlign w:val="bottom"/>
             <w:hideMark/>
@@ -4229,7 +3938,6 @@
               </w:rPr>
             </w:pPr>
             <w:proofErr w:type="spellStart"/>
-            <w:proofErr w:type="gramStart"/>
             <w:r>
               <w:rPr>
                 <w:rFonts w:ascii="Calibri" w:eastAsia="Times New Roman" w:hAnsi="Calibri" w:cs="Calibri"/>
@@ -4249,121 +3957,7 @@
                 <w:lang w:val="ru-BY" w:eastAsia="ru-BY"/>
                 <w14:ligatures w14:val="none"/>
               </w:rPr>
-              <w:t>(</w:t>
-            </w:r>
-            <w:proofErr w:type="gramEnd"/>
-            <w:r>
-              <w:rPr>
-                <w:rFonts w:ascii="Calibri" w:eastAsia="Times New Roman" w:hAnsi="Calibri" w:cs="Calibri"/>
-                <w:color w:val="000000"/>
-                <w:kern w:val="0"/>
-                <w:lang w:val="ru-BY" w:eastAsia="ru-BY"/>
-                <w14:ligatures w14:val="none"/>
-              </w:rPr>
-              <w:t>4 -2 = 2)</w:t>
-            </w:r>
-          </w:p>
-        </w:tc>
-      </w:tr>
-      <w:tr>
-        <w:trPr>
-          <w:trHeight w:val="288"/>
-          <w:jc w:val="center"/>
-        </w:trPr>
-        <w:tc>
-          <w:tcPr>
-            <w:tcW w:w="2400" w:type="dxa"/>
-            <w:tcBorders>
-              <w:top w:val="nil"/>
-              <w:left w:val="single" w:sz="4" w:space="0" w:color="auto"/>
-              <w:bottom w:val="single" w:sz="4" w:space="0" w:color="auto"/>
-              <w:right w:val="single" w:sz="4" w:space="0" w:color="auto"/>
-            </w:tcBorders>
-            <w:noWrap/>
-            <w:vAlign w:val="bottom"/>
-            <w:hideMark/>
-          </w:tcPr>
-          <w:p>
-            <w:pPr>
-              <w:spacing w:after="0" w:line="240" w:lineRule="auto"/>
-              <w:jc w:val="right"/>
-              <w:rPr>
-                <w:rFonts w:ascii="Calibri" w:eastAsia="Times New Roman" w:hAnsi="Calibri" w:cs="Calibri"/>
-                <w:color w:val="000000"/>
-                <w:kern w:val="0"/>
-                <w:lang w:val="ru-BY" w:eastAsia="ru-BY"/>
-                <w14:ligatures w14:val="none"/>
-              </w:rPr>
-            </w:pPr>
-            <w:r>
-              <w:rPr>
-                <w:rFonts w:ascii="Calibri" w:eastAsia="Times New Roman" w:hAnsi="Calibri" w:cs="Calibri"/>
-                <w:color w:val="000000"/>
-                <w:kern w:val="0"/>
-                <w:lang w:val="ru-BY" w:eastAsia="ru-BY"/>
-                <w14:ligatures w14:val="none"/>
-              </w:rPr>
-              <w:t>3</w:t>
-            </w:r>
-          </w:p>
-        </w:tc>
-        <w:tc>
-          <w:tcPr>
-            <w:tcW w:w="1660" w:type="dxa"/>
-            <w:tcBorders>
-              <w:top w:val="nil"/>
-              <w:left w:val="nil"/>
-              <w:bottom w:val="single" w:sz="4" w:space="0" w:color="auto"/>
-              <w:right w:val="single" w:sz="4" w:space="0" w:color="auto"/>
-            </w:tcBorders>
-            <w:noWrap/>
-            <w:vAlign w:val="bottom"/>
-            <w:hideMark/>
-          </w:tcPr>
-          <w:p>
-            <w:pPr>
-              <w:spacing w:after="0" w:line="240" w:lineRule="auto"/>
-              <w:rPr>
-                <w:rFonts w:ascii="Calibri" w:eastAsia="Times New Roman" w:hAnsi="Calibri" w:cs="Calibri"/>
-                <w:color w:val="000000"/>
-                <w:kern w:val="0"/>
-                <w:lang w:val="ru-BY" w:eastAsia="ru-BY"/>
-                <w14:ligatures w14:val="none"/>
-              </w:rPr>
-            </w:pPr>
-            <w:proofErr w:type="spellStart"/>
-            <w:proofErr w:type="gramStart"/>
-            <w:r>
-              <w:rPr>
-                <w:rFonts w:ascii="Calibri" w:eastAsia="Times New Roman" w:hAnsi="Calibri" w:cs="Calibri"/>
-                <w:color w:val="000000"/>
-                <w:kern w:val="0"/>
-                <w:lang w:val="ru-BY" w:eastAsia="ru-BY"/>
-                <w14:ligatures w14:val="none"/>
-              </w:rPr>
-              <w:t>match</w:t>
-            </w:r>
-            <w:proofErr w:type="spellEnd"/>
-            <w:r>
-              <w:rPr>
-                <w:rFonts w:ascii="Calibri" w:eastAsia="Times New Roman" w:hAnsi="Calibri" w:cs="Calibri"/>
-                <w:color w:val="000000"/>
-                <w:kern w:val="0"/>
-                <w:lang w:val="ru-BY" w:eastAsia="ru-BY"/>
-                <w14:ligatures w14:val="none"/>
-              </w:rPr>
-              <w:t>(</w:t>
-            </w:r>
-            <w:proofErr w:type="gramEnd"/>
-            <w:r>
-              <w:rPr>
-                <w:rFonts w:ascii="Calibri" w:eastAsia="Times New Roman" w:hAnsi="Calibri" w:cs="Calibri"/>
-                <w:color w:val="000000"/>
-                <w:kern w:val="0"/>
-                <w:lang w:val="ru-BY" w:eastAsia="ru-BY"/>
-                <w14:ligatures w14:val="none"/>
-              </w:rPr>
-              <w:t>4 -2 = 2)</w:t>
+              <w:t>(4 -2 = 2)</w:t>
             </w:r>
           </w:p>
         </w:tc>
@@ -4550,6 +4144,7 @@
               <w:bottom w:val="single" w:sz="4" w:space="0" w:color="auto"/>
               <w:right w:val="single" w:sz="4" w:space="0" w:color="auto"/>
             </w:tcBorders>
+            <w:shd w:val="clear" w:color="auto" w:fill="auto"/>
             <w:noWrap/>
             <w:vAlign w:val="bottom"/>
             <w:hideMark/>
@@ -4587,6 +4182,7 @@
               <w:bottom w:val="single" w:sz="4" w:space="0" w:color="auto"/>
               <w:right w:val="single" w:sz="4" w:space="0" w:color="auto"/>
             </w:tcBorders>
+            <w:shd w:val="clear" w:color="auto" w:fill="auto"/>
             <w:noWrap/>
             <w:vAlign w:val="bottom"/>
             <w:hideMark/>
@@ -4611,7 +4207,7 @@
                 <w:lang w:val="ru-BY" w:eastAsia="ru-BY"/>
                 <w14:ligatures w14:val="none"/>
               </w:rPr>
-              <w:t>fn</w:t>
+              <w:t>loop</w:t>
             </w:r>
             <w:proofErr w:type="spellEnd"/>
             <w:r>
@@ -4622,41 +4218,7 @@
                 <w:lang w:val="ru-BY" w:eastAsia="ru-BY"/>
                 <w14:ligatures w14:val="none"/>
               </w:rPr>
-              <w:t xml:space="preserve"> </w:t>
-            </w:r>
-            <w:proofErr w:type="spellStart"/>
-            <w:proofErr w:type="gramStart"/>
-            <w:r>
-              <w:rPr>
-                <w:rFonts w:ascii="Calibri" w:eastAsia="Times New Roman" w:hAnsi="Calibri" w:cs="Calibri"/>
-                <w:color w:val="000000"/>
-                <w:kern w:val="0"/>
-                <w:lang w:val="ru-BY" w:eastAsia="ru-BY"/>
-                <w14:ligatures w14:val="none"/>
-              </w:rPr>
-              <w:t>main</w:t>
-            </w:r>
-            <w:proofErr w:type="spellEnd"/>
-            <w:r>
-              <w:rPr>
-                <w:rFonts w:ascii="Calibri" w:eastAsia="Times New Roman" w:hAnsi="Calibri" w:cs="Calibri"/>
-                <w:color w:val="000000"/>
-                <w:kern w:val="0"/>
-                <w:lang w:val="ru-BY" w:eastAsia="ru-BY"/>
-                <w14:ligatures w14:val="none"/>
-              </w:rPr>
-              <w:t>()  {</w:t>
-            </w:r>
-            <w:proofErr w:type="gramEnd"/>
-            <w:r>
-              <w:rPr>
-                <w:rFonts w:ascii="Calibri" w:eastAsia="Times New Roman" w:hAnsi="Calibri" w:cs="Calibri"/>
-                <w:color w:val="000000"/>
-                <w:kern w:val="0"/>
-                <w:lang w:val="ru-BY" w:eastAsia="ru-BY"/>
-                <w14:ligatures w14:val="none"/>
-              </w:rPr>
-              <w:t>}</w:t>
+              <w:t xml:space="preserve"> {}</w:t>
             </w:r>
           </w:p>
         </w:tc>
@@ -4675,6 +4237,7 @@
               <w:bottom w:val="single" w:sz="4" w:space="0" w:color="auto"/>
               <w:right w:val="single" w:sz="4" w:space="0" w:color="auto"/>
             </w:tcBorders>
+            <w:shd w:val="clear" w:color="auto" w:fill="auto"/>
             <w:noWrap/>
             <w:vAlign w:val="bottom"/>
             <w:hideMark/>
@@ -4712,6 +4275,7 @@
               <w:bottom w:val="single" w:sz="4" w:space="0" w:color="auto"/>
               <w:right w:val="single" w:sz="4" w:space="0" w:color="auto"/>
             </w:tcBorders>
+            <w:shd w:val="clear" w:color="auto" w:fill="auto"/>
             <w:noWrap/>
             <w:vAlign w:val="bottom"/>
             <w:hideMark/>
@@ -4727,6 +4291,16 @@
                 <w14:ligatures w14:val="none"/>
               </w:rPr>
             </w:pPr>
+            <w:r>
+              <w:rPr>
+                <w:rFonts w:ascii="Calibri" w:eastAsia="Times New Roman" w:hAnsi="Calibri" w:cs="Calibri"/>
+                <w:color w:val="000000"/>
+                <w:kern w:val="0"/>
+                <w:lang w:val="ru-BY" w:eastAsia="ru-BY"/>
+                <w14:ligatures w14:val="none"/>
+              </w:rPr>
+              <w:t xml:space="preserve"> </w:t>
+            </w:r>
             <w:proofErr w:type="spellStart"/>
             <w:r>
               <w:rPr>
@@ -4736,7 +4310,7 @@
                 <w:lang w:val="ru-BY" w:eastAsia="ru-BY"/>
                 <w14:ligatures w14:val="none"/>
               </w:rPr>
-              <w:t>loop</w:t>
+              <w:t>if</w:t>
             </w:r>
             <w:proofErr w:type="spellEnd"/>
             <w:r>
@@ -4747,85 +4321,6 @@
                 <w:lang w:val="ru-BY" w:eastAsia="ru-BY"/>
                 <w14:ligatures w14:val="none"/>
               </w:rPr>
-              <w:t xml:space="preserve"> {}</w:t>
-            </w:r>
-          </w:p>
-        </w:tc>
-      </w:tr>
-      <w:tr>
-        <w:trPr>
-          <w:trHeight w:val="288"/>
-          <w:jc w:val="center"/>
-        </w:trPr>
-        <w:tc>
-          <w:tcPr>
-            <w:tcW w:w="2400" w:type="dxa"/>
-            <w:tcBorders>
-              <w:top w:val="nil"/>
-              <w:left w:val="single" w:sz="4" w:space="0" w:color="auto"/>
-              <w:bottom w:val="single" w:sz="4" w:space="0" w:color="auto"/>
-              <w:right w:val="single" w:sz="4" w:space="0" w:color="auto"/>
-            </w:tcBorders>
-            <w:noWrap/>
-            <w:vAlign w:val="bottom"/>
-            <w:hideMark/>
-          </w:tcPr>
-          <w:p>
-            <w:pPr>
-              <w:spacing w:after="0" w:line="240" w:lineRule="auto"/>
-              <w:jc w:val="right"/>
-              <w:rPr>
-                <w:rFonts w:ascii="Calibri" w:eastAsia="Times New Roman" w:hAnsi="Calibri" w:cs="Calibri"/>
-                <w:color w:val="000000"/>
-                <w:kern w:val="0"/>
-                <w:lang w:val="ru-BY" w:eastAsia="ru-BY"/>
-                <w14:ligatures w14:val="none"/>
-              </w:rPr>
-            </w:pPr>
-            <w:r>
-              <w:rPr>
-                <w:rFonts w:ascii="Calibri" w:eastAsia="Times New Roman" w:hAnsi="Calibri" w:cs="Calibri"/>
-                <w:color w:val="000000"/>
-                <w:kern w:val="0"/>
-                <w:lang w:val="ru-BY" w:eastAsia="ru-BY"/>
-                <w14:ligatures w14:val="none"/>
-              </w:rPr>
-              <w:t>2</w:t>
-            </w:r>
-          </w:p>
-        </w:tc>
-        <w:tc>
-          <w:tcPr>
-            <w:tcW w:w="1660" w:type="dxa"/>
-            <w:tcBorders>
-              <w:top w:val="nil"/>
-              <w:left w:val="nil"/>
-              <w:bottom w:val="single" w:sz="4" w:space="0" w:color="auto"/>
-              <w:right w:val="single" w:sz="4" w:space="0" w:color="auto"/>
-            </w:tcBorders>
-            <w:noWrap/>
-            <w:vAlign w:val="bottom"/>
-            <w:hideMark/>
-          </w:tcPr>
-          <w:p>
-            <w:pPr>
-              <w:spacing w:after="0" w:line="240" w:lineRule="auto"/>
-              <w:rPr>
-                <w:rFonts w:ascii="Calibri" w:eastAsia="Times New Roman" w:hAnsi="Calibri" w:cs="Calibri"/>
-                <w:color w:val="000000"/>
-                <w:kern w:val="0"/>
-                <w:lang w:val="ru-BY" w:eastAsia="ru-BY"/>
-                <w14:ligatures w14:val="none"/>
-              </w:rPr>
-            </w:pPr>
-            <w:r>
-              <w:rPr>
-                <w:rFonts w:ascii="Calibri" w:eastAsia="Times New Roman" w:hAnsi="Calibri" w:cs="Calibri"/>
-                <w:color w:val="000000"/>
-                <w:kern w:val="0"/>
-                <w:lang w:val="ru-BY" w:eastAsia="ru-BY"/>
-                <w14:ligatures w14:val="none"/>
-              </w:rPr>
               <w:t xml:space="preserve"> </w:t>
             </w:r>
             <w:proofErr w:type="spellStart"/>
@@ -4837,7 +4332,7 @@
                 <w:lang w:val="ru-BY" w:eastAsia="ru-BY"/>
                 <w14:ligatures w14:val="none"/>
               </w:rPr>
-              <w:t>if</w:t>
+              <w:t>total</w:t>
             </w:r>
             <w:proofErr w:type="spellEnd"/>
             <w:r>
@@ -4848,41 +4343,7 @@
                 <w:lang w:val="ru-BY" w:eastAsia="ru-BY"/>
                 <w14:ligatures w14:val="none"/>
               </w:rPr>
-              <w:t xml:space="preserve"> </w:t>
-            </w:r>
-            <w:proofErr w:type="spellStart"/>
-            <w:proofErr w:type="gramStart"/>
-            <w:r>
-              <w:rPr>
-                <w:rFonts w:ascii="Calibri" w:eastAsia="Times New Roman" w:hAnsi="Calibri" w:cs="Calibri"/>
-                <w:color w:val="000000"/>
-                <w:kern w:val="0"/>
-                <w:lang w:val="ru-BY" w:eastAsia="ru-BY"/>
-                <w14:ligatures w14:val="none"/>
-              </w:rPr>
-              <w:t>total</w:t>
-            </w:r>
-            <w:proofErr w:type="spellEnd"/>
-            <w:r>
-              <w:rPr>
-                <w:rFonts w:ascii="Calibri" w:eastAsia="Times New Roman" w:hAnsi="Calibri" w:cs="Calibri"/>
-                <w:color w:val="000000"/>
-                <w:kern w:val="0"/>
-                <w:lang w:val="ru-BY" w:eastAsia="ru-BY"/>
-                <w14:ligatures w14:val="none"/>
-              </w:rPr>
-              <w:t xml:space="preserve"> &gt;</w:t>
-            </w:r>
-            <w:proofErr w:type="gramEnd"/>
-            <w:r>
-              <w:rPr>
-                <w:rFonts w:ascii="Calibri" w:eastAsia="Times New Roman" w:hAnsi="Calibri" w:cs="Calibri"/>
-                <w:color w:val="000000"/>
-                <w:kern w:val="0"/>
-                <w:lang w:val="ru-BY" w:eastAsia="ru-BY"/>
-                <w14:ligatures w14:val="none"/>
-              </w:rPr>
-              <w:t xml:space="preserve"> 25</w:t>
+              <w:t xml:space="preserve"> &gt; 25</w:t>
             </w:r>
           </w:p>
         </w:tc>
@@ -4963,7 +4424,7 @@
                 <w:lang w:val="ru-BY" w:eastAsia="ru-BY"/>
                 <w14:ligatures w14:val="none"/>
               </w:rPr>
-              <w:t>4</w:t>
+              <w:t>3</w:t>
             </w:r>
           </w:p>
         </w:tc>
@@ -4971,7 +4432,7 @@
     </w:tbl>
     <w:p>
       <w:pPr>
-        <w:pStyle w:val="NoSpacing"/>
+        <w:pStyle w:val="aa"/>
         <w:ind w:left="720"/>
         <w:rPr>
           <w:rFonts w:eastAsia="Times New Roman"/>
@@ -4984,7 +4445,7 @@
     </w:p>
     <w:p>
       <w:pPr>
-        <w:pStyle w:val="NoSpacing"/>
+        <w:pStyle w:val="aa"/>
         <w:ind w:left="720"/>
         <w:rPr>
           <w:rFonts w:eastAsia="Times New Roman"/>
@@ -4997,7 +4458,7 @@
     </w:p>
     <w:p>
       <w:pPr>
-        <w:pStyle w:val="NoSpacing"/>
+        <w:pStyle w:val="aa"/>
         <w:ind w:left="720"/>
         <w:rPr>
           <w:rFonts w:eastAsia="Times New Roman"/>
@@ -5010,7 +4471,7 @@
     </w:p>
     <w:p>
       <w:pPr>
-        <w:pStyle w:val="NoSpacing"/>
+        <w:pStyle w:val="aa"/>
         <w:numPr>
           <w:ilvl w:val="0"/>
           <w:numId w:val="7"/>
@@ -5031,7 +4492,6 @@
           <w:szCs w:val="28"/>
           <w:lang w:eastAsia="ru-RU"/>
         </w:rPr>
-        <w:lastRenderedPageBreak/>
         <w:t>Скриншот работы программы</w:t>
       </w:r>
       <w:r>
@@ -5047,7 +4507,7 @@
     </w:p>
     <w:p>
       <w:pPr>
-        <w:pStyle w:val="NoSpacing"/>
+        <w:pStyle w:val="aa"/>
         <w:ind w:left="720"/>
         <w:rPr>
           <w:rFonts w:eastAsia="Times New Roman"/>
@@ -5060,7 +4520,7 @@
     </w:p>
     <w:p>
       <w:pPr>
-        <w:pStyle w:val="NoSpacing"/>
+        <w:pStyle w:val="aa"/>
         <w:ind w:left="720"/>
         <w:rPr>
           <w:rFonts w:eastAsia="Times New Roman"/>
@@ -5073,7 +4533,7 @@
     </w:p>
     <w:p>
       <w:pPr>
-        <w:pStyle w:val="NoSpacing"/>
+        <w:pStyle w:val="aa"/>
         <w:ind w:left="720"/>
         <w:rPr>
           <w:rFonts w:eastAsia="Times New Roman"/>
@@ -5087,10 +4547,11 @@
         <w:rPr>
           <w:noProof/>
         </w:rPr>
+        <w:lastRenderedPageBreak/>
         <w:drawing>
-          <wp:inline distT="0" distB="0" distL="0" distR="0" wp14:anchorId="6CB788F6" wp14:editId="3800ADCD">
-            <wp:extent cx="5507732" cy="3459480"/>
-            <wp:effectExtent l="0" t="0" r="0" b="7620"/>
+          <wp:inline distT="0" distB="0" distL="0" distR="0" wp14:anchorId="5D952E84" wp14:editId="4E320B5F">
+            <wp:extent cx="5456539" cy="3444240"/>
+            <wp:effectExtent l="0" t="0" r="0" b="3810"/>
             <wp:docPr id="1" name="Рисунок 1"/>
             <wp:cNvGraphicFramePr>
               <a:graphicFrameLocks xmlns:a="http://schemas.openxmlformats.org/drawingml/2006/main" noChangeAspect="1"/>
@@ -5111,7 +4572,7 @@
                   <pic:spPr>
                     <a:xfrm>
                       <a:off x="0" y="0"/>
-                      <a:ext cx="5512686" cy="3462592"/>
+                      <a:ext cx="5459422" cy="3446060"/>
                     </a:xfrm>
                     <a:prstGeom prst="rect">
                       <a:avLst/>
@@ -5145,7 +4606,7 @@
 </file>
 
 <file path=word/numbering.xml><?xml version="1.0" encoding="utf-8"?>
-<w:numbering xmlns:wpc="http://schemas.microsoft.com/office/word/2010/wordprocessingCanvas" xmlns:cx="http://schemas.microsoft.com/office/drawing/2014/chartex" xmlns:cx1="http://schemas.microsoft.com/office/drawing/2015/9/8/chartex" xmlns:cx2="http://schemas.microsoft.com/office/drawing/2015/10/21/chartex" xmlns:cx3="http://schemas.microsoft.com/office/drawing/2016/5/9/chartex" xmlns:cx4="http://schemas.microsoft.com/office/drawing/2016/5/10/chartex" xmlns:cx5="http://schemas.microsoft.com/office/drawing/2016/5/11/chartex" xmlns:cx6="http://schemas.microsoft.com/office/drawing/2016/5/12/chartex" xmlns:cx7="http://schemas.microsoft.com/office/drawing/2016/5/13/chartex" xmlns:cx8="http://schemas.microsoft.com/office/drawing/2016/5/14/chartex" xmlns:mc="http://schemas.openxmlformats.org/markup-compatibility/2006" xmlns:aink="http://schemas.microsoft.com/office/drawing/2016/ink" xmlns:am3d="http://schemas.microsoft.com/office/drawing/2017/model3d" xmlns:o="urn:schemas-microsoft-com:office:office" xmlns:oel="http://schemas.microsoft.com/office/2019/extlst" xmlns:r="http://schemas.openxmlformats.org/officeDocument/2006/relationships" xmlns:m="http://schemas.openxmlformats.org/officeDocument/2006/math" xmlns:v="urn:schemas-microsoft-com:vml" xmlns:wp14="http://schemas.microsoft.com/office/word/2010/wordprocessingDrawing" xmlns:wp="http://schemas.openxmlformats.org/drawingml/2006/wordprocessingDrawing" xmlns:w10="urn:schemas-microsoft-com:office:word" xmlns:w="http://schemas.openxmlformats.org/wordprocessingml/2006/main" xmlns:w14="http://schemas.microsoft.com/office/word/2010/wordml" xmlns:w15="http://schemas.microsoft.com/office/word/2012/wordml" xmlns:w16cex="http://schemas.microsoft.com/office/word/2018/wordml/cex" xmlns:w16cid="http://schemas.microsoft.com/office/word/2016/wordml/cid" xmlns:w16="http://schemas.microsoft.com/office/word/2018/wordml" xmlns:w16du="http://schemas.microsoft.com/office/word/2023/wordml/word16du" xmlns:w16sdtdh="http://schemas.microsoft.com/office/word/2020/wordml/sdtdatahash" xmlns:w16sdtfl="http://schemas.microsoft.com/office/word/2024/wordml/sdtformatlock" xmlns:w16se="http://schemas.microsoft.com/office/word/2015/wordml/symex" xmlns:wpg="http://schemas.microsoft.com/office/word/2010/wordprocessingGroup" xmlns:wpi="http://schemas.microsoft.com/office/word/2010/wordprocessingInk" xmlns:wne="http://schemas.microsoft.com/office/word/2006/wordml" xmlns:wps="http://schemas.microsoft.com/office/word/2010/wordprocessingShape" mc:Ignorable="w14 w15 w16se w16cid w16 w16cex w16sdtdh w16sdtfl w16du wp14">
+<w:numbering xmlns:wpc="http://schemas.microsoft.com/office/word/2010/wordprocessingCanvas" xmlns:cx="http://schemas.microsoft.com/office/drawing/2014/chartex" xmlns:cx1="http://schemas.microsoft.com/office/drawing/2015/9/8/chartex" xmlns:cx2="http://schemas.microsoft.com/office/drawing/2015/10/21/chartex" xmlns:cx3="http://schemas.microsoft.com/office/drawing/2016/5/9/chartex" xmlns:cx4="http://schemas.microsoft.com/office/drawing/2016/5/10/chartex" xmlns:cx5="http://schemas.microsoft.com/office/drawing/2016/5/11/chartex" xmlns:cx6="http://schemas.microsoft.com/office/drawing/2016/5/12/chartex" xmlns:cx7="http://schemas.microsoft.com/office/drawing/2016/5/13/chartex" xmlns:cx8="http://schemas.microsoft.com/office/drawing/2016/5/14/chartex" xmlns:mc="http://schemas.openxmlformats.org/markup-compatibility/2006" xmlns:aink="http://schemas.microsoft.com/office/drawing/2016/ink" xmlns:am3d="http://schemas.microsoft.com/office/drawing/2017/model3d" xmlns:o="urn:schemas-microsoft-com:office:office" xmlns:oel="http://schemas.microsoft.com/office/2019/extlst" xmlns:r="http://schemas.openxmlformats.org/officeDocument/2006/relationships" xmlns:m="http://schemas.openxmlformats.org/officeDocument/2006/math" xmlns:v="urn:schemas-microsoft-com:vml" xmlns:wp14="http://schemas.microsoft.com/office/word/2010/wordprocessingDrawing" xmlns:wp="http://schemas.openxmlformats.org/drawingml/2006/wordprocessingDrawing" xmlns:w10="urn:schemas-microsoft-com:office:word" xmlns:w="http://schemas.openxmlformats.org/wordprocessingml/2006/main" xmlns:w14="http://schemas.microsoft.com/office/word/2010/wordml" xmlns:w15="http://schemas.microsoft.com/office/word/2012/wordml" xmlns:w16cex="http://schemas.microsoft.com/office/word/2018/wordml/cex" xmlns:w16cid="http://schemas.microsoft.com/office/word/2016/wordml/cid" xmlns:w16="http://schemas.microsoft.com/office/word/2018/wordml" xmlns:w16sdtdh="http://schemas.microsoft.com/office/word/2020/wordml/sdtdatahash" xmlns:w16se="http://schemas.microsoft.com/office/word/2015/wordml/symex" xmlns:wpg="http://schemas.microsoft.com/office/word/2010/wordprocessingGroup" xmlns:wpi="http://schemas.microsoft.com/office/word/2010/wordprocessingInk" xmlns:wne="http://schemas.microsoft.com/office/word/2006/wordml" xmlns:wps="http://schemas.microsoft.com/office/word/2010/wordprocessingShape" mc:Ignorable="w14 w15 w16se w16cid w16 w16cex w16sdtdh wp14">
   <w:abstractNum w:abstractNumId="0" w15:restartNumberingAfterBreak="0">
     <w:nsid w:val="F78804A0"/>
     <w:multiLevelType w:val="singleLevel"/>
@@ -5711,7 +5172,7 @@
     <w:lvl w:ilvl="0">
       <w:start w:val="1"/>
       <w:numFmt w:val="decimal"/>
-      <w:pStyle w:val="Heading1"/>
+      <w:pStyle w:val="1"/>
       <w:suff w:val="space"/>
       <w:lvlText w:val="%1"/>
       <w:lvlJc w:val="left"/>
@@ -5742,7 +5203,7 @@
     <w:lvl w:ilvl="1">
       <w:start w:val="1"/>
       <w:numFmt w:val="decimal"/>
-      <w:pStyle w:val="Heading2"/>
+      <w:pStyle w:val="2"/>
       <w:isLgl/>
       <w:suff w:val="space"/>
       <w:lvlText w:val="%1.%2"/>
@@ -5757,7 +5218,7 @@
     <w:lvl w:ilvl="2">
       <w:start w:val="1"/>
       <w:numFmt w:val="decimal"/>
-      <w:pStyle w:val="Heading3"/>
+      <w:pStyle w:val="3"/>
       <w:isLgl/>
       <w:suff w:val="space"/>
       <w:lvlText w:val="%1.%2.%3"/>
@@ -5772,7 +5233,7 @@
     <w:lvl w:ilvl="3">
       <w:start w:val="1"/>
       <w:numFmt w:val="decimal"/>
-      <w:pStyle w:val="Heading4"/>
+      <w:pStyle w:val="4"/>
       <w:isLgl/>
       <w:suff w:val="space"/>
       <w:lvlText w:val="%1.%2.%3.%4"/>
@@ -6042,7 +5503,7 @@
 </file>
 
 <file path=word/styles.xml><?xml version="1.0" encoding="utf-8"?>
-<w:styles xmlns:mc="http://schemas.openxmlformats.org/markup-compatibility/2006" xmlns:r="http://schemas.openxmlformats.org/officeDocument/2006/relationships" xmlns:w="http://schemas.openxmlformats.org/wordprocessingml/2006/main" xmlns:w14="http://schemas.microsoft.com/office/word/2010/wordml" xmlns:w15="http://schemas.microsoft.com/office/word/2012/wordml" xmlns:w16cex="http://schemas.microsoft.com/office/word/2018/wordml/cex" xmlns:w16cid="http://schemas.microsoft.com/office/word/2016/wordml/cid" xmlns:w16="http://schemas.microsoft.com/office/word/2018/wordml" xmlns:w16du="http://schemas.microsoft.com/office/word/2023/wordml/word16du" xmlns:w16sdtdh="http://schemas.microsoft.com/office/word/2020/wordml/sdtdatahash" xmlns:w16sdtfl="http://schemas.microsoft.com/office/word/2024/wordml/sdtformatlock" xmlns:w16se="http://schemas.microsoft.com/office/word/2015/wordml/symex" mc:Ignorable="w14 w15 w16se w16cid w16 w16cex w16sdtdh w16sdtfl w16du">
+<w:styles xmlns:mc="http://schemas.openxmlformats.org/markup-compatibility/2006" xmlns:r="http://schemas.openxmlformats.org/officeDocument/2006/relationships" xmlns:w="http://schemas.openxmlformats.org/wordprocessingml/2006/main" xmlns:w14="http://schemas.microsoft.com/office/word/2010/wordml" xmlns:w15="http://schemas.microsoft.com/office/word/2012/wordml" xmlns:w16cex="http://schemas.microsoft.com/office/word/2018/wordml/cex" xmlns:w16cid="http://schemas.microsoft.com/office/word/2016/wordml/cid" xmlns:w16="http://schemas.microsoft.com/office/word/2018/wordml" xmlns:w16sdtdh="http://schemas.microsoft.com/office/word/2020/wordml/sdtdatahash" xmlns:w16se="http://schemas.microsoft.com/office/word/2015/wordml/symex" mc:Ignorable="w14 w15 w16se w16cid w16 w16cex w16sdtdh">
   <w:docDefaults>
     <w:rPrDefault>
       <w:rPr>
@@ -6438,7 +5899,7 @@
     <w:lsdException w:name="Unresolved Mention" w:semiHidden="1" w:unhideWhenUsed="1"/>
     <w:lsdException w:name="Smart Link" w:semiHidden="1" w:unhideWhenUsed="1"/>
   </w:latentStyles>
-  <w:style w:type="paragraph" w:default="1" w:styleId="Normal">
+  <w:style w:type="paragraph" w:default="1" w:styleId="a">
     <w:name w:val="Normal"/>
     <w:qFormat/>
     <w:rsid w:val="00FA6049"/>
@@ -6446,12 +5907,12 @@
       <w:spacing w:line="252" w:lineRule="auto"/>
     </w:pPr>
   </w:style>
-  <w:style w:type="paragraph" w:styleId="Heading1">
+  <w:style w:type="paragraph" w:styleId="1">
     <w:name w:val="heading 1"/>
     <w:aliases w:val="2..4"/>
-    <w:basedOn w:val="Normal"/>
-    <w:next w:val="Normal"/>
-    <w:link w:val="Heading1Char"/>
+    <w:basedOn w:val="a"/>
+    <w:next w:val="a"/>
+    <w:link w:val="10"/>
     <w:uiPriority w:val="9"/>
     <w:qFormat/>
     <w:rsid w:val="00C14F3E"/>
@@ -6478,11 +5939,11 @@
       <w14:ligatures w14:val="none"/>
     </w:rPr>
   </w:style>
-  <w:style w:type="paragraph" w:styleId="Heading2">
+  <w:style w:type="paragraph" w:styleId="2">
     <w:name w:val="heading 2"/>
-    <w:basedOn w:val="Normal"/>
-    <w:next w:val="Normal"/>
-    <w:link w:val="Heading2Char"/>
+    <w:basedOn w:val="a"/>
+    <w:next w:val="a"/>
+    <w:link w:val="20"/>
     <w:uiPriority w:val="9"/>
     <w:unhideWhenUsed/>
     <w:qFormat/>
@@ -6509,11 +5970,11 @@
       <w14:ligatures w14:val="none"/>
     </w:rPr>
   </w:style>
-  <w:style w:type="paragraph" w:styleId="Heading3">
+  <w:style w:type="paragraph" w:styleId="3">
     <w:name w:val="heading 3"/>
-    <w:basedOn w:val="Normal"/>
-    <w:next w:val="Normal"/>
-    <w:link w:val="Heading3Char"/>
+    <w:basedOn w:val="a"/>
+    <w:next w:val="a"/>
+    <w:link w:val="30"/>
     <w:uiPriority w:val="9"/>
     <w:unhideWhenUsed/>
     <w:qFormat/>
@@ -6538,11 +5999,11 @@
       <w14:ligatures w14:val="none"/>
     </w:rPr>
   </w:style>
-  <w:style w:type="paragraph" w:styleId="Heading4">
+  <w:style w:type="paragraph" w:styleId="4">
     <w:name w:val="heading 4"/>
-    <w:basedOn w:val="Heading3"/>
-    <w:next w:val="Normal"/>
-    <w:link w:val="Heading4Char"/>
+    <w:basedOn w:val="3"/>
+    <w:next w:val="a"/>
+    <w:link w:val="40"/>
     <w:uiPriority w:val="9"/>
     <w:unhideWhenUsed/>
     <w:qFormat/>
@@ -6560,13 +6021,13 @@
       <w:lang w:val="en-US"/>
     </w:rPr>
   </w:style>
-  <w:style w:type="character" w:default="1" w:styleId="DefaultParagraphFont">
+  <w:style w:type="character" w:default="1" w:styleId="a0">
     <w:name w:val="Default Paragraph Font"/>
     <w:uiPriority w:val="1"/>
     <w:semiHidden/>
     <w:unhideWhenUsed/>
   </w:style>
-  <w:style w:type="table" w:default="1" w:styleId="TableNormal">
+  <w:style w:type="table" w:default="1" w:styleId="a1">
     <w:name w:val="Normal Table"/>
     <w:uiPriority w:val="99"/>
     <w:semiHidden/>
@@ -6581,15 +6042,15 @@
       </w:tblCellMar>
     </w:tblPr>
   </w:style>
-  <w:style w:type="numbering" w:default="1" w:styleId="NoList">
+  <w:style w:type="numbering" w:default="1" w:styleId="a2">
     <w:name w:val="No List"/>
     <w:uiPriority w:val="99"/>
     <w:semiHidden/>
     <w:unhideWhenUsed/>
   </w:style>
-  <w:style w:type="paragraph" w:styleId="ListParagraph">
+  <w:style w:type="paragraph" w:styleId="a3">
     <w:name w:val="List Paragraph"/>
-    <w:basedOn w:val="Normal"/>
+    <w:basedOn w:val="a"/>
     <w:uiPriority w:val="34"/>
     <w:qFormat/>
     <w:rsid w:val="006001AC"/>
@@ -6598,10 +6059,10 @@
       <w:contextualSpacing/>
     </w:pPr>
   </w:style>
-  <w:style w:type="paragraph" w:styleId="Header">
+  <w:style w:type="paragraph" w:styleId="a4">
     <w:name w:val="header"/>
-    <w:basedOn w:val="Normal"/>
-    <w:link w:val="HeaderChar"/>
+    <w:basedOn w:val="a"/>
+    <w:link w:val="a5"/>
     <w:rsid w:val="003D268A"/>
     <w:pPr>
       <w:tabs>
@@ -6619,10 +6080,10 @@
       <w14:ligatures w14:val="none"/>
     </w:rPr>
   </w:style>
-  <w:style w:type="character" w:customStyle="1" w:styleId="HeaderChar">
-    <w:name w:val="Header Char"/>
-    <w:basedOn w:val="DefaultParagraphFont"/>
-    <w:link w:val="Header"/>
+  <w:style w:type="character" w:customStyle="1" w:styleId="a5">
+    <w:name w:val="Верхний колонтитул Знак"/>
+    <w:basedOn w:val="a0"/>
+    <w:link w:val="a4"/>
     <w:rsid w:val="003D268A"/>
     <w:rPr>
       <w:rFonts w:eastAsiaTheme="minorEastAsia"/>
@@ -6633,10 +6094,10 @@
       <w14:ligatures w14:val="none"/>
     </w:rPr>
   </w:style>
-  <w:style w:type="paragraph" w:styleId="Footer">
+  <w:style w:type="paragraph" w:styleId="a6">
     <w:name w:val="footer"/>
-    <w:basedOn w:val="Normal"/>
-    <w:link w:val="FooterChar"/>
+    <w:basedOn w:val="a"/>
+    <w:link w:val="a7"/>
     <w:rsid w:val="003D268A"/>
     <w:pPr>
       <w:tabs>
@@ -6654,10 +6115,10 @@
       <w14:ligatures w14:val="none"/>
     </w:rPr>
   </w:style>
-  <w:style w:type="character" w:customStyle="1" w:styleId="FooterChar">
-    <w:name w:val="Footer Char"/>
-    <w:basedOn w:val="DefaultParagraphFont"/>
-    <w:link w:val="Footer"/>
+  <w:style w:type="character" w:customStyle="1" w:styleId="a7">
+    <w:name w:val="Нижний колонтитул Знак"/>
+    <w:basedOn w:val="a0"/>
+    <w:link w:val="a6"/>
     <w:rsid w:val="003D268A"/>
     <w:rPr>
       <w:rFonts w:eastAsiaTheme="minorEastAsia"/>
@@ -6668,9 +6129,9 @@
       <w14:ligatures w14:val="none"/>
     </w:rPr>
   </w:style>
-  <w:style w:type="table" w:styleId="TableGrid">
+  <w:style w:type="table" w:styleId="a8">
     <w:name w:val="Table Grid"/>
-    <w:basedOn w:val="TableNormal"/>
+    <w:basedOn w:val="a1"/>
     <w:rsid w:val="003D268A"/>
     <w:pPr>
       <w:widowControl w:val="0"/>
@@ -6696,10 +6157,10 @@
       </w:tblBorders>
     </w:tblPr>
   </w:style>
-  <w:style w:type="paragraph" w:styleId="HTMLPreformatted">
+  <w:style w:type="paragraph" w:styleId="HTML">
     <w:name w:val="HTML Preformatted"/>
-    <w:basedOn w:val="Normal"/>
-    <w:link w:val="HTMLPreformattedChar"/>
+    <w:basedOn w:val="a"/>
+    <w:link w:val="HTML0"/>
     <w:uiPriority w:val="99"/>
     <w:unhideWhenUsed/>
     <w:rsid w:val="007C1B5A"/>
@@ -6733,10 +6194,10 @@
       <w14:ligatures w14:val="none"/>
     </w:rPr>
   </w:style>
-  <w:style w:type="character" w:customStyle="1" w:styleId="HTMLPreformattedChar">
-    <w:name w:val="HTML Preformatted Char"/>
-    <w:basedOn w:val="DefaultParagraphFont"/>
-    <w:link w:val="HTMLPreformatted"/>
+  <w:style w:type="character" w:customStyle="1" w:styleId="HTML0">
+    <w:name w:val="Стандартный HTML Знак"/>
+    <w:basedOn w:val="a0"/>
+    <w:link w:val="HTML"/>
     <w:uiPriority w:val="99"/>
     <w:rsid w:val="007C1B5A"/>
     <w:rPr>
@@ -6748,11 +6209,11 @@
       <w14:ligatures w14:val="none"/>
     </w:rPr>
   </w:style>
-  <w:style w:type="character" w:customStyle="1" w:styleId="Heading1Char">
-    <w:name w:val="Heading 1 Char"/>
-    <w:aliases w:val="2..4 Char"/>
-    <w:basedOn w:val="DefaultParagraphFont"/>
-    <w:link w:val="Heading1"/>
+  <w:style w:type="character" w:customStyle="1" w:styleId="10">
+    <w:name w:val="Заголовок 1 Знак"/>
+    <w:aliases w:val="2..4 Знак"/>
+    <w:basedOn w:val="a0"/>
+    <w:link w:val="1"/>
     <w:uiPriority w:val="9"/>
     <w:rsid w:val="00C14F3E"/>
     <w:rPr>
@@ -6767,10 +6228,10 @@
       <w14:ligatures w14:val="none"/>
     </w:rPr>
   </w:style>
-  <w:style w:type="character" w:customStyle="1" w:styleId="Heading2Char">
-    <w:name w:val="Heading 2 Char"/>
-    <w:basedOn w:val="DefaultParagraphFont"/>
-    <w:link w:val="Heading2"/>
+  <w:style w:type="character" w:customStyle="1" w:styleId="20">
+    <w:name w:val="Заголовок 2 Знак"/>
+    <w:basedOn w:val="a0"/>
+    <w:link w:val="2"/>
     <w:uiPriority w:val="9"/>
     <w:rsid w:val="00C14F3E"/>
     <w:rPr>
@@ -6784,10 +6245,10 @@
       <w14:ligatures w14:val="none"/>
     </w:rPr>
   </w:style>
-  <w:style w:type="character" w:customStyle="1" w:styleId="Heading3Char">
-    <w:name w:val="Heading 3 Char"/>
-    <w:basedOn w:val="DefaultParagraphFont"/>
-    <w:link w:val="Heading3"/>
+  <w:style w:type="character" w:customStyle="1" w:styleId="30">
+    <w:name w:val="Заголовок 3 Знак"/>
+    <w:basedOn w:val="a0"/>
+    <w:link w:val="3"/>
     <w:uiPriority w:val="9"/>
     <w:rsid w:val="00C14F3E"/>
     <w:rPr>
@@ -6799,10 +6260,10 @@
       <w14:ligatures w14:val="none"/>
     </w:rPr>
   </w:style>
-  <w:style w:type="character" w:customStyle="1" w:styleId="Heading4Char">
-    <w:name w:val="Heading 4 Char"/>
-    <w:basedOn w:val="DefaultParagraphFont"/>
-    <w:link w:val="Heading4"/>
+  <w:style w:type="character" w:customStyle="1" w:styleId="40">
+    <w:name w:val="Заголовок 4 Знак"/>
+    <w:basedOn w:val="a0"/>
+    <w:link w:val="4"/>
     <w:uiPriority w:val="9"/>
     <w:rsid w:val="00C14F3E"/>
     <w:rPr>
@@ -6814,9 +6275,9 @@
       <w14:ligatures w14:val="none"/>
     </w:rPr>
   </w:style>
-  <w:style w:type="character" w:styleId="PlaceholderText">
+  <w:style w:type="character" w:styleId="a9">
     <w:name w:val="Placeholder Text"/>
-    <w:basedOn w:val="DefaultParagraphFont"/>
+    <w:basedOn w:val="a0"/>
     <w:uiPriority w:val="99"/>
     <w:semiHidden/>
     <w:rsid w:val="00164444"/>
@@ -6824,7 +6285,7 @@
       <w:color w:val="808080"/>
     </w:rPr>
   </w:style>
-  <w:style w:type="paragraph" w:styleId="NoSpacing">
+  <w:style w:type="paragraph" w:styleId="aa">
     <w:name w:val="No Spacing"/>
     <w:uiPriority w:val="1"/>
     <w:qFormat/>
@@ -6839,9 +6300,9 @@
       <w14:ligatures w14:val="none"/>
     </w:rPr>
   </w:style>
-  <w:style w:type="character" w:styleId="CommentReference">
+  <w:style w:type="character" w:styleId="ab">
     <w:name w:val="annotation reference"/>
-    <w:basedOn w:val="DefaultParagraphFont"/>
+    <w:basedOn w:val="a0"/>
     <w:uiPriority w:val="99"/>
     <w:semiHidden/>
     <w:unhideWhenUsed/>
@@ -6851,10 +6312,10 @@
       <w:szCs w:val="16"/>
     </w:rPr>
   </w:style>
-  <w:style w:type="paragraph" w:styleId="CommentText">
+  <w:style w:type="paragraph" w:styleId="ac">
     <w:name w:val="annotation text"/>
-    <w:basedOn w:val="Normal"/>
-    <w:link w:val="CommentTextChar"/>
+    <w:basedOn w:val="a"/>
+    <w:link w:val="ad"/>
     <w:uiPriority w:val="99"/>
     <w:semiHidden/>
     <w:unhideWhenUsed/>
@@ -6867,10 +6328,10 @@
       <w:szCs w:val="20"/>
     </w:rPr>
   </w:style>
-  <w:style w:type="character" w:customStyle="1" w:styleId="CommentTextChar">
-    <w:name w:val="Comment Text Char"/>
-    <w:basedOn w:val="DefaultParagraphFont"/>
-    <w:link w:val="CommentText"/>
+  <w:style w:type="character" w:customStyle="1" w:styleId="ad">
+    <w:name w:val="Текст примечания Знак"/>
+    <w:basedOn w:val="a0"/>
+    <w:link w:val="ac"/>
     <w:uiPriority w:val="99"/>
     <w:semiHidden/>
     <w:rsid w:val="00C66327"/>
@@ -6879,11 +6340,11 @@
       <w:szCs w:val="20"/>
     </w:rPr>
   </w:style>
-  <w:style w:type="paragraph" w:styleId="CommentSubject">
+  <w:style w:type="paragraph" w:styleId="ae">
     <w:name w:val="annotation subject"/>
-    <w:basedOn w:val="CommentText"/>
-    <w:next w:val="CommentText"/>
-    <w:link w:val="CommentSubjectChar"/>
+    <w:basedOn w:val="ac"/>
+    <w:next w:val="ac"/>
+    <w:link w:val="af"/>
     <w:uiPriority w:val="99"/>
     <w:semiHidden/>
     <w:unhideWhenUsed/>
@@ -6893,10 +6354,10 @@
       <w:bCs/>
     </w:rPr>
   </w:style>
-  <w:style w:type="character" w:customStyle="1" w:styleId="CommentSubjectChar">
-    <w:name w:val="Comment Subject Char"/>
-    <w:basedOn w:val="CommentTextChar"/>
-    <w:link w:val="CommentSubject"/>
+  <w:style w:type="character" w:customStyle="1" w:styleId="af">
+    <w:name w:val="Тема примечания Знак"/>
+    <w:basedOn w:val="ad"/>
+    <w:link w:val="ae"/>
     <w:uiPriority w:val="99"/>
     <w:semiHidden/>
     <w:rsid w:val="00C66327"/>

--- a/lab2/СПО_2_ОТЧЕТ.docx
+++ b/lab2/СПО_2_ОТЧЕТ.docx
@@ -8,7 +8,6 @@
           <w:rFonts w:ascii="Times New Roman" w:hAnsi="Times New Roman" w:cs="Times New Roman"/>
           <w:sz w:val="28"/>
           <w:szCs w:val="28"/>
-          <w:lang w:val="en-US"/>
         </w:rPr>
       </w:pPr>
     </w:p>
@@ -1312,7 +1311,7 @@
         </w:rPr>
       </w:pPr>
       <w:r>
-        <w:object w:dxaOrig="11566" w:dyaOrig="24384" w14:anchorId="25A9306E">
+        <w:object w:dxaOrig="13036" w:dyaOrig="24384" w14:anchorId="4C477363">
           <v:shapetype id="_x0000_t75" coordsize="21600,21600" o:spt="75" o:preferrelative="t" path="m@4@5l@4@11@9@11@9@5xe" filled="f" stroked="f">
             <v:stroke joinstyle="miter"/>
             <v:formulas>
@@ -1332,10 +1331,10 @@
             <v:path o:extrusionok="f" gradientshapeok="t" o:connecttype="rect"/>
             <o:lock v:ext="edit" aspectratio="t"/>
           </v:shapetype>
-          <v:shape id="_x0000_i1025" type="#_x0000_t75" style="width:345.6pt;height:730.2pt" o:ole="">
+          <v:shape id="_x0000_i1025" type="#_x0000_t75" style="width:390.6pt;height:730.2pt" o:ole="">
             <v:imagedata r:id="rId6" o:title=""/>
           </v:shape>
-          <o:OLEObject Type="Embed" ProgID="Visio.Drawing.15" ShapeID="_x0000_i1025" DrawAspect="Content" ObjectID="_1852393790" r:id="rId7"/>
+          <o:OLEObject Type="Embed" ProgID="Visio.Drawing.15" ShapeID="_x0000_i1025" DrawAspect="Content" ObjectID="_1852395273" r:id="rId7"/>
         </w:object>
       </w:r>
     </w:p>
@@ -3059,7 +3058,6 @@
               <w:bottom w:val="single" w:sz="4" w:space="0" w:color="auto"/>
               <w:right w:val="single" w:sz="4" w:space="0" w:color="auto"/>
             </w:tcBorders>
-            <w:shd w:val="clear" w:color="auto" w:fill="auto"/>
             <w:noWrap/>
             <w:vAlign w:val="bottom"/>
             <w:hideMark/>
@@ -3097,7 +3095,6 @@
               <w:bottom w:val="single" w:sz="4" w:space="0" w:color="auto"/>
               <w:right w:val="single" w:sz="4" w:space="0" w:color="auto"/>
             </w:tcBorders>
-            <w:shd w:val="clear" w:color="auto" w:fill="auto"/>
             <w:noWrap/>
             <w:vAlign w:val="bottom"/>
             <w:hideMark/>
@@ -3174,7 +3171,6 @@
               <w:bottom w:val="single" w:sz="4" w:space="0" w:color="auto"/>
               <w:right w:val="single" w:sz="4" w:space="0" w:color="auto"/>
             </w:tcBorders>
-            <w:shd w:val="clear" w:color="auto" w:fill="auto"/>
             <w:noWrap/>
             <w:vAlign w:val="bottom"/>
             <w:hideMark/>
@@ -3212,7 +3208,6 @@
               <w:bottom w:val="single" w:sz="4" w:space="0" w:color="auto"/>
               <w:right w:val="single" w:sz="4" w:space="0" w:color="auto"/>
             </w:tcBorders>
-            <w:shd w:val="clear" w:color="auto" w:fill="auto"/>
             <w:noWrap/>
             <w:vAlign w:val="bottom"/>
             <w:hideMark/>
@@ -3267,7 +3262,6 @@
               <w:bottom w:val="single" w:sz="4" w:space="0" w:color="auto"/>
               <w:right w:val="single" w:sz="4" w:space="0" w:color="auto"/>
             </w:tcBorders>
-            <w:shd w:val="clear" w:color="auto" w:fill="auto"/>
             <w:noWrap/>
             <w:vAlign w:val="bottom"/>
             <w:hideMark/>
@@ -3305,7 +3299,6 @@
               <w:bottom w:val="single" w:sz="4" w:space="0" w:color="auto"/>
               <w:right w:val="single" w:sz="4" w:space="0" w:color="auto"/>
             </w:tcBorders>
-            <w:shd w:val="clear" w:color="auto" w:fill="auto"/>
             <w:noWrap/>
             <w:vAlign w:val="bottom"/>
             <w:hideMark/>
@@ -3382,7 +3375,6 @@
               <w:bottom w:val="single" w:sz="4" w:space="0" w:color="auto"/>
               <w:right w:val="single" w:sz="4" w:space="0" w:color="auto"/>
             </w:tcBorders>
-            <w:shd w:val="clear" w:color="auto" w:fill="auto"/>
             <w:noWrap/>
             <w:vAlign w:val="bottom"/>
             <w:hideMark/>
@@ -3420,7 +3412,6 @@
               <w:bottom w:val="single" w:sz="4" w:space="0" w:color="auto"/>
               <w:right w:val="single" w:sz="4" w:space="0" w:color="auto"/>
             </w:tcBorders>
-            <w:shd w:val="clear" w:color="auto" w:fill="auto"/>
             <w:noWrap/>
             <w:vAlign w:val="bottom"/>
             <w:hideMark/>
@@ -3531,861 +3522,6 @@
                 <w:lang w:val="ru-BY" w:eastAsia="ru-BY"/>
                 <w14:ligatures w14:val="none"/>
               </w:rPr>
-              <w:t> </w:t>
-            </w:r>
-          </w:p>
-        </w:tc>
-        <w:tc>
-          <w:tcPr>
-            <w:tcW w:w="1660" w:type="dxa"/>
-            <w:tcBorders>
-              <w:top w:val="nil"/>
-              <w:left w:val="nil"/>
-              <w:bottom w:val="single" w:sz="4" w:space="0" w:color="auto"/>
-              <w:right w:val="single" w:sz="4" w:space="0" w:color="auto"/>
-            </w:tcBorders>
-            <w:shd w:val="clear" w:color="000000" w:fill="92D050"/>
-            <w:noWrap/>
-            <w:vAlign w:val="bottom"/>
-            <w:hideMark/>
-          </w:tcPr>
-          <w:p>
-            <w:pPr>
-              <w:spacing w:after="0" w:line="240" w:lineRule="auto"/>
-              <w:rPr>
-                <w:rFonts w:ascii="Calibri" w:eastAsia="Times New Roman" w:hAnsi="Calibri" w:cs="Calibri"/>
-                <w:color w:val="000000"/>
-                <w:kern w:val="0"/>
-                <w:lang w:val="ru-BY" w:eastAsia="ru-BY"/>
-                <w14:ligatures w14:val="none"/>
-              </w:rPr>
-            </w:pPr>
-            <w:r>
-              <w:rPr>
-                <w:rFonts w:ascii="Calibri" w:eastAsia="Times New Roman" w:hAnsi="Calibri" w:cs="Calibri"/>
-                <w:color w:val="000000"/>
-                <w:kern w:val="0"/>
-                <w:lang w:val="ru-BY" w:eastAsia="ru-BY"/>
-                <w14:ligatures w14:val="none"/>
-              </w:rPr>
-              <w:t> </w:t>
-            </w:r>
-          </w:p>
-        </w:tc>
-      </w:tr>
-      <w:tr>
-        <w:trPr>
-          <w:trHeight w:val="288"/>
-          <w:jc w:val="center"/>
-        </w:trPr>
-        <w:tc>
-          <w:tcPr>
-            <w:tcW w:w="2400" w:type="dxa"/>
-            <w:tcBorders>
-              <w:top w:val="nil"/>
-              <w:left w:val="single" w:sz="4" w:space="0" w:color="auto"/>
-              <w:bottom w:val="single" w:sz="4" w:space="0" w:color="auto"/>
-              <w:right w:val="single" w:sz="4" w:space="0" w:color="auto"/>
-            </w:tcBorders>
-            <w:shd w:val="clear" w:color="000000" w:fill="BDD7EE"/>
-            <w:noWrap/>
-            <w:vAlign w:val="bottom"/>
-            <w:hideMark/>
-          </w:tcPr>
-          <w:p>
-            <w:pPr>
-              <w:spacing w:after="0" w:line="240" w:lineRule="auto"/>
-              <w:rPr>
-                <w:rFonts w:ascii="Calibri" w:eastAsia="Times New Roman" w:hAnsi="Calibri" w:cs="Calibri"/>
-                <w:b/>
-                <w:bCs/>
-                <w:color w:val="000000"/>
-                <w:kern w:val="0"/>
-                <w:lang w:val="ru-BY" w:eastAsia="ru-BY"/>
-                <w14:ligatures w14:val="none"/>
-              </w:rPr>
-            </w:pPr>
-            <w:r>
-              <w:rPr>
-                <w:rFonts w:ascii="Calibri" w:eastAsia="Times New Roman" w:hAnsi="Calibri" w:cs="Calibri"/>
-                <w:b/>
-                <w:bCs/>
-                <w:color w:val="000000"/>
-                <w:kern w:val="0"/>
-                <w:lang w:val="ru-BY" w:eastAsia="ru-BY"/>
-                <w14:ligatures w14:val="none"/>
-              </w:rPr>
-              <w:t>Уровень вложенности</w:t>
-            </w:r>
-          </w:p>
-        </w:tc>
-        <w:tc>
-          <w:tcPr>
-            <w:tcW w:w="1660" w:type="dxa"/>
-            <w:tcBorders>
-              <w:top w:val="nil"/>
-              <w:left w:val="nil"/>
-              <w:bottom w:val="single" w:sz="4" w:space="0" w:color="auto"/>
-              <w:right w:val="single" w:sz="4" w:space="0" w:color="auto"/>
-            </w:tcBorders>
-            <w:shd w:val="clear" w:color="000000" w:fill="BDD7EE"/>
-            <w:noWrap/>
-            <w:vAlign w:val="bottom"/>
-            <w:hideMark/>
-          </w:tcPr>
-          <w:p>
-            <w:pPr>
-              <w:spacing w:after="0" w:line="240" w:lineRule="auto"/>
-              <w:rPr>
-                <w:rFonts w:ascii="Calibri" w:eastAsia="Times New Roman" w:hAnsi="Calibri" w:cs="Calibri"/>
-                <w:b/>
-                <w:bCs/>
-                <w:color w:val="000000"/>
-                <w:kern w:val="0"/>
-                <w:lang w:val="ru-BY" w:eastAsia="ru-BY"/>
-                <w14:ligatures w14:val="none"/>
-              </w:rPr>
-            </w:pPr>
-            <w:r>
-              <w:rPr>
-                <w:rFonts w:ascii="Calibri" w:eastAsia="Times New Roman" w:hAnsi="Calibri" w:cs="Calibri"/>
-                <w:b/>
-                <w:bCs/>
-                <w:color w:val="000000"/>
-                <w:kern w:val="0"/>
-                <w:lang w:val="ru-BY" w:eastAsia="ru-BY"/>
-                <w14:ligatures w14:val="none"/>
-              </w:rPr>
-              <w:t>Конструкция</w:t>
-            </w:r>
-          </w:p>
-        </w:tc>
-      </w:tr>
-      <w:tr>
-        <w:trPr>
-          <w:trHeight w:val="288"/>
-          <w:jc w:val="center"/>
-        </w:trPr>
-        <w:tc>
-          <w:tcPr>
-            <w:tcW w:w="2400" w:type="dxa"/>
-            <w:tcBorders>
-              <w:top w:val="nil"/>
-              <w:left w:val="single" w:sz="4" w:space="0" w:color="auto"/>
-              <w:bottom w:val="single" w:sz="4" w:space="0" w:color="auto"/>
-              <w:right w:val="single" w:sz="4" w:space="0" w:color="auto"/>
-            </w:tcBorders>
-            <w:shd w:val="clear" w:color="auto" w:fill="auto"/>
-            <w:noWrap/>
-            <w:vAlign w:val="bottom"/>
-            <w:hideMark/>
-          </w:tcPr>
-          <w:p>
-            <w:pPr>
-              <w:spacing w:after="0" w:line="240" w:lineRule="auto"/>
-              <w:jc w:val="right"/>
-              <w:rPr>
-                <w:rFonts w:ascii="Calibri" w:eastAsia="Times New Roman" w:hAnsi="Calibri" w:cs="Calibri"/>
-                <w:color w:val="000000"/>
-                <w:kern w:val="0"/>
-                <w:lang w:val="ru-BY" w:eastAsia="ru-BY"/>
-                <w14:ligatures w14:val="none"/>
-              </w:rPr>
-            </w:pPr>
-            <w:r>
-              <w:rPr>
-                <w:rFonts w:ascii="Calibri" w:eastAsia="Times New Roman" w:hAnsi="Calibri" w:cs="Calibri"/>
-                <w:color w:val="000000"/>
-                <w:kern w:val="0"/>
-                <w:lang w:val="ru-BY" w:eastAsia="ru-BY"/>
-                <w14:ligatures w14:val="none"/>
-              </w:rPr>
-              <w:t>0</w:t>
-            </w:r>
-          </w:p>
-        </w:tc>
-        <w:tc>
-          <w:tcPr>
-            <w:tcW w:w="1660" w:type="dxa"/>
-            <w:tcBorders>
-              <w:top w:val="nil"/>
-              <w:left w:val="nil"/>
-              <w:bottom w:val="single" w:sz="4" w:space="0" w:color="auto"/>
-              <w:right w:val="single" w:sz="4" w:space="0" w:color="auto"/>
-            </w:tcBorders>
-            <w:shd w:val="clear" w:color="auto" w:fill="auto"/>
-            <w:noWrap/>
-            <w:vAlign w:val="bottom"/>
-            <w:hideMark/>
-          </w:tcPr>
-          <w:p>
-            <w:pPr>
-              <w:spacing w:after="0" w:line="240" w:lineRule="auto"/>
-              <w:rPr>
-                <w:rFonts w:ascii="Calibri" w:eastAsia="Times New Roman" w:hAnsi="Calibri" w:cs="Calibri"/>
-                <w:color w:val="000000"/>
-                <w:kern w:val="0"/>
-                <w:lang w:val="ru-BY" w:eastAsia="ru-BY"/>
-                <w14:ligatures w14:val="none"/>
-              </w:rPr>
-            </w:pPr>
-            <w:proofErr w:type="spellStart"/>
-            <w:r>
-              <w:rPr>
-                <w:rFonts w:ascii="Calibri" w:eastAsia="Times New Roman" w:hAnsi="Calibri" w:cs="Calibri"/>
-                <w:color w:val="000000"/>
-                <w:kern w:val="0"/>
-                <w:lang w:val="ru-BY" w:eastAsia="ru-BY"/>
-                <w14:ligatures w14:val="none"/>
-              </w:rPr>
-              <w:t>for</w:t>
-            </w:r>
-            <w:proofErr w:type="spellEnd"/>
-            <w:r>
-              <w:rPr>
-                <w:rFonts w:ascii="Calibri" w:eastAsia="Times New Roman" w:hAnsi="Calibri" w:cs="Calibri"/>
-                <w:color w:val="000000"/>
-                <w:kern w:val="0"/>
-                <w:lang w:val="ru-BY" w:eastAsia="ru-BY"/>
-                <w14:ligatures w14:val="none"/>
-              </w:rPr>
-              <w:t xml:space="preserve"> i </w:t>
-            </w:r>
-            <w:proofErr w:type="spellStart"/>
-            <w:r>
-              <w:rPr>
-                <w:rFonts w:ascii="Calibri" w:eastAsia="Times New Roman" w:hAnsi="Calibri" w:cs="Calibri"/>
-                <w:color w:val="000000"/>
-                <w:kern w:val="0"/>
-                <w:lang w:val="ru-BY" w:eastAsia="ru-BY"/>
-                <w14:ligatures w14:val="none"/>
-              </w:rPr>
-              <w:t>in</w:t>
-            </w:r>
-            <w:proofErr w:type="spellEnd"/>
-            <w:r>
-              <w:rPr>
-                <w:rFonts w:ascii="Calibri" w:eastAsia="Times New Roman" w:hAnsi="Calibri" w:cs="Calibri"/>
-                <w:color w:val="000000"/>
-                <w:kern w:val="0"/>
-                <w:lang w:val="ru-BY" w:eastAsia="ru-BY"/>
-                <w14:ligatures w14:val="none"/>
-              </w:rPr>
-              <w:t xml:space="preserve"> 0..10 {}</w:t>
-            </w:r>
-          </w:p>
-        </w:tc>
-      </w:tr>
-      <w:tr>
-        <w:trPr>
-          <w:trHeight w:val="288"/>
-          <w:jc w:val="center"/>
-        </w:trPr>
-        <w:tc>
-          <w:tcPr>
-            <w:tcW w:w="2400" w:type="dxa"/>
-            <w:tcBorders>
-              <w:top w:val="nil"/>
-              <w:left w:val="single" w:sz="4" w:space="0" w:color="auto"/>
-              <w:bottom w:val="single" w:sz="4" w:space="0" w:color="auto"/>
-              <w:right w:val="single" w:sz="4" w:space="0" w:color="auto"/>
-            </w:tcBorders>
-            <w:shd w:val="clear" w:color="auto" w:fill="auto"/>
-            <w:noWrap/>
-            <w:vAlign w:val="bottom"/>
-            <w:hideMark/>
-          </w:tcPr>
-          <w:p>
-            <w:pPr>
-              <w:spacing w:after="0" w:line="240" w:lineRule="auto"/>
-              <w:jc w:val="right"/>
-              <w:rPr>
-                <w:rFonts w:ascii="Calibri" w:eastAsia="Times New Roman" w:hAnsi="Calibri" w:cs="Calibri"/>
-                <w:color w:val="000000"/>
-                <w:kern w:val="0"/>
-                <w:lang w:val="ru-BY" w:eastAsia="ru-BY"/>
-                <w14:ligatures w14:val="none"/>
-              </w:rPr>
-            </w:pPr>
-            <w:r>
-              <w:rPr>
-                <w:rFonts w:ascii="Calibri" w:eastAsia="Times New Roman" w:hAnsi="Calibri" w:cs="Calibri"/>
-                <w:color w:val="000000"/>
-                <w:kern w:val="0"/>
-                <w:lang w:val="ru-BY" w:eastAsia="ru-BY"/>
-                <w14:ligatures w14:val="none"/>
-              </w:rPr>
-              <w:t>1</w:t>
-            </w:r>
-          </w:p>
-        </w:tc>
-        <w:tc>
-          <w:tcPr>
-            <w:tcW w:w="1660" w:type="dxa"/>
-            <w:tcBorders>
-              <w:top w:val="nil"/>
-              <w:left w:val="nil"/>
-              <w:bottom w:val="single" w:sz="4" w:space="0" w:color="auto"/>
-              <w:right w:val="single" w:sz="4" w:space="0" w:color="auto"/>
-            </w:tcBorders>
-            <w:shd w:val="clear" w:color="auto" w:fill="auto"/>
-            <w:noWrap/>
-            <w:vAlign w:val="bottom"/>
-            <w:hideMark/>
-          </w:tcPr>
-          <w:p>
-            <w:pPr>
-              <w:spacing w:after="0" w:line="240" w:lineRule="auto"/>
-              <w:rPr>
-                <w:rFonts w:ascii="Calibri" w:eastAsia="Times New Roman" w:hAnsi="Calibri" w:cs="Calibri"/>
-                <w:color w:val="000000"/>
-                <w:kern w:val="0"/>
-                <w:lang w:val="ru-BY" w:eastAsia="ru-BY"/>
-                <w14:ligatures w14:val="none"/>
-              </w:rPr>
-            </w:pPr>
-            <w:proofErr w:type="spellStart"/>
-            <w:r>
-              <w:rPr>
-                <w:rFonts w:ascii="Calibri" w:eastAsia="Times New Roman" w:hAnsi="Calibri" w:cs="Calibri"/>
-                <w:color w:val="000000"/>
-                <w:kern w:val="0"/>
-                <w:lang w:val="ru-BY" w:eastAsia="ru-BY"/>
-                <w14:ligatures w14:val="none"/>
-              </w:rPr>
-              <w:t>match</w:t>
-            </w:r>
-            <w:proofErr w:type="spellEnd"/>
-            <w:r>
-              <w:rPr>
-                <w:rFonts w:ascii="Calibri" w:eastAsia="Times New Roman" w:hAnsi="Calibri" w:cs="Calibri"/>
-                <w:color w:val="000000"/>
-                <w:kern w:val="0"/>
-                <w:lang w:val="ru-BY" w:eastAsia="ru-BY"/>
-                <w14:ligatures w14:val="none"/>
-              </w:rPr>
-              <w:t>(4 -2 = 2)</w:t>
-            </w:r>
-          </w:p>
-        </w:tc>
-      </w:tr>
-      <w:tr>
-        <w:trPr>
-          <w:trHeight w:val="288"/>
-          <w:jc w:val="center"/>
-        </w:trPr>
-        <w:tc>
-          <w:tcPr>
-            <w:tcW w:w="2400" w:type="dxa"/>
-            <w:tcBorders>
-              <w:top w:val="nil"/>
-              <w:left w:val="single" w:sz="4" w:space="0" w:color="auto"/>
-              <w:bottom w:val="single" w:sz="4" w:space="0" w:color="auto"/>
-              <w:right w:val="single" w:sz="4" w:space="0" w:color="auto"/>
-            </w:tcBorders>
-            <w:shd w:val="clear" w:color="auto" w:fill="auto"/>
-            <w:noWrap/>
-            <w:vAlign w:val="bottom"/>
-            <w:hideMark/>
-          </w:tcPr>
-          <w:p>
-            <w:pPr>
-              <w:spacing w:after="0" w:line="240" w:lineRule="auto"/>
-              <w:jc w:val="right"/>
-              <w:rPr>
-                <w:rFonts w:ascii="Calibri" w:eastAsia="Times New Roman" w:hAnsi="Calibri" w:cs="Calibri"/>
-                <w:color w:val="000000"/>
-                <w:kern w:val="0"/>
-                <w:lang w:val="ru-BY" w:eastAsia="ru-BY"/>
-                <w14:ligatures w14:val="none"/>
-              </w:rPr>
-            </w:pPr>
-            <w:r>
-              <w:rPr>
-                <w:rFonts w:ascii="Calibri" w:eastAsia="Times New Roman" w:hAnsi="Calibri" w:cs="Calibri"/>
-                <w:color w:val="000000"/>
-                <w:kern w:val="0"/>
-                <w:lang w:val="ru-BY" w:eastAsia="ru-BY"/>
-                <w14:ligatures w14:val="none"/>
-              </w:rPr>
-              <w:t>2</w:t>
-            </w:r>
-          </w:p>
-        </w:tc>
-        <w:tc>
-          <w:tcPr>
-            <w:tcW w:w="1660" w:type="dxa"/>
-            <w:tcBorders>
-              <w:top w:val="nil"/>
-              <w:left w:val="nil"/>
-              <w:bottom w:val="single" w:sz="4" w:space="0" w:color="auto"/>
-              <w:right w:val="single" w:sz="4" w:space="0" w:color="auto"/>
-            </w:tcBorders>
-            <w:shd w:val="clear" w:color="auto" w:fill="auto"/>
-            <w:noWrap/>
-            <w:vAlign w:val="bottom"/>
-            <w:hideMark/>
-          </w:tcPr>
-          <w:p>
-            <w:pPr>
-              <w:spacing w:after="0" w:line="240" w:lineRule="auto"/>
-              <w:rPr>
-                <w:rFonts w:ascii="Calibri" w:eastAsia="Times New Roman" w:hAnsi="Calibri" w:cs="Calibri"/>
-                <w:color w:val="000000"/>
-                <w:kern w:val="0"/>
-                <w:lang w:val="ru-BY" w:eastAsia="ru-BY"/>
-                <w14:ligatures w14:val="none"/>
-              </w:rPr>
-            </w:pPr>
-            <w:proofErr w:type="spellStart"/>
-            <w:r>
-              <w:rPr>
-                <w:rFonts w:ascii="Calibri" w:eastAsia="Times New Roman" w:hAnsi="Calibri" w:cs="Calibri"/>
-                <w:color w:val="000000"/>
-                <w:kern w:val="0"/>
-                <w:lang w:val="ru-BY" w:eastAsia="ru-BY"/>
-                <w14:ligatures w14:val="none"/>
-              </w:rPr>
-              <w:t>match</w:t>
-            </w:r>
-            <w:proofErr w:type="spellEnd"/>
-            <w:r>
-              <w:rPr>
-                <w:rFonts w:ascii="Calibri" w:eastAsia="Times New Roman" w:hAnsi="Calibri" w:cs="Calibri"/>
-                <w:color w:val="000000"/>
-                <w:kern w:val="0"/>
-                <w:lang w:val="ru-BY" w:eastAsia="ru-BY"/>
-                <w14:ligatures w14:val="none"/>
-              </w:rPr>
-              <w:t>(4 -2 = 2)</w:t>
-            </w:r>
-          </w:p>
-        </w:tc>
-      </w:tr>
-      <w:tr>
-        <w:trPr>
-          <w:trHeight w:val="288"/>
-          <w:jc w:val="center"/>
-        </w:trPr>
-        <w:tc>
-          <w:tcPr>
-            <w:tcW w:w="2400" w:type="dxa"/>
-            <w:tcBorders>
-              <w:top w:val="nil"/>
-              <w:left w:val="single" w:sz="4" w:space="0" w:color="auto"/>
-              <w:bottom w:val="single" w:sz="4" w:space="0" w:color="auto"/>
-              <w:right w:val="single" w:sz="4" w:space="0" w:color="auto"/>
-            </w:tcBorders>
-            <w:shd w:val="clear" w:color="000000" w:fill="92D050"/>
-            <w:noWrap/>
-            <w:vAlign w:val="bottom"/>
-            <w:hideMark/>
-          </w:tcPr>
-          <w:p>
-            <w:pPr>
-              <w:spacing w:after="0" w:line="240" w:lineRule="auto"/>
-              <w:rPr>
-                <w:rFonts w:ascii="Calibri" w:eastAsia="Times New Roman" w:hAnsi="Calibri" w:cs="Calibri"/>
-                <w:color w:val="000000"/>
-                <w:kern w:val="0"/>
-                <w:lang w:val="ru-BY" w:eastAsia="ru-BY"/>
-                <w14:ligatures w14:val="none"/>
-              </w:rPr>
-            </w:pPr>
-            <w:r>
-              <w:rPr>
-                <w:rFonts w:ascii="Calibri" w:eastAsia="Times New Roman" w:hAnsi="Calibri" w:cs="Calibri"/>
-                <w:color w:val="000000"/>
-                <w:kern w:val="0"/>
-                <w:lang w:val="ru-BY" w:eastAsia="ru-BY"/>
-                <w14:ligatures w14:val="none"/>
-              </w:rPr>
-              <w:t> </w:t>
-            </w:r>
-          </w:p>
-        </w:tc>
-        <w:tc>
-          <w:tcPr>
-            <w:tcW w:w="1660" w:type="dxa"/>
-            <w:tcBorders>
-              <w:top w:val="nil"/>
-              <w:left w:val="nil"/>
-              <w:bottom w:val="single" w:sz="4" w:space="0" w:color="auto"/>
-              <w:right w:val="single" w:sz="4" w:space="0" w:color="auto"/>
-            </w:tcBorders>
-            <w:shd w:val="clear" w:color="000000" w:fill="92D050"/>
-            <w:noWrap/>
-            <w:vAlign w:val="bottom"/>
-            <w:hideMark/>
-          </w:tcPr>
-          <w:p>
-            <w:pPr>
-              <w:spacing w:after="0" w:line="240" w:lineRule="auto"/>
-              <w:rPr>
-                <w:rFonts w:ascii="Calibri" w:eastAsia="Times New Roman" w:hAnsi="Calibri" w:cs="Calibri"/>
-                <w:color w:val="000000"/>
-                <w:kern w:val="0"/>
-                <w:lang w:val="ru-BY" w:eastAsia="ru-BY"/>
-                <w14:ligatures w14:val="none"/>
-              </w:rPr>
-            </w:pPr>
-            <w:r>
-              <w:rPr>
-                <w:rFonts w:ascii="Calibri" w:eastAsia="Times New Roman" w:hAnsi="Calibri" w:cs="Calibri"/>
-                <w:color w:val="000000"/>
-                <w:kern w:val="0"/>
-                <w:lang w:val="ru-BY" w:eastAsia="ru-BY"/>
-                <w14:ligatures w14:val="none"/>
-              </w:rPr>
-              <w:t> </w:t>
-            </w:r>
-          </w:p>
-        </w:tc>
-      </w:tr>
-      <w:tr>
-        <w:trPr>
-          <w:trHeight w:val="288"/>
-          <w:jc w:val="center"/>
-        </w:trPr>
-        <w:tc>
-          <w:tcPr>
-            <w:tcW w:w="2400" w:type="dxa"/>
-            <w:tcBorders>
-              <w:top w:val="nil"/>
-              <w:left w:val="single" w:sz="4" w:space="0" w:color="auto"/>
-              <w:bottom w:val="single" w:sz="4" w:space="0" w:color="auto"/>
-              <w:right w:val="single" w:sz="4" w:space="0" w:color="auto"/>
-            </w:tcBorders>
-            <w:shd w:val="clear" w:color="000000" w:fill="BDD7EE"/>
-            <w:noWrap/>
-            <w:vAlign w:val="bottom"/>
-            <w:hideMark/>
-          </w:tcPr>
-          <w:p>
-            <w:pPr>
-              <w:spacing w:after="0" w:line="240" w:lineRule="auto"/>
-              <w:rPr>
-                <w:rFonts w:ascii="Calibri" w:eastAsia="Times New Roman" w:hAnsi="Calibri" w:cs="Calibri"/>
-                <w:b/>
-                <w:bCs/>
-                <w:color w:val="000000"/>
-                <w:kern w:val="0"/>
-                <w:lang w:val="ru-BY" w:eastAsia="ru-BY"/>
-                <w14:ligatures w14:val="none"/>
-              </w:rPr>
-            </w:pPr>
-            <w:r>
-              <w:rPr>
-                <w:rFonts w:ascii="Calibri" w:eastAsia="Times New Roman" w:hAnsi="Calibri" w:cs="Calibri"/>
-                <w:b/>
-                <w:bCs/>
-                <w:color w:val="000000"/>
-                <w:kern w:val="0"/>
-                <w:lang w:val="ru-BY" w:eastAsia="ru-BY"/>
-                <w14:ligatures w14:val="none"/>
-              </w:rPr>
-              <w:t>Уровень вложенности</w:t>
-            </w:r>
-          </w:p>
-        </w:tc>
-        <w:tc>
-          <w:tcPr>
-            <w:tcW w:w="1660" w:type="dxa"/>
-            <w:tcBorders>
-              <w:top w:val="nil"/>
-              <w:left w:val="nil"/>
-              <w:bottom w:val="single" w:sz="4" w:space="0" w:color="auto"/>
-              <w:right w:val="single" w:sz="4" w:space="0" w:color="auto"/>
-            </w:tcBorders>
-            <w:shd w:val="clear" w:color="000000" w:fill="BDD7EE"/>
-            <w:noWrap/>
-            <w:vAlign w:val="bottom"/>
-            <w:hideMark/>
-          </w:tcPr>
-          <w:p>
-            <w:pPr>
-              <w:spacing w:after="0" w:line="240" w:lineRule="auto"/>
-              <w:rPr>
-                <w:rFonts w:ascii="Calibri" w:eastAsia="Times New Roman" w:hAnsi="Calibri" w:cs="Calibri"/>
-                <w:b/>
-                <w:bCs/>
-                <w:color w:val="000000"/>
-                <w:kern w:val="0"/>
-                <w:lang w:val="ru-BY" w:eastAsia="ru-BY"/>
-                <w14:ligatures w14:val="none"/>
-              </w:rPr>
-            </w:pPr>
-            <w:r>
-              <w:rPr>
-                <w:rFonts w:ascii="Calibri" w:eastAsia="Times New Roman" w:hAnsi="Calibri" w:cs="Calibri"/>
-                <w:b/>
-                <w:bCs/>
-                <w:color w:val="000000"/>
-                <w:kern w:val="0"/>
-                <w:lang w:val="ru-BY" w:eastAsia="ru-BY"/>
-                <w14:ligatures w14:val="none"/>
-              </w:rPr>
-              <w:t>Конструкция</w:t>
-            </w:r>
-          </w:p>
-        </w:tc>
-      </w:tr>
-      <w:tr>
-        <w:trPr>
-          <w:trHeight w:val="288"/>
-          <w:jc w:val="center"/>
-        </w:trPr>
-        <w:tc>
-          <w:tcPr>
-            <w:tcW w:w="2400" w:type="dxa"/>
-            <w:tcBorders>
-              <w:top w:val="nil"/>
-              <w:left w:val="single" w:sz="4" w:space="0" w:color="auto"/>
-              <w:bottom w:val="single" w:sz="4" w:space="0" w:color="auto"/>
-              <w:right w:val="single" w:sz="4" w:space="0" w:color="auto"/>
-            </w:tcBorders>
-            <w:shd w:val="clear" w:color="auto" w:fill="auto"/>
-            <w:noWrap/>
-            <w:vAlign w:val="bottom"/>
-            <w:hideMark/>
-          </w:tcPr>
-          <w:p>
-            <w:pPr>
-              <w:spacing w:after="0" w:line="240" w:lineRule="auto"/>
-              <w:jc w:val="right"/>
-              <w:rPr>
-                <w:rFonts w:ascii="Calibri" w:eastAsia="Times New Roman" w:hAnsi="Calibri" w:cs="Calibri"/>
-                <w:color w:val="000000"/>
-                <w:kern w:val="0"/>
-                <w:lang w:val="ru-BY" w:eastAsia="ru-BY"/>
-                <w14:ligatures w14:val="none"/>
-              </w:rPr>
-            </w:pPr>
-            <w:r>
-              <w:rPr>
-                <w:rFonts w:ascii="Calibri" w:eastAsia="Times New Roman" w:hAnsi="Calibri" w:cs="Calibri"/>
-                <w:color w:val="000000"/>
-                <w:kern w:val="0"/>
-                <w:lang w:val="ru-BY" w:eastAsia="ru-BY"/>
-                <w14:ligatures w14:val="none"/>
-              </w:rPr>
-              <w:t>0</w:t>
-            </w:r>
-          </w:p>
-        </w:tc>
-        <w:tc>
-          <w:tcPr>
-            <w:tcW w:w="1660" w:type="dxa"/>
-            <w:tcBorders>
-              <w:top w:val="nil"/>
-              <w:left w:val="nil"/>
-              <w:bottom w:val="single" w:sz="4" w:space="0" w:color="auto"/>
-              <w:right w:val="single" w:sz="4" w:space="0" w:color="auto"/>
-            </w:tcBorders>
-            <w:shd w:val="clear" w:color="auto" w:fill="auto"/>
-            <w:noWrap/>
-            <w:vAlign w:val="bottom"/>
-            <w:hideMark/>
-          </w:tcPr>
-          <w:p>
-            <w:pPr>
-              <w:spacing w:after="0" w:line="240" w:lineRule="auto"/>
-              <w:rPr>
-                <w:rFonts w:ascii="Calibri" w:eastAsia="Times New Roman" w:hAnsi="Calibri" w:cs="Calibri"/>
-                <w:color w:val="000000"/>
-                <w:kern w:val="0"/>
-                <w:lang w:val="ru-BY" w:eastAsia="ru-BY"/>
-                <w14:ligatures w14:val="none"/>
-              </w:rPr>
-            </w:pPr>
-            <w:proofErr w:type="spellStart"/>
-            <w:r>
-              <w:rPr>
-                <w:rFonts w:ascii="Calibri" w:eastAsia="Times New Roman" w:hAnsi="Calibri" w:cs="Calibri"/>
-                <w:color w:val="000000"/>
-                <w:kern w:val="0"/>
-                <w:lang w:val="ru-BY" w:eastAsia="ru-BY"/>
-                <w14:ligatures w14:val="none"/>
-              </w:rPr>
-              <w:t>loop</w:t>
-            </w:r>
-            <w:proofErr w:type="spellEnd"/>
-            <w:r>
-              <w:rPr>
-                <w:rFonts w:ascii="Calibri" w:eastAsia="Times New Roman" w:hAnsi="Calibri" w:cs="Calibri"/>
-                <w:color w:val="000000"/>
-                <w:kern w:val="0"/>
-                <w:lang w:val="ru-BY" w:eastAsia="ru-BY"/>
-                <w14:ligatures w14:val="none"/>
-              </w:rPr>
-              <w:t xml:space="preserve"> {}</w:t>
-            </w:r>
-          </w:p>
-        </w:tc>
-      </w:tr>
-      <w:tr>
-        <w:trPr>
-          <w:trHeight w:val="288"/>
-          <w:jc w:val="center"/>
-        </w:trPr>
-        <w:tc>
-          <w:tcPr>
-            <w:tcW w:w="2400" w:type="dxa"/>
-            <w:tcBorders>
-              <w:top w:val="nil"/>
-              <w:left w:val="single" w:sz="4" w:space="0" w:color="auto"/>
-              <w:bottom w:val="single" w:sz="4" w:space="0" w:color="auto"/>
-              <w:right w:val="single" w:sz="4" w:space="0" w:color="auto"/>
-            </w:tcBorders>
-            <w:shd w:val="clear" w:color="auto" w:fill="auto"/>
-            <w:noWrap/>
-            <w:vAlign w:val="bottom"/>
-            <w:hideMark/>
-          </w:tcPr>
-          <w:p>
-            <w:pPr>
-              <w:spacing w:after="0" w:line="240" w:lineRule="auto"/>
-              <w:jc w:val="right"/>
-              <w:rPr>
-                <w:rFonts w:ascii="Calibri" w:eastAsia="Times New Roman" w:hAnsi="Calibri" w:cs="Calibri"/>
-                <w:color w:val="000000"/>
-                <w:kern w:val="0"/>
-                <w:lang w:val="ru-BY" w:eastAsia="ru-BY"/>
-                <w14:ligatures w14:val="none"/>
-              </w:rPr>
-            </w:pPr>
-            <w:r>
-              <w:rPr>
-                <w:rFonts w:ascii="Calibri" w:eastAsia="Times New Roman" w:hAnsi="Calibri" w:cs="Calibri"/>
-                <w:color w:val="000000"/>
-                <w:kern w:val="0"/>
-                <w:lang w:val="ru-BY" w:eastAsia="ru-BY"/>
-                <w14:ligatures w14:val="none"/>
-              </w:rPr>
-              <w:t>1</w:t>
-            </w:r>
-          </w:p>
-        </w:tc>
-        <w:tc>
-          <w:tcPr>
-            <w:tcW w:w="1660" w:type="dxa"/>
-            <w:tcBorders>
-              <w:top w:val="nil"/>
-              <w:left w:val="nil"/>
-              <w:bottom w:val="single" w:sz="4" w:space="0" w:color="auto"/>
-              <w:right w:val="single" w:sz="4" w:space="0" w:color="auto"/>
-            </w:tcBorders>
-            <w:shd w:val="clear" w:color="auto" w:fill="auto"/>
-            <w:noWrap/>
-            <w:vAlign w:val="bottom"/>
-            <w:hideMark/>
-          </w:tcPr>
-          <w:p>
-            <w:pPr>
-              <w:spacing w:after="0" w:line="240" w:lineRule="auto"/>
-              <w:rPr>
-                <w:rFonts w:ascii="Calibri" w:eastAsia="Times New Roman" w:hAnsi="Calibri" w:cs="Calibri"/>
-                <w:color w:val="000000"/>
-                <w:kern w:val="0"/>
-                <w:lang w:val="ru-BY" w:eastAsia="ru-BY"/>
-                <w14:ligatures w14:val="none"/>
-              </w:rPr>
-            </w:pPr>
-            <w:r>
-              <w:rPr>
-                <w:rFonts w:ascii="Calibri" w:eastAsia="Times New Roman" w:hAnsi="Calibri" w:cs="Calibri"/>
-                <w:color w:val="000000"/>
-                <w:kern w:val="0"/>
-                <w:lang w:val="ru-BY" w:eastAsia="ru-BY"/>
-                <w14:ligatures w14:val="none"/>
-              </w:rPr>
-              <w:t xml:space="preserve"> </w:t>
-            </w:r>
-            <w:proofErr w:type="spellStart"/>
-            <w:r>
-              <w:rPr>
-                <w:rFonts w:ascii="Calibri" w:eastAsia="Times New Roman" w:hAnsi="Calibri" w:cs="Calibri"/>
-                <w:color w:val="000000"/>
-                <w:kern w:val="0"/>
-                <w:lang w:val="ru-BY" w:eastAsia="ru-BY"/>
-                <w14:ligatures w14:val="none"/>
-              </w:rPr>
-              <w:t>if</w:t>
-            </w:r>
-            <w:proofErr w:type="spellEnd"/>
-            <w:r>
-              <w:rPr>
-                <w:rFonts w:ascii="Calibri" w:eastAsia="Times New Roman" w:hAnsi="Calibri" w:cs="Calibri"/>
-                <w:color w:val="000000"/>
-                <w:kern w:val="0"/>
-                <w:lang w:val="ru-BY" w:eastAsia="ru-BY"/>
-                <w14:ligatures w14:val="none"/>
-              </w:rPr>
-              <w:t xml:space="preserve"> </w:t>
-            </w:r>
-            <w:proofErr w:type="spellStart"/>
-            <w:r>
-              <w:rPr>
-                <w:rFonts w:ascii="Calibri" w:eastAsia="Times New Roman" w:hAnsi="Calibri" w:cs="Calibri"/>
-                <w:color w:val="000000"/>
-                <w:kern w:val="0"/>
-                <w:lang w:val="ru-BY" w:eastAsia="ru-BY"/>
-                <w14:ligatures w14:val="none"/>
-              </w:rPr>
-              <w:t>total</w:t>
-            </w:r>
-            <w:proofErr w:type="spellEnd"/>
-            <w:r>
-              <w:rPr>
-                <w:rFonts w:ascii="Calibri" w:eastAsia="Times New Roman" w:hAnsi="Calibri" w:cs="Calibri"/>
-                <w:color w:val="000000"/>
-                <w:kern w:val="0"/>
-                <w:lang w:val="ru-BY" w:eastAsia="ru-BY"/>
-                <w14:ligatures w14:val="none"/>
-              </w:rPr>
-              <w:t xml:space="preserve"> &gt; 25</w:t>
-            </w:r>
-          </w:p>
-        </w:tc>
-      </w:tr>
-      <w:tr>
-        <w:trPr>
-          <w:trHeight w:val="288"/>
-          <w:jc w:val="center"/>
-        </w:trPr>
-        <w:tc>
-          <w:tcPr>
-            <w:tcW w:w="2400" w:type="dxa"/>
-            <w:tcBorders>
-              <w:top w:val="nil"/>
-              <w:left w:val="single" w:sz="4" w:space="0" w:color="auto"/>
-              <w:bottom w:val="single" w:sz="4" w:space="0" w:color="auto"/>
-              <w:right w:val="single" w:sz="4" w:space="0" w:color="auto"/>
-            </w:tcBorders>
-            <w:shd w:val="clear" w:color="000000" w:fill="92D050"/>
-            <w:noWrap/>
-            <w:vAlign w:val="bottom"/>
-            <w:hideMark/>
-          </w:tcPr>
-          <w:p>
-            <w:pPr>
-              <w:spacing w:after="0" w:line="240" w:lineRule="auto"/>
-              <w:rPr>
-                <w:rFonts w:ascii="Calibri" w:eastAsia="Times New Roman" w:hAnsi="Calibri" w:cs="Calibri"/>
-                <w:color w:val="000000"/>
-                <w:kern w:val="0"/>
-                <w:lang w:val="ru-BY" w:eastAsia="ru-BY"/>
-                <w14:ligatures w14:val="none"/>
-              </w:rPr>
-            </w:pPr>
-            <w:r>
-              <w:rPr>
-                <w:rFonts w:ascii="Calibri" w:eastAsia="Times New Roman" w:hAnsi="Calibri" w:cs="Calibri"/>
-                <w:color w:val="000000"/>
-                <w:kern w:val="0"/>
-                <w:lang w:val="ru-BY" w:eastAsia="ru-BY"/>
-                <w14:ligatures w14:val="none"/>
-              </w:rPr>
               <w:t>Макс. уровень (CLI)</w:t>
             </w:r>
           </w:p>
@@ -4433,7 +3569,6 @@
     <w:p>
       <w:pPr>
         <w:pStyle w:val="aa"/>
-        <w:ind w:left="720"/>
         <w:rPr>
           <w:rFonts w:eastAsia="Times New Roman"/>
           <w:b/>
@@ -4446,7 +3581,138 @@
     <w:p>
       <w:pPr>
         <w:pStyle w:val="aa"/>
-        <w:ind w:left="720"/>
+        <w:rPr>
+          <w:rFonts w:eastAsia="Times New Roman"/>
+          <w:b/>
+          <w:bCs/>
+          <w:szCs w:val="28"/>
+          <w:lang w:val="en-US" w:eastAsia="ru-RU"/>
+        </w:rPr>
+      </w:pPr>
+    </w:p>
+    <w:p>
+      <w:pPr>
+        <w:pStyle w:val="aa"/>
+        <w:rPr>
+          <w:rFonts w:eastAsia="Times New Roman"/>
+          <w:b/>
+          <w:bCs/>
+          <w:szCs w:val="28"/>
+          <w:lang w:val="en-US" w:eastAsia="ru-RU"/>
+        </w:rPr>
+      </w:pPr>
+    </w:p>
+    <w:p>
+      <w:pPr>
+        <w:pStyle w:val="aa"/>
+        <w:rPr>
+          <w:rFonts w:eastAsia="Times New Roman"/>
+          <w:b/>
+          <w:bCs/>
+          <w:szCs w:val="28"/>
+          <w:lang w:val="en-US" w:eastAsia="ru-RU"/>
+        </w:rPr>
+      </w:pPr>
+    </w:p>
+    <w:p>
+      <w:pPr>
+        <w:pStyle w:val="aa"/>
+        <w:rPr>
+          <w:rFonts w:eastAsia="Times New Roman"/>
+          <w:b/>
+          <w:bCs/>
+          <w:szCs w:val="28"/>
+          <w:lang w:val="en-US" w:eastAsia="ru-RU"/>
+        </w:rPr>
+      </w:pPr>
+    </w:p>
+    <w:p>
+      <w:pPr>
+        <w:pStyle w:val="aa"/>
+        <w:rPr>
+          <w:rFonts w:eastAsia="Times New Roman"/>
+          <w:b/>
+          <w:bCs/>
+          <w:szCs w:val="28"/>
+          <w:lang w:val="en-US" w:eastAsia="ru-RU"/>
+        </w:rPr>
+      </w:pPr>
+    </w:p>
+    <w:p>
+      <w:pPr>
+        <w:pStyle w:val="aa"/>
+        <w:rPr>
+          <w:rFonts w:eastAsia="Times New Roman"/>
+          <w:b/>
+          <w:bCs/>
+          <w:szCs w:val="28"/>
+          <w:lang w:val="en-US" w:eastAsia="ru-RU"/>
+        </w:rPr>
+      </w:pPr>
+    </w:p>
+    <w:p>
+      <w:pPr>
+        <w:pStyle w:val="aa"/>
+        <w:rPr>
+          <w:rFonts w:eastAsia="Times New Roman"/>
+          <w:b/>
+          <w:bCs/>
+          <w:szCs w:val="28"/>
+          <w:lang w:val="en-US" w:eastAsia="ru-RU"/>
+        </w:rPr>
+      </w:pPr>
+    </w:p>
+    <w:p>
+      <w:pPr>
+        <w:pStyle w:val="aa"/>
+        <w:rPr>
+          <w:rFonts w:eastAsia="Times New Roman"/>
+          <w:b/>
+          <w:bCs/>
+          <w:szCs w:val="28"/>
+          <w:lang w:val="en-US" w:eastAsia="ru-RU"/>
+        </w:rPr>
+      </w:pPr>
+    </w:p>
+    <w:p>
+      <w:pPr>
+        <w:pStyle w:val="aa"/>
+        <w:rPr>
+          <w:rFonts w:eastAsia="Times New Roman"/>
+          <w:b/>
+          <w:bCs/>
+          <w:szCs w:val="28"/>
+          <w:lang w:val="en-US" w:eastAsia="ru-RU"/>
+        </w:rPr>
+      </w:pPr>
+    </w:p>
+    <w:p>
+      <w:pPr>
+        <w:pStyle w:val="aa"/>
+        <w:rPr>
+          <w:rFonts w:eastAsia="Times New Roman"/>
+          <w:b/>
+          <w:bCs/>
+          <w:szCs w:val="28"/>
+          <w:lang w:val="en-US" w:eastAsia="ru-RU"/>
+        </w:rPr>
+      </w:pPr>
+    </w:p>
+    <w:p>
+      <w:pPr>
+        <w:pStyle w:val="aa"/>
+        <w:rPr>
+          <w:rFonts w:eastAsia="Times New Roman"/>
+          <w:b/>
+          <w:bCs/>
+          <w:szCs w:val="28"/>
+          <w:lang w:val="en-US" w:eastAsia="ru-RU"/>
+        </w:rPr>
+      </w:pPr>
+    </w:p>
+    <w:p>
+      <w:pPr>
+        <w:pStyle w:val="aa"/>
         <w:rPr>
           <w:rFonts w:eastAsia="Times New Roman"/>
           <w:b/>
@@ -4492,6 +3758,7 @@
           <w:szCs w:val="28"/>
           <w:lang w:eastAsia="ru-RU"/>
         </w:rPr>
+        <w:lastRenderedPageBreak/>
         <w:t>Скриншот работы программы</w:t>
       </w:r>
       <w:r>
@@ -4527,19 +3794,6 @@
           <w:b/>
           <w:bCs/>
           <w:szCs w:val="28"/>
-          <w:lang w:eastAsia="ru-RU"/>
-        </w:rPr>
-      </w:pPr>
-    </w:p>
-    <w:p>
-      <w:pPr>
-        <w:pStyle w:val="aa"/>
-        <w:ind w:left="720"/>
-        <w:rPr>
-          <w:rFonts w:eastAsia="Times New Roman"/>
-          <w:b/>
-          <w:bCs/>
-          <w:szCs w:val="28"/>
           <w:lang w:val="en-US" w:eastAsia="ru-RU"/>
         </w:rPr>
       </w:pPr>
@@ -4547,11 +3801,10 @@
         <w:rPr>
           <w:noProof/>
         </w:rPr>
-        <w:lastRenderedPageBreak/>
         <w:drawing>
-          <wp:inline distT="0" distB="0" distL="0" distR="0" wp14:anchorId="5D952E84" wp14:editId="4E320B5F">
-            <wp:extent cx="5456539" cy="3444240"/>
-            <wp:effectExtent l="0" t="0" r="0" b="3810"/>
+          <wp:inline distT="0" distB="0" distL="0" distR="0" wp14:anchorId="54F72761" wp14:editId="2C5CA84A">
+            <wp:extent cx="5215100" cy="3291840"/>
+            <wp:effectExtent l="0" t="0" r="5080" b="3810"/>
             <wp:docPr id="1" name="Рисунок 1"/>
             <wp:cNvGraphicFramePr>
               <a:graphicFrameLocks xmlns:a="http://schemas.openxmlformats.org/drawingml/2006/main" noChangeAspect="1"/>
@@ -4572,7 +3825,7 @@
                   <pic:spPr>
                     <a:xfrm>
                       <a:off x="0" y="0"/>
-                      <a:ext cx="5459422" cy="3446060"/>
+                      <a:ext cx="5217935" cy="3293630"/>
                     </a:xfrm>
                     <a:prstGeom prst="rect">
                       <a:avLst/>
